--- a/setup-guide/setup-guide.docx
+++ b/setup-guide/setup-guide.docx
@@ -70,7 +70,7 @@
         <w:pStyle w:val="CoverMeta"/>
       </w:pPr>
       <w:r>
-        <w:t xml:space="preserve">v3.3.0</w:t>
+        <w:t xml:space="preserve">v3.3.2</w:t>
       </w:r>
     </w:p>
     <w:p>
@@ -10809,7 +10809,22 @@
         </w:numPr>
       </w:pPr>
       <w:r>
-        <w:t xml:space="preserve">Clone the repository:</w:t>
+        <w:t xml:space="preserve">Run the one-liner install (clones the repo to</w:t>
+      </w:r>
+      <w:r>
+        <w:t xml:space="preserve"> </w:t>
+      </w:r>
+      <w:r>
+        <w:rPr>
+          <w:rStyle w:val="VerbatimChar"/>
+        </w:rPr>
+        <w:t xml:space="preserve">/home/huawei-doc-templates</w:t>
+      </w:r>
+      <w:r>
+        <w:t xml:space="preserve"> </w:t>
+      </w:r>
+      <w:r>
+        <w:t xml:space="preserve">and installs everything):</w:t>
       </w:r>
     </w:p>
     <w:p>
@@ -10837,68 +10852,45 @@
       </w:r>
       <w:r>
         <w:rPr>
+          <w:rStyle w:val="ExtensionTok"/>
+        </w:rPr>
+        <w:t xml:space="preserve">curl</w:t>
+      </w:r>
+      <w:r>
+        <w:rPr>
+          <w:rStyle w:val="NormalTok"/>
+        </w:rPr>
+        <w:t xml:space="preserve"> </w:t>
+      </w:r>
+      <w:r>
+        <w:rPr>
+          <w:rStyle w:val="AttributeTok"/>
+        </w:rPr>
+        <w:t xml:space="preserve">-fsSL</w:t>
+      </w:r>
+      <w:r>
+        <w:rPr>
+          <w:rStyle w:val="NormalTok"/>
+        </w:rPr>
+        <w:t xml:space="preserve"> https://raw.githubusercontent.com/wallacelw/huawei-doc-templates/main/install.sh </w:t>
+      </w:r>
+      <w:r>
+        <w:rPr>
+          <w:rStyle w:val="KeywordTok"/>
+        </w:rPr>
+        <w:t xml:space="preserve">|</w:t>
+      </w:r>
+      <w:r>
+        <w:rPr>
+          <w:rStyle w:val="NormalTok"/>
+        </w:rPr>
+        <w:t xml:space="preserve"> </w:t>
+      </w:r>
+      <w:r>
+        <w:rPr>
           <w:rStyle w:val="FunctionTok"/>
         </w:rPr>
-        <w:t xml:space="preserve">git</w:t>
-      </w:r>
-      <w:r>
-        <w:rPr>
-          <w:rStyle w:val="NormalTok"/>
-        </w:rPr>
-        <w:t xml:space="preserve"> clone https://github.com/wallacelw/huawei-doc-templates.git</w:t>
-      </w:r>
-      <w:r>
-        <w:br/>
-      </w:r>
-      <w:r>
-        <w:rPr>
-          <w:rStyle w:val="BuiltInTok"/>
-        </w:rPr>
-        <w:t xml:space="preserve">cd</w:t>
-      </w:r>
-      <w:r>
-        <w:rPr>
-          <w:rStyle w:val="NormalTok"/>
-        </w:rPr>
-        <w:t xml:space="preserve"> huawei-doc-templates</w:t>
-      </w:r>
-    </w:p>
-    <w:p>
-      <w:pPr>
-        <w:numPr>
-          <w:ilvl w:val="0"/>
-          <w:numId w:val="1024"/>
-        </w:numPr>
-      </w:pPr>
-      <w:r>
-        <w:t xml:space="preserve">Run the setup script (installs XeLaTeX, latexmk, fonts, the coding</w:t>
-      </w:r>
-      <w:r>
-        <w:t xml:space="preserve"> </w:t>
-      </w:r>
-      <w:r>
-        <w:t xml:space="preserve">agent skill, and configures VS Code LaTeX Workshop at the user</w:t>
-      </w:r>
-      <w:r>
-        <w:t xml:space="preserve"> </w:t>
-      </w:r>
-      <w:r>
-        <w:t xml:space="preserve">level):</w:t>
-      </w:r>
-    </w:p>
-    <w:p>
-      <w:pPr>
-        <w:numPr>
-          <w:ilvl w:val="0"/>
-          <w:numId w:val="1000"/>
-        </w:numPr>
-        <w:pStyle w:val="SourceCode"/>
-      </w:pPr>
-      <w:r>
-        <w:rPr>
-          <w:rStyle w:val="ExtensionTok"/>
-        </w:rPr>
-        <w:t xml:space="preserve">./install.sh</w:t>
+        <w:t xml:space="preserve">bash</w:t>
       </w:r>
     </w:p>
     <w:tbl>
@@ -10907,7 +10899,7 @@
         <w:tblLayout w:type="fixed"/>
         <w:tblBorders>
           <w:top w:val="none" w:sz="0" w:space="0" w:color="auto"/>
-          <w:left w:val="single" w:sz="24" w:space="0" w:color="F57C00"/>
+          <w:left w:val="single" w:sz="24" w:space="0" w:color="1565C0"/>
           <w:bottom w:val="none" w:sz="0" w:space="0" w:color="auto"/>
           <w:right w:val="none" w:sz="0" w:space="0" w:color="auto"/>
         </w:tblBorders>
@@ -10922,18 +10914,18 @@
         <w:tc>
           <w:tcPr>
             <w:tcW w:w="9638" w:type="dxa"/>
-            <w:shd w:val="clear" w:color="auto" w:fill="FFF8E1"/>
+            <w:shd w:val="clear" w:color="auto" w:fill="E3F2FD"/>
           </w:tcPr>
           <w:p>
             <w:r>
               <w:rPr>
                 <w:rFonts w:ascii="HarmonyOS Sans" w:hAnsi="HarmonyOS Sans"/>
                 <w:b/>
-                <w:color w:val="C7000B"/>
+                <w:color w:val="1565C0"/>
                 <w:sz w:val="21"/>
                 <w:szCs w:val="21"/>
               </w:rPr>
-              <w:t>Important</w:t>
+              <w:t>Info</w:t>
             </w:r>
           </w:p>
           <w:p>
@@ -10944,46 +10936,40 @@
               </w:numPr>
             </w:pPr>
             <w:r>
-              <w:t xml:space="preserve">The script runs</w:t>
+              <w:t xml:space="preserve">The script installs XeLaTeX, latexmk, fonts (HarmonyOS Sans + Cascadia Code),</w:t>
             </w:r>
             <w:r>
               <w:t xml:space="preserve"> </w:t>
             </w:r>
             <w:r>
+              <w:t xml:space="preserve">the opencode skills, and configures VS Code LaTeX Workshop. It is idempotent</w:t>
+            </w:r>
+            <w:r>
+              <w:t xml:space="preserve"> </w:t>
+            </w:r>
+            <w:r>
+              <w:t xml:space="preserve">— safe to re-run. It runs</w:t>
+            </w:r>
+            <w:r>
+              <w:t xml:space="preserve"> </w:t>
+            </w:r>
+            <w:r>
               <w:rPr>
                 <w:rStyle w:val="VerbatimChar"/>
               </w:rPr>
-              <w:t xml:space="preserve">sudo apt-get install</w:t>
+              <w:t xml:space="preserve">apt-get install</w:t>
             </w:r>
             <w:r>
               <w:t xml:space="preserve"> </w:t>
             </w:r>
             <w:r>
-              <w:t xml:space="preserve">for TeX Live packages. If you</w:t>
+              <w:t xml:space="preserve">for TeX Live packages;</w:t>
             </w:r>
             <w:r>
               <w:t xml:space="preserve"> </w:t>
             </w:r>
             <w:r>
-              <w:t xml:space="preserve">do not have sudo access, ask your administrator to install the packages</w:t>
-            </w:r>
-            <w:r>
-              <w:t xml:space="preserve"> </w:t>
-            </w:r>
-            <w:r>
-              <w:t xml:space="preserve">listed in</w:t>
-            </w:r>
-            <w:r>
-              <w:t xml:space="preserve"> </w:t>
-            </w:r>
-            <w:r>
-              <w:rPr>
-                <w:rStyle w:val="VerbatimChar"/>
-              </w:rPr>
-              <w:t xml:space="preserve">install.sh</w:t>
-            </w:r>
-            <w:r>
-              <w:t xml:space="preserve">.</w:t>
+              <w:t xml:space="preserve">if you do not have sudo access, ask your administrator to install them.</w:t>
             </w:r>
           </w:p>
         </w:tc>
@@ -14506,6 +14492,81 @@
         </w:pBdr>
         <w:spacing w:after="120"/>
       </w:pPr>
+    </w:p>
+    <w:p>
+      <w:pPr>
+        <w:tabs>
+          <w:tab w:val="right" w:pos="9638"/>
+        </w:tabs>
+      </w:pPr>
+      <w:r>
+        <w:rPr>
+          <w:b/>
+        </w:rPr>
+        <w:t xml:space="preserve">3.3.2</w:t>
+      </w:r>
+      <w:r>
+        <w:tab/>
+      </w:r>
+      <w:r>
+        <w:rPr>
+          <w:i/>
+        </w:rPr>
+        <w:t xml:space="preserve">2026-09-11</w:t>
+      </w:r>
+    </w:p>
+    <w:p>
+      <w:pPr>
+        <w:pStyle w:val="BodyText"/>
+      </w:pPr>
+      <w:r>
+        <w:t xml:space="preserve">Replaced manual</w:t>
+      </w:r>
+      <w:r>
+        <w:t xml:space="preserve"> </w:t>
+      </w:r>
+      <w:r>
+        <w:rPr>
+          <w:rStyle w:val="VerbatimChar"/>
+        </w:rPr>
+        <w:t xml:space="preserve">git clone</w:t>
+      </w:r>
+      <w:r>
+        <w:t xml:space="preserve"> </w:t>
+      </w:r>
+      <w:r>
+        <w:t xml:space="preserve">+</w:t>
+      </w:r>
+      <w:r>
+        <w:t xml:space="preserve"> </w:t>
+      </w:r>
+      <w:r>
+        <w:rPr>
+          <w:rStyle w:val="VerbatimChar"/>
+        </w:rPr>
+        <w:t xml:space="preserve">./install.sh</w:t>
+      </w:r>
+      <w:r>
+        <w:t xml:space="preserve"> </w:t>
+      </w:r>
+      <w:r>
+        <w:t xml:space="preserve">steps in Chapter 6 with one-liner</w:t>
+      </w:r>
+      <w:r>
+        <w:t xml:space="preserve"> </w:t>
+      </w:r>
+      <w:r>
+        <w:rPr>
+          <w:rStyle w:val="VerbatimChar"/>
+        </w:rPr>
+        <w:t xml:space="preserve">curl | bash</w:t>
+      </w:r>
+      <w:r>
+        <w:t xml:space="preserve"> </w:t>
+      </w:r>
+      <w:r>
+        <w:t xml:space="preserve">command.</w:t>
+      </w:r>
     </w:p>
     <w:p>
       <w:pPr>

--- a/setup-guide/setup-guide.docx
+++ b/setup-guide/setup-guide.docx
@@ -70,7 +70,7 @@
         <w:pStyle w:val="CoverMeta"/>
       </w:pPr>
       <w:r>
-        <w:t xml:space="preserve">v3.3.2</w:t>
+        <w:t xml:space="preserve">v3.4.0</w:t>
       </w:r>
     </w:p>
     <w:p>
@@ -10942,34 +10942,121 @@
               <w:t xml:space="preserve"> </w:t>
             </w:r>
             <w:r>
-              <w:t xml:space="preserve">the opencode skills, and configures VS Code LaTeX Workshop. It is idempotent</w:t>
+              <w:t xml:space="preserve">the opencode skills, and configures VS Code LaTeX Workshop. When run</w:t>
             </w:r>
             <w:r>
               <w:t xml:space="preserve"> </w:t>
             </w:r>
             <w:r>
-              <w:t xml:space="preserve">— safe to re-run. It runs</w:t>
+              <w:t xml:space="preserve">interactively (</w:t>
+            </w:r>
+            <w:r>
+              <w:rPr>
+                <w:rStyle w:val="VerbatimChar"/>
+              </w:rPr>
+              <w:t xml:space="preserve">./install.sh</w:t>
+            </w:r>
+            <w:r>
+              <w:t xml:space="preserve">), it prompts for optional components</w:t>
             </w:r>
             <w:r>
               <w:t xml:space="preserve"> </w:t>
             </w:r>
             <w:r>
+              <w:t xml:space="preserve">(skills and VS Code — both default to yes). When run via one-liner, all</w:t>
+            </w:r>
+            <w:r>
+              <w:t xml:space="preserve"> </w:t>
+            </w:r>
+            <w:r>
+              <w:t xml:space="preserve">components are installed automatically. It is idempotent — safe to re-run.</w:t>
+            </w:r>
+          </w:p>
+        </w:tc>
+      </w:tr>
+    </w:tbl>
+    <w:p>
+      <w:pPr>
+        <w:spacing w:before="120" w:after="0"/>
+      </w:pPr>
+    </w:p>
+    <w:tbl>
+      <w:tblPr>
+        <w:tblW w:w="9638" w:type="dxa"/>
+        <w:tblLayout w:type="fixed"/>
+        <w:tblBorders>
+          <w:top w:val="none" w:sz="0" w:space="0" w:color="auto"/>
+          <w:left w:val="single" w:sz="24" w:space="0" w:color="1565C0"/>
+          <w:bottom w:val="none" w:sz="0" w:space="0" w:color="auto"/>
+          <w:right w:val="none" w:sz="0" w:space="0" w:color="auto"/>
+        </w:tblBorders>
+        <w:tblCellMar>
+          <w:top w:w="120" w:type="dxa"/>
+          <w:left w:w="160" w:type="dxa"/>
+          <w:bottom w:w="120" w:type="dxa"/>
+          <w:right w:w="160" w:type="dxa"/>
+        </w:tblCellMar>
+      </w:tblPr>
+      <w:tr>
+        <w:tc>
+          <w:tcPr>
+            <w:tcW w:w="9638" w:type="dxa"/>
+            <w:shd w:val="clear" w:color="auto" w:fill="E3F2FD"/>
+          </w:tcPr>
+          <w:p>
+            <w:r>
+              <w:rPr>
+                <w:rFonts w:ascii="HarmonyOS Sans" w:hAnsi="HarmonyOS Sans"/>
+                <w:b/>
+                <w:color w:val="1565C0"/>
+                <w:sz w:val="21"/>
+                <w:szCs w:val="21"/>
+              </w:rPr>
+              <w:t>Info</w:t>
+            </w:r>
+          </w:p>
+          <w:p>
+            <w:pPr>
+              <w:numPr>
+                <w:ilvl w:val="0"/>
+                <w:numId w:val="1000"/>
+              </w:numPr>
+            </w:pPr>
+            <w:r>
+              <w:t xml:space="preserve">If an existing installation is detected, the one-liner prompts to update:</w:t>
+            </w:r>
+            <w:r>
+              <w:t xml:space="preserve"> </w:t>
+            </w:r>
+            <w:r>
               <w:rPr>
                 <w:rStyle w:val="VerbatimChar"/>
               </w:rPr>
-              <w:t xml:space="preserve">apt-get install</w:t>
+              <w:t xml:space="preserve">Update v3.3.6 → v3.3.7? [Y/n]</w:t>
+            </w:r>
+            <w:r>
+              <w:t xml:space="preserve">. It pulls the latest version and</w:t>
             </w:r>
             <w:r>
               <w:t xml:space="preserve"> </w:t>
             </w:r>
             <w:r>
-              <w:t xml:space="preserve">for TeX Live packages;</w:t>
+              <w:t xml:space="preserve">re-runs the installer. No need to</w:t>
             </w:r>
             <w:r>
               <w:t xml:space="preserve"> </w:t>
             </w:r>
             <w:r>
-              <w:t xml:space="preserve">if you do not have sudo access, ask your administrator to install them.</w:t>
+              <w:rPr>
+                <w:rStyle w:val="VerbatimChar"/>
+              </w:rPr>
+              <w:t xml:space="preserve">git pull</w:t>
+            </w:r>
+            <w:r>
+              <w:t xml:space="preserve"> </w:t>
+            </w:r>
+            <w:r>
+              <w:t xml:space="preserve">manually.</w:t>
             </w:r>
           </w:p>
         </w:tc>
@@ -12905,7 +12992,13 @@
         </w:numPr>
       </w:pPr>
       <w:r>
-        <w:t xml:space="preserve">Pull the latest changes and re-run the installer (idempotent):</w:t>
+        <w:t xml:space="preserve">Re-run the one-liner — it detects the existing installation and</w:t>
+      </w:r>
+      <w:r>
+        <w:t xml:space="preserve"> </w:t>
+      </w:r>
+      <w:r>
+        <w:t xml:space="preserve">prompts to update:</w:t>
       </w:r>
     </w:p>
     <w:p>
@@ -12918,51 +13011,45 @@
       </w:pPr>
       <w:r>
         <w:rPr>
-          <w:rStyle w:val="BuiltInTok"/>
-        </w:rPr>
-        <w:t xml:space="preserve">cd</w:t>
+          <w:rStyle w:val="ExtensionTok"/>
+        </w:rPr>
+        <w:t xml:space="preserve">curl</w:t>
       </w:r>
       <w:r>
         <w:rPr>
           <w:rStyle w:val="NormalTok"/>
         </w:rPr>
-        <w:t xml:space="preserve"> /home/huawei-doc-templates</w:t>
-      </w:r>
-      <w:r>
-        <w:br/>
+        <w:t xml:space="preserve"> </w:t>
+      </w:r>
+      <w:r>
+        <w:rPr>
+          <w:rStyle w:val="AttributeTok"/>
+        </w:rPr>
+        <w:t xml:space="preserve">-fsSL</w:t>
+      </w:r>
+      <w:r>
+        <w:rPr>
+          <w:rStyle w:val="NormalTok"/>
+        </w:rPr>
+        <w:t xml:space="preserve"> https://raw.githubusercontent.com/wallacelw/huawei-doc-templates/main/install.sh </w:t>
+      </w:r>
+      <w:r>
+        <w:rPr>
+          <w:rStyle w:val="KeywordTok"/>
+        </w:rPr>
+        <w:t xml:space="preserve">|</w:t>
+      </w:r>
+      <w:r>
+        <w:rPr>
+          <w:rStyle w:val="NormalTok"/>
+        </w:rPr>
+        <w:t xml:space="preserve"> </w:t>
       </w:r>
       <w:r>
         <w:rPr>
           <w:rStyle w:val="FunctionTok"/>
         </w:rPr>
-        <w:t xml:space="preserve">git</w:t>
-      </w:r>
-      <w:r>
-        <w:rPr>
-          <w:rStyle w:val="NormalTok"/>
-        </w:rPr>
-        <w:t xml:space="preserve"> pull</w:t>
-      </w:r>
-      <w:r>
-        <w:br/>
-      </w:r>
-      <w:r>
-        <w:rPr>
-          <w:rStyle w:val="ExtensionTok"/>
-        </w:rPr>
-        <w:t xml:space="preserve">./install.sh</w:t>
-      </w:r>
-      <w:r>
-        <w:rPr>
-          <w:rStyle w:val="NormalTok"/>
-        </w:rPr>
-        <w:t xml:space="preserve"> </w:t>
-      </w:r>
-      <w:r>
-        <w:rPr>
-          <w:rStyle w:val="AttributeTok"/>
-        </w:rPr>
-        <w:t xml:space="preserve">--yes</w:t>
+        <w:t xml:space="preserve">bash</w:t>
       </w:r>
     </w:p>
     <w:p>
@@ -12973,7 +13060,22 @@
         </w:numPr>
       </w:pPr>
       <w:r>
-        <w:t xml:space="preserve">The installer skips components that are already up to date. New</w:t>
+        <w:t xml:space="preserve">The script pulls the latest version, shows the version change</w:t>
+      </w:r>
+      <w:r>
+        <w:t xml:space="preserve"> </w:t>
+      </w:r>
+      <w:r>
+        <w:t xml:space="preserve">(</w:t>
+      </w:r>
+      <w:r>
+        <w:rPr>
+          <w:rStyle w:val="VerbatimChar"/>
+        </w:rPr>
+        <w:t xml:space="preserve">v3.3.6 → v3.3.7</w:t>
+      </w:r>
+      <w:r>
+        <w:t xml:space="preserve">), and re-runs the installer. New</w:t>
       </w:r>
       <w:r>
         <w:t xml:space="preserve"> </w:t>
@@ -13233,7 +13335,7 @@
         </w:numPr>
       </w:pPr>
       <w:r>
-        <w:t xml:space="preserve">Run the uninstall script:</w:t>
+        <w:t xml:space="preserve">Run the uninstall script (interactive menu with 5 options):</w:t>
       </w:r>
     </w:p>
     <w:p>
@@ -13265,30 +13367,6 @@
         </w:rPr>
         <w:t xml:space="preserve">./uninstall.sh</w:t>
       </w:r>
-      <w:r>
-        <w:rPr>
-          <w:rStyle w:val="NormalTok"/>
-        </w:rPr>
-        <w:t xml:space="preserve"> </w:t>
-      </w:r>
-      <w:r>
-        <w:rPr>
-          <w:rStyle w:val="AttributeTok"/>
-        </w:rPr>
-        <w:t xml:space="preserve">--all</w:t>
-      </w:r>
-      <w:r>
-        <w:rPr>
-          <w:rStyle w:val="NormalTok"/>
-        </w:rPr>
-        <w:t xml:space="preserve"> </w:t>
-      </w:r>
-      <w:r>
-        <w:rPr>
-          <w:rStyle w:val="AttributeTok"/>
-        </w:rPr>
-        <w:t xml:space="preserve">--yes</w:t>
-      </w:r>
     </w:p>
     <w:p>
       <w:pPr>
@@ -13298,49 +13376,124 @@
         </w:numPr>
       </w:pPr>
       <w:r>
-        <w:t xml:space="preserve">This removes: opencode skills,</w:t>
-      </w:r>
-      <w:r>
-        <w:t xml:space="preserve"> </w:t>
-      </w:r>
-      <w:r>
-        <w:rPr>
-          <w:rStyle w:val="VerbatimChar"/>
-        </w:rPr>
-        <w:t xml:space="preserve">.sty</w:t>
-      </w:r>
-      <w:r>
-        <w:t xml:space="preserve"> </w:t>
-      </w:r>
-      <w:r>
-        <w:t xml:space="preserve">modules from TDS,</w:t>
-      </w:r>
-      <w:r>
-        <w:t xml:space="preserve"> </w:t>
-      </w:r>
-      <w:r>
-        <w:t xml:space="preserve">HarmonyOS Sans font,</w:t>
-      </w:r>
-      <w:r>
-        <w:t xml:space="preserve"> </w:t>
-      </w:r>
-      <w:r>
-        <w:rPr>
-          <w:rStyle w:val="VerbatimChar"/>
-        </w:rPr>
-        <w:t xml:space="preserve">/etc/LatexMk</w:t>
-      </w:r>
-      <w:r>
-        <w:t xml:space="preserve"> </w:t>
-      </w:r>
-      <w:r>
-        <w:t xml:space="preserve">fix, and VS Code</w:t>
-      </w:r>
-      <w:r>
-        <w:t xml:space="preserve"> </w:t>
-      </w:r>
-      <w:r>
-        <w:t xml:space="preserve">settings + extensions.</w:t>
+        <w:t xml:space="preserve">Or use the one-liner:</w:t>
+      </w:r>
+    </w:p>
+    <w:p>
+      <w:pPr>
+        <w:numPr>
+          <w:ilvl w:val="0"/>
+          <w:numId w:val="1000"/>
+        </w:numPr>
+        <w:pStyle w:val="SourceCode"/>
+      </w:pPr>
+      <w:r>
+        <w:rPr>
+          <w:rStyle w:val="ExtensionTok"/>
+        </w:rPr>
+        <w:t xml:space="preserve">curl</w:t>
+      </w:r>
+      <w:r>
+        <w:rPr>
+          <w:rStyle w:val="NormalTok"/>
+        </w:rPr>
+        <w:t xml:space="preserve"> </w:t>
+      </w:r>
+      <w:r>
+        <w:rPr>
+          <w:rStyle w:val="AttributeTok"/>
+        </w:rPr>
+        <w:t xml:space="preserve">-fsSL</w:t>
+      </w:r>
+      <w:r>
+        <w:rPr>
+          <w:rStyle w:val="NormalTok"/>
+        </w:rPr>
+        <w:t xml:space="preserve"> https://raw.githubusercontent.com/wallacelw/huawei-doc-templates/main/uninstall.sh </w:t>
+      </w:r>
+      <w:r>
+        <w:rPr>
+          <w:rStyle w:val="KeywordTok"/>
+        </w:rPr>
+        <w:t xml:space="preserve">|</w:t>
+      </w:r>
+      <w:r>
+        <w:rPr>
+          <w:rStyle w:val="NormalTok"/>
+        </w:rPr>
+        <w:t xml:space="preserve"> </w:t>
+      </w:r>
+      <w:r>
+        <w:rPr>
+          <w:rStyle w:val="FunctionTok"/>
+        </w:rPr>
+        <w:t xml:space="preserve">bash</w:t>
+      </w:r>
+    </w:p>
+    <w:p>
+      <w:pPr>
+        <w:numPr>
+          <w:ilvl w:val="0"/>
+          <w:numId w:val="1033"/>
+        </w:numPr>
+      </w:pPr>
+      <w:r>
+        <w:t xml:space="preserve">The interactive menu offers:</w:t>
+      </w:r>
+    </w:p>
+    <w:p>
+      <w:pPr>
+        <w:numPr>
+          <w:ilvl w:val="1"/>
+          <w:numId w:val="1034"/>
+        </w:numPr>
+      </w:pPr>
+      <w:r>
+        <w:t xml:space="preserve">Option 1: All installed components (skills, modules, font, VS Code)</w:t>
+      </w:r>
+    </w:p>
+    <w:p>
+      <w:pPr>
+        <w:numPr>
+          <w:ilvl w:val="1"/>
+          <w:numId w:val="1034"/>
+        </w:numPr>
+      </w:pPr>
+      <w:r>
+        <w:t xml:space="preserve">Option 2: Everything + apt packages (WARNING: breaks other TeX)</w:t>
+      </w:r>
+    </w:p>
+    <w:p>
+      <w:pPr>
+        <w:numPr>
+          <w:ilvl w:val="1"/>
+          <w:numId w:val="1034"/>
+        </w:numPr>
+      </w:pPr>
+      <w:r>
+        <w:t xml:space="preserve">Option 3: Delete repository directory (all files, guides, documents)</w:t>
+      </w:r>
+    </w:p>
+    <w:p>
+      <w:pPr>
+        <w:numPr>
+          <w:ilvl w:val="1"/>
+          <w:numId w:val="1034"/>
+        </w:numPr>
+      </w:pPr>
+      <w:r>
+        <w:t xml:space="preserve">Option 4: Remove 100% — everything + apt + repo (nuclear option)</w:t>
+      </w:r>
+    </w:p>
+    <w:p>
+      <w:pPr>
+        <w:numPr>
+          <w:ilvl w:val="1"/>
+          <w:numId w:val="1034"/>
+        </w:numPr>
+      </w:pPr>
+      <w:r>
+        <w:t xml:space="preserve">Option 5: Choose specific components individually</w:t>
       </w:r>
     </w:p>
     <w:p>
@@ -13573,7 +13726,7 @@
       <w:pPr>
         <w:numPr>
           <w:ilvl w:val="0"/>
-          <w:numId w:val="1034"/>
+          <w:numId w:val="1035"/>
         </w:numPr>
       </w:pPr>
       <w:r>
@@ -13597,7 +13750,7 @@
       <w:pPr>
         <w:numPr>
           <w:ilvl w:val="0"/>
-          <w:numId w:val="1034"/>
+          <w:numId w:val="1035"/>
         </w:numPr>
       </w:pPr>
       <w:r>
@@ -13655,7 +13808,7 @@
       <w:pPr>
         <w:numPr>
           <w:ilvl w:val="0"/>
-          <w:numId w:val="1034"/>
+          <w:numId w:val="1035"/>
         </w:numPr>
       </w:pPr>
       <w:r>
@@ -13672,7 +13825,7 @@
       <w:pPr>
         <w:numPr>
           <w:ilvl w:val="0"/>
-          <w:numId w:val="1034"/>
+          <w:numId w:val="1035"/>
         </w:numPr>
       </w:pPr>
       <w:r>
@@ -13724,7 +13877,7 @@
       <w:pPr>
         <w:numPr>
           <w:ilvl w:val="0"/>
-          <w:numId w:val="1034"/>
+          <w:numId w:val="1035"/>
         </w:numPr>
       </w:pPr>
       <w:r>
@@ -14503,7 +14656,7 @@
         <w:rPr>
           <w:b/>
         </w:rPr>
-        <w:t xml:space="preserve">3.3.2</w:t>
+        <w:t xml:space="preserve">3.4.0</w:t>
       </w:r>
       <w:r>
         <w:tab/>
@@ -14520,40 +14673,36 @@
         <w:pStyle w:val="BodyText"/>
       </w:pPr>
       <w:r>
-        <w:t xml:space="preserve">Replaced manual</w:t>
-      </w:r>
-      <w:r>
-        <w:t xml:space="preserve"> </w:t>
-      </w:r>
-      <w:r>
-        <w:rPr>
-          <w:rStyle w:val="VerbatimChar"/>
-        </w:rPr>
-        <w:t xml:space="preserve">git clone</w:t>
-      </w:r>
-      <w:r>
-        <w:t xml:space="preserve"> </w:t>
-      </w:r>
-      <w:r>
-        <w:t xml:space="preserve">+</w:t>
-      </w:r>
-      <w:r>
-        <w:t xml:space="preserve"> </w:t>
-      </w:r>
-      <w:r>
-        <w:rPr>
-          <w:rStyle w:val="VerbatimChar"/>
-        </w:rPr>
-        <w:t xml:space="preserve">./install.sh</w:t>
-      </w:r>
-      <w:r>
-        <w:t xml:space="preserve"> </w:t>
-      </w:r>
-      <w:r>
-        <w:t xml:space="preserve">steps in Chapter 6 with one-liner</w:t>
-      </w:r>
-      <w:r>
-        <w:t xml:space="preserve"> </w:t>
+        <w:rPr>
+          <w:rStyle w:val="VerbatimChar"/>
+        </w:rPr>
+        <w:t xml:space="preserve">install.sh</w:t>
+      </w:r>
+      <w:r>
+        <w:t xml:space="preserve">: opencode skills and VS Code LaTeX Workshop are now optional prompts (default yes). Removed LTeX extension (was failing to install). One-liner detects existing installation and prompts to update with version display (</w:t>
+      </w:r>
+      <w:r>
+        <w:rPr>
+          <w:rStyle w:val="VerbatimChar"/>
+        </w:rPr>
+        <w:t xml:space="preserve">v3.3.6 → v3.3.7</w:t>
+      </w:r>
+      <w:r>
+        <w:t xml:space="preserve">). Uses absolute paths to prevent nested clones.</w:t>
+      </w:r>
+    </w:p>
+    <w:p>
+      <w:pPr>
+        <w:pStyle w:val="BodyText"/>
+      </w:pPr>
+      <w:r>
+        <w:rPr>
+          <w:rStyle w:val="VerbatimChar"/>
+        </w:rPr>
+        <w:t xml:space="preserve">uninstall.sh</w:t>
+      </w:r>
+      <w:r>
+        <w:t xml:space="preserve">: Added one-liner support (</w:t>
       </w:r>
       <w:r>
         <w:rPr>
@@ -14562,10 +14711,48 @@
         <w:t xml:space="preserve">curl | bash</w:t>
       </w:r>
       <w:r>
-        <w:t xml:space="preserve"> </w:t>
-      </w:r>
-      <w:r>
-        <w:t xml:space="preserve">command.</w:t>
+        <w:t xml:space="preserve">). Added</w:t>
+      </w:r>
+      <w:r>
+        <w:t xml:space="preserve"> </w:t>
+      </w:r>
+      <w:r>
+        <w:t xml:space="preserve">“</w:t>
+      </w:r>
+      <w:r>
+        <w:t xml:space="preserve">Remove 100%</w:t>
+      </w:r>
+      <w:r>
+        <w:t xml:space="preserve">”</w:t>
+      </w:r>
+      <w:r>
+        <w:t xml:space="preserve"> </w:t>
+      </w:r>
+      <w:r>
+        <w:t xml:space="preserve">nuclear option (option 4) to interactive menu. Added</w:t>
+      </w:r>
+      <w:r>
+        <w:t xml:space="preserve"> </w:t>
+      </w:r>
+      <w:r>
+        <w:rPr>
+          <w:rStyle w:val="VerbatimChar"/>
+        </w:rPr>
+        <w:t xml:space="preserve">–repo</w:t>
+      </w:r>
+      <w:r>
+        <w:t xml:space="preserve"> </w:t>
+      </w:r>
+      <w:r>
+        <w:t xml:space="preserve">flag.</w:t>
+      </w:r>
+    </w:p>
+    <w:p>
+      <w:pPr>
+        <w:pStyle w:val="BodyText"/>
+      </w:pPr>
+      <w:r>
+        <w:t xml:space="preserve">Updated Chapter 6 with optional component prompts and update detection. Updated Chapter 7 with one-liner update/uninstall and full menu documentation.</w:t>
       </w:r>
     </w:p>
     <w:p>
@@ -17979,6 +18166,9 @@
     </w:lvlOverride>
   </w:num>
   <w:num w:numId="1034">
+    <w:abstractNumId w:val="991"/>
+  </w:num>
+  <w:num w:numId="1035">
     <w:abstractNumId w:val="99201"/>
     <w:lvlOverride w:ilvl="0">
       <w:startOverride w:val="1"/>

--- a/setup-guide/setup-guide.docx
+++ b/setup-guide/setup-guide.docx
@@ -70,7 +70,7 @@
         <w:pStyle w:val="CoverMeta"/>
       </w:pPr>
       <w:r>
-        <w:t xml:space="preserve">v3.4.0</w:t>
+        <w:t xml:space="preserve">v3.7.0</w:t>
       </w:r>
     </w:p>
     <w:p>
@@ -10872,7 +10872,7 @@
         <w:rPr>
           <w:rStyle w:val="NormalTok"/>
         </w:rPr>
-        <w:t xml:space="preserve"> https://raw.githubusercontent.com/wallacelw/huawei-doc-templates/main/install.sh </w:t>
+        <w:t xml:space="preserve"> https://raw.githubusercontent.com/wallacelw/huawei-doc-templates/main/scripts/install.sh </w:t>
       </w:r>
       <w:r>
         <w:rPr>
@@ -10954,7 +10954,7 @@
               <w:rPr>
                 <w:rStyle w:val="VerbatimChar"/>
               </w:rPr>
-              <w:t xml:space="preserve">./install.sh</w:t>
+              <w:t xml:space="preserve">./scripts/install.sh</w:t>
             </w:r>
             <w:r>
               <w:t xml:space="preserve">), it prompts for optional components</w:t>
@@ -13031,7 +13031,7 @@
         <w:rPr>
           <w:rStyle w:val="NormalTok"/>
         </w:rPr>
-        <w:t xml:space="preserve"> https://raw.githubusercontent.com/wallacelw/huawei-doc-templates/main/install.sh </w:t>
+        <w:t xml:space="preserve"> https://raw.githubusercontent.com/wallacelw/huawei-doc-templates/main/scripts/install.sh </w:t>
       </w:r>
       <w:r>
         <w:rPr>
@@ -13365,7 +13365,7 @@
         <w:rPr>
           <w:rStyle w:val="ExtensionTok"/>
         </w:rPr>
-        <w:t xml:space="preserve">./uninstall.sh</w:t>
+        <w:t xml:space="preserve">./scripts/uninstall.sh</w:t>
       </w:r>
     </w:p>
     <w:p>
@@ -13409,7 +13409,7 @@
         <w:rPr>
           <w:rStyle w:val="NormalTok"/>
         </w:rPr>
-        <w:t xml:space="preserve"> https://raw.githubusercontent.com/wallacelw/huawei-doc-templates/main/uninstall.sh </w:t>
+        <w:t xml:space="preserve"> https://raw.githubusercontent.com/wallacelw/huawei-doc-templates/main/scripts/uninstall.sh </w:t>
       </w:r>
       <w:r>
         <w:rPr>
@@ -13519,7 +13519,7 @@
         <w:rPr>
           <w:rStyle w:val="ExtensionTok"/>
         </w:rPr>
-        <w:t xml:space="preserve">./uninstall.sh</w:t>
+        <w:t xml:space="preserve">./scripts/uninstall.sh</w:t>
       </w:r>
       <w:r>
         <w:rPr>
@@ -13569,7 +13569,7 @@
         <w:rPr>
           <w:rStyle w:val="ExtensionTok"/>
         </w:rPr>
-        <w:t xml:space="preserve">./uninstall.sh</w:t>
+        <w:t xml:space="preserve">./scripts/uninstall.sh</w:t>
       </w:r>
       <w:r>
         <w:rPr>
@@ -14163,7 +14163,7 @@
                 <w:sz w:val="18"/>
                 <w:szCs w:val="18"/>
               </w:rPr>
-              <w:t>`git pull &amp;&amp; ./install.sh`</w:t>
+              <w:t>`git pull &amp;&amp; ./scripts/install.sh`</w:t>
             </w:r>
           </w:p>
         </w:tc>
@@ -14275,7 +14275,7 @@
                 <w:sz w:val="18"/>
                 <w:szCs w:val="18"/>
               </w:rPr>
-              <w:t>`./uninstall.sh –all`</w:t>
+              <w:t>`./scripts/uninstall.sh –all`</w:t>
             </w:r>
           </w:p>
         </w:tc>
@@ -14656,7 +14656,7 @@
         <w:rPr>
           <w:b/>
         </w:rPr>
-        <w:t xml:space="preserve">3.4.0</w:t>
+        <w:t xml:space="preserve">3.7.0</w:t>
       </w:r>
       <w:r>
         <w:tab/>
@@ -14665,7 +14665,7 @@
         <w:rPr>
           <w:i/>
         </w:rPr>
-        <w:t xml:space="preserve">2026-09-11</w:t>
+        <w:t xml:space="preserve">2026-09-12</w:t>
       </w:r>
     </w:p>
     <w:p>
@@ -14673,86 +14673,52 @@
         <w:pStyle w:val="BodyText"/>
       </w:pPr>
       <w:r>
-        <w:rPr>
-          <w:rStyle w:val="VerbatimChar"/>
-        </w:rPr>
-        <w:t xml:space="preserve">install.sh</w:t>
-      </w:r>
-      <w:r>
-        <w:t xml:space="preserve">: opencode skills and VS Code LaTeX Workshop are now optional prompts (default yes). Removed LTeX extension (was failing to install). One-liner detects existing installation and prompts to update with version display (</w:t>
-      </w:r>
-      <w:r>
-        <w:rPr>
-          <w:rStyle w:val="VerbatimChar"/>
-        </w:rPr>
-        <w:t xml:space="preserve">v3.3.6 → v3.3.7</w:t>
-      </w:r>
-      <w:r>
-        <w:t xml:space="preserve">). Uses absolute paths to prevent nested clones.</w:t>
-      </w:r>
-    </w:p>
-    <w:p>
-      <w:pPr>
-        <w:pStyle w:val="BodyText"/>
-      </w:pPr>
-      <w:r>
-        <w:rPr>
-          <w:rStyle w:val="VerbatimChar"/>
-        </w:rPr>
-        <w:t xml:space="preserve">uninstall.sh</w:t>
-      </w:r>
-      <w:r>
-        <w:t xml:space="preserve">: Added one-liner support (</w:t>
-      </w:r>
-      <w:r>
-        <w:rPr>
-          <w:rStyle w:val="VerbatimChar"/>
-        </w:rPr>
-        <w:t xml:space="preserve">curl | bash</w:t>
-      </w:r>
-      <w:r>
-        <w:t xml:space="preserve">). Added</w:t>
-      </w:r>
-      <w:r>
-        <w:t xml:space="preserve"> </w:t>
-      </w:r>
-      <w:r>
-        <w:t xml:space="preserve">“</w:t>
-      </w:r>
-      <w:r>
-        <w:t xml:space="preserve">Remove 100%</w:t>
-      </w:r>
-      <w:r>
-        <w:t xml:space="preserve">”</w:t>
-      </w:r>
-      <w:r>
-        <w:t xml:space="preserve"> </w:t>
-      </w:r>
-      <w:r>
-        <w:t xml:space="preserve">nuclear option (option 4) to interactive menu. Added</w:t>
-      </w:r>
-      <w:r>
-        <w:t xml:space="preserve"> </w:t>
-      </w:r>
-      <w:r>
-        <w:rPr>
-          <w:rStyle w:val="VerbatimChar"/>
-        </w:rPr>
-        <w:t xml:space="preserve">–repo</w:t>
-      </w:r>
-      <w:r>
-        <w:t xml:space="preserve"> </w:t>
-      </w:r>
-      <w:r>
-        <w:t xml:space="preserve">flag.</w:t>
-      </w:r>
-    </w:p>
-    <w:p>
-      <w:pPr>
-        <w:pStyle w:val="BodyText"/>
-      </w:pPr>
-      <w:r>
-        <w:t xml:space="preserve">Updated Chapter 6 with optional component prompts and update detection. Updated Chapter 7 with one-liner update/uninstall and full menu documentation.</w:t>
+        <w:t xml:space="preserve">Added</w:t>
+      </w:r>
+      <w:r>
+        <w:t xml:space="preserve"> </w:t>
+      </w:r>
+      <w:r>
+        <w:rPr>
+          <w:rStyle w:val="VerbatimChar"/>
+        </w:rPr>
+        <w:t xml:space="preserve">testbook</w:t>
+      </w:r>
+      <w:r>
+        <w:t xml:space="preserve"> </w:t>
+      </w:r>
+      <w:r>
+        <w:t xml:space="preserve">template for POC/acceptance test case documents with</w:t>
+      </w:r>
+      <w:r>
+        <w:t xml:space="preserve"> </w:t>
+      </w:r>
+      <w:r>
+        <w:rPr>
+          <w:rStyle w:val="VerbatimChar"/>
+        </w:rPr>
+        <w:t xml:space="preserve">testcase</w:t>
+      </w:r>
+      <w:r>
+        <w:t xml:space="preserve"> </w:t>
+      </w:r>
+      <w:r>
+        <w:t xml:space="preserve">environment and</w:t>
+      </w:r>
+      <w:r>
+        <w:t xml:space="preserve"> </w:t>
+      </w:r>
+      <w:r>
+        <w:rPr>
+          <w:rStyle w:val="VerbatimChar"/>
+        </w:rPr>
+        <w:t xml:space="preserve">[noanswers]</w:t>
+      </w:r>
+      <w:r>
+        <w:t xml:space="preserve"> </w:t>
+      </w:r>
+      <w:r>
+        <w:t xml:space="preserve">option.</w:t>
       </w:r>
     </w:p>
     <w:p>
@@ -14765,7 +14731,7 @@
         <w:rPr>
           <w:b/>
         </w:rPr>
-        <w:t xml:space="preserve">3.3.0</w:t>
+        <w:t xml:space="preserve">3.6.0</w:t>
       </w:r>
       <w:r>
         <w:tab/>
@@ -14774,7 +14740,7 @@
         <w:rPr>
           <w:i/>
         </w:rPr>
-        <w:t xml:space="preserve">2026-09-11</w:t>
+        <w:t xml:space="preserve">2026-09-12</w:t>
       </w:r>
     </w:p>
     <w:p>
@@ -14782,73 +14748,52 @@
         <w:pStyle w:val="BodyText"/>
       </w:pPr>
       <w:r>
-        <w:t xml:space="preserve">Moved pre-compiled setup guide to</w:t>
-      </w:r>
-      <w:r>
-        <w:t xml:space="preserve"> </w:t>
-      </w:r>
-      <w:r>
-        <w:rPr>
-          <w:rStyle w:val="VerbatimChar"/>
-        </w:rPr>
-        <w:t xml:space="preserve">setup-guide/</w:t>
-      </w:r>
-      <w:r>
-        <w:t xml:space="preserve"> </w:t>
-      </w:r>
-      <w:r>
-        <w:t xml:space="preserve">folder in repo root with all four formats (PDF, MD, DOCX, HTML). Users can read these before cloning to understand the installation process.</w:t>
-      </w:r>
-    </w:p>
-    <w:p>
-      <w:pPr>
-        <w:pStyle w:val="BodyText"/>
-      </w:pPr>
-      <w:r>
-        <w:t xml:space="preserve">Updated Makefile</w:t>
-      </w:r>
-      <w:r>
-        <w:t xml:space="preserve"> </w:t>
-      </w:r>
-      <w:r>
-        <w:rPr>
-          <w:rStyle w:val="VerbatimChar"/>
-        </w:rPr>
-        <w:t xml:space="preserve">setup-guide</w:t>
-      </w:r>
-      <w:r>
-        <w:t xml:space="preserve"> </w:t>
-      </w:r>
-      <w:r>
-        <w:t xml:space="preserve">target to generate and copy all four formats.</w:t>
-      </w:r>
-    </w:p>
-    <w:p>
-      <w:pPr>
-        <w:pStyle w:val="BodyText"/>
-      </w:pPr>
-      <w:r>
-        <w:t xml:space="preserve">Updated README with pre-compiled setup guide section and format comparison table.</w:t>
-      </w:r>
-    </w:p>
-    <w:p>
-      <w:pPr>
-        <w:pStyle w:val="BodyText"/>
-      </w:pPr>
-      <w:r>
-        <w:t xml:space="preserve">Updated .gitignore to track all four formats in</w:t>
-      </w:r>
-      <w:r>
-        <w:t xml:space="preserve"> </w:t>
-      </w:r>
-      <w:r>
-        <w:rPr>
-          <w:rStyle w:val="VerbatimChar"/>
-        </w:rPr>
-        <w:t xml:space="preserve">setup-guide/</w:t>
-      </w:r>
-      <w:r>
-        <w:t xml:space="preserve">.</w:t>
+        <w:t xml:space="preserve">Added</w:t>
+      </w:r>
+      <w:r>
+        <w:t xml:space="preserve"> </w:t>
+      </w:r>
+      <w:r>
+        <w:rPr>
+          <w:rStyle w:val="VerbatimChar"/>
+        </w:rPr>
+        <w:t xml:space="preserve">\setdocauthors</w:t>
+      </w:r>
+      <w:r>
+        <w:t xml:space="preserve"> </w:t>
+      </w:r>
+      <w:r>
+        <w:t xml:space="preserve">command and</w:t>
+      </w:r>
+      <w:r>
+        <w:t xml:space="preserve"> </w:t>
+      </w:r>
+      <w:r>
+        <w:rPr>
+          <w:rStyle w:val="VerbatimChar"/>
+        </w:rPr>
+        <w:t xml:space="preserve">[noauthors]</w:t>
+      </w:r>
+      <w:r>
+        <w:t xml:space="preserve"> </w:t>
+      </w:r>
+      <w:r>
+        <w:t xml:space="preserve">class option to both templates. Authors are displayed on the cover page (optional — hidden if not set or if</w:t>
+      </w:r>
+      <w:r>
+        <w:t xml:space="preserve"> </w:t>
+      </w:r>
+      <w:r>
+        <w:rPr>
+          <w:rStyle w:val="VerbatimChar"/>
+        </w:rPr>
+        <w:t xml:space="preserve">[noauthors]</w:t>
+      </w:r>
+      <w:r>
+        <w:t xml:space="preserve"> </w:t>
+      </w:r>
+      <w:r>
+        <w:t xml:space="preserve">is passed). Demonstrated in all 4 samples.</w:t>
       </w:r>
     </w:p>
     <w:p>
@@ -14861,7 +14806,7 @@
         <w:rPr>
           <w:b/>
         </w:rPr>
-        <w:t xml:space="preserve">3.2.1</w:t>
+        <w:t xml:space="preserve">3.5.0</w:t>
       </w:r>
       <w:r>
         <w:tab/>
@@ -14870,7 +14815,7 @@
         <w:rPr>
           <w:i/>
         </w:rPr>
-        <w:t xml:space="preserve">2026-09-11</w:t>
+        <w:t xml:space="preserve">2026-09-12</w:t>
       </w:r>
     </w:p>
     <w:p>
@@ -14878,40 +14823,73 @@
         <w:pStyle w:val="BodyText"/>
       </w:pPr>
       <w:r>
-        <w:t xml:space="preserve">Renamed Chapter 7 from</w:t>
-      </w:r>
-      <w:r>
-        <w:t xml:space="preserve"> </w:t>
-      </w:r>
-      <w:r>
-        <w:t xml:space="preserve">“</w:t>
-      </w:r>
-      <w:r>
-        <w:t xml:space="preserve">Clean Up</w:t>
-      </w:r>
-      <w:r>
-        <w:t xml:space="preserve">”</w:t>
-      </w:r>
-      <w:r>
-        <w:t xml:space="preserve"> </w:t>
-      </w:r>
-      <w:r>
-        <w:t xml:space="preserve">to</w:t>
-      </w:r>
-      <w:r>
-        <w:t xml:space="preserve"> </w:t>
-      </w:r>
-      <w:r>
-        <w:t xml:space="preserve">“</w:t>
-      </w:r>
-      <w:r>
-        <w:t xml:space="preserve">Operations and Maintenance</w:t>
-      </w:r>
-      <w:r>
-        <w:t xml:space="preserve">”</w:t>
-      </w:r>
-      <w:r>
-        <w:t xml:space="preserve">. Added subsections for updating and uninstalling both the MaaS Gateway and the document templates. Added cloud resource cleanup as an optional subsection.</w:t>
+        <w:t xml:space="preserve">Reorganized project structure: moved</w:t>
+      </w:r>
+      <w:r>
+        <w:t xml:space="preserve"> </w:t>
+      </w:r>
+      <w:r>
+        <w:rPr>
+          <w:rStyle w:val="VerbatimChar"/>
+        </w:rPr>
+        <w:t xml:space="preserve">build.sh</w:t>
+      </w:r>
+      <w:r>
+        <w:t xml:space="preserve">,</w:t>
+      </w:r>
+      <w:r>
+        <w:t xml:space="preserve"> </w:t>
+      </w:r>
+      <w:r>
+        <w:rPr>
+          <w:rStyle w:val="VerbatimChar"/>
+        </w:rPr>
+        <w:t xml:space="preserve">install.sh</w:t>
+      </w:r>
+      <w:r>
+        <w:t xml:space="preserve">, and</w:t>
+      </w:r>
+      <w:r>
+        <w:t xml:space="preserve"> </w:t>
+      </w:r>
+      <w:r>
+        <w:rPr>
+          <w:rStyle w:val="VerbatimChar"/>
+        </w:rPr>
+        <w:t xml:space="preserve">uninstall.sh</w:t>
+      </w:r>
+      <w:r>
+        <w:t xml:space="preserve"> </w:t>
+      </w:r>
+      <w:r>
+        <w:t xml:space="preserve">from repo root to</w:t>
+      </w:r>
+      <w:r>
+        <w:t xml:space="preserve"> </w:t>
+      </w:r>
+      <w:r>
+        <w:rPr>
+          <w:rStyle w:val="VerbatimChar"/>
+        </w:rPr>
+        <w:t xml:space="preserve">scripts/</w:t>
+      </w:r>
+      <w:r>
+        <w:t xml:space="preserve"> </w:t>
+      </w:r>
+      <w:r>
+        <w:t xml:space="preserve">directory. Updated all references in Makefile, README, AGENTS.md, SKILL.md, and setup guide. One-liner URLs now use</w:t>
+      </w:r>
+      <w:r>
+        <w:t xml:space="preserve"> </w:t>
+      </w:r>
+      <w:r>
+        <w:rPr>
+          <w:rStyle w:val="VerbatimChar"/>
+        </w:rPr>
+        <w:t xml:space="preserve">main/scripts/install.sh</w:t>
+      </w:r>
+      <w:r>
+        <w:t xml:space="preserve">.</w:t>
       </w:r>
     </w:p>
     <w:p>
@@ -14924,7 +14902,7 @@
         <w:rPr>
           <w:b/>
         </w:rPr>
-        <w:t xml:space="preserve">3.2.0</w:t>
+        <w:t xml:space="preserve">3.4.0</w:t>
       </w:r>
       <w:r>
         <w:tab/>
@@ -14933,7 +14911,7 @@
         <w:rPr>
           <w:i/>
         </w:rPr>
-        <w:t xml:space="preserve">2026-09-11</w:t>
+        <w:t xml:space="preserve">2026-09-12</w:t>
       </w:r>
     </w:p>
     <w:p>
@@ -14941,11 +14919,28 @@
         <w:pStyle w:val="BodyText"/>
       </w:pPr>
       <w:r>
-        <w:t xml:space="preserve">Added</w:t>
-      </w:r>
-      <w:r>
-        <w:t xml:space="preserve"> </w:t>
-      </w:r>
+        <w:rPr>
+          <w:rStyle w:val="VerbatimChar"/>
+        </w:rPr>
+        <w:t xml:space="preserve">install.sh</w:t>
+      </w:r>
+      <w:r>
+        <w:t xml:space="preserve">: opencode skills and VS Code LaTeX Workshop are now optional prompts (default yes). Removed LTeX extension (was failing to install). One-liner detects existing installation and prompts to update with version display (</w:t>
+      </w:r>
+      <w:r>
+        <w:rPr>
+          <w:rStyle w:val="VerbatimChar"/>
+        </w:rPr>
+        <w:t xml:space="preserve">v3.3.6 → v3.3.7</w:t>
+      </w:r>
+      <w:r>
+        <w:t xml:space="preserve">). Uses absolute paths to prevent nested clones.</w:t>
+      </w:r>
+    </w:p>
+    <w:p>
+      <w:pPr>
+        <w:pStyle w:val="BodyText"/>
+      </w:pPr>
       <w:r>
         <w:rPr>
           <w:rStyle w:val="VerbatimChar"/>
@@ -14953,49 +14948,49 @@
         <w:t xml:space="preserve">uninstall.sh</w:t>
       </w:r>
       <w:r>
-        <w:t xml:space="preserve"> </w:t>
-      </w:r>
-      <w:r>
-        <w:t xml:space="preserve">script with interactive menu,</w:t>
-      </w:r>
-      <w:r>
-        <w:t xml:space="preserve"> </w:t>
-      </w:r>
-      <w:r>
-        <w:rPr>
-          <w:rStyle w:val="VerbatimChar"/>
-        </w:rPr>
-        <w:t xml:space="preserve">–all</w:t>
-      </w:r>
-      <w:r>
-        <w:t xml:space="preserve">,</w:t>
-      </w:r>
-      <w:r>
-        <w:t xml:space="preserve"> </w:t>
-      </w:r>
-      <w:r>
-        <w:rPr>
-          <w:rStyle w:val="VerbatimChar"/>
-        </w:rPr>
-        <w:t xml:space="preserve">–yes</w:t>
-      </w:r>
-      <w:r>
-        <w:t xml:space="preserve">, and</w:t>
-      </w:r>
-      <w:r>
-        <w:t xml:space="preserve"> </w:t>
-      </w:r>
-      <w:r>
-        <w:rPr>
-          <w:rStyle w:val="VerbatimChar"/>
-        </w:rPr>
-        <w:t xml:space="preserve">–dry-run</w:t>
-      </w:r>
-      <w:r>
-        <w:t xml:space="preserve"> </w:t>
-      </w:r>
-      <w:r>
-        <w:t xml:space="preserve">flags. Removes opencode skills, .sty modules, HarmonyOS Sans font, /etc/LatexMk fix, and VS Code settings.</w:t>
+        <w:t xml:space="preserve">: Added one-liner support (</w:t>
+      </w:r>
+      <w:r>
+        <w:rPr>
+          <w:rStyle w:val="VerbatimChar"/>
+        </w:rPr>
+        <w:t xml:space="preserve">curl | bash</w:t>
+      </w:r>
+      <w:r>
+        <w:t xml:space="preserve">). Added</w:t>
+      </w:r>
+      <w:r>
+        <w:t xml:space="preserve"> </w:t>
+      </w:r>
+      <w:r>
+        <w:t xml:space="preserve">“</w:t>
+      </w:r>
+      <w:r>
+        <w:t xml:space="preserve">Remove 100%</w:t>
+      </w:r>
+      <w:r>
+        <w:t xml:space="preserve">”</w:t>
+      </w:r>
+      <w:r>
+        <w:t xml:space="preserve"> </w:t>
+      </w:r>
+      <w:r>
+        <w:t xml:space="preserve">nuclear option (option 4) to interactive menu. Added</w:t>
+      </w:r>
+      <w:r>
+        <w:t xml:space="preserve"> </w:t>
+      </w:r>
+      <w:r>
+        <w:rPr>
+          <w:rStyle w:val="VerbatimChar"/>
+        </w:rPr>
+        <w:t xml:space="preserve">–repo</w:t>
+      </w:r>
+      <w:r>
+        <w:t xml:space="preserve"> </w:t>
+      </w:r>
+      <w:r>
+        <w:t xml:space="preserve">flag.</w:t>
       </w:r>
     </w:p>
     <w:p>
@@ -15003,48 +14998,7 @@
         <w:pStyle w:val="BodyText"/>
       </w:pPr>
       <w:r>
-        <w:t xml:space="preserve">Fixed</w:t>
-      </w:r>
-      <w:r>
-        <w:t xml:space="preserve"> </w:t>
-      </w:r>
-      <w:r>
-        <w:rPr>
-          <w:rStyle w:val="VerbatimChar"/>
-        </w:rPr>
-        <w:t xml:space="preserve">install.sh</w:t>
-      </w:r>
-      <w:r>
-        <w:t xml:space="preserve">: show apt-get output (was hidden), suppress fvextra build noise, fix font detection (</w:t>
-      </w:r>
-      <w:r>
-        <w:rPr>
-          <w:rStyle w:val="VerbatimChar"/>
-        </w:rPr>
-        <w:t xml:space="preserve">fc-list : family</w:t>
-      </w:r>
-      <w:r>
-        <w:t xml:space="preserve">), fix test compilation paths (</w:t>
-      </w:r>
-      <w:r>
-        <w:rPr>
-          <w:rStyle w:val="VerbatimChar"/>
-        </w:rPr>
-        <w:t xml:space="preserve">src/</w:t>
-      </w:r>
-      <w:r>
-        <w:t xml:space="preserve"> </w:t>
-      </w:r>
-      <w:r>
-        <w:t xml:space="preserve">subdirectory), fix LTeX extension success/failure reporting.</w:t>
-      </w:r>
-    </w:p>
-    <w:p>
-      <w:pPr>
-        <w:pStyle w:val="BodyText"/>
-      </w:pPr>
-      <w:r>
-        <w:t xml:space="preserve">Updated Chapter 7 with uninstall instructions.</w:t>
+        <w:t xml:space="preserve">Updated Chapter 6 with optional component prompts and update detection. Updated Chapter 7 with one-liner update/uninstall and full menu documentation.</w:t>
       </w:r>
     </w:p>
     <w:p>
@@ -15057,7 +15011,7 @@
         <w:rPr>
           <w:b/>
         </w:rPr>
-        <w:t xml:space="preserve">3.1.2</w:t>
+        <w:t xml:space="preserve">3.3.0</w:t>
       </w:r>
       <w:r>
         <w:tab/>
@@ -15066,7 +15020,7 @@
         <w:rPr>
           <w:i/>
         </w:rPr>
-        <w:t xml:space="preserve">2026-09-11</w:t>
+        <w:t xml:space="preserve">2026-09-12</w:t>
       </w:r>
     </w:p>
     <w:p>
@@ -15074,7 +15028,73 @@
         <w:pStyle w:val="BodyText"/>
       </w:pPr>
       <w:r>
-        <w:t xml:space="preserve">Added output format guide to README.md: comparison table of PDF, Markdown, DOCX, and HTML with purpose, copy-paste quality, and limitations. Recommends Markdown for copy-paste.</w:t>
+        <w:t xml:space="preserve">Moved pre-compiled setup guide to</w:t>
+      </w:r>
+      <w:r>
+        <w:t xml:space="preserve"> </w:t>
+      </w:r>
+      <w:r>
+        <w:rPr>
+          <w:rStyle w:val="VerbatimChar"/>
+        </w:rPr>
+        <w:t xml:space="preserve">setup-guide/</w:t>
+      </w:r>
+      <w:r>
+        <w:t xml:space="preserve"> </w:t>
+      </w:r>
+      <w:r>
+        <w:t xml:space="preserve">folder in repo root with all four formats (PDF, MD, DOCX, HTML). Users can read these before cloning to understand the installation process.</w:t>
+      </w:r>
+    </w:p>
+    <w:p>
+      <w:pPr>
+        <w:pStyle w:val="BodyText"/>
+      </w:pPr>
+      <w:r>
+        <w:t xml:space="preserve">Updated Makefile</w:t>
+      </w:r>
+      <w:r>
+        <w:t xml:space="preserve"> </w:t>
+      </w:r>
+      <w:r>
+        <w:rPr>
+          <w:rStyle w:val="VerbatimChar"/>
+        </w:rPr>
+        <w:t xml:space="preserve">setup-guide</w:t>
+      </w:r>
+      <w:r>
+        <w:t xml:space="preserve"> </w:t>
+      </w:r>
+      <w:r>
+        <w:t xml:space="preserve">target to generate and copy all four formats.</w:t>
+      </w:r>
+    </w:p>
+    <w:p>
+      <w:pPr>
+        <w:pStyle w:val="BodyText"/>
+      </w:pPr>
+      <w:r>
+        <w:t xml:space="preserve">Updated README with pre-compiled setup guide section and format comparison table.</w:t>
+      </w:r>
+    </w:p>
+    <w:p>
+      <w:pPr>
+        <w:pStyle w:val="BodyText"/>
+      </w:pPr>
+      <w:r>
+        <w:t xml:space="preserve">Updated .gitignore to track all four formats in</w:t>
+      </w:r>
+      <w:r>
+        <w:t xml:space="preserve"> </w:t>
+      </w:r>
+      <w:r>
+        <w:rPr>
+          <w:rStyle w:val="VerbatimChar"/>
+        </w:rPr>
+        <w:t xml:space="preserve">setup-guide/</w:t>
+      </w:r>
+      <w:r>
+        <w:t xml:space="preserve">.</w:t>
       </w:r>
     </w:p>
     <w:p>
@@ -15087,7 +15107,7 @@
         <w:rPr>
           <w:b/>
         </w:rPr>
-        <w:t xml:space="preserve">3.1.1</w:t>
+        <w:t xml:space="preserve">3.2.1</w:t>
       </w:r>
       <w:r>
         <w:tab/>
@@ -15096,7 +15116,7 @@
         <w:rPr>
           <w:i/>
         </w:rPr>
-        <w:t xml:space="preserve">2026-09-11</w:t>
+        <w:t xml:space="preserve">2026-09-12</w:t>
       </w:r>
     </w:p>
     <w:p>
@@ -15104,62 +15124,40 @@
         <w:pStyle w:val="BodyText"/>
       </w:pPr>
       <w:r>
-        <w:t xml:space="preserve">Updated MaaS Gateway chapter to v1.10.9: non-interactive mode (</w:t>
-      </w:r>
-      <w:r>
-        <w:rPr>
-          <w:rStyle w:val="VerbatimChar"/>
-        </w:rPr>
-        <w:t xml:space="preserve">-y</w:t>
-      </w:r>
-      <w:r>
-        <w:t xml:space="preserve">) now suppresses all prompts (prerequisites, tool selection, skill install).</w:t>
-      </w:r>
-    </w:p>
-    <w:p>
-      <w:pPr>
-        <w:pStyle w:val="BodyText"/>
-      </w:pPr>
-      <w:r>
-        <w:t xml:space="preserve">Changed project clone path from</w:t>
-      </w:r>
-      <w:r>
-        <w:t xml:space="preserve"> </w:t>
-      </w:r>
-      <w:r>
-        <w:rPr>
-          <w:rStyle w:val="VerbatimChar"/>
-        </w:rPr>
-        <w:t xml:space="preserve">~</w:t>
-      </w:r>
-      <w:r>
-        <w:t xml:space="preserve"> </w:t>
-      </w:r>
-      <w:r>
-        <w:t xml:space="preserve">(root home) to</w:t>
-      </w:r>
-      <w:r>
-        <w:t xml:space="preserve"> </w:t>
-      </w:r>
-      <w:r>
-        <w:rPr>
-          <w:rStyle w:val="VerbatimChar"/>
-        </w:rPr>
-        <w:t xml:space="preserve">/home</w:t>
-      </w:r>
-      <w:r>
-        <w:t xml:space="preserve"> </w:t>
-      </w:r>
-      <w:r>
-        <w:t xml:space="preserve">as default working directory.</w:t>
-      </w:r>
-    </w:p>
-    <w:p>
-      <w:pPr>
-        <w:pStyle w:val="BodyText"/>
-      </w:pPr>
-      <w:r>
-        <w:t xml:space="preserve">Added project standards to AGENTS.md: workflow, end-to-end validation, code style, git conventions, when unsure.</w:t>
+        <w:t xml:space="preserve">Renamed Chapter 7 from</w:t>
+      </w:r>
+      <w:r>
+        <w:t xml:space="preserve"> </w:t>
+      </w:r>
+      <w:r>
+        <w:t xml:space="preserve">“</w:t>
+      </w:r>
+      <w:r>
+        <w:t xml:space="preserve">Clean Up</w:t>
+      </w:r>
+      <w:r>
+        <w:t xml:space="preserve">”</w:t>
+      </w:r>
+      <w:r>
+        <w:t xml:space="preserve"> </w:t>
+      </w:r>
+      <w:r>
+        <w:t xml:space="preserve">to</w:t>
+      </w:r>
+      <w:r>
+        <w:t xml:space="preserve"> </w:t>
+      </w:r>
+      <w:r>
+        <w:t xml:space="preserve">“</w:t>
+      </w:r>
+      <w:r>
+        <w:t xml:space="preserve">Operations and Maintenance</w:t>
+      </w:r>
+      <w:r>
+        <w:t xml:space="preserve">”</w:t>
+      </w:r>
+      <w:r>
+        <w:t xml:space="preserve">. Added subsections for updating and uninstalling both the MaaS Gateway and the document templates. Added cloud resource cleanup as an optional subsection.</w:t>
       </w:r>
     </w:p>
     <w:p>
@@ -15172,7 +15170,7 @@
         <w:rPr>
           <w:b/>
         </w:rPr>
-        <w:t xml:space="preserve">3.1.0</w:t>
+        <w:t xml:space="preserve">3.2.0</w:t>
       </w:r>
       <w:r>
         <w:tab/>
@@ -15181,7 +15179,7 @@
         <w:rPr>
           <w:i/>
         </w:rPr>
-        <w:t xml:space="preserve">2026-09-11</w:t>
+        <w:t xml:space="preserve">2026-09-12</w:t>
       </w:r>
     </w:p>
     <w:p>
@@ -15189,19 +15187,61 @@
         <w:pStyle w:val="BodyText"/>
       </w:pPr>
       <w:r>
-        <w:t xml:space="preserve">Switched from ECS to Flexus X instance (4 vCPU, 16 GB RAM via slider, flavor</w:t>
-      </w:r>
-      <w:r>
-        <w:t xml:space="preserve"> </w:t>
-      </w:r>
-      <w:r>
-        <w:rPr>
-          <w:rStyle w:val="VerbatimChar"/>
-        </w:rPr>
-        <w:t xml:space="preserve">x1.4u.16g</w:t>
-      </w:r>
-      <w:r>
-        <w:t xml:space="preserve">) — more cost-efficient and robust. Updated creation steps to match Flexus X console order: billing mode first, vCPU/RAM slider (no flavor dropdown), Cloud Eye monitoring (recommended), then instance name and key pair login. Replaced screenshots with Flexus X console images.</w:t>
+        <w:t xml:space="preserve">Added</w:t>
+      </w:r>
+      <w:r>
+        <w:t xml:space="preserve"> </w:t>
+      </w:r>
+      <w:r>
+        <w:rPr>
+          <w:rStyle w:val="VerbatimChar"/>
+        </w:rPr>
+        <w:t xml:space="preserve">uninstall.sh</w:t>
+      </w:r>
+      <w:r>
+        <w:t xml:space="preserve"> </w:t>
+      </w:r>
+      <w:r>
+        <w:t xml:space="preserve">script with interactive menu,</w:t>
+      </w:r>
+      <w:r>
+        <w:t xml:space="preserve"> </w:t>
+      </w:r>
+      <w:r>
+        <w:rPr>
+          <w:rStyle w:val="VerbatimChar"/>
+        </w:rPr>
+        <w:t xml:space="preserve">–all</w:t>
+      </w:r>
+      <w:r>
+        <w:t xml:space="preserve">,</w:t>
+      </w:r>
+      <w:r>
+        <w:t xml:space="preserve"> </w:t>
+      </w:r>
+      <w:r>
+        <w:rPr>
+          <w:rStyle w:val="VerbatimChar"/>
+        </w:rPr>
+        <w:t xml:space="preserve">–yes</w:t>
+      </w:r>
+      <w:r>
+        <w:t xml:space="preserve">, and</w:t>
+      </w:r>
+      <w:r>
+        <w:t xml:space="preserve"> </w:t>
+      </w:r>
+      <w:r>
+        <w:rPr>
+          <w:rStyle w:val="VerbatimChar"/>
+        </w:rPr>
+        <w:t xml:space="preserve">–dry-run</w:t>
+      </w:r>
+      <w:r>
+        <w:t xml:space="preserve"> </w:t>
+      </w:r>
+      <w:r>
+        <w:t xml:space="preserve">flags. Removes opencode skills, .sty modules, HarmonyOS Sans font, /etc/LatexMk fix, and VS Code settings.</w:t>
       </w:r>
     </w:p>
     <w:p>
@@ -15209,37 +15249,40 @@
         <w:pStyle w:val="BodyText"/>
       </w:pPr>
       <w:r>
-        <w:t xml:space="preserve">Rewrote Chapter 3: switched from</w:t>
-      </w:r>
-      <w:r>
-        <w:t xml:space="preserve"> </w:t>
-      </w:r>
-      <w:r>
-        <w:rPr>
-          <w:rStyle w:val="VerbatimChar"/>
-        </w:rPr>
-        <w:t xml:space="preserve">connect.exe</w:t>
-      </w:r>
-      <w:r>
-        <w:t xml:space="preserve"> </w:t>
-      </w:r>
-      <w:r>
-        <w:t xml:space="preserve">to</w:t>
-      </w:r>
-      <w:r>
-        <w:t xml:space="preserve"> </w:t>
-      </w:r>
-      <w:r>
-        <w:rPr>
-          <w:rStyle w:val="VerbatimChar"/>
-        </w:rPr>
-        <w:t xml:space="preserve">ncat</w:t>
-      </w:r>
-      <w:r>
-        <w:t xml:space="preserve"> </w:t>
-      </w:r>
-      <w:r>
-        <w:t xml:space="preserve">(from Nmap) as the SSH ProxyCommand. Added explanation of HTTP CONNECT method, why port 4444 works, why ncat is chosen, ncat installation with antivirus exclusions, flag reference table, and improved keepalive settings.</w:t>
+        <w:t xml:space="preserve">Fixed</w:t>
+      </w:r>
+      <w:r>
+        <w:t xml:space="preserve"> </w:t>
+      </w:r>
+      <w:r>
+        <w:rPr>
+          <w:rStyle w:val="VerbatimChar"/>
+        </w:rPr>
+        <w:t xml:space="preserve">install.sh</w:t>
+      </w:r>
+      <w:r>
+        <w:t xml:space="preserve">: show apt-get output (was hidden), suppress fvextra build noise, fix font detection (</w:t>
+      </w:r>
+      <w:r>
+        <w:rPr>
+          <w:rStyle w:val="VerbatimChar"/>
+        </w:rPr>
+        <w:t xml:space="preserve">fc-list : family</w:t>
+      </w:r>
+      <w:r>
+        <w:t xml:space="preserve">), fix test compilation paths (</w:t>
+      </w:r>
+      <w:r>
+        <w:rPr>
+          <w:rStyle w:val="VerbatimChar"/>
+        </w:rPr>
+        <w:t xml:space="preserve">src/</w:t>
+      </w:r>
+      <w:r>
+        <w:t xml:space="preserve"> </w:t>
+      </w:r>
+      <w:r>
+        <w:t xml:space="preserve">subdirectory), fix LTeX extension success/failure reporting.</w:t>
       </w:r>
     </w:p>
     <w:p>
@@ -15247,23 +15290,7 @@
         <w:pStyle w:val="BodyText"/>
       </w:pPr>
       <w:r>
-        <w:t xml:space="preserve">Restructured chapters: moved SSH config and VS Code connection to new Chapter 4 (Install VS Code and Connect via Remote-SSH). Chapters 5–7 renumbered.</w:t>
-      </w:r>
-    </w:p>
-    <w:p>
-      <w:pPr>
-        <w:pStyle w:val="BodyText"/>
-      </w:pPr>
-      <w:r>
-        <w:t xml:space="preserve">Added verification checklist tables to all 7 chapters.</w:t>
-      </w:r>
-    </w:p>
-    <w:p>
-      <w:pPr>
-        <w:pStyle w:val="BodyText"/>
-      </w:pPr>
-      <w:r>
-        <w:t xml:space="preserve">Added mandatory reboot warning in Chapter 2 (SSH port change). Added troubleshooting subsection in Chapter 4 with common SSH connection issues and ncat debugging commands.</w:t>
+        <w:t xml:space="preserve">Updated Chapter 7 with uninstall instructions.</w:t>
       </w:r>
     </w:p>
     <w:p>
@@ -15276,7 +15303,7 @@
         <w:rPr>
           <w:b/>
         </w:rPr>
-        <w:t xml:space="preserve">3.0.1</w:t>
+        <w:t xml:space="preserve">3.1.2</w:t>
       </w:r>
       <w:r>
         <w:tab/>
@@ -15285,7 +15312,7 @@
         <w:rPr>
           <w:i/>
         </w:rPr>
-        <w:t xml:space="preserve">2026-09-11</w:t>
+        <w:t xml:space="preserve">2026-09-12</w:t>
       </w:r>
     </w:p>
     <w:p>
@@ -15293,7 +15320,7 @@
         <w:pStyle w:val="BodyText"/>
       </w:pPr>
       <w:r>
-        <w:t xml:space="preserve">Minor fixes: test-filter.sh auto-discovery, build.sh help text, Makefile aggregate descriptions, 5-section comment correction, CHANGELOG version gap note, callout-in-code fix, CI font auto-discovery, dofile path comment, test-sync.sh header.</w:t>
+        <w:t xml:space="preserve">Added output format guide to README.md: comparison table of PDF, Markdown, DOCX, and HTML with purpose, copy-paste quality, and limitations. Recommends Markdown for copy-paste.</w:t>
       </w:r>
     </w:p>
     <w:p>
@@ -15306,7 +15333,7 @@
         <w:rPr>
           <w:b/>
         </w:rPr>
-        <w:t xml:space="preserve">3.0.0</w:t>
+        <w:t xml:space="preserve">3.1.1</w:t>
       </w:r>
       <w:r>
         <w:tab/>
@@ -15315,7 +15342,7 @@
         <w:rPr>
           <w:i/>
         </w:rPr>
-        <w:t xml:space="preserve">2026-09-11</w:t>
+        <w:t xml:space="preserve">2026-09-12</w:t>
       </w:r>
     </w:p>
     <w:p>
@@ -15323,7 +15350,62 @@
         <w:pStyle w:val="BodyText"/>
       </w:pPr>
       <w:r>
-        <w:t xml:space="preserve">Modular pipeline refactoring: shared Lua filter factory, shared DOCX fix logic, build system auto-discovery, unified format pipeline, GitHub Actions CI.</w:t>
+        <w:t xml:space="preserve">Updated MaaS Gateway chapter to v1.10.9: non-interactive mode (</w:t>
+      </w:r>
+      <w:r>
+        <w:rPr>
+          <w:rStyle w:val="VerbatimChar"/>
+        </w:rPr>
+        <w:t xml:space="preserve">-y</w:t>
+      </w:r>
+      <w:r>
+        <w:t xml:space="preserve">) now suppresses all prompts (prerequisites, tool selection, skill install).</w:t>
+      </w:r>
+    </w:p>
+    <w:p>
+      <w:pPr>
+        <w:pStyle w:val="BodyText"/>
+      </w:pPr>
+      <w:r>
+        <w:t xml:space="preserve">Changed project clone path from</w:t>
+      </w:r>
+      <w:r>
+        <w:t xml:space="preserve"> </w:t>
+      </w:r>
+      <w:r>
+        <w:rPr>
+          <w:rStyle w:val="VerbatimChar"/>
+        </w:rPr>
+        <w:t xml:space="preserve">~</w:t>
+      </w:r>
+      <w:r>
+        <w:t xml:space="preserve"> </w:t>
+      </w:r>
+      <w:r>
+        <w:t xml:space="preserve">(root home) to</w:t>
+      </w:r>
+      <w:r>
+        <w:t xml:space="preserve"> </w:t>
+      </w:r>
+      <w:r>
+        <w:rPr>
+          <w:rStyle w:val="VerbatimChar"/>
+        </w:rPr>
+        <w:t xml:space="preserve">/home</w:t>
+      </w:r>
+      <w:r>
+        <w:t xml:space="preserve"> </w:t>
+      </w:r>
+      <w:r>
+        <w:t xml:space="preserve">as default working directory.</w:t>
+      </w:r>
+    </w:p>
+    <w:p>
+      <w:pPr>
+        <w:pStyle w:val="BodyText"/>
+      </w:pPr>
+      <w:r>
+        <w:t xml:space="preserve">Added project standards to AGENTS.md: workflow, end-to-end validation, code style, git conventions, when unsure.</w:t>
       </w:r>
     </w:p>
     <w:p>
@@ -15336,6 +15418,170 @@
         <w:rPr>
           <w:b/>
         </w:rPr>
+        <w:t xml:space="preserve">3.1.0</w:t>
+      </w:r>
+      <w:r>
+        <w:tab/>
+      </w:r>
+      <w:r>
+        <w:rPr>
+          <w:i/>
+        </w:rPr>
+        <w:t xml:space="preserve">2026-09-12</w:t>
+      </w:r>
+    </w:p>
+    <w:p>
+      <w:pPr>
+        <w:pStyle w:val="BodyText"/>
+      </w:pPr>
+      <w:r>
+        <w:t xml:space="preserve">Switched from ECS to Flexus X instance (4 vCPU, 16 GB RAM via slider, flavor</w:t>
+      </w:r>
+      <w:r>
+        <w:t xml:space="preserve"> </w:t>
+      </w:r>
+      <w:r>
+        <w:rPr>
+          <w:rStyle w:val="VerbatimChar"/>
+        </w:rPr>
+        <w:t xml:space="preserve">x1.4u.16g</w:t>
+      </w:r>
+      <w:r>
+        <w:t xml:space="preserve">) — more cost-efficient and robust. Updated creation steps to match Flexus X console order: billing mode first, vCPU/RAM slider (no flavor dropdown), Cloud Eye monitoring (recommended), then instance name and key pair login. Replaced screenshots with Flexus X console images.</w:t>
+      </w:r>
+    </w:p>
+    <w:p>
+      <w:pPr>
+        <w:pStyle w:val="BodyText"/>
+      </w:pPr>
+      <w:r>
+        <w:t xml:space="preserve">Rewrote Chapter 3: switched from</w:t>
+      </w:r>
+      <w:r>
+        <w:t xml:space="preserve"> </w:t>
+      </w:r>
+      <w:r>
+        <w:rPr>
+          <w:rStyle w:val="VerbatimChar"/>
+        </w:rPr>
+        <w:t xml:space="preserve">connect.exe</w:t>
+      </w:r>
+      <w:r>
+        <w:t xml:space="preserve"> </w:t>
+      </w:r>
+      <w:r>
+        <w:t xml:space="preserve">to</w:t>
+      </w:r>
+      <w:r>
+        <w:t xml:space="preserve"> </w:t>
+      </w:r>
+      <w:r>
+        <w:rPr>
+          <w:rStyle w:val="VerbatimChar"/>
+        </w:rPr>
+        <w:t xml:space="preserve">ncat</w:t>
+      </w:r>
+      <w:r>
+        <w:t xml:space="preserve"> </w:t>
+      </w:r>
+      <w:r>
+        <w:t xml:space="preserve">(from Nmap) as the SSH ProxyCommand. Added explanation of HTTP CONNECT method, why port 4444 works, why ncat is chosen, ncat installation with antivirus exclusions, flag reference table, and improved keepalive settings.</w:t>
+      </w:r>
+    </w:p>
+    <w:p>
+      <w:pPr>
+        <w:pStyle w:val="BodyText"/>
+      </w:pPr>
+      <w:r>
+        <w:t xml:space="preserve">Restructured chapters: moved SSH config and VS Code connection to new Chapter 4 (Install VS Code and Connect via Remote-SSH). Chapters 5–7 renumbered.</w:t>
+      </w:r>
+    </w:p>
+    <w:p>
+      <w:pPr>
+        <w:pStyle w:val="BodyText"/>
+      </w:pPr>
+      <w:r>
+        <w:t xml:space="preserve">Added verification checklist tables to all 7 chapters.</w:t>
+      </w:r>
+    </w:p>
+    <w:p>
+      <w:pPr>
+        <w:pStyle w:val="BodyText"/>
+      </w:pPr>
+      <w:r>
+        <w:t xml:space="preserve">Added mandatory reboot warning in Chapter 2 (SSH port change). Added troubleshooting subsection in Chapter 4 with common SSH connection issues and ncat debugging commands.</w:t>
+      </w:r>
+    </w:p>
+    <w:p>
+      <w:pPr>
+        <w:tabs>
+          <w:tab w:val="right" w:pos="9638"/>
+        </w:tabs>
+      </w:pPr>
+      <w:r>
+        <w:rPr>
+          <w:b/>
+        </w:rPr>
+        <w:t xml:space="preserve">3.0.1</w:t>
+      </w:r>
+      <w:r>
+        <w:tab/>
+      </w:r>
+      <w:r>
+        <w:rPr>
+          <w:i/>
+        </w:rPr>
+        <w:t xml:space="preserve">2026-09-12</w:t>
+      </w:r>
+    </w:p>
+    <w:p>
+      <w:pPr>
+        <w:pStyle w:val="BodyText"/>
+      </w:pPr>
+      <w:r>
+        <w:t xml:space="preserve">Minor fixes: test-filter.sh auto-discovery, build.sh help text, Makefile aggregate descriptions, 5-section comment correction, CHANGELOG version gap note, callout-in-code fix, CI font auto-discovery, dofile path comment, test-sync.sh header.</w:t>
+      </w:r>
+    </w:p>
+    <w:p>
+      <w:pPr>
+        <w:tabs>
+          <w:tab w:val="right" w:pos="9638"/>
+        </w:tabs>
+      </w:pPr>
+      <w:r>
+        <w:rPr>
+          <w:b/>
+        </w:rPr>
+        <w:t xml:space="preserve">3.0.0</w:t>
+      </w:r>
+      <w:r>
+        <w:tab/>
+      </w:r>
+      <w:r>
+        <w:rPr>
+          <w:i/>
+        </w:rPr>
+        <w:t xml:space="preserve">2026-09-12</w:t>
+      </w:r>
+    </w:p>
+    <w:p>
+      <w:pPr>
+        <w:pStyle w:val="BodyText"/>
+      </w:pPr>
+      <w:r>
+        <w:t xml:space="preserve">Modular pipeline refactoring: shared Lua filter factory, shared DOCX fix logic, build system auto-discovery, unified format pipeline, GitHub Actions CI.</w:t>
+      </w:r>
+    </w:p>
+    <w:p>
+      <w:pPr>
+        <w:tabs>
+          <w:tab w:val="right" w:pos="9638"/>
+        </w:tabs>
+      </w:pPr>
+      <w:r>
+        <w:rPr>
+          <w:b/>
+        </w:rPr>
         <w:t xml:space="preserve">2.16.0</w:t>
       </w:r>
       <w:r>
@@ -15345,7 +15591,7 @@
         <w:rPr>
           <w:i/>
         </w:rPr>
-        <w:t xml:space="preserve">2026-09-11</w:t>
+        <w:t xml:space="preserve">2026-09-12</w:t>
       </w:r>
     </w:p>
     <w:p>

--- a/setup-guide/setup-guide.docx
+++ b/setup-guide/setup-guide.docx
@@ -70,7 +70,7 @@
         <w:pStyle w:val="CoverMeta"/>
       </w:pPr>
       <w:r>
-        <w:t xml:space="preserve">v3.7.0</w:t>
+        <w:t xml:space="preserve">v3.8.0</w:t>
       </w:r>
     </w:p>
     <w:p>
@@ -12750,7 +12750,7 @@
           <w:tab w:val="right" w:pos="9638"/>
         </w:tabs>
       </w:pPr>
-      <w:bookmarkStart w:id="129" w:name="operations-and-maintenance"/>
+      <w:bookmarkStart w:id="129" w:name="tips-and-tricks"/>
       <w:r>
         <w:rPr>
           <w:sz w:val="112"/>
@@ -12762,7 +12762,7 @@
         <w:tab/>
       </w:r>
       <w:r>
-        <w:t xml:space="preserve">Operations and Maintenance</w:t>
+        <w:t xml:space="preserve">Tips and Tricks</w:t>
       </w:r>
       <w:bookmarkEnd w:id="129"/>
     </w:p>
@@ -12781,13 +12781,19 @@
         <w:t xml:space="preserve"> </w:t>
       </w:r>
       <w:r>
-        <w:t xml:space="preserve">Update, uninstall, or clean up the software and cloud</w:t>
-      </w:r>
-      <w:r>
-        <w:t xml:space="preserve"> </w:t>
-      </w:r>
-      <w:r>
-        <w:t xml:space="preserve">resources created in this guide. All operations in this chapter are optional.</w:t>
+        <w:t xml:space="preserve">Learn practical tips for working efficiently with the</w:t>
+      </w:r>
+      <w:r>
+        <w:t xml:space="preserve"> </w:t>
+      </w:r>
+      <w:r>
+        <w:t xml:space="preserve">Huawei Cloud development environment, including persistent terminal</w:t>
+      </w:r>
+      <w:r>
+        <w:t xml:space="preserve"> </w:t>
+      </w:r>
+      <w:r>
+        <w:t xml:space="preserve">sessions with tmux.</w:t>
       </w:r>
     </w:p>
     <w:p>
@@ -12802,12 +12808,12 @@
       <w:pPr>
         <w:pStyle w:val="Heading2"/>
       </w:pPr>
-      <w:bookmarkStart w:id="130" w:name="updating-the-maas-gateway"/>
+      <w:bookmarkStart w:id="130" w:name="using-tmux-for-persistent-sessions"/>
       <w:r>
         <w:t xml:space="preserve">7.1</w:t>
       </w:r>
       <w:r>
-        <w:t xml:space="preserve"> Updating the MaaS Gateway</w:t>
+        <w:t xml:space="preserve"> Using tmux for persistent sessions</w:t>
       </w:r>
       <w:bookmarkEnd w:id="130"/>
     </w:p>
@@ -12816,7 +12822,53 @@
         <w:pStyle w:val="BodyText"/>
       </w:pPr>
       <w:r>
-        <w:t xml:space="preserve">To update the oh-my-coding-maas-gateway to a newer version:</w:t>
+        <w:t xml:space="preserve">When working over SSH, your opencode session is tied to the SSH connection.</w:t>
+      </w:r>
+      <w:r>
+        <w:t xml:space="preserve"> </w:t>
+      </w:r>
+      <w:r>
+        <w:t xml:space="preserve">If the connection drops (network issue, VPN timeout, laptop sleep), the</w:t>
+      </w:r>
+      <w:r>
+        <w:t xml:space="preserve"> </w:t>
+      </w:r>
+      <w:r>
+        <w:t xml:space="preserve">opencode process is killed and all context is lost.</w:t>
+      </w:r>
+      <w:r>
+        <w:t xml:space="preserve"> </w:t>
+      </w:r>
+      <w:r>
+        <w:rPr>
+          <w:bCs/>
+          <w:b/>
+        </w:rPr>
+        <w:t xml:space="preserve">tmux</w:t>
+      </w:r>
+      <w:r>
+        <w:t xml:space="preserve"> </w:t>
+      </w:r>
+      <w:r>
+        <w:t xml:space="preserve">solves</w:t>
+      </w:r>
+      <w:r>
+        <w:t xml:space="preserve"> </w:t>
+      </w:r>
+      <w:r>
+        <w:t xml:space="preserve">this by decoupling the terminal from the SSH connection — the session</w:t>
+      </w:r>
+      <w:r>
+        <w:t xml:space="preserve"> </w:t>
+      </w:r>
+      <w:r>
+        <w:t xml:space="preserve">keeps running on the server even when you disconnect, and you can reattach</w:t>
+      </w:r>
+      <w:r>
+        <w:t xml:space="preserve"> </w:t>
+      </w:r>
+      <w:r>
+        <w:t xml:space="preserve">to it when you reconnect.</w:t>
       </w:r>
     </w:p>
     <w:p>
@@ -12839,7 +12891,7 @@
         </w:numPr>
       </w:pPr>
       <w:r>
-        <w:t xml:space="preserve">Re-run the bootstrap script in the VS Code remote terminal:</w:t>
+        <w:t xml:space="preserve">Install tmux (if not already installed):</w:t>
       </w:r>
     </w:p>
     <w:p>
@@ -12852,45 +12904,15 @@
       </w:pPr>
       <w:r>
         <w:rPr>
-          <w:rStyle w:val="ExtensionTok"/>
-        </w:rPr>
-        <w:t xml:space="preserve">curl</w:t>
+          <w:rStyle w:val="FunctionTok"/>
+        </w:rPr>
+        <w:t xml:space="preserve">sudo</w:t>
       </w:r>
       <w:r>
         <w:rPr>
           <w:rStyle w:val="NormalTok"/>
         </w:rPr>
-        <w:t xml:space="preserve"> </w:t>
-      </w:r>
-      <w:r>
-        <w:rPr>
-          <w:rStyle w:val="AttributeTok"/>
-        </w:rPr>
-        <w:t xml:space="preserve">-fsSL</w:t>
-      </w:r>
-      <w:r>
-        <w:rPr>
-          <w:rStyle w:val="NormalTok"/>
-        </w:rPr>
-        <w:t xml:space="preserve"> https://raw.githubusercontent.com/wallacelw/oh-my-coding-maas-gateway/main/scripts/bootstrap.sh </w:t>
-      </w:r>
-      <w:r>
-        <w:rPr>
-          <w:rStyle w:val="KeywordTok"/>
-        </w:rPr>
-        <w:t xml:space="preserve">|</w:t>
-      </w:r>
-      <w:r>
-        <w:rPr>
-          <w:rStyle w:val="NormalTok"/>
-        </w:rPr>
-        <w:t xml:space="preserve"> </w:t>
-      </w:r>
-      <w:r>
-        <w:rPr>
-          <w:rStyle w:val="FunctionTok"/>
-        </w:rPr>
-        <w:t xml:space="preserve">bash</w:t>
+        <w:t xml:space="preserve"> apt install tmux</w:t>
       </w:r>
     </w:p>
     <w:p>
@@ -12901,24 +12923,7 @@
         </w:numPr>
       </w:pPr>
       <w:r>
-        <w:t xml:space="preserve">The installer detects the existing installation, pulls updates, and</w:t>
-      </w:r>
-      <w:r>
-        <w:t xml:space="preserve"> </w:t>
-      </w:r>
-      <w:r>
-        <w:t xml:space="preserve">preserves all secrets, virtual keys, and data.</w:t>
-      </w:r>
-    </w:p>
-    <w:p>
-      <w:pPr>
-        <w:numPr>
-          <w:ilvl w:val="0"/>
-          <w:numId w:val="1030"/>
-        </w:numPr>
-      </w:pPr>
-      <w:r>
-        <w:t xml:space="preserve">To update only the coding tools (without touching the proxy stack):</w:t>
+        <w:t xml:space="preserve">Start a new tmux session before launching opencode:</w:t>
       </w:r>
     </w:p>
     <w:p>
@@ -12931,74 +12936,38 @@
       </w:pPr>
       <w:r>
         <w:rPr>
-          <w:rStyle w:val="BuiltInTok"/>
-        </w:rPr>
-        <w:t xml:space="preserve">cd</w:t>
+          <w:rStyle w:val="ExtensionTok"/>
+        </w:rPr>
+        <w:t xml:space="preserve">tmux</w:t>
       </w:r>
       <w:r>
         <w:rPr>
           <w:rStyle w:val="NormalTok"/>
         </w:rPr>
-        <w:t xml:space="preserve"> /home/oh-my-coding-maas-gateway</w:t>
-      </w:r>
-      <w:r>
-        <w:br/>
-      </w:r>
-      <w:r>
-        <w:rPr>
-          <w:rStyle w:val="ExtensionTok"/>
-        </w:rPr>
-        <w:t xml:space="preserve">./scripts/update.sh</w:t>
-      </w:r>
-    </w:p>
-    <w:p>
-      <w:pPr>
-        <w:pStyle w:val="Heading2"/>
-      </w:pPr>
-      <w:bookmarkStart w:id="131" w:name="updating-the-document-templates"/>
-      <w:r>
-        <w:t xml:space="preserve">7.2</w:t>
-      </w:r>
-      <w:r>
-        <w:t xml:space="preserve"> Updating the Document Templates</w:t>
-      </w:r>
-      <w:bookmarkEnd w:id="131"/>
-    </w:p>
-    <w:p>
-      <w:pPr>
-        <w:pStyle w:val="FirstParagraph"/>
-      </w:pPr>
-      <w:r>
-        <w:t xml:space="preserve">To update the Huawei document templates project:</w:t>
-      </w:r>
-    </w:p>
-    <w:p>
-      <w:pPr>
-        <w:pStyle w:val="BodyText"/>
-      </w:pPr>
-      <w:r>
-        <w:rPr>
-          <w:bCs/>
-          <w:b/>
-        </w:rPr>
-        <w:t xml:space="preserve">Step by step:</w:t>
+        <w:t xml:space="preserve"> new </w:t>
+      </w:r>
+      <w:r>
+        <w:rPr>
+          <w:rStyle w:val="AttributeTok"/>
+        </w:rPr>
+        <w:t xml:space="preserve">-s</w:t>
+      </w:r>
+      <w:r>
+        <w:rPr>
+          <w:rStyle w:val="NormalTok"/>
+        </w:rPr>
+        <w:t xml:space="preserve"> opencode</w:t>
       </w:r>
     </w:p>
     <w:p>
       <w:pPr>
         <w:numPr>
           <w:ilvl w:val="0"/>
-          <w:numId w:val="1031"/>
+          <w:numId w:val="1030"/>
         </w:numPr>
       </w:pPr>
       <w:r>
-        <w:t xml:space="preserve">Re-run the one-liner — it detects the existing installation and</w:t>
-      </w:r>
-      <w:r>
-        <w:t xml:space="preserve"> </w:t>
-      </w:r>
-      <w:r>
-        <w:t xml:space="preserve">prompts to update:</w:t>
+        <w:t xml:space="preserve">Inside the tmux session, start opencode as usual:</w:t>
       </w:r>
     </w:p>
     <w:p>
@@ -13013,119 +12982,24 @@
         <w:rPr>
           <w:rStyle w:val="ExtensionTok"/>
         </w:rPr>
-        <w:t xml:space="preserve">curl</w:t>
-      </w:r>
-      <w:r>
-        <w:rPr>
-          <w:rStyle w:val="NormalTok"/>
-        </w:rPr>
-        <w:t xml:space="preserve"> </w:t>
-      </w:r>
-      <w:r>
-        <w:rPr>
-          <w:rStyle w:val="AttributeTok"/>
-        </w:rPr>
-        <w:t xml:space="preserve">-fsSL</w:t>
-      </w:r>
-      <w:r>
-        <w:rPr>
-          <w:rStyle w:val="NormalTok"/>
-        </w:rPr>
-        <w:t xml:space="preserve"> https://raw.githubusercontent.com/wallacelw/huawei-doc-templates/main/scripts/install.sh </w:t>
-      </w:r>
-      <w:r>
-        <w:rPr>
-          <w:rStyle w:val="KeywordTok"/>
-        </w:rPr>
-        <w:t xml:space="preserve">|</w:t>
-      </w:r>
-      <w:r>
-        <w:rPr>
-          <w:rStyle w:val="NormalTok"/>
-        </w:rPr>
-        <w:t xml:space="preserve"> </w:t>
-      </w:r>
-      <w:r>
-        <w:rPr>
-          <w:rStyle w:val="FunctionTok"/>
-        </w:rPr>
-        <w:t xml:space="preserve">bash</w:t>
+        <w:t xml:space="preserve">opencode</w:t>
       </w:r>
     </w:p>
     <w:p>
       <w:pPr>
         <w:numPr>
           <w:ilvl w:val="0"/>
-          <w:numId w:val="1031"/>
+          <w:numId w:val="1030"/>
         </w:numPr>
       </w:pPr>
       <w:r>
-        <w:t xml:space="preserve">The script pulls the latest version, shows the version change</w:t>
-      </w:r>
-      <w:r>
-        <w:t xml:space="preserve"> </w:t>
-      </w:r>
-      <w:r>
-        <w:t xml:space="preserve">(</w:t>
-      </w:r>
-      <w:r>
-        <w:rPr>
-          <w:rStyle w:val="VerbatimChar"/>
-        </w:rPr>
-        <w:t xml:space="preserve">v3.3.6 → v3.3.7</w:t>
-      </w:r>
-      <w:r>
-        <w:t xml:space="preserve">), and re-runs the installer. New</w:t>
-      </w:r>
-      <w:r>
-        <w:t xml:space="preserve"> </w:t>
-      </w:r>
-      <w:r>
-        <w:t xml:space="preserve">templates, commands, or modules are installed automatically.</w:t>
-      </w:r>
-    </w:p>
-    <w:p>
-      <w:pPr>
-        <w:pStyle w:val="Heading2"/>
-      </w:pPr>
-      <w:bookmarkStart w:id="132" w:name="uninstalling-the-maas-gateway"/>
-      <w:r>
-        <w:t xml:space="preserve">7.3</w:t>
-      </w:r>
-      <w:r>
-        <w:t xml:space="preserve"> Uninstalling the MaaS Gateway</w:t>
-      </w:r>
-      <w:bookmarkEnd w:id="132"/>
-    </w:p>
-    <w:p>
-      <w:pPr>
-        <w:pStyle w:val="FirstParagraph"/>
-      </w:pPr>
-      <w:r>
-        <w:t xml:space="preserve">To remove the oh-my-coding-maas-gateway:</w:t>
-      </w:r>
-    </w:p>
-    <w:p>
-      <w:pPr>
-        <w:pStyle w:val="BodyText"/>
-      </w:pPr>
-      <w:r>
-        <w:rPr>
-          <w:bCs/>
-          <w:b/>
-        </w:rPr>
-        <w:t xml:space="preserve">Step by step:</w:t>
-      </w:r>
-    </w:p>
-    <w:p>
-      <w:pPr>
-        <w:numPr>
-          <w:ilvl w:val="0"/>
-          <w:numId w:val="1032"/>
-        </w:numPr>
-      </w:pPr>
-      <w:r>
-        <w:t xml:space="preserve">Run the uninstall script:</w:t>
+        <w:t xml:space="preserve">If SSH disconnects, the opencode session keeps running. Reconnect</w:t>
+      </w:r>
+      <w:r>
+        <w:t xml:space="preserve"> </w:t>
+      </w:r>
+      <w:r>
+        <w:t xml:space="preserve">to the server and reattach:</w:t>
       </w:r>
     </w:p>
     <w:p>
@@ -13138,82 +13012,38 @@
       </w:pPr>
       <w:r>
         <w:rPr>
-          <w:rStyle w:val="BuiltInTok"/>
-        </w:rPr>
-        <w:t xml:space="preserve">cd</w:t>
+          <w:rStyle w:val="ExtensionTok"/>
+        </w:rPr>
+        <w:t xml:space="preserve">tmux</w:t>
       </w:r>
       <w:r>
         <w:rPr>
           <w:rStyle w:val="NormalTok"/>
         </w:rPr>
-        <w:t xml:space="preserve"> /home/oh-my-coding-maas-gateway</w:t>
-      </w:r>
-      <w:r>
-        <w:br/>
-      </w:r>
-      <w:r>
-        <w:rPr>
-          <w:rStyle w:val="ExtensionTok"/>
-        </w:rPr>
-        <w:t xml:space="preserve">./scripts/uninstall.sh</w:t>
+        <w:t xml:space="preserve"> attach </w:t>
+      </w:r>
+      <w:r>
+        <w:rPr>
+          <w:rStyle w:val="AttributeTok"/>
+        </w:rPr>
+        <w:t xml:space="preserve">-t</w:t>
       </w:r>
       <w:r>
         <w:rPr>
           <w:rStyle w:val="NormalTok"/>
         </w:rPr>
-        <w:t xml:space="preserve"> </w:t>
-      </w:r>
-      <w:r>
-        <w:rPr>
-          <w:rStyle w:val="AttributeTok"/>
-        </w:rPr>
-        <w:t xml:space="preserve">--all</w:t>
-      </w:r>
-      <w:r>
-        <w:rPr>
-          <w:rStyle w:val="NormalTok"/>
-        </w:rPr>
-        <w:t xml:space="preserve"> </w:t>
-      </w:r>
-      <w:r>
-        <w:rPr>
-          <w:rStyle w:val="AttributeTok"/>
-        </w:rPr>
-        <w:t xml:space="preserve">--yes</w:t>
+        <w:t xml:space="preserve"> opencode</w:t>
       </w:r>
     </w:p>
     <w:p>
       <w:pPr>
         <w:numPr>
           <w:ilvl w:val="0"/>
-          <w:numId w:val="1032"/>
+          <w:numId w:val="1030"/>
         </w:numPr>
       </w:pPr>
       <w:r>
-        <w:t xml:space="preserve">This stops and removes Docker containers, volumes, and images, removes</w:t>
-      </w:r>
-      <w:r>
-        <w:t xml:space="preserve"> </w:t>
-      </w:r>
-      <w:r>
-        <w:t xml:space="preserve">coding tool configs (opencode, Codex, Claude, Pi), and deletes the</w:t>
-      </w:r>
-      <w:r>
-        <w:t xml:space="preserve"> </w:t>
-      </w:r>
-      <w:r>
-        <w:t xml:space="preserve">repository.</w:t>
-      </w:r>
-    </w:p>
-    <w:p>
-      <w:pPr>
-        <w:numPr>
-          <w:ilvl w:val="0"/>
-          <w:numId w:val="1032"/>
-        </w:numPr>
-      </w:pPr>
-      <w:r>
-        <w:t xml:space="preserve">To remove only specific components:</w:t>
+        <w:t xml:space="preserve">To list existing sessions:</w:t>
       </w:r>
     </w:p>
     <w:p>
@@ -13228,384 +13058,13 @@
         <w:rPr>
           <w:rStyle w:val="ExtensionTok"/>
         </w:rPr>
-        <w:t xml:space="preserve">./scripts/uninstall.sh</w:t>
+        <w:t xml:space="preserve">tmux</w:t>
       </w:r>
       <w:r>
         <w:rPr>
           <w:rStyle w:val="NormalTok"/>
         </w:rPr>
-        <w:t xml:space="preserve"> </w:t>
-      </w:r>
-      <w:r>
-        <w:rPr>
-          <w:rStyle w:val="AttributeTok"/>
-        </w:rPr>
-        <w:t xml:space="preserve">--tool</w:t>
-      </w:r>
-      <w:r>
-        <w:rPr>
-          <w:rStyle w:val="OperatorTok"/>
-        </w:rPr>
-        <w:t xml:space="preserve">=</w:t>
-      </w:r>
-      <w:r>
-        <w:rPr>
-          <w:rStyle w:val="NormalTok"/>
-        </w:rPr>
-        <w:t xml:space="preserve">opencode    </w:t>
-      </w:r>
-      <w:r>
-        <w:rPr>
-          <w:rStyle w:val="CommentTok"/>
-        </w:rPr>
-        <w:t xml:space="preserve"># remove one tool</w:t>
-      </w:r>
-      <w:r>
-        <w:br/>
-      </w:r>
-      <w:r>
-        <w:rPr>
-          <w:rStyle w:val="ExtensionTok"/>
-        </w:rPr>
-        <w:t xml:space="preserve">./scripts/uninstall.sh</w:t>
-      </w:r>
-      <w:r>
-        <w:rPr>
-          <w:rStyle w:val="NormalTok"/>
-        </w:rPr>
-        <w:t xml:space="preserve"> </w:t>
-      </w:r>
-      <w:r>
-        <w:rPr>
-          <w:rStyle w:val="AttributeTok"/>
-        </w:rPr>
-        <w:t xml:space="preserve">--docker</w:t>
-      </w:r>
-      <w:r>
-        <w:rPr>
-          <w:rStyle w:val="NormalTok"/>
-        </w:rPr>
-        <w:t xml:space="preserve">           </w:t>
-      </w:r>
-      <w:r>
-        <w:rPr>
-          <w:rStyle w:val="CommentTok"/>
-        </w:rPr>
-        <w:t xml:space="preserve"># remove Docker stack only</w:t>
-      </w:r>
-    </w:p>
-    <w:p>
-      <w:pPr>
-        <w:pStyle w:val="Heading2"/>
-      </w:pPr>
-      <w:bookmarkStart w:id="133" w:name="uninstalling-the-document-templates"/>
-      <w:r>
-        <w:t xml:space="preserve">7.4</w:t>
-      </w:r>
-      <w:r>
-        <w:t xml:space="preserve"> Uninstalling the Document Templates</w:t>
-      </w:r>
-      <w:bookmarkEnd w:id="133"/>
-    </w:p>
-    <w:p>
-      <w:pPr>
-        <w:pStyle w:val="FirstParagraph"/>
-      </w:pPr>
-      <w:r>
-        <w:t xml:space="preserve">To remove the Huawei document templates installation:</w:t>
-      </w:r>
-    </w:p>
-    <w:p>
-      <w:pPr>
-        <w:pStyle w:val="BodyText"/>
-      </w:pPr>
-      <w:r>
-        <w:rPr>
-          <w:bCs/>
-          <w:b/>
-        </w:rPr>
-        <w:t xml:space="preserve">Step by step:</w:t>
-      </w:r>
-    </w:p>
-    <w:p>
-      <w:pPr>
-        <w:numPr>
-          <w:ilvl w:val="0"/>
-          <w:numId w:val="1033"/>
-        </w:numPr>
-      </w:pPr>
-      <w:r>
-        <w:t xml:space="preserve">Run the uninstall script (interactive menu with 5 options):</w:t>
-      </w:r>
-    </w:p>
-    <w:p>
-      <w:pPr>
-        <w:numPr>
-          <w:ilvl w:val="0"/>
-          <w:numId w:val="1000"/>
-        </w:numPr>
-        <w:pStyle w:val="SourceCode"/>
-      </w:pPr>
-      <w:r>
-        <w:rPr>
-          <w:rStyle w:val="BuiltInTok"/>
-        </w:rPr>
-        <w:t xml:space="preserve">cd</w:t>
-      </w:r>
-      <w:r>
-        <w:rPr>
-          <w:rStyle w:val="NormalTok"/>
-        </w:rPr>
-        <w:t xml:space="preserve"> /home/huawei-doc-templates</w:t>
-      </w:r>
-      <w:r>
-        <w:br/>
-      </w:r>
-      <w:r>
-        <w:rPr>
-          <w:rStyle w:val="ExtensionTok"/>
-        </w:rPr>
-        <w:t xml:space="preserve">./scripts/uninstall.sh</w:t>
-      </w:r>
-    </w:p>
-    <w:p>
-      <w:pPr>
-        <w:numPr>
-          <w:ilvl w:val="0"/>
-          <w:numId w:val="1033"/>
-        </w:numPr>
-      </w:pPr>
-      <w:r>
-        <w:t xml:space="preserve">Or use the one-liner:</w:t>
-      </w:r>
-    </w:p>
-    <w:p>
-      <w:pPr>
-        <w:numPr>
-          <w:ilvl w:val="0"/>
-          <w:numId w:val="1000"/>
-        </w:numPr>
-        <w:pStyle w:val="SourceCode"/>
-      </w:pPr>
-      <w:r>
-        <w:rPr>
-          <w:rStyle w:val="ExtensionTok"/>
-        </w:rPr>
-        <w:t xml:space="preserve">curl</w:t>
-      </w:r>
-      <w:r>
-        <w:rPr>
-          <w:rStyle w:val="NormalTok"/>
-        </w:rPr>
-        <w:t xml:space="preserve"> </w:t>
-      </w:r>
-      <w:r>
-        <w:rPr>
-          <w:rStyle w:val="AttributeTok"/>
-        </w:rPr>
-        <w:t xml:space="preserve">-fsSL</w:t>
-      </w:r>
-      <w:r>
-        <w:rPr>
-          <w:rStyle w:val="NormalTok"/>
-        </w:rPr>
-        <w:t xml:space="preserve"> https://raw.githubusercontent.com/wallacelw/huawei-doc-templates/main/scripts/uninstall.sh </w:t>
-      </w:r>
-      <w:r>
-        <w:rPr>
-          <w:rStyle w:val="KeywordTok"/>
-        </w:rPr>
-        <w:t xml:space="preserve">|</w:t>
-      </w:r>
-      <w:r>
-        <w:rPr>
-          <w:rStyle w:val="NormalTok"/>
-        </w:rPr>
-        <w:t xml:space="preserve"> </w:t>
-      </w:r>
-      <w:r>
-        <w:rPr>
-          <w:rStyle w:val="FunctionTok"/>
-        </w:rPr>
-        <w:t xml:space="preserve">bash</w:t>
-      </w:r>
-    </w:p>
-    <w:p>
-      <w:pPr>
-        <w:numPr>
-          <w:ilvl w:val="0"/>
-          <w:numId w:val="1033"/>
-        </w:numPr>
-      </w:pPr>
-      <w:r>
-        <w:t xml:space="preserve">The interactive menu offers:</w:t>
-      </w:r>
-    </w:p>
-    <w:p>
-      <w:pPr>
-        <w:numPr>
-          <w:ilvl w:val="1"/>
-          <w:numId w:val="1034"/>
-        </w:numPr>
-      </w:pPr>
-      <w:r>
-        <w:t xml:space="preserve">Option 1: All installed components (skills, modules, font, VS Code)</w:t>
-      </w:r>
-    </w:p>
-    <w:p>
-      <w:pPr>
-        <w:numPr>
-          <w:ilvl w:val="1"/>
-          <w:numId w:val="1034"/>
-        </w:numPr>
-      </w:pPr>
-      <w:r>
-        <w:t xml:space="preserve">Option 2: Everything + apt packages (WARNING: breaks other TeX)</w:t>
-      </w:r>
-    </w:p>
-    <w:p>
-      <w:pPr>
-        <w:numPr>
-          <w:ilvl w:val="1"/>
-          <w:numId w:val="1034"/>
-        </w:numPr>
-      </w:pPr>
-      <w:r>
-        <w:t xml:space="preserve">Option 3: Delete repository directory (all files, guides, documents)</w:t>
-      </w:r>
-    </w:p>
-    <w:p>
-      <w:pPr>
-        <w:numPr>
-          <w:ilvl w:val="1"/>
-          <w:numId w:val="1034"/>
-        </w:numPr>
-      </w:pPr>
-      <w:r>
-        <w:t xml:space="preserve">Option 4: Remove 100% — everything + apt + repo (nuclear option)</w:t>
-      </w:r>
-    </w:p>
-    <w:p>
-      <w:pPr>
-        <w:numPr>
-          <w:ilvl w:val="1"/>
-          <w:numId w:val="1034"/>
-        </w:numPr>
-      </w:pPr>
-      <w:r>
-        <w:t xml:space="preserve">Option 5: Choose specific components individually</w:t>
-      </w:r>
-    </w:p>
-    <w:p>
-      <w:pPr>
-        <w:numPr>
-          <w:ilvl w:val="0"/>
-          <w:numId w:val="1033"/>
-        </w:numPr>
-      </w:pPr>
-      <w:r>
-        <w:t xml:space="preserve">To preview what would be removed before running:</w:t>
-      </w:r>
-    </w:p>
-    <w:p>
-      <w:pPr>
-        <w:numPr>
-          <w:ilvl w:val="0"/>
-          <w:numId w:val="1000"/>
-        </w:numPr>
-        <w:pStyle w:val="SourceCode"/>
-      </w:pPr>
-      <w:r>
-        <w:rPr>
-          <w:rStyle w:val="ExtensionTok"/>
-        </w:rPr>
-        <w:t xml:space="preserve">./scripts/uninstall.sh</w:t>
-      </w:r>
-      <w:r>
-        <w:rPr>
-          <w:rStyle w:val="NormalTok"/>
-        </w:rPr>
-        <w:t xml:space="preserve"> </w:t>
-      </w:r>
-      <w:r>
-        <w:rPr>
-          <w:rStyle w:val="AttributeTok"/>
-        </w:rPr>
-        <w:t xml:space="preserve">--all</w:t>
-      </w:r>
-      <w:r>
-        <w:rPr>
-          <w:rStyle w:val="NormalTok"/>
-        </w:rPr>
-        <w:t xml:space="preserve"> </w:t>
-      </w:r>
-      <w:r>
-        <w:rPr>
-          <w:rStyle w:val="AttributeTok"/>
-        </w:rPr>
-        <w:t xml:space="preserve">--dry-run</w:t>
-      </w:r>
-    </w:p>
-    <w:p>
-      <w:pPr>
-        <w:numPr>
-          <w:ilvl w:val="0"/>
-          <w:numId w:val="1033"/>
-        </w:numPr>
-      </w:pPr>
-      <w:r>
-        <w:t xml:space="preserve">To also remove apt packages (texlive, latexmk, fonts, pandoc):</w:t>
-      </w:r>
-    </w:p>
-    <w:p>
-      <w:pPr>
-        <w:numPr>
-          <w:ilvl w:val="0"/>
-          <w:numId w:val="1000"/>
-        </w:numPr>
-        <w:pStyle w:val="SourceCode"/>
-      </w:pPr>
-      <w:r>
-        <w:rPr>
-          <w:rStyle w:val="ExtensionTok"/>
-        </w:rPr>
-        <w:t xml:space="preserve">./scripts/uninstall.sh</w:t>
-      </w:r>
-      <w:r>
-        <w:rPr>
-          <w:rStyle w:val="NormalTok"/>
-        </w:rPr>
-        <w:t xml:space="preserve"> </w:t>
-      </w:r>
-      <w:r>
-        <w:rPr>
-          <w:rStyle w:val="AttributeTok"/>
-        </w:rPr>
-        <w:t xml:space="preserve">--all</w:t>
-      </w:r>
-      <w:r>
-        <w:rPr>
-          <w:rStyle w:val="NormalTok"/>
-        </w:rPr>
-        <w:t xml:space="preserve"> </w:t>
-      </w:r>
-      <w:r>
-        <w:rPr>
-          <w:rStyle w:val="AttributeTok"/>
-        </w:rPr>
-        <w:t xml:space="preserve">--packages</w:t>
-      </w:r>
-      <w:r>
-        <w:rPr>
-          <w:rStyle w:val="NormalTok"/>
-        </w:rPr>
-        <w:t xml:space="preserve"> </w:t>
-      </w:r>
-      <w:r>
-        <w:rPr>
-          <w:rStyle w:val="AttributeTok"/>
-        </w:rPr>
-        <w:t xml:space="preserve">--yes</w:t>
+        <w:t xml:space="preserve"> ls</w:t>
       </w:r>
     </w:p>
     <w:tbl>
@@ -13614,7 +13073,7 @@
         <w:tblLayout w:type="fixed"/>
         <w:tblBorders>
           <w:top w:val="none" w:sz="0" w:space="0" w:color="auto"/>
-          <w:left w:val="single" w:sz="24" w:space="0" w:color="F57C00"/>
+          <w:left w:val="single" w:sz="24" w:space="0" w:color="2E7D32"/>
           <w:bottom w:val="none" w:sz="0" w:space="0" w:color="auto"/>
           <w:right w:val="none" w:sz="0" w:space="0" w:color="auto"/>
         </w:tblBorders>
@@ -13629,50 +13088,38 @@
         <w:tc>
           <w:tcPr>
             <w:tcW w:w="9638" w:type="dxa"/>
-            <w:shd w:val="clear" w:color="auto" w:fill="FFF8E1"/>
+            <w:shd w:val="clear" w:color="auto" w:fill="E8F5E9"/>
           </w:tcPr>
           <w:p>
             <w:r>
               <w:rPr>
                 <w:rFonts w:ascii="HarmonyOS Sans" w:hAnsi="HarmonyOS Sans"/>
                 <w:b/>
-                <w:color w:val="C7000B"/>
+                <w:color w:val="2E7D32"/>
                 <w:sz w:val="21"/>
                 <w:szCs w:val="21"/>
               </w:rPr>
-              <w:t>Important</w:t>
-            </w:r>
-          </w:p>
-          <w:p>
-            <w:pPr>
-              <w:numPr>
-                <w:ilvl w:val="0"/>
-                <w:numId w:val="1000"/>
-              </w:numPr>
-            </w:pPr>
-            <w:r>
-              <w:t xml:space="preserve">Removing apt packages will break any other LaTeX documents on the instance.</w:t>
+              <w:t>Tip</w:t>
+            </w:r>
+          </w:p>
+          <w:p>
+            <w:pPr>
+              <w:pStyle w:val="FirstParagraph"/>
+            </w:pPr>
+            <w:r>
+              <w:t xml:space="preserve">Always start your opencode session inside tmux. If you forget and start</w:t>
             </w:r>
             <w:r>
               <w:t xml:space="preserve"> </w:t>
             </w:r>
             <w:r>
-              <w:t xml:space="preserve">Only use</w:t>
+              <w:t xml:space="preserve">opencode directly, you can’t retroactively attach it to tmux — you’d</w:t>
             </w:r>
             <w:r>
               <w:t xml:space="preserve"> </w:t>
             </w:r>
             <w:r>
-              <w:rPr>
-                <w:rStyle w:val="VerbatimChar"/>
-              </w:rPr>
-              <w:t xml:space="preserve">–packages</w:t>
-            </w:r>
-            <w:r>
-              <w:t xml:space="preserve"> </w:t>
-            </w:r>
-            <w:r>
-              <w:t xml:space="preserve">if you are decommissioning the instance.</w:t>
+              <w:t xml:space="preserve">need to restart opencode inside a new tmux session.</w:t>
             </w:r>
           </w:p>
         </w:tc>
@@ -13685,312 +13132,16 @@
     </w:p>
     <w:p>
       <w:pPr>
-        <w:pStyle w:val="Heading2"/>
-      </w:pPr>
-      <w:bookmarkStart w:id="134" w:name="deleting-cloud-resources-optional"/>
-      <w:r>
-        <w:t xml:space="preserve">7.5</w:t>
-      </w:r>
-      <w:r>
-        <w:t xml:space="preserve"> Deleting cloud resources (optional)</w:t>
-      </w:r>
-      <w:bookmarkEnd w:id="134"/>
-    </w:p>
-    <w:p>
-      <w:pPr>
-        <w:pStyle w:val="FirstParagraph"/>
-      </w:pPr>
-      <w:r>
-        <w:t xml:space="preserve">If you no longer need the Flexus X instance, delete it to stop incurring</w:t>
-      </w:r>
-      <w:r>
-        <w:t xml:space="preserve"> </w:t>
-      </w:r>
-      <w:r>
-        <w:t xml:space="preserve">charges:</w:t>
-      </w:r>
-    </w:p>
-    <w:p>
-      <w:pPr>
-        <w:pStyle w:val="BodyText"/>
-      </w:pPr>
-      <w:r>
-        <w:rPr>
-          <w:bCs/>
-          <w:b/>
-        </w:rPr>
-        <w:t xml:space="preserve">Step by step:</w:t>
-      </w:r>
-    </w:p>
-    <w:p>
-      <w:pPr>
-        <w:numPr>
-          <w:ilvl w:val="0"/>
-          <w:numId w:val="1035"/>
-        </w:numPr>
-      </w:pPr>
-      <w:r>
-        <w:t xml:space="preserve">In the Console, navigate to</w:t>
-      </w:r>
-      <w:r>
-        <w:t xml:space="preserve"> </w:t>
-      </w:r>
-      <w:r>
-        <w:rPr>
-          <w:bCs/>
-          <w:b/>
-        </w:rPr>
-        <w:t xml:space="preserve">Flexus X</w:t>
-      </w:r>
-      <w:r>
-        <w:t xml:space="preserve">.</w:t>
-      </w:r>
-    </w:p>
-    <w:p>
-      <w:pPr>
-        <w:numPr>
-          <w:ilvl w:val="0"/>
-          <w:numId w:val="1035"/>
-        </w:numPr>
-      </w:pPr>
-      <w:r>
-        <w:t xml:space="preserve">Select the instance</w:t>
-      </w:r>
-      <w:r>
-        <w:t xml:space="preserve"> </w:t>
-      </w:r>
-      <w:r>
-        <w:rPr>
-          <w:rStyle w:val="VerbatimChar"/>
-        </w:rPr>
-        <w:t xml:space="preserve">flexusx-dev</w:t>
-      </w:r>
-      <w:r>
-        <w:t xml:space="preserve">, click</w:t>
-      </w:r>
-      <w:r>
-        <w:t xml:space="preserve"> </w:t>
-      </w:r>
-      <w:r>
-        <w:rPr>
-          <w:bCs/>
-          <w:b/>
-        </w:rPr>
-        <w:t xml:space="preserve">More</w:t>
-      </w:r>
-      <w:r>
-        <w:t xml:space="preserve"> </w:t>
-      </w:r>
-      <w:r>
-        <w:t xml:space="preserve">and</w:t>
-      </w:r>
-      <w:r>
-        <w:t xml:space="preserve"> </w:t>
-      </w:r>
-      <w:r>
-        <w:t xml:space="preserve">choose</w:t>
-      </w:r>
-      <w:r>
-        <w:t xml:space="preserve"> </w:t>
-      </w:r>
-      <w:r>
-        <w:rPr>
-          <w:bCs/>
-          <w:b/>
-        </w:rPr>
-        <w:t xml:space="preserve">Delete</w:t>
-      </w:r>
-      <w:r>
-        <w:t xml:space="preserve">.</w:t>
-      </w:r>
-    </w:p>
-    <w:p>
-      <w:pPr>
-        <w:numPr>
-          <w:ilvl w:val="0"/>
-          <w:numId w:val="1035"/>
-        </w:numPr>
-      </w:pPr>
-      <w:r>
-        <w:t xml:space="preserve">Confirm deletion. The EIP is released automatically (configured in</w:t>
-      </w:r>
-      <w:r>
-        <w:t xml:space="preserve"> </w:t>
-      </w:r>
-      <w:r>
-        <w:t xml:space="preserve">Chapter 1 to release on instance deletion).</w:t>
-      </w:r>
-    </w:p>
-    <w:p>
-      <w:pPr>
-        <w:numPr>
-          <w:ilvl w:val="0"/>
-          <w:numId w:val="1035"/>
-        </w:numPr>
-      </w:pPr>
-      <w:r>
-        <w:t xml:space="preserve">Navigate to</w:t>
-      </w:r>
-      <w:r>
-        <w:t xml:space="preserve"> </w:t>
-      </w:r>
-      <w:r>
-        <w:rPr>
-          <w:bCs/>
-          <w:b/>
-        </w:rPr>
-        <w:t xml:space="preserve">VPC</w:t>
-      </w:r>
-      <w:r>
-        <w:t xml:space="preserve"> → </w:t>
-      </w:r>
-      <w:r>
-        <w:rPr>
-          <w:bCs/>
-          <w:b/>
-        </w:rPr>
-        <w:t xml:space="preserve">Security Groups</w:t>
-      </w:r>
-      <w:r>
-        <w:t xml:space="preserve">,</w:t>
-      </w:r>
-      <w:r>
-        <w:t xml:space="preserve"> </w:t>
-      </w:r>
-      <w:r>
-        <w:t xml:space="preserve">select</w:t>
-      </w:r>
-      <w:r>
-        <w:t xml:space="preserve"> </w:t>
-      </w:r>
-      <w:r>
-        <w:rPr>
-          <w:rStyle w:val="VerbatimChar"/>
-        </w:rPr>
-        <w:t xml:space="preserve">sg-xgate</w:t>
-      </w:r>
-      <w:r>
-        <w:t xml:space="preserve">, and delete it.</w:t>
-      </w:r>
-    </w:p>
-    <w:p>
-      <w:pPr>
-        <w:numPr>
-          <w:ilvl w:val="0"/>
-          <w:numId w:val="1035"/>
-        </w:numPr>
-      </w:pPr>
-      <w:r>
-        <w:t xml:space="preserve">Remove the SSH config entry for</w:t>
-      </w:r>
-      <w:r>
-        <w:t xml:space="preserve"> </w:t>
-      </w:r>
-      <w:r>
-        <w:rPr>
-          <w:rStyle w:val="VerbatimChar"/>
-        </w:rPr>
-        <w:t xml:space="preserve">flexusx-dev</w:t>
-      </w:r>
-      <w:r>
-        <w:t xml:space="preserve"> </w:t>
-      </w:r>
-      <w:r>
-        <w:t xml:space="preserve">from your</w:t>
-      </w:r>
-      <w:r>
-        <w:t xml:space="preserve"> </w:t>
-      </w:r>
-      <w:r>
-        <w:t xml:space="preserve">Windows SSH config file</w:t>
-      </w:r>
-      <w:r>
-        <w:t xml:space="preserve"> </w:t>
-      </w:r>
-      <w:r>
-        <w:t xml:space="preserve">(</w:t>
-      </w:r>
-      <w:r>
-        <w:rPr>
-          <w:rStyle w:val="VerbatimChar"/>
-        </w:rPr>
-        <w:t xml:space="preserve">C:\textbackslash Users\textbackslash &lt;user&gt;\textbackslash .ssh\textbackslash config</w:t>
-      </w:r>
-      <w:r>
-        <w:t xml:space="preserve">).</w:t>
-      </w:r>
-    </w:p>
-    <w:tbl>
-      <w:tblPr>
-        <w:tblW w:w="9638" w:type="dxa"/>
-        <w:tblLayout w:type="fixed"/>
-        <w:tblBorders>
-          <w:top w:val="none" w:sz="0" w:space="0" w:color="auto"/>
-          <w:left w:val="single" w:sz="24" w:space="0" w:color="F57C00"/>
-          <w:bottom w:val="none" w:sz="0" w:space="0" w:color="auto"/>
-          <w:right w:val="none" w:sz="0" w:space="0" w:color="auto"/>
-        </w:tblBorders>
-        <w:tblCellMar>
-          <w:top w:w="120" w:type="dxa"/>
-          <w:left w:w="160" w:type="dxa"/>
-          <w:bottom w:w="120" w:type="dxa"/>
-          <w:right w:w="160" w:type="dxa"/>
-        </w:tblCellMar>
-      </w:tblPr>
-      <w:tr>
-        <w:tc>
-          <w:tcPr>
-            <w:tcW w:w="9638" w:type="dxa"/>
-            <w:shd w:val="clear" w:color="auto" w:fill="FFF8E1"/>
-          </w:tcPr>
-          <w:p>
-            <w:r>
-              <w:rPr>
-                <w:rFonts w:ascii="HarmonyOS Sans" w:hAnsi="HarmonyOS Sans"/>
-                <w:b/>
-                <w:color w:val="C7000B"/>
-                <w:sz w:val="21"/>
-                <w:szCs w:val="21"/>
-              </w:rPr>
-              <w:t>Important</w:t>
-            </w:r>
-          </w:p>
-          <w:p>
-            <w:pPr>
-              <w:pStyle w:val="FirstParagraph"/>
-            </w:pPr>
-            <w:r>
-              <w:t xml:space="preserve">If you used Terraform to provision the infrastructure, run</w:t>
-            </w:r>
-            <w:r>
-              <w:t xml:space="preserve"> </w:t>
-            </w:r>
-            <w:r>
-              <w:rPr>
-                <w:rStyle w:val="VerbatimChar"/>
-              </w:rPr>
-              <w:t xml:space="preserve">terraform destroy</w:t>
-            </w:r>
-            <w:r>
-              <w:t xml:space="preserve"> </w:t>
-            </w:r>
-            <w:r>
-              <w:t xml:space="preserve">instead to remove all resources declared in the</w:t>
-            </w:r>
-            <w:r>
-              <w:t xml:space="preserve"> </w:t>
-            </w:r>
-            <w:r>
-              <w:t xml:space="preserve">configuration.</w:t>
-            </w:r>
-          </w:p>
-        </w:tc>
-      </w:tr>
-    </w:tbl>
-    <w:p>
-      <w:pPr>
-        <w:spacing w:before="120" w:after="0"/>
-      </w:pPr>
+        <w:pStyle w:val="Heading3"/>
+      </w:pPr>
+      <w:bookmarkStart w:id="131" w:name="essential-tmux-commands"/>
+      <w:r>
+        <w:t xml:space="preserve">7.1.1</w:t>
+      </w:r>
+      <w:r>
+        <w:t xml:space="preserve"> Essential tmux commands</w:t>
+      </w:r>
+      <w:bookmarkEnd w:id="131"/>
     </w:p>
     <w:tbl>
       <w:tblPr>
@@ -14029,7 +13180,7 @@
                 <w:sz w:val="18"/>
                 <w:szCs w:val="18"/>
               </w:rPr>
-              <w:t>Step</w:t>
+              <w:t>Command</w:t>
             </w:r>
           </w:p>
         </w:tc>
@@ -14049,13 +13200,15 @@
                 <w:sz w:val="18"/>
                 <w:szCs w:val="18"/>
               </w:rPr>
-              <w:t>What to check</w:t>
-            </w:r>
-          </w:p>
-        </w:tc>
-        <w:tc>
-          <w:tcPr>
-            <w:shd w:val="clear" w:color="auto" w:fill="C7000B"/>
+              <w:t>Purpose</w:t>
+            </w:r>
+          </w:p>
+        </w:tc>
+      </w:tr>
+      <w:tr>
+        <w:tc>
+          <w:tcPr>
+            <w:shd w:val="clear" w:color="auto" w:fill="FFFFFF"/>
           </w:tcPr>
           <w:p>
             <w:pPr>
@@ -14064,12 +13217,28 @@
             <w:r>
               <w:rPr>
                 <w:rFonts w:ascii="HarmonyOS Sans" w:hAnsi="HarmonyOS Sans"/>
-                <w:b/>
-                <w:color w:val="FFFFFF"/>
                 <w:sz w:val="18"/>
                 <w:szCs w:val="18"/>
               </w:rPr>
-              <w:t>Expected result</w:t>
+              <w:t>`tmux new -s &lt;name&gt;`</w:t>
+            </w:r>
+          </w:p>
+        </w:tc>
+        <w:tc>
+          <w:tcPr>
+            <w:shd w:val="clear" w:color="auto" w:fill="FFFFFF"/>
+          </w:tcPr>
+          <w:p>
+            <w:pPr>
+              <w:jc w:val="center"/>
+            </w:pPr>
+            <w:r>
+              <w:rPr>
+                <w:rFonts w:ascii="HarmonyOS Sans" w:hAnsi="HarmonyOS Sans"/>
+                <w:sz w:val="18"/>
+                <w:szCs w:val="18"/>
+              </w:rPr>
+              <w:t>Start a new named session</w:t>
             </w:r>
           </w:p>
         </w:tc>
@@ -14077,7 +13246,7 @@
       <w:tr>
         <w:tc>
           <w:tcPr>
-            <w:shd w:val="clear" w:color="auto" w:fill="FFFFFF"/>
+            <w:shd w:val="clear" w:color="auto" w:fill="F6F8FA"/>
           </w:tcPr>
           <w:p>
             <w:pPr>
@@ -14089,13 +13258,13 @@
                 <w:sz w:val="18"/>
                 <w:szCs w:val="18"/>
               </w:rPr>
-              <w:t>Gateway update</w:t>
-            </w:r>
-          </w:p>
-        </w:tc>
-        <w:tc>
-          <w:tcPr>
-            <w:shd w:val="clear" w:color="auto" w:fill="FFFFFF"/>
+              <w:t>`tmux attach -t &lt;name&gt;`</w:t>
+            </w:r>
+          </w:p>
+        </w:tc>
+        <w:tc>
+          <w:tcPr>
+            <w:shd w:val="clear" w:color="auto" w:fill="F6F8FA"/>
           </w:tcPr>
           <w:p>
             <w:pPr>
@@ -14107,10 +13276,12 @@
                 <w:sz w:val="18"/>
                 <w:szCs w:val="18"/>
               </w:rPr>
-              <w:t>Re-run bootstrap</w:t>
-            </w:r>
-          </w:p>
-        </w:tc>
+              <w:t>Reattach to an existing session</w:t>
+            </w:r>
+          </w:p>
+        </w:tc>
+      </w:tr>
+      <w:tr>
         <w:tc>
           <w:tcPr>
             <w:shd w:val="clear" w:color="auto" w:fill="FFFFFF"/>
@@ -14125,7 +13296,25 @@
                 <w:sz w:val="18"/>
                 <w:szCs w:val="18"/>
               </w:rPr>
-              <w:t>New version running</w:t>
+              <w:t>`tmux ls`</w:t>
+            </w:r>
+          </w:p>
+        </w:tc>
+        <w:tc>
+          <w:tcPr>
+            <w:shd w:val="clear" w:color="auto" w:fill="FFFFFF"/>
+          </w:tcPr>
+          <w:p>
+            <w:pPr>
+              <w:jc w:val="center"/>
+            </w:pPr>
+            <w:r>
+              <w:rPr>
+                <w:rFonts w:ascii="HarmonyOS Sans" w:hAnsi="HarmonyOS Sans"/>
+                <w:sz w:val="18"/>
+                <w:szCs w:val="18"/>
+              </w:rPr>
+              <w:t>List all sessions</w:t>
             </w:r>
           </w:p>
         </w:tc>
@@ -14145,7 +13334,7 @@
                 <w:sz w:val="18"/>
                 <w:szCs w:val="18"/>
               </w:rPr>
-              <w:t>Templates update</w:t>
+              <w:t>`tmux kill-session -t &lt;name&gt;`</w:t>
             </w:r>
           </w:p>
         </w:tc>
@@ -14163,13 +13352,15 @@
                 <w:sz w:val="18"/>
                 <w:szCs w:val="18"/>
               </w:rPr>
-              <w:t>`git pull &amp;&amp; ./scripts/install.sh`</w:t>
-            </w:r>
-          </w:p>
-        </w:tc>
-        <w:tc>
-          <w:tcPr>
-            <w:shd w:val="clear" w:color="auto" w:fill="F6F8FA"/>
+              <w:t>Kill a specific session</w:t>
+            </w:r>
+          </w:p>
+        </w:tc>
+      </w:tr>
+      <w:tr>
+        <w:tc>
+          <w:tcPr>
+            <w:shd w:val="clear" w:color="auto" w:fill="FFFFFF"/>
           </w:tcPr>
           <w:p>
             <w:pPr>
@@ -14181,7 +13372,25 @@
                 <w:sz w:val="18"/>
                 <w:szCs w:val="18"/>
               </w:rPr>
-              <w:t>New templates available</w:t>
+              <w:t>`Ctrl-b d`</w:t>
+            </w:r>
+          </w:p>
+        </w:tc>
+        <w:tc>
+          <w:tcPr>
+            <w:shd w:val="clear" w:color="auto" w:fill="FFFFFF"/>
+          </w:tcPr>
+          <w:p>
+            <w:pPr>
+              <w:jc w:val="center"/>
+            </w:pPr>
+            <w:r>
+              <w:rPr>
+                <w:rFonts w:ascii="HarmonyOS Sans" w:hAnsi="HarmonyOS Sans"/>
+                <w:sz w:val="18"/>
+                <w:szCs w:val="18"/>
+              </w:rPr>
+              <w:t>Detach from session (keeps it running)</w:t>
             </w:r>
           </w:p>
         </w:tc>
@@ -14189,7 +13398,7 @@
       <w:tr>
         <w:tc>
           <w:tcPr>
-            <w:shd w:val="clear" w:color="auto" w:fill="FFFFFF"/>
+            <w:shd w:val="clear" w:color="auto" w:fill="F6F8FA"/>
           </w:tcPr>
           <w:p>
             <w:pPr>
@@ -14201,13 +13410,13 @@
                 <w:sz w:val="18"/>
                 <w:szCs w:val="18"/>
               </w:rPr>
-              <w:t>Gateway uninstall</w:t>
-            </w:r>
-          </w:p>
-        </w:tc>
-        <w:tc>
-          <w:tcPr>
-            <w:shd w:val="clear" w:color="auto" w:fill="FFFFFF"/>
+              <w:t>`Ctrl-b c`</w:t>
+            </w:r>
+          </w:p>
+        </w:tc>
+        <w:tc>
+          <w:tcPr>
+            <w:shd w:val="clear" w:color="auto" w:fill="F6F8FA"/>
           </w:tcPr>
           <w:p>
             <w:pPr>
@@ -14219,10 +13428,12 @@
                 <w:sz w:val="18"/>
                 <w:szCs w:val="18"/>
               </w:rPr>
-              <w:t>`./scripts/uninstall.sh –all`</w:t>
-            </w:r>
-          </w:p>
-        </w:tc>
+              <w:t>Create a new window</w:t>
+            </w:r>
+          </w:p>
+        </w:tc>
+      </w:tr>
+      <w:tr>
         <w:tc>
           <w:tcPr>
             <w:shd w:val="clear" w:color="auto" w:fill="FFFFFF"/>
@@ -14237,7 +13448,25 @@
                 <w:sz w:val="18"/>
                 <w:szCs w:val="18"/>
               </w:rPr>
-              <w:t>Docker stack removed</w:t>
+              <w:t>`Ctrl-b %`</w:t>
+            </w:r>
+          </w:p>
+        </w:tc>
+        <w:tc>
+          <w:tcPr>
+            <w:shd w:val="clear" w:color="auto" w:fill="FFFFFF"/>
+          </w:tcPr>
+          <w:p>
+            <w:pPr>
+              <w:jc w:val="center"/>
+            </w:pPr>
+            <w:r>
+              <w:rPr>
+                <w:rFonts w:ascii="HarmonyOS Sans" w:hAnsi="HarmonyOS Sans"/>
+                <w:sz w:val="18"/>
+                <w:szCs w:val="18"/>
+              </w:rPr>
+              <w:t>Split pane vertically</w:t>
             </w:r>
           </w:p>
         </w:tc>
@@ -14257,7 +13486,7 @@
                 <w:sz w:val="18"/>
                 <w:szCs w:val="18"/>
               </w:rPr>
-              <w:t>Templates uninstall</w:t>
+              <w:t>`Ctrl-b "`</w:t>
             </w:r>
           </w:p>
         </w:tc>
@@ -14275,13 +13504,15 @@
                 <w:sz w:val="18"/>
                 <w:szCs w:val="18"/>
               </w:rPr>
-              <w:t>`./scripts/uninstall.sh –all`</w:t>
-            </w:r>
-          </w:p>
-        </w:tc>
-        <w:tc>
-          <w:tcPr>
-            <w:shd w:val="clear" w:color="auto" w:fill="F6F8FA"/>
+              <w:t>Split pane horizontally</w:t>
+            </w:r>
+          </w:p>
+        </w:tc>
+      </w:tr>
+      <w:tr>
+        <w:tc>
+          <w:tcPr>
+            <w:shd w:val="clear" w:color="auto" w:fill="FFFFFF"/>
           </w:tcPr>
           <w:p>
             <w:pPr>
@@ -14293,7 +13524,25 @@
                 <w:sz w:val="18"/>
                 <w:szCs w:val="18"/>
               </w:rPr>
-              <w:t>Skills + modules removed</w:t>
+              <w:t>`Ctrl-b n`</w:t>
+            </w:r>
+          </w:p>
+        </w:tc>
+        <w:tc>
+          <w:tcPr>
+            <w:shd w:val="clear" w:color="auto" w:fill="FFFFFF"/>
+          </w:tcPr>
+          <w:p>
+            <w:pPr>
+              <w:jc w:val="center"/>
+            </w:pPr>
+            <w:r>
+              <w:rPr>
+                <w:rFonts w:ascii="HarmonyOS Sans" w:hAnsi="HarmonyOS Sans"/>
+                <w:sz w:val="18"/>
+                <w:szCs w:val="18"/>
+              </w:rPr>
+              <w:t>Next window</w:t>
             </w:r>
           </w:p>
         </w:tc>
@@ -14301,7 +13550,7 @@
       <w:tr>
         <w:tc>
           <w:tcPr>
-            <w:shd w:val="clear" w:color="auto" w:fill="FFFFFF"/>
+            <w:shd w:val="clear" w:color="auto" w:fill="F6F8FA"/>
           </w:tcPr>
           <w:p>
             <w:pPr>
@@ -14313,13 +13562,13 @@
                 <w:sz w:val="18"/>
                 <w:szCs w:val="18"/>
               </w:rPr>
-              <w:t>Cloud cleanup</w:t>
-            </w:r>
-          </w:p>
-        </w:tc>
-        <w:tc>
-          <w:tcPr>
-            <w:shd w:val="clear" w:color="auto" w:fill="FFFFFF"/>
+              <w:t>`Ctrl-b p`</w:t>
+            </w:r>
+          </w:p>
+        </w:tc>
+        <w:tc>
+          <w:tcPr>
+            <w:shd w:val="clear" w:color="auto" w:fill="F6F8FA"/>
           </w:tcPr>
           <w:p>
             <w:pPr>
@@ -14331,10 +13580,12 @@
                 <w:sz w:val="18"/>
                 <w:szCs w:val="18"/>
               </w:rPr>
-              <w:t>`flexusx-dev` deleted</w:t>
-            </w:r>
-          </w:p>
-        </w:tc>
+              <w:t>Previous window</w:t>
+            </w:r>
+          </w:p>
+        </w:tc>
+      </w:tr>
+      <w:tr>
         <w:tc>
           <w:tcPr>
             <w:shd w:val="clear" w:color="auto" w:fill="FFFFFF"/>
@@ -14349,15 +13600,13 @@
                 <w:sz w:val="18"/>
                 <w:szCs w:val="18"/>
               </w:rPr>
-              <w:t>No running instance</w:t>
-            </w:r>
-          </w:p>
-        </w:tc>
-      </w:tr>
-      <w:tr>
-        <w:tc>
-          <w:tcPr>
-            <w:shd w:val="clear" w:color="auto" w:fill="F6F8FA"/>
+              <w:t>`Ctrl-b [`</w:t>
+            </w:r>
+          </w:p>
+        </w:tc>
+        <w:tc>
+          <w:tcPr>
+            <w:shd w:val="clear" w:color="auto" w:fill="FFFFFF"/>
           </w:tcPr>
           <w:p>
             <w:pPr>
@@ -14369,155 +13618,7 @@
                 <w:sz w:val="18"/>
                 <w:szCs w:val="18"/>
               </w:rPr>
-              <w:t>EIP</w:t>
-            </w:r>
-          </w:p>
-        </w:tc>
-        <w:tc>
-          <w:tcPr>
-            <w:shd w:val="clear" w:color="auto" w:fill="F6F8FA"/>
-          </w:tcPr>
-          <w:p>
-            <w:pPr>
-              <w:jc w:val="center"/>
-            </w:pPr>
-            <w:r>
-              <w:rPr>
-                <w:rFonts w:ascii="HarmonyOS Sans" w:hAnsi="HarmonyOS Sans"/>
-                <w:sz w:val="18"/>
-                <w:szCs w:val="18"/>
-              </w:rPr>
-              <w:t>Released</w:t>
-            </w:r>
-          </w:p>
-        </w:tc>
-        <w:tc>
-          <w:tcPr>
-            <w:shd w:val="clear" w:color="auto" w:fill="F6F8FA"/>
-          </w:tcPr>
-          <w:p>
-            <w:pPr>
-              <w:jc w:val="center"/>
-            </w:pPr>
-            <w:r>
-              <w:rPr>
-                <w:rFonts w:ascii="HarmonyOS Sans" w:hAnsi="HarmonyOS Sans"/>
-                <w:sz w:val="18"/>
-                <w:szCs w:val="18"/>
-              </w:rPr>
-              <w:t>No public IP charges</w:t>
-            </w:r>
-          </w:p>
-        </w:tc>
-      </w:tr>
-      <w:tr>
-        <w:tc>
-          <w:tcPr>
-            <w:shd w:val="clear" w:color="auto" w:fill="FFFFFF"/>
-          </w:tcPr>
-          <w:p>
-            <w:pPr>
-              <w:jc w:val="center"/>
-            </w:pPr>
-            <w:r>
-              <w:rPr>
-                <w:rFonts w:ascii="HarmonyOS Sans" w:hAnsi="HarmonyOS Sans"/>
-                <w:sz w:val="18"/>
-                <w:szCs w:val="18"/>
-              </w:rPr>
-              <w:t>Security group</w:t>
-            </w:r>
-          </w:p>
-        </w:tc>
-        <w:tc>
-          <w:tcPr>
-            <w:shd w:val="clear" w:color="auto" w:fill="FFFFFF"/>
-          </w:tcPr>
-          <w:p>
-            <w:pPr>
-              <w:jc w:val="center"/>
-            </w:pPr>
-            <w:r>
-              <w:rPr>
-                <w:rFonts w:ascii="HarmonyOS Sans" w:hAnsi="HarmonyOS Sans"/>
-                <w:sz w:val="18"/>
-                <w:szCs w:val="18"/>
-              </w:rPr>
-              <w:t>`sg-xgate` deleted</w:t>
-            </w:r>
-          </w:p>
-        </w:tc>
-        <w:tc>
-          <w:tcPr>
-            <w:shd w:val="clear" w:color="auto" w:fill="FFFFFF"/>
-          </w:tcPr>
-          <w:p>
-            <w:pPr>
-              <w:jc w:val="center"/>
-            </w:pPr>
-            <w:r>
-              <w:rPr>
-                <w:rFonts w:ascii="HarmonyOS Sans" w:hAnsi="HarmonyOS Sans"/>
-                <w:sz w:val="18"/>
-                <w:szCs w:val="18"/>
-              </w:rPr>
-              <w:t>No SG charges</w:t>
-            </w:r>
-          </w:p>
-        </w:tc>
-      </w:tr>
-      <w:tr>
-        <w:tc>
-          <w:tcPr>
-            <w:shd w:val="clear" w:color="auto" w:fill="F6F8FA"/>
-          </w:tcPr>
-          <w:p>
-            <w:pPr>
-              <w:jc w:val="center"/>
-            </w:pPr>
-            <w:r>
-              <w:rPr>
-                <w:rFonts w:ascii="HarmonyOS Sans" w:hAnsi="HarmonyOS Sans"/>
-                <w:sz w:val="18"/>
-                <w:szCs w:val="18"/>
-              </w:rPr>
-              <w:t>SSH config</w:t>
-            </w:r>
-          </w:p>
-        </w:tc>
-        <w:tc>
-          <w:tcPr>
-            <w:shd w:val="clear" w:color="auto" w:fill="F6F8FA"/>
-          </w:tcPr>
-          <w:p>
-            <w:pPr>
-              <w:jc w:val="center"/>
-            </w:pPr>
-            <w:r>
-              <w:rPr>
-                <w:rFonts w:ascii="HarmonyOS Sans" w:hAnsi="HarmonyOS Sans"/>
-                <w:sz w:val="18"/>
-                <w:szCs w:val="18"/>
-              </w:rPr>
-              <w:t>Host entry removed</w:t>
-            </w:r>
-          </w:p>
-        </w:tc>
-        <w:tc>
-          <w:tcPr>
-            <w:shd w:val="clear" w:color="auto" w:fill="F6F8FA"/>
-          </w:tcPr>
-          <w:p>
-            <w:pPr>
-              <w:jc w:val="center"/>
-            </w:pPr>
-            <w:r>
-              <w:rPr>
-                <w:rFonts w:ascii="HarmonyOS Sans" w:hAnsi="HarmonyOS Sans"/>
-                <w:sz w:val="18"/>
-                <w:szCs w:val="18"/>
-              </w:rPr>
-              <w:t>Clean config</w:t>
+              <w:t>Enter scroll/copy mode</w:t>
             </w:r>
           </w:p>
         </w:tc>
@@ -14525,87 +13626,461 @@
     </w:tbl>
     <w:p>
       <w:pPr>
+        <w:pStyle w:val="Heading3"/>
+      </w:pPr>
+      <w:bookmarkStart w:id="132" w:name="tmux-configuration-for-opencode"/>
+      <w:r>
+        <w:t xml:space="preserve">7.1.2</w:t>
+      </w:r>
+      <w:r>
+        <w:t xml:space="preserve"> tmux configuration for opencode</w:t>
+      </w:r>
+      <w:bookmarkEnd w:id="132"/>
+    </w:p>
+    <w:p>
+      <w:pPr>
         <w:pStyle w:val="BodyText"/>
       </w:pPr>
       <w:r>
-        <w:rPr>
-          <w:iCs/>
-          <w:i/>
-        </w:rPr>
-        <w:t xml:space="preserve">This guide was generated using the</w:t>
-      </w:r>
-      <w:r>
-        <w:rPr>
-          <w:iCs/>
-          <w:i/>
-        </w:rPr>
-        <w:t xml:space="preserve"> </w:t>
-      </w:r>
-      <w:r>
-        <w:rPr>
-          <w:rStyle w:val="VerbatimChar"/>
-          <w:iCs/>
-          <w:i/>
-        </w:rPr>
-        <w:t xml:space="preserve">guide.cls</w:t>
-      </w:r>
-      <w:r>
-        <w:rPr>
-          <w:iCs/>
-          <w:i/>
-        </w:rPr>
-        <w:t xml:space="preserve"> </w:t>
-      </w:r>
-      <w:r>
-        <w:rPr>
-          <w:iCs/>
-          <w:i/>
-        </w:rPr>
-        <w:t xml:space="preserve">template. For the</w:t>
-      </w:r>
-      <w:r>
-        <w:rPr>
-          <w:iCs/>
-          <w:i/>
-        </w:rPr>
-        <w:t xml:space="preserve"> </w:t>
-      </w:r>
-      <w:r>
-        <w:rPr>
-          <w:iCs/>
-          <w:i/>
-        </w:rPr>
-        <w:t xml:space="preserve">full command reference, see the template’s README.md or run</w:t>
-      </w:r>
-      <w:r>
-        <w:rPr>
-          <w:iCs/>
-          <w:i/>
-        </w:rPr>
-        <w:t xml:space="preserve"> </w:t>
-      </w:r>
-      <w:r>
-        <w:rPr>
-          <w:rStyle w:val="VerbatimChar"/>
-          <w:iCs/>
-          <w:i/>
-        </w:rPr>
-        <w:t xml:space="preserve">/skill huawei-template-guide</w:t>
-      </w:r>
-      <w:r>
-        <w:rPr>
-          <w:iCs/>
-          <w:i/>
-        </w:rPr>
-        <w:t xml:space="preserve"> </w:t>
-      </w:r>
-      <w:r>
-        <w:rPr>
-          <w:iCs/>
-          <w:i/>
-        </w:rPr>
-        <w:t xml:space="preserve">in your coding agent.</w:t>
-      </w:r>
+        <w:t xml:space="preserve">Create or edit</w:t>
+      </w:r>
+      <w:r>
+        <w:t xml:space="preserve"> </w:t>
+      </w:r>
+      <w:r>
+        <w:rPr>
+          <w:rStyle w:val="VerbatimChar"/>
+        </w:rPr>
+        <w:t xml:space="preserve">\textasciitilde/.tmux.conf</w:t>
+      </w:r>
+      <w:r>
+        <w:t xml:space="preserve"> </w:t>
+      </w:r>
+      <w:r>
+        <w:t xml:space="preserve">with the following</w:t>
+      </w:r>
+      <w:r>
+        <w:t xml:space="preserve"> </w:t>
+      </w:r>
+      <w:r>
+        <w:t xml:space="preserve">settings to optimize tmux for use with opencode:</w:t>
+      </w:r>
+    </w:p>
+    <w:p>
+      <w:pPr>
+        <w:pStyle w:val="SourceCode"/>
+      </w:pPr>
+      <w:r>
+        <w:rPr>
+          <w:rStyle w:val="CommentTok"/>
+        </w:rPr>
+        <w:t xml:space="preserve"># Reduce escape key delay — critical for opencode (default is 500ms)</w:t>
+      </w:r>
+      <w:r>
+        <w:br/>
+      </w:r>
+      <w:r>
+        <w:rPr>
+          <w:rStyle w:val="BuiltInTok"/>
+        </w:rPr>
+        <w:t xml:space="preserve">set</w:t>
+      </w:r>
+      <w:r>
+        <w:rPr>
+          <w:rStyle w:val="NormalTok"/>
+        </w:rPr>
+        <w:t xml:space="preserve"> </w:t>
+      </w:r>
+      <w:r>
+        <w:rPr>
+          <w:rStyle w:val="AttributeTok"/>
+        </w:rPr>
+        <w:t xml:space="preserve">-g</w:t>
+      </w:r>
+      <w:r>
+        <w:rPr>
+          <w:rStyle w:val="NormalTok"/>
+        </w:rPr>
+        <w:t xml:space="preserve"> escape-time 10</w:t>
+      </w:r>
+      <w:r>
+        <w:br/>
+      </w:r>
+      <w:r>
+        <w:br/>
+      </w:r>
+      <w:r>
+        <w:rPr>
+          <w:rStyle w:val="CommentTok"/>
+        </w:rPr>
+        <w:t xml:space="preserve"># Enable mouse support (scroll, select panes, resize)</w:t>
+      </w:r>
+      <w:r>
+        <w:br/>
+      </w:r>
+      <w:r>
+        <w:rPr>
+          <w:rStyle w:val="BuiltInTok"/>
+        </w:rPr>
+        <w:t xml:space="preserve">set</w:t>
+      </w:r>
+      <w:r>
+        <w:rPr>
+          <w:rStyle w:val="NormalTok"/>
+        </w:rPr>
+        <w:t xml:space="preserve"> </w:t>
+      </w:r>
+      <w:r>
+        <w:rPr>
+          <w:rStyle w:val="AttributeTok"/>
+        </w:rPr>
+        <w:t xml:space="preserve">-g</w:t>
+      </w:r>
+      <w:r>
+        <w:rPr>
+          <w:rStyle w:val="NormalTok"/>
+        </w:rPr>
+        <w:t xml:space="preserve"> mouse on</w:t>
+      </w:r>
+      <w:r>
+        <w:br/>
+      </w:r>
+      <w:r>
+        <w:br/>
+      </w:r>
+      <w:r>
+        <w:rPr>
+          <w:rStyle w:val="CommentTok"/>
+        </w:rPr>
+        <w:t xml:space="preserve"># Enable clipboard integration (tmux 2.9+)</w:t>
+      </w:r>
+      <w:r>
+        <w:br/>
+      </w:r>
+      <w:r>
+        <w:rPr>
+          <w:rStyle w:val="BuiltInTok"/>
+        </w:rPr>
+        <w:t xml:space="preserve">set</w:t>
+      </w:r>
+      <w:r>
+        <w:rPr>
+          <w:rStyle w:val="NormalTok"/>
+        </w:rPr>
+        <w:t xml:space="preserve"> </w:t>
+      </w:r>
+      <w:r>
+        <w:rPr>
+          <w:rStyle w:val="AttributeTok"/>
+        </w:rPr>
+        <w:t xml:space="preserve">-g</w:t>
+      </w:r>
+      <w:r>
+        <w:rPr>
+          <w:rStyle w:val="NormalTok"/>
+        </w:rPr>
+        <w:t xml:space="preserve"> set-clipboard on</w:t>
+      </w:r>
+      <w:r>
+        <w:br/>
+      </w:r>
+      <w:r>
+        <w:br/>
+      </w:r>
+      <w:r>
+        <w:rPr>
+          <w:rStyle w:val="CommentTok"/>
+        </w:rPr>
+        <w:t xml:space="preserve"># Allow nested apps to access system clipboard (WSL2 with WSLg)</w:t>
+      </w:r>
+      <w:r>
+        <w:br/>
+      </w:r>
+      <w:r>
+        <w:rPr>
+          <w:rStyle w:val="BuiltInTok"/>
+        </w:rPr>
+        <w:t xml:space="preserve">set</w:t>
+      </w:r>
+      <w:r>
+        <w:rPr>
+          <w:rStyle w:val="NormalTok"/>
+        </w:rPr>
+        <w:t xml:space="preserve"> </w:t>
+      </w:r>
+      <w:r>
+        <w:rPr>
+          <w:rStyle w:val="AttributeTok"/>
+        </w:rPr>
+        <w:t xml:space="preserve">-g</w:t>
+      </w:r>
+      <w:r>
+        <w:rPr>
+          <w:rStyle w:val="NormalTok"/>
+        </w:rPr>
+        <w:t xml:space="preserve"> allow-passthrough on</w:t>
+      </w:r>
+      <w:r>
+        <w:br/>
+      </w:r>
+      <w:r>
+        <w:br/>
+      </w:r>
+      <w:r>
+        <w:rPr>
+          <w:rStyle w:val="CommentTok"/>
+        </w:rPr>
+        <w:t xml:space="preserve"># Enable extended keys so Shift+Enter works in opencode</w:t>
+      </w:r>
+      <w:r>
+        <w:br/>
+      </w:r>
+      <w:r>
+        <w:rPr>
+          <w:rStyle w:val="BuiltInTok"/>
+        </w:rPr>
+        <w:t xml:space="preserve">set</w:t>
+      </w:r>
+      <w:r>
+        <w:rPr>
+          <w:rStyle w:val="NormalTok"/>
+        </w:rPr>
+        <w:t xml:space="preserve"> </w:t>
+      </w:r>
+      <w:r>
+        <w:rPr>
+          <w:rStyle w:val="AttributeTok"/>
+        </w:rPr>
+        <w:t xml:space="preserve">-g</w:t>
+      </w:r>
+      <w:r>
+        <w:rPr>
+          <w:rStyle w:val="NormalTok"/>
+        </w:rPr>
+        <w:t xml:space="preserve"> extended-keys on</w:t>
+      </w:r>
+      <w:r>
+        <w:br/>
+      </w:r>
+      <w:r>
+        <w:rPr>
+          <w:rStyle w:val="BuiltInTok"/>
+        </w:rPr>
+        <w:t xml:space="preserve">set</w:t>
+      </w:r>
+      <w:r>
+        <w:rPr>
+          <w:rStyle w:val="NormalTok"/>
+        </w:rPr>
+        <w:t xml:space="preserve"> </w:t>
+      </w:r>
+      <w:r>
+        <w:rPr>
+          <w:rStyle w:val="AttributeTok"/>
+        </w:rPr>
+        <w:t xml:space="preserve">-as</w:t>
+      </w:r>
+      <w:r>
+        <w:rPr>
+          <w:rStyle w:val="NormalTok"/>
+        </w:rPr>
+        <w:t xml:space="preserve"> terminal-features </w:t>
+      </w:r>
+      <w:r>
+        <w:rPr>
+          <w:rStyle w:val="StringTok"/>
+        </w:rPr>
+        <w:t xml:space="preserve">'xterm*:extkeys'</w:t>
+      </w:r>
+    </w:p>
+    <w:p>
+      <w:pPr>
+        <w:pStyle w:val="FirstParagraph"/>
+      </w:pPr>
+      <w:r>
+        <w:t xml:space="preserve">After editing the config, reload it without restarting tmux:</w:t>
+      </w:r>
+    </w:p>
+    <w:p>
+      <w:pPr>
+        <w:pStyle w:val="SourceCode"/>
+      </w:pPr>
+      <w:r>
+        <w:rPr>
+          <w:rStyle w:val="ExtensionTok"/>
+        </w:rPr>
+        <w:t xml:space="preserve">tmux</w:t>
+      </w:r>
+      <w:r>
+        <w:rPr>
+          <w:rStyle w:val="NormalTok"/>
+        </w:rPr>
+        <w:t xml:space="preserve"> source-file ~/.tmux.conf</w:t>
+      </w:r>
+    </w:p>
+    <w:tbl>
+      <w:tblPr>
+        <w:tblW w:w="9638" w:type="dxa"/>
+        <w:tblLayout w:type="fixed"/>
+        <w:tblBorders>
+          <w:top w:val="none" w:sz="0" w:space="0" w:color="auto"/>
+          <w:left w:val="single" w:sz="24" w:space="0" w:color="F57C00"/>
+          <w:bottom w:val="none" w:sz="0" w:space="0" w:color="auto"/>
+          <w:right w:val="none" w:sz="0" w:space="0" w:color="auto"/>
+        </w:tblBorders>
+        <w:tblCellMar>
+          <w:top w:w="120" w:type="dxa"/>
+          <w:left w:w="160" w:type="dxa"/>
+          <w:bottom w:w="120" w:type="dxa"/>
+          <w:right w:w="160" w:type="dxa"/>
+        </w:tblCellMar>
+      </w:tblPr>
+      <w:tr>
+        <w:tc>
+          <w:tcPr>
+            <w:tcW w:w="9638" w:type="dxa"/>
+            <w:shd w:val="clear" w:color="auto" w:fill="FFF8E1"/>
+          </w:tcPr>
+          <w:p>
+            <w:r>
+              <w:rPr>
+                <w:rFonts w:ascii="HarmonyOS Sans" w:hAnsi="HarmonyOS Sans"/>
+                <w:b/>
+                <w:color w:val="C7000B"/>
+                <w:sz w:val="21"/>
+                <w:szCs w:val="21"/>
+              </w:rPr>
+              <w:t>Important</w:t>
+            </w:r>
+          </w:p>
+          <w:p>
+            <w:pPr>
+              <w:pStyle w:val="FirstParagraph"/>
+            </w:pPr>
+            <w:r>
+              <w:t xml:space="preserve">The</w:t>
+            </w:r>
+            <w:r>
+              <w:t xml:space="preserve"> </w:t>
+            </w:r>
+            <w:r>
+              <w:rPr>
+                <w:rStyle w:val="VerbatimChar"/>
+              </w:rPr>
+              <w:t xml:space="preserve">escape-time</w:t>
+            </w:r>
+            <w:r>
+              <w:t xml:space="preserve"> </w:t>
+            </w:r>
+            <w:r>
+              <w:t xml:space="preserve">setting is critical. The default 500ms delay</w:t>
+            </w:r>
+            <w:r>
+              <w:t xml:space="preserve"> </w:t>
+            </w:r>
+            <w:r>
+              <w:t xml:space="preserve">causes opencode to receive Escape key presses late, which breaks modal</w:t>
+            </w:r>
+            <w:r>
+              <w:t xml:space="preserve"> </w:t>
+            </w:r>
+            <w:r>
+              <w:t xml:space="preserve">editing and menu navigation. Always set it to</w:t>
+            </w:r>
+            <w:r>
+              <w:t xml:space="preserve"> </w:t>
+            </w:r>
+            <w:r>
+              <w:rPr>
+                <w:rStyle w:val="VerbatimChar"/>
+              </w:rPr>
+              <w:t xml:space="preserve">10</w:t>
+            </w:r>
+            <w:r>
+              <w:t xml:space="preserve"> </w:t>
+            </w:r>
+            <w:r>
+              <w:t xml:space="preserve">or lower.</w:t>
+            </w:r>
+          </w:p>
+        </w:tc>
+      </w:tr>
+    </w:tbl>
+    <w:p>
+      <w:pPr>
+        <w:spacing w:before="120" w:after="0"/>
+      </w:pPr>
+    </w:p>
+    <w:tbl>
+      <w:tblPr>
+        <w:tblW w:w="9638" w:type="dxa"/>
+        <w:tblLayout w:type="fixed"/>
+        <w:tblBorders>
+          <w:top w:val="none" w:sz="0" w:space="0" w:color="auto"/>
+          <w:left w:val="single" w:sz="24" w:space="0" w:color="1565C0"/>
+          <w:bottom w:val="none" w:sz="0" w:space="0" w:color="auto"/>
+          <w:right w:val="none" w:sz="0" w:space="0" w:color="auto"/>
+        </w:tblBorders>
+        <w:tblCellMar>
+          <w:top w:w="120" w:type="dxa"/>
+          <w:left w:w="160" w:type="dxa"/>
+          <w:bottom w:w="120" w:type="dxa"/>
+          <w:right w:w="160" w:type="dxa"/>
+        </w:tblCellMar>
+      </w:tblPr>
+      <w:tr>
+        <w:tc>
+          <w:tcPr>
+            <w:tcW w:w="9638" w:type="dxa"/>
+            <w:shd w:val="clear" w:color="auto" w:fill="E3F2FD"/>
+          </w:tcPr>
+          <w:p>
+            <w:r>
+              <w:rPr>
+                <w:rFonts w:ascii="HarmonyOS Sans" w:hAnsi="HarmonyOS Sans"/>
+                <w:b/>
+                <w:color w:val="1565C0"/>
+                <w:sz w:val="21"/>
+                <w:szCs w:val="21"/>
+              </w:rPr>
+              <w:t>Info</w:t>
+            </w:r>
+          </w:p>
+          <w:p>
+            <w:pPr>
+              <w:pStyle w:val="BodyText"/>
+            </w:pPr>
+            <w:r>
+              <w:t xml:space="preserve">For more tips on using tmux with opencode, including WSL2 clipboard</w:t>
+            </w:r>
+            <w:r>
+              <w:t xml:space="preserve"> </w:t>
+            </w:r>
+            <w:r>
+              <w:t xml:space="preserve">integration and keybinding workflows, see</w:t>
+            </w:r>
+            <w:r>
+              <w:t xml:space="preserve"> </w:t>
+            </w:r>
+            <w:hyperlink r:id="rId42">
+              <w:r>
+                <w:rPr>
+                  <w:rStyle w:val="Hyperlink"/>
+                </w:rPr>
+                <w:t xml:space="preserve">Luke Manning’s blog post</w:t>
+              </w:r>
+            </w:hyperlink>
+            <w:r>
+              <w:t xml:space="preserve">.</w:t>
+            </w:r>
+          </w:p>
+        </w:tc>
+      </w:tr>
+    </w:tbl>
+    <w:p>
+      <w:pPr>
+        <w:spacing w:before="120" w:after="0"/>
+      </w:pPr>
     </w:p>
     <w:p>
       <w:r>
@@ -14622,7 +14097,7 @@
           <w:tab w:val="right" w:pos="9638"/>
         </w:tabs>
       </w:pPr>
-      <w:bookmarkStart w:id="135" w:name="sec-changelog"/>
+      <w:bookmarkStart w:id="133" w:name="operations-and-maintenance"/>
       <w:r>
         <w:rPr>
           <w:sz w:val="112"/>
@@ -14634,9 +14109,1881 @@
         <w:tab/>
       </w:r>
       <w:r>
+        <w:t xml:space="preserve">Operations and Maintenance</w:t>
+      </w:r>
+      <w:bookmarkEnd w:id="133"/>
+    </w:p>
+    <w:p>
+      <w:pPr>
+        <w:pStyle w:val="BodyText"/>
+      </w:pPr>
+      <w:r>
+        <w:rPr>
+          <w:bCs/>
+          <w:b/>
+        </w:rPr>
+        <w:t xml:space="preserve">General Objective:</w:t>
+      </w:r>
+      <w:r>
+        <w:t xml:space="preserve"> </w:t>
+      </w:r>
+      <w:r>
+        <w:t xml:space="preserve">Update, uninstall, or clean up the software and cloud</w:t>
+      </w:r>
+      <w:r>
+        <w:t xml:space="preserve"> </w:t>
+      </w:r>
+      <w:r>
+        <w:t xml:space="preserve">resources created in this guide. All operations in this chapter are optional.</w:t>
+      </w:r>
+    </w:p>
+    <w:p>
+      <w:pPr>
+        <w:pStyle w:val="ObjectivesRule"/>
+      </w:pPr>
+      <w:r>
+        <w:t xml:space="preserve">​</w:t>
+      </w:r>
+    </w:p>
+    <w:p>
+      <w:pPr>
+        <w:pStyle w:val="Heading2"/>
+      </w:pPr>
+      <w:bookmarkStart w:id="134" w:name="updating-the-maas-gateway"/>
+      <w:r>
+        <w:t xml:space="preserve">8.1</w:t>
+      </w:r>
+      <w:r>
+        <w:t xml:space="preserve"> Updating the MaaS Gateway</w:t>
+      </w:r>
+      <w:bookmarkEnd w:id="134"/>
+    </w:p>
+    <w:p>
+      <w:pPr>
+        <w:pStyle w:val="BodyText"/>
+      </w:pPr>
+      <w:r>
+        <w:t xml:space="preserve">To update the oh-my-coding-maas-gateway to a newer version:</w:t>
+      </w:r>
+    </w:p>
+    <w:p>
+      <w:pPr>
+        <w:pStyle w:val="BodyText"/>
+      </w:pPr>
+      <w:r>
+        <w:rPr>
+          <w:bCs/>
+          <w:b/>
+        </w:rPr>
+        <w:t xml:space="preserve">Step by step:</w:t>
+      </w:r>
+    </w:p>
+    <w:p>
+      <w:pPr>
+        <w:numPr>
+          <w:ilvl w:val="0"/>
+          <w:numId w:val="1031"/>
+        </w:numPr>
+      </w:pPr>
+      <w:r>
+        <w:t xml:space="preserve">Re-run the bootstrap script in the VS Code remote terminal:</w:t>
+      </w:r>
+    </w:p>
+    <w:p>
+      <w:pPr>
+        <w:numPr>
+          <w:ilvl w:val="0"/>
+          <w:numId w:val="1000"/>
+        </w:numPr>
+        <w:pStyle w:val="SourceCode"/>
+      </w:pPr>
+      <w:r>
+        <w:rPr>
+          <w:rStyle w:val="ExtensionTok"/>
+        </w:rPr>
+        <w:t xml:space="preserve">curl</w:t>
+      </w:r>
+      <w:r>
+        <w:rPr>
+          <w:rStyle w:val="NormalTok"/>
+        </w:rPr>
+        <w:t xml:space="preserve"> </w:t>
+      </w:r>
+      <w:r>
+        <w:rPr>
+          <w:rStyle w:val="AttributeTok"/>
+        </w:rPr>
+        <w:t xml:space="preserve">-fsSL</w:t>
+      </w:r>
+      <w:r>
+        <w:rPr>
+          <w:rStyle w:val="NormalTok"/>
+        </w:rPr>
+        <w:t xml:space="preserve"> https://raw.githubusercontent.com/wallacelw/oh-my-coding-maas-gateway/main/scripts/bootstrap.sh </w:t>
+      </w:r>
+      <w:r>
+        <w:rPr>
+          <w:rStyle w:val="KeywordTok"/>
+        </w:rPr>
+        <w:t xml:space="preserve">|</w:t>
+      </w:r>
+      <w:r>
+        <w:rPr>
+          <w:rStyle w:val="NormalTok"/>
+        </w:rPr>
+        <w:t xml:space="preserve"> </w:t>
+      </w:r>
+      <w:r>
+        <w:rPr>
+          <w:rStyle w:val="FunctionTok"/>
+        </w:rPr>
+        <w:t xml:space="preserve">bash</w:t>
+      </w:r>
+    </w:p>
+    <w:p>
+      <w:pPr>
+        <w:numPr>
+          <w:ilvl w:val="0"/>
+          <w:numId w:val="1031"/>
+        </w:numPr>
+      </w:pPr>
+      <w:r>
+        <w:t xml:space="preserve">The installer detects the existing installation, pulls updates, and</w:t>
+      </w:r>
+      <w:r>
+        <w:t xml:space="preserve"> </w:t>
+      </w:r>
+      <w:r>
+        <w:t xml:space="preserve">preserves all secrets, virtual keys, and data.</w:t>
+      </w:r>
+    </w:p>
+    <w:p>
+      <w:pPr>
+        <w:numPr>
+          <w:ilvl w:val="0"/>
+          <w:numId w:val="1031"/>
+        </w:numPr>
+      </w:pPr>
+      <w:r>
+        <w:t xml:space="preserve">To update only the coding tools (without touching the proxy stack):</w:t>
+      </w:r>
+    </w:p>
+    <w:p>
+      <w:pPr>
+        <w:numPr>
+          <w:ilvl w:val="0"/>
+          <w:numId w:val="1000"/>
+        </w:numPr>
+        <w:pStyle w:val="SourceCode"/>
+      </w:pPr>
+      <w:r>
+        <w:rPr>
+          <w:rStyle w:val="BuiltInTok"/>
+        </w:rPr>
+        <w:t xml:space="preserve">cd</w:t>
+      </w:r>
+      <w:r>
+        <w:rPr>
+          <w:rStyle w:val="NormalTok"/>
+        </w:rPr>
+        <w:t xml:space="preserve"> /home/oh-my-coding-maas-gateway</w:t>
+      </w:r>
+      <w:r>
+        <w:br/>
+      </w:r>
+      <w:r>
+        <w:rPr>
+          <w:rStyle w:val="ExtensionTok"/>
+        </w:rPr>
+        <w:t xml:space="preserve">./scripts/update.sh</w:t>
+      </w:r>
+    </w:p>
+    <w:p>
+      <w:pPr>
+        <w:pStyle w:val="Heading2"/>
+      </w:pPr>
+      <w:bookmarkStart w:id="135" w:name="updating-the-document-templates"/>
+      <w:r>
+        <w:t xml:space="preserve">8.2</w:t>
+      </w:r>
+      <w:r>
+        <w:t xml:space="preserve"> Updating the Document Templates</w:t>
+      </w:r>
+      <w:bookmarkEnd w:id="135"/>
+    </w:p>
+    <w:p>
+      <w:pPr>
+        <w:pStyle w:val="FirstParagraph"/>
+      </w:pPr>
+      <w:r>
+        <w:t xml:space="preserve">To update the Huawei document templates project:</w:t>
+      </w:r>
+    </w:p>
+    <w:p>
+      <w:pPr>
+        <w:pStyle w:val="BodyText"/>
+      </w:pPr>
+      <w:r>
+        <w:rPr>
+          <w:bCs/>
+          <w:b/>
+        </w:rPr>
+        <w:t xml:space="preserve">Step by step:</w:t>
+      </w:r>
+    </w:p>
+    <w:p>
+      <w:pPr>
+        <w:numPr>
+          <w:ilvl w:val="0"/>
+          <w:numId w:val="1032"/>
+        </w:numPr>
+      </w:pPr>
+      <w:r>
+        <w:t xml:space="preserve">Re-run the one-liner — it detects the existing installation and</w:t>
+      </w:r>
+      <w:r>
+        <w:t xml:space="preserve"> </w:t>
+      </w:r>
+      <w:r>
+        <w:t xml:space="preserve">prompts to update:</w:t>
+      </w:r>
+    </w:p>
+    <w:p>
+      <w:pPr>
+        <w:numPr>
+          <w:ilvl w:val="0"/>
+          <w:numId w:val="1000"/>
+        </w:numPr>
+        <w:pStyle w:val="SourceCode"/>
+      </w:pPr>
+      <w:r>
+        <w:rPr>
+          <w:rStyle w:val="ExtensionTok"/>
+        </w:rPr>
+        <w:t xml:space="preserve">curl</w:t>
+      </w:r>
+      <w:r>
+        <w:rPr>
+          <w:rStyle w:val="NormalTok"/>
+        </w:rPr>
+        <w:t xml:space="preserve"> </w:t>
+      </w:r>
+      <w:r>
+        <w:rPr>
+          <w:rStyle w:val="AttributeTok"/>
+        </w:rPr>
+        <w:t xml:space="preserve">-fsSL</w:t>
+      </w:r>
+      <w:r>
+        <w:rPr>
+          <w:rStyle w:val="NormalTok"/>
+        </w:rPr>
+        <w:t xml:space="preserve"> https://raw.githubusercontent.com/wallacelw/huawei-doc-templates/main/scripts/install.sh </w:t>
+      </w:r>
+      <w:r>
+        <w:rPr>
+          <w:rStyle w:val="KeywordTok"/>
+        </w:rPr>
+        <w:t xml:space="preserve">|</w:t>
+      </w:r>
+      <w:r>
+        <w:rPr>
+          <w:rStyle w:val="NormalTok"/>
+        </w:rPr>
+        <w:t xml:space="preserve"> </w:t>
+      </w:r>
+      <w:r>
+        <w:rPr>
+          <w:rStyle w:val="FunctionTok"/>
+        </w:rPr>
+        <w:t xml:space="preserve">bash</w:t>
+      </w:r>
+    </w:p>
+    <w:p>
+      <w:pPr>
+        <w:numPr>
+          <w:ilvl w:val="0"/>
+          <w:numId w:val="1032"/>
+        </w:numPr>
+      </w:pPr>
+      <w:r>
+        <w:t xml:space="preserve">The script pulls the latest version, shows the version change</w:t>
+      </w:r>
+      <w:r>
+        <w:t xml:space="preserve"> </w:t>
+      </w:r>
+      <w:r>
+        <w:t xml:space="preserve">(</w:t>
+      </w:r>
+      <w:r>
+        <w:rPr>
+          <w:rStyle w:val="VerbatimChar"/>
+        </w:rPr>
+        <w:t xml:space="preserve">v3.3.6 → v3.3.7</w:t>
+      </w:r>
+      <w:r>
+        <w:t xml:space="preserve">), and re-runs the installer. New</w:t>
+      </w:r>
+      <w:r>
+        <w:t xml:space="preserve"> </w:t>
+      </w:r>
+      <w:r>
+        <w:t xml:space="preserve">templates, commands, or modules are installed automatically.</w:t>
+      </w:r>
+    </w:p>
+    <w:p>
+      <w:pPr>
+        <w:pStyle w:val="Heading2"/>
+      </w:pPr>
+      <w:bookmarkStart w:id="136" w:name="uninstalling-the-maas-gateway"/>
+      <w:r>
+        <w:t xml:space="preserve">8.3</w:t>
+      </w:r>
+      <w:r>
+        <w:t xml:space="preserve"> Uninstalling the MaaS Gateway</w:t>
+      </w:r>
+      <w:bookmarkEnd w:id="136"/>
+    </w:p>
+    <w:p>
+      <w:pPr>
+        <w:pStyle w:val="FirstParagraph"/>
+      </w:pPr>
+      <w:r>
+        <w:t xml:space="preserve">To remove the oh-my-coding-maas-gateway:</w:t>
+      </w:r>
+    </w:p>
+    <w:p>
+      <w:pPr>
+        <w:pStyle w:val="BodyText"/>
+      </w:pPr>
+      <w:r>
+        <w:rPr>
+          <w:bCs/>
+          <w:b/>
+        </w:rPr>
+        <w:t xml:space="preserve">Step by step:</w:t>
+      </w:r>
+    </w:p>
+    <w:p>
+      <w:pPr>
+        <w:numPr>
+          <w:ilvl w:val="0"/>
+          <w:numId w:val="1033"/>
+        </w:numPr>
+      </w:pPr>
+      <w:r>
+        <w:t xml:space="preserve">Run the uninstall script:</w:t>
+      </w:r>
+    </w:p>
+    <w:p>
+      <w:pPr>
+        <w:numPr>
+          <w:ilvl w:val="0"/>
+          <w:numId w:val="1000"/>
+        </w:numPr>
+        <w:pStyle w:val="SourceCode"/>
+      </w:pPr>
+      <w:r>
+        <w:rPr>
+          <w:rStyle w:val="BuiltInTok"/>
+        </w:rPr>
+        <w:t xml:space="preserve">cd</w:t>
+      </w:r>
+      <w:r>
+        <w:rPr>
+          <w:rStyle w:val="NormalTok"/>
+        </w:rPr>
+        <w:t xml:space="preserve"> /home/oh-my-coding-maas-gateway</w:t>
+      </w:r>
+      <w:r>
+        <w:br/>
+      </w:r>
+      <w:r>
+        <w:rPr>
+          <w:rStyle w:val="ExtensionTok"/>
+        </w:rPr>
+        <w:t xml:space="preserve">./scripts/uninstall.sh</w:t>
+      </w:r>
+      <w:r>
+        <w:rPr>
+          <w:rStyle w:val="NormalTok"/>
+        </w:rPr>
+        <w:t xml:space="preserve"> </w:t>
+      </w:r>
+      <w:r>
+        <w:rPr>
+          <w:rStyle w:val="AttributeTok"/>
+        </w:rPr>
+        <w:t xml:space="preserve">--all</w:t>
+      </w:r>
+      <w:r>
+        <w:rPr>
+          <w:rStyle w:val="NormalTok"/>
+        </w:rPr>
+        <w:t xml:space="preserve"> </w:t>
+      </w:r>
+      <w:r>
+        <w:rPr>
+          <w:rStyle w:val="AttributeTok"/>
+        </w:rPr>
+        <w:t xml:space="preserve">--yes</w:t>
+      </w:r>
+    </w:p>
+    <w:p>
+      <w:pPr>
+        <w:numPr>
+          <w:ilvl w:val="0"/>
+          <w:numId w:val="1033"/>
+        </w:numPr>
+      </w:pPr>
+      <w:r>
+        <w:t xml:space="preserve">This stops and removes Docker containers, volumes, and images, removes</w:t>
+      </w:r>
+      <w:r>
+        <w:t xml:space="preserve"> </w:t>
+      </w:r>
+      <w:r>
+        <w:t xml:space="preserve">coding tool configs (opencode, Codex, Claude, Pi), and deletes the</w:t>
+      </w:r>
+      <w:r>
+        <w:t xml:space="preserve"> </w:t>
+      </w:r>
+      <w:r>
+        <w:t xml:space="preserve">repository.</w:t>
+      </w:r>
+    </w:p>
+    <w:p>
+      <w:pPr>
+        <w:numPr>
+          <w:ilvl w:val="0"/>
+          <w:numId w:val="1033"/>
+        </w:numPr>
+      </w:pPr>
+      <w:r>
+        <w:t xml:space="preserve">To remove only specific components:</w:t>
+      </w:r>
+    </w:p>
+    <w:p>
+      <w:pPr>
+        <w:numPr>
+          <w:ilvl w:val="0"/>
+          <w:numId w:val="1000"/>
+        </w:numPr>
+        <w:pStyle w:val="SourceCode"/>
+      </w:pPr>
+      <w:r>
+        <w:rPr>
+          <w:rStyle w:val="ExtensionTok"/>
+        </w:rPr>
+        <w:t xml:space="preserve">./scripts/uninstall.sh</w:t>
+      </w:r>
+      <w:r>
+        <w:rPr>
+          <w:rStyle w:val="NormalTok"/>
+        </w:rPr>
+        <w:t xml:space="preserve"> </w:t>
+      </w:r>
+      <w:r>
+        <w:rPr>
+          <w:rStyle w:val="AttributeTok"/>
+        </w:rPr>
+        <w:t xml:space="preserve">--tool</w:t>
+      </w:r>
+      <w:r>
+        <w:rPr>
+          <w:rStyle w:val="OperatorTok"/>
+        </w:rPr>
+        <w:t xml:space="preserve">=</w:t>
+      </w:r>
+      <w:r>
+        <w:rPr>
+          <w:rStyle w:val="NormalTok"/>
+        </w:rPr>
+        <w:t xml:space="preserve">opencode    </w:t>
+      </w:r>
+      <w:r>
+        <w:rPr>
+          <w:rStyle w:val="CommentTok"/>
+        </w:rPr>
+        <w:t xml:space="preserve"># remove one tool</w:t>
+      </w:r>
+      <w:r>
+        <w:br/>
+      </w:r>
+      <w:r>
+        <w:rPr>
+          <w:rStyle w:val="ExtensionTok"/>
+        </w:rPr>
+        <w:t xml:space="preserve">./scripts/uninstall.sh</w:t>
+      </w:r>
+      <w:r>
+        <w:rPr>
+          <w:rStyle w:val="NormalTok"/>
+        </w:rPr>
+        <w:t xml:space="preserve"> </w:t>
+      </w:r>
+      <w:r>
+        <w:rPr>
+          <w:rStyle w:val="AttributeTok"/>
+        </w:rPr>
+        <w:t xml:space="preserve">--docker</w:t>
+      </w:r>
+      <w:r>
+        <w:rPr>
+          <w:rStyle w:val="NormalTok"/>
+        </w:rPr>
+        <w:t xml:space="preserve">           </w:t>
+      </w:r>
+      <w:r>
+        <w:rPr>
+          <w:rStyle w:val="CommentTok"/>
+        </w:rPr>
+        <w:t xml:space="preserve"># remove Docker stack only</w:t>
+      </w:r>
+    </w:p>
+    <w:p>
+      <w:pPr>
+        <w:pStyle w:val="Heading2"/>
+      </w:pPr>
+      <w:bookmarkStart w:id="137" w:name="uninstalling-the-document-templates"/>
+      <w:r>
+        <w:t xml:space="preserve">8.4</w:t>
+      </w:r>
+      <w:r>
+        <w:t xml:space="preserve"> Uninstalling the Document Templates</w:t>
+      </w:r>
+      <w:bookmarkEnd w:id="137"/>
+    </w:p>
+    <w:p>
+      <w:pPr>
+        <w:pStyle w:val="FirstParagraph"/>
+      </w:pPr>
+      <w:r>
+        <w:t xml:space="preserve">To remove the Huawei document templates installation:</w:t>
+      </w:r>
+    </w:p>
+    <w:p>
+      <w:pPr>
+        <w:pStyle w:val="BodyText"/>
+      </w:pPr>
+      <w:r>
+        <w:rPr>
+          <w:bCs/>
+          <w:b/>
+        </w:rPr>
+        <w:t xml:space="preserve">Step by step:</w:t>
+      </w:r>
+    </w:p>
+    <w:p>
+      <w:pPr>
+        <w:numPr>
+          <w:ilvl w:val="0"/>
+          <w:numId w:val="1034"/>
+        </w:numPr>
+      </w:pPr>
+      <w:r>
+        <w:t xml:space="preserve">Run the uninstall script (interactive menu with 5 options):</w:t>
+      </w:r>
+    </w:p>
+    <w:p>
+      <w:pPr>
+        <w:numPr>
+          <w:ilvl w:val="0"/>
+          <w:numId w:val="1000"/>
+        </w:numPr>
+        <w:pStyle w:val="SourceCode"/>
+      </w:pPr>
+      <w:r>
+        <w:rPr>
+          <w:rStyle w:val="BuiltInTok"/>
+        </w:rPr>
+        <w:t xml:space="preserve">cd</w:t>
+      </w:r>
+      <w:r>
+        <w:rPr>
+          <w:rStyle w:val="NormalTok"/>
+        </w:rPr>
+        <w:t xml:space="preserve"> /home/huawei-doc-templates</w:t>
+      </w:r>
+      <w:r>
+        <w:br/>
+      </w:r>
+      <w:r>
+        <w:rPr>
+          <w:rStyle w:val="ExtensionTok"/>
+        </w:rPr>
+        <w:t xml:space="preserve">./scripts/uninstall.sh</w:t>
+      </w:r>
+    </w:p>
+    <w:p>
+      <w:pPr>
+        <w:numPr>
+          <w:ilvl w:val="0"/>
+          <w:numId w:val="1034"/>
+        </w:numPr>
+      </w:pPr>
+      <w:r>
+        <w:t xml:space="preserve">Or use the one-liner:</w:t>
+      </w:r>
+    </w:p>
+    <w:p>
+      <w:pPr>
+        <w:numPr>
+          <w:ilvl w:val="0"/>
+          <w:numId w:val="1000"/>
+        </w:numPr>
+        <w:pStyle w:val="SourceCode"/>
+      </w:pPr>
+      <w:r>
+        <w:rPr>
+          <w:rStyle w:val="ExtensionTok"/>
+        </w:rPr>
+        <w:t xml:space="preserve">curl</w:t>
+      </w:r>
+      <w:r>
+        <w:rPr>
+          <w:rStyle w:val="NormalTok"/>
+        </w:rPr>
+        <w:t xml:space="preserve"> </w:t>
+      </w:r>
+      <w:r>
+        <w:rPr>
+          <w:rStyle w:val="AttributeTok"/>
+        </w:rPr>
+        <w:t xml:space="preserve">-fsSL</w:t>
+      </w:r>
+      <w:r>
+        <w:rPr>
+          <w:rStyle w:val="NormalTok"/>
+        </w:rPr>
+        <w:t xml:space="preserve"> https://raw.githubusercontent.com/wallacelw/huawei-doc-templates/main/scripts/uninstall.sh </w:t>
+      </w:r>
+      <w:r>
+        <w:rPr>
+          <w:rStyle w:val="KeywordTok"/>
+        </w:rPr>
+        <w:t xml:space="preserve">|</w:t>
+      </w:r>
+      <w:r>
+        <w:rPr>
+          <w:rStyle w:val="NormalTok"/>
+        </w:rPr>
+        <w:t xml:space="preserve"> </w:t>
+      </w:r>
+      <w:r>
+        <w:rPr>
+          <w:rStyle w:val="FunctionTok"/>
+        </w:rPr>
+        <w:t xml:space="preserve">bash</w:t>
+      </w:r>
+    </w:p>
+    <w:p>
+      <w:pPr>
+        <w:numPr>
+          <w:ilvl w:val="0"/>
+          <w:numId w:val="1034"/>
+        </w:numPr>
+      </w:pPr>
+      <w:r>
+        <w:t xml:space="preserve">The interactive menu offers:</w:t>
+      </w:r>
+    </w:p>
+    <w:p>
+      <w:pPr>
+        <w:numPr>
+          <w:ilvl w:val="1"/>
+          <w:numId w:val="1035"/>
+        </w:numPr>
+      </w:pPr>
+      <w:r>
+        <w:t xml:space="preserve">Option 1: All installed components (skills, modules, font, VS Code)</w:t>
+      </w:r>
+    </w:p>
+    <w:p>
+      <w:pPr>
+        <w:numPr>
+          <w:ilvl w:val="1"/>
+          <w:numId w:val="1035"/>
+        </w:numPr>
+      </w:pPr>
+      <w:r>
+        <w:t xml:space="preserve">Option 2: Everything + apt packages (WARNING: breaks other TeX)</w:t>
+      </w:r>
+    </w:p>
+    <w:p>
+      <w:pPr>
+        <w:numPr>
+          <w:ilvl w:val="1"/>
+          <w:numId w:val="1035"/>
+        </w:numPr>
+      </w:pPr>
+      <w:r>
+        <w:t xml:space="preserve">Option 3: Delete repository directory (all files, guides, documents)</w:t>
+      </w:r>
+    </w:p>
+    <w:p>
+      <w:pPr>
+        <w:numPr>
+          <w:ilvl w:val="1"/>
+          <w:numId w:val="1035"/>
+        </w:numPr>
+      </w:pPr>
+      <w:r>
+        <w:t xml:space="preserve">Option 4: Remove 100% — everything + apt + repo (nuclear option)</w:t>
+      </w:r>
+    </w:p>
+    <w:p>
+      <w:pPr>
+        <w:numPr>
+          <w:ilvl w:val="1"/>
+          <w:numId w:val="1035"/>
+        </w:numPr>
+      </w:pPr>
+      <w:r>
+        <w:t xml:space="preserve">Option 5: Choose specific components individually</w:t>
+      </w:r>
+    </w:p>
+    <w:p>
+      <w:pPr>
+        <w:numPr>
+          <w:ilvl w:val="0"/>
+          <w:numId w:val="1034"/>
+        </w:numPr>
+      </w:pPr>
+      <w:r>
+        <w:t xml:space="preserve">To preview what would be removed before running:</w:t>
+      </w:r>
+    </w:p>
+    <w:p>
+      <w:pPr>
+        <w:numPr>
+          <w:ilvl w:val="0"/>
+          <w:numId w:val="1000"/>
+        </w:numPr>
+        <w:pStyle w:val="SourceCode"/>
+      </w:pPr>
+      <w:r>
+        <w:rPr>
+          <w:rStyle w:val="ExtensionTok"/>
+        </w:rPr>
+        <w:t xml:space="preserve">./scripts/uninstall.sh</w:t>
+      </w:r>
+      <w:r>
+        <w:rPr>
+          <w:rStyle w:val="NormalTok"/>
+        </w:rPr>
+        <w:t xml:space="preserve"> </w:t>
+      </w:r>
+      <w:r>
+        <w:rPr>
+          <w:rStyle w:val="AttributeTok"/>
+        </w:rPr>
+        <w:t xml:space="preserve">--all</w:t>
+      </w:r>
+      <w:r>
+        <w:rPr>
+          <w:rStyle w:val="NormalTok"/>
+        </w:rPr>
+        <w:t xml:space="preserve"> </w:t>
+      </w:r>
+      <w:r>
+        <w:rPr>
+          <w:rStyle w:val="AttributeTok"/>
+        </w:rPr>
+        <w:t xml:space="preserve">--dry-run</w:t>
+      </w:r>
+    </w:p>
+    <w:p>
+      <w:pPr>
+        <w:numPr>
+          <w:ilvl w:val="0"/>
+          <w:numId w:val="1034"/>
+        </w:numPr>
+      </w:pPr>
+      <w:r>
+        <w:t xml:space="preserve">To also remove apt packages (texlive, latexmk, fonts, pandoc):</w:t>
+      </w:r>
+    </w:p>
+    <w:p>
+      <w:pPr>
+        <w:numPr>
+          <w:ilvl w:val="0"/>
+          <w:numId w:val="1000"/>
+        </w:numPr>
+        <w:pStyle w:val="SourceCode"/>
+      </w:pPr>
+      <w:r>
+        <w:rPr>
+          <w:rStyle w:val="ExtensionTok"/>
+        </w:rPr>
+        <w:t xml:space="preserve">./scripts/uninstall.sh</w:t>
+      </w:r>
+      <w:r>
+        <w:rPr>
+          <w:rStyle w:val="NormalTok"/>
+        </w:rPr>
+        <w:t xml:space="preserve"> </w:t>
+      </w:r>
+      <w:r>
+        <w:rPr>
+          <w:rStyle w:val="AttributeTok"/>
+        </w:rPr>
+        <w:t xml:space="preserve">--all</w:t>
+      </w:r>
+      <w:r>
+        <w:rPr>
+          <w:rStyle w:val="NormalTok"/>
+        </w:rPr>
+        <w:t xml:space="preserve"> </w:t>
+      </w:r>
+      <w:r>
+        <w:rPr>
+          <w:rStyle w:val="AttributeTok"/>
+        </w:rPr>
+        <w:t xml:space="preserve">--packages</w:t>
+      </w:r>
+      <w:r>
+        <w:rPr>
+          <w:rStyle w:val="NormalTok"/>
+        </w:rPr>
+        <w:t xml:space="preserve"> </w:t>
+      </w:r>
+      <w:r>
+        <w:rPr>
+          <w:rStyle w:val="AttributeTok"/>
+        </w:rPr>
+        <w:t xml:space="preserve">--yes</w:t>
+      </w:r>
+    </w:p>
+    <w:tbl>
+      <w:tblPr>
+        <w:tblW w:w="9638" w:type="dxa"/>
+        <w:tblLayout w:type="fixed"/>
+        <w:tblBorders>
+          <w:top w:val="none" w:sz="0" w:space="0" w:color="auto"/>
+          <w:left w:val="single" w:sz="24" w:space="0" w:color="F57C00"/>
+          <w:bottom w:val="none" w:sz="0" w:space="0" w:color="auto"/>
+          <w:right w:val="none" w:sz="0" w:space="0" w:color="auto"/>
+        </w:tblBorders>
+        <w:tblCellMar>
+          <w:top w:w="120" w:type="dxa"/>
+          <w:left w:w="160" w:type="dxa"/>
+          <w:bottom w:w="120" w:type="dxa"/>
+          <w:right w:w="160" w:type="dxa"/>
+        </w:tblCellMar>
+      </w:tblPr>
+      <w:tr>
+        <w:tc>
+          <w:tcPr>
+            <w:tcW w:w="9638" w:type="dxa"/>
+            <w:shd w:val="clear" w:color="auto" w:fill="FFF8E1"/>
+          </w:tcPr>
+          <w:p>
+            <w:r>
+              <w:rPr>
+                <w:rFonts w:ascii="HarmonyOS Sans" w:hAnsi="HarmonyOS Sans"/>
+                <w:b/>
+                <w:color w:val="C7000B"/>
+                <w:sz w:val="21"/>
+                <w:szCs w:val="21"/>
+              </w:rPr>
+              <w:t>Important</w:t>
+            </w:r>
+          </w:p>
+          <w:p>
+            <w:pPr>
+              <w:numPr>
+                <w:ilvl w:val="0"/>
+                <w:numId w:val="1000"/>
+              </w:numPr>
+            </w:pPr>
+            <w:r>
+              <w:t xml:space="preserve">Removing apt packages will break any other LaTeX documents on the instance.</w:t>
+            </w:r>
+            <w:r>
+              <w:t xml:space="preserve"> </w:t>
+            </w:r>
+            <w:r>
+              <w:t xml:space="preserve">Only use</w:t>
+            </w:r>
+            <w:r>
+              <w:t xml:space="preserve"> </w:t>
+            </w:r>
+            <w:r>
+              <w:rPr>
+                <w:rStyle w:val="VerbatimChar"/>
+              </w:rPr>
+              <w:t xml:space="preserve">–packages</w:t>
+            </w:r>
+            <w:r>
+              <w:t xml:space="preserve"> </w:t>
+            </w:r>
+            <w:r>
+              <w:t xml:space="preserve">if you are decommissioning the instance.</w:t>
+            </w:r>
+          </w:p>
+        </w:tc>
+      </w:tr>
+    </w:tbl>
+    <w:p>
+      <w:pPr>
+        <w:spacing w:before="120" w:after="0"/>
+      </w:pPr>
+    </w:p>
+    <w:p>
+      <w:pPr>
+        <w:pStyle w:val="Heading2"/>
+      </w:pPr>
+      <w:bookmarkStart w:id="138" w:name="deleting-cloud-resources-optional"/>
+      <w:r>
+        <w:t xml:space="preserve">8.5</w:t>
+      </w:r>
+      <w:r>
+        <w:t xml:space="preserve"> Deleting cloud resources (optional)</w:t>
+      </w:r>
+      <w:bookmarkEnd w:id="138"/>
+    </w:p>
+    <w:p>
+      <w:pPr>
+        <w:pStyle w:val="FirstParagraph"/>
+      </w:pPr>
+      <w:r>
+        <w:t xml:space="preserve">If you no longer need the Flexus X instance, delete it to stop incurring</w:t>
+      </w:r>
+      <w:r>
+        <w:t xml:space="preserve"> </w:t>
+      </w:r>
+      <w:r>
+        <w:t xml:space="preserve">charges:</w:t>
+      </w:r>
+    </w:p>
+    <w:p>
+      <w:pPr>
+        <w:pStyle w:val="BodyText"/>
+      </w:pPr>
+      <w:r>
+        <w:rPr>
+          <w:bCs/>
+          <w:b/>
+        </w:rPr>
+        <w:t xml:space="preserve">Step by step:</w:t>
+      </w:r>
+    </w:p>
+    <w:p>
+      <w:pPr>
+        <w:numPr>
+          <w:ilvl w:val="0"/>
+          <w:numId w:val="1036"/>
+        </w:numPr>
+      </w:pPr>
+      <w:r>
+        <w:t xml:space="preserve">In the Console, navigate to</w:t>
+      </w:r>
+      <w:r>
+        <w:t xml:space="preserve"> </w:t>
+      </w:r>
+      <w:r>
+        <w:rPr>
+          <w:bCs/>
+          <w:b/>
+        </w:rPr>
+        <w:t xml:space="preserve">Flexus X</w:t>
+      </w:r>
+      <w:r>
+        <w:t xml:space="preserve">.</w:t>
+      </w:r>
+    </w:p>
+    <w:p>
+      <w:pPr>
+        <w:numPr>
+          <w:ilvl w:val="0"/>
+          <w:numId w:val="1036"/>
+        </w:numPr>
+      </w:pPr>
+      <w:r>
+        <w:t xml:space="preserve">Select the instance</w:t>
+      </w:r>
+      <w:r>
+        <w:t xml:space="preserve"> </w:t>
+      </w:r>
+      <w:r>
+        <w:rPr>
+          <w:rStyle w:val="VerbatimChar"/>
+        </w:rPr>
+        <w:t xml:space="preserve">flexusx-dev</w:t>
+      </w:r>
+      <w:r>
+        <w:t xml:space="preserve">, click</w:t>
+      </w:r>
+      <w:r>
+        <w:t xml:space="preserve"> </w:t>
+      </w:r>
+      <w:r>
+        <w:rPr>
+          <w:bCs/>
+          <w:b/>
+        </w:rPr>
+        <w:t xml:space="preserve">More</w:t>
+      </w:r>
+      <w:r>
+        <w:t xml:space="preserve"> </w:t>
+      </w:r>
+      <w:r>
+        <w:t xml:space="preserve">and</w:t>
+      </w:r>
+      <w:r>
+        <w:t xml:space="preserve"> </w:t>
+      </w:r>
+      <w:r>
+        <w:t xml:space="preserve">choose</w:t>
+      </w:r>
+      <w:r>
+        <w:t xml:space="preserve"> </w:t>
+      </w:r>
+      <w:r>
+        <w:rPr>
+          <w:bCs/>
+          <w:b/>
+        </w:rPr>
+        <w:t xml:space="preserve">Delete</w:t>
+      </w:r>
+      <w:r>
+        <w:t xml:space="preserve">.</w:t>
+      </w:r>
+    </w:p>
+    <w:p>
+      <w:pPr>
+        <w:numPr>
+          <w:ilvl w:val="0"/>
+          <w:numId w:val="1036"/>
+        </w:numPr>
+      </w:pPr>
+      <w:r>
+        <w:t xml:space="preserve">Confirm deletion. The EIP is released automatically (configured in</w:t>
+      </w:r>
+      <w:r>
+        <w:t xml:space="preserve"> </w:t>
+      </w:r>
+      <w:r>
+        <w:t xml:space="preserve">Chapter 1 to release on instance deletion).</w:t>
+      </w:r>
+    </w:p>
+    <w:p>
+      <w:pPr>
+        <w:numPr>
+          <w:ilvl w:val="0"/>
+          <w:numId w:val="1036"/>
+        </w:numPr>
+      </w:pPr>
+      <w:r>
+        <w:t xml:space="preserve">Navigate to</w:t>
+      </w:r>
+      <w:r>
+        <w:t xml:space="preserve"> </w:t>
+      </w:r>
+      <w:r>
+        <w:rPr>
+          <w:bCs/>
+          <w:b/>
+        </w:rPr>
+        <w:t xml:space="preserve">VPC</w:t>
+      </w:r>
+      <w:r>
+        <w:t xml:space="preserve"> → </w:t>
+      </w:r>
+      <w:r>
+        <w:rPr>
+          <w:bCs/>
+          <w:b/>
+        </w:rPr>
+        <w:t xml:space="preserve">Security Groups</w:t>
+      </w:r>
+      <w:r>
+        <w:t xml:space="preserve">,</w:t>
+      </w:r>
+      <w:r>
+        <w:t xml:space="preserve"> </w:t>
+      </w:r>
+      <w:r>
+        <w:t xml:space="preserve">select</w:t>
+      </w:r>
+      <w:r>
+        <w:t xml:space="preserve"> </w:t>
+      </w:r>
+      <w:r>
+        <w:rPr>
+          <w:rStyle w:val="VerbatimChar"/>
+        </w:rPr>
+        <w:t xml:space="preserve">sg-xgate</w:t>
+      </w:r>
+      <w:r>
+        <w:t xml:space="preserve">, and delete it.</w:t>
+      </w:r>
+    </w:p>
+    <w:p>
+      <w:pPr>
+        <w:numPr>
+          <w:ilvl w:val="0"/>
+          <w:numId w:val="1036"/>
+        </w:numPr>
+      </w:pPr>
+      <w:r>
+        <w:t xml:space="preserve">Remove the SSH config entry for</w:t>
+      </w:r>
+      <w:r>
+        <w:t xml:space="preserve"> </w:t>
+      </w:r>
+      <w:r>
+        <w:rPr>
+          <w:rStyle w:val="VerbatimChar"/>
+        </w:rPr>
+        <w:t xml:space="preserve">flexusx-dev</w:t>
+      </w:r>
+      <w:r>
+        <w:t xml:space="preserve"> </w:t>
+      </w:r>
+      <w:r>
+        <w:t xml:space="preserve">from your</w:t>
+      </w:r>
+      <w:r>
+        <w:t xml:space="preserve"> </w:t>
+      </w:r>
+      <w:r>
+        <w:t xml:space="preserve">Windows SSH config file</w:t>
+      </w:r>
+      <w:r>
+        <w:t xml:space="preserve"> </w:t>
+      </w:r>
+      <w:r>
+        <w:t xml:space="preserve">(</w:t>
+      </w:r>
+      <w:r>
+        <w:rPr>
+          <w:rStyle w:val="VerbatimChar"/>
+        </w:rPr>
+        <w:t xml:space="preserve">C:\textbackslash Users\textbackslash &lt;user&gt;\textbackslash .ssh\textbackslash config</w:t>
+      </w:r>
+      <w:r>
+        <w:t xml:space="preserve">).</w:t>
+      </w:r>
+    </w:p>
+    <w:tbl>
+      <w:tblPr>
+        <w:tblW w:w="9638" w:type="dxa"/>
+        <w:tblLayout w:type="fixed"/>
+        <w:tblBorders>
+          <w:top w:val="none" w:sz="0" w:space="0" w:color="auto"/>
+          <w:left w:val="single" w:sz="24" w:space="0" w:color="F57C00"/>
+          <w:bottom w:val="none" w:sz="0" w:space="0" w:color="auto"/>
+          <w:right w:val="none" w:sz="0" w:space="0" w:color="auto"/>
+        </w:tblBorders>
+        <w:tblCellMar>
+          <w:top w:w="120" w:type="dxa"/>
+          <w:left w:w="160" w:type="dxa"/>
+          <w:bottom w:w="120" w:type="dxa"/>
+          <w:right w:w="160" w:type="dxa"/>
+        </w:tblCellMar>
+      </w:tblPr>
+      <w:tr>
+        <w:tc>
+          <w:tcPr>
+            <w:tcW w:w="9638" w:type="dxa"/>
+            <w:shd w:val="clear" w:color="auto" w:fill="FFF8E1"/>
+          </w:tcPr>
+          <w:p>
+            <w:r>
+              <w:rPr>
+                <w:rFonts w:ascii="HarmonyOS Sans" w:hAnsi="HarmonyOS Sans"/>
+                <w:b/>
+                <w:color w:val="C7000B"/>
+                <w:sz w:val="21"/>
+                <w:szCs w:val="21"/>
+              </w:rPr>
+              <w:t>Important</w:t>
+            </w:r>
+          </w:p>
+          <w:p>
+            <w:pPr>
+              <w:pStyle w:val="FirstParagraph"/>
+            </w:pPr>
+            <w:r>
+              <w:t xml:space="preserve">If you used Terraform to provision the infrastructure, run</w:t>
+            </w:r>
+            <w:r>
+              <w:t xml:space="preserve"> </w:t>
+            </w:r>
+            <w:r>
+              <w:rPr>
+                <w:rStyle w:val="VerbatimChar"/>
+              </w:rPr>
+              <w:t xml:space="preserve">terraform destroy</w:t>
+            </w:r>
+            <w:r>
+              <w:t xml:space="preserve"> </w:t>
+            </w:r>
+            <w:r>
+              <w:t xml:space="preserve">instead to remove all resources declared in the</w:t>
+            </w:r>
+            <w:r>
+              <w:t xml:space="preserve"> </w:t>
+            </w:r>
+            <w:r>
+              <w:t xml:space="preserve">configuration.</w:t>
+            </w:r>
+          </w:p>
+        </w:tc>
+      </w:tr>
+    </w:tbl>
+    <w:p>
+      <w:pPr>
+        <w:spacing w:before="120" w:after="0"/>
+      </w:pPr>
+    </w:p>
+    <w:tbl>
+      <w:tblPr>
+        <w:tblW w:w="9638" w:type="dxa"/>
+        <w:tblLayout w:type="fixed"/>
+        <w:tblBorders>
+          <w:top w:val="single" w:sz="4" w:space="0" w:color="C7000B"/>
+          <w:left w:val="single" w:sz="4" w:space="0" w:color="C7000B"/>
+          <w:bottom w:val="single" w:sz="4" w:space="0" w:color="C7000B"/>
+          <w:right w:val="single" w:sz="4" w:space="0" w:color="C7000B"/>
+          <w:insideH w:val="single" w:sz="4" w:space="0" w:color="C7000B"/>
+          <w:insideV w:val="single" w:sz="4" w:space="0" w:color="C7000B"/>
+        </w:tblBorders>
+        <w:tblCellMar>
+          <w:left w:w="100" w:type="dxa"/>
+          <w:right w:w="100" w:type="dxa"/>
+        </w:tblCellMar>
+      </w:tblPr>
+      <w:tr>
+        <w:trPr>
+          <w:tblHeader/>
+        </w:trPr>
+        <w:tc>
+          <w:tcPr>
+            <w:shd w:val="clear" w:color="auto" w:fill="C7000B"/>
+          </w:tcPr>
+          <w:p>
+            <w:pPr>
+              <w:jc w:val="center"/>
+            </w:pPr>
+            <w:r>
+              <w:rPr>
+                <w:rFonts w:ascii="HarmonyOS Sans" w:hAnsi="HarmonyOS Sans"/>
+                <w:b/>
+                <w:color w:val="FFFFFF"/>
+                <w:sz w:val="18"/>
+                <w:szCs w:val="18"/>
+              </w:rPr>
+              <w:t>Step</w:t>
+            </w:r>
+          </w:p>
+        </w:tc>
+        <w:tc>
+          <w:tcPr>
+            <w:shd w:val="clear" w:color="auto" w:fill="C7000B"/>
+          </w:tcPr>
+          <w:p>
+            <w:pPr>
+              <w:jc w:val="center"/>
+            </w:pPr>
+            <w:r>
+              <w:rPr>
+                <w:rFonts w:ascii="HarmonyOS Sans" w:hAnsi="HarmonyOS Sans"/>
+                <w:b/>
+                <w:color w:val="FFFFFF"/>
+                <w:sz w:val="18"/>
+                <w:szCs w:val="18"/>
+              </w:rPr>
+              <w:t>What to check</w:t>
+            </w:r>
+          </w:p>
+        </w:tc>
+        <w:tc>
+          <w:tcPr>
+            <w:shd w:val="clear" w:color="auto" w:fill="C7000B"/>
+          </w:tcPr>
+          <w:p>
+            <w:pPr>
+              <w:jc w:val="center"/>
+            </w:pPr>
+            <w:r>
+              <w:rPr>
+                <w:rFonts w:ascii="HarmonyOS Sans" w:hAnsi="HarmonyOS Sans"/>
+                <w:b/>
+                <w:color w:val="FFFFFF"/>
+                <w:sz w:val="18"/>
+                <w:szCs w:val="18"/>
+              </w:rPr>
+              <w:t>Expected result</w:t>
+            </w:r>
+          </w:p>
+        </w:tc>
+      </w:tr>
+      <w:tr>
+        <w:tc>
+          <w:tcPr>
+            <w:shd w:val="clear" w:color="auto" w:fill="FFFFFF"/>
+          </w:tcPr>
+          <w:p>
+            <w:pPr>
+              <w:jc w:val="center"/>
+            </w:pPr>
+            <w:r>
+              <w:rPr>
+                <w:rFonts w:ascii="HarmonyOS Sans" w:hAnsi="HarmonyOS Sans"/>
+                <w:sz w:val="18"/>
+                <w:szCs w:val="18"/>
+              </w:rPr>
+              <w:t>Gateway update</w:t>
+            </w:r>
+          </w:p>
+        </w:tc>
+        <w:tc>
+          <w:tcPr>
+            <w:shd w:val="clear" w:color="auto" w:fill="FFFFFF"/>
+          </w:tcPr>
+          <w:p>
+            <w:pPr>
+              <w:jc w:val="center"/>
+            </w:pPr>
+            <w:r>
+              <w:rPr>
+                <w:rFonts w:ascii="HarmonyOS Sans" w:hAnsi="HarmonyOS Sans"/>
+                <w:sz w:val="18"/>
+                <w:szCs w:val="18"/>
+              </w:rPr>
+              <w:t>Re-run bootstrap</w:t>
+            </w:r>
+          </w:p>
+        </w:tc>
+        <w:tc>
+          <w:tcPr>
+            <w:shd w:val="clear" w:color="auto" w:fill="FFFFFF"/>
+          </w:tcPr>
+          <w:p>
+            <w:pPr>
+              <w:jc w:val="center"/>
+            </w:pPr>
+            <w:r>
+              <w:rPr>
+                <w:rFonts w:ascii="HarmonyOS Sans" w:hAnsi="HarmonyOS Sans"/>
+                <w:sz w:val="18"/>
+                <w:szCs w:val="18"/>
+              </w:rPr>
+              <w:t>New version running</w:t>
+            </w:r>
+          </w:p>
+        </w:tc>
+      </w:tr>
+      <w:tr>
+        <w:tc>
+          <w:tcPr>
+            <w:shd w:val="clear" w:color="auto" w:fill="F6F8FA"/>
+          </w:tcPr>
+          <w:p>
+            <w:pPr>
+              <w:jc w:val="center"/>
+            </w:pPr>
+            <w:r>
+              <w:rPr>
+                <w:rFonts w:ascii="HarmonyOS Sans" w:hAnsi="HarmonyOS Sans"/>
+                <w:sz w:val="18"/>
+                <w:szCs w:val="18"/>
+              </w:rPr>
+              <w:t>Templates update</w:t>
+            </w:r>
+          </w:p>
+        </w:tc>
+        <w:tc>
+          <w:tcPr>
+            <w:shd w:val="clear" w:color="auto" w:fill="F6F8FA"/>
+          </w:tcPr>
+          <w:p>
+            <w:pPr>
+              <w:jc w:val="center"/>
+            </w:pPr>
+            <w:r>
+              <w:rPr>
+                <w:rFonts w:ascii="HarmonyOS Sans" w:hAnsi="HarmonyOS Sans"/>
+                <w:sz w:val="18"/>
+                <w:szCs w:val="18"/>
+              </w:rPr>
+              <w:t>`git pull &amp;&amp; ./scripts/install.sh`</w:t>
+            </w:r>
+          </w:p>
+        </w:tc>
+        <w:tc>
+          <w:tcPr>
+            <w:shd w:val="clear" w:color="auto" w:fill="F6F8FA"/>
+          </w:tcPr>
+          <w:p>
+            <w:pPr>
+              <w:jc w:val="center"/>
+            </w:pPr>
+            <w:r>
+              <w:rPr>
+                <w:rFonts w:ascii="HarmonyOS Sans" w:hAnsi="HarmonyOS Sans"/>
+                <w:sz w:val="18"/>
+                <w:szCs w:val="18"/>
+              </w:rPr>
+              <w:t>New templates available</w:t>
+            </w:r>
+          </w:p>
+        </w:tc>
+      </w:tr>
+      <w:tr>
+        <w:tc>
+          <w:tcPr>
+            <w:shd w:val="clear" w:color="auto" w:fill="FFFFFF"/>
+          </w:tcPr>
+          <w:p>
+            <w:pPr>
+              <w:jc w:val="center"/>
+            </w:pPr>
+            <w:r>
+              <w:rPr>
+                <w:rFonts w:ascii="HarmonyOS Sans" w:hAnsi="HarmonyOS Sans"/>
+                <w:sz w:val="18"/>
+                <w:szCs w:val="18"/>
+              </w:rPr>
+              <w:t>Gateway uninstall</w:t>
+            </w:r>
+          </w:p>
+        </w:tc>
+        <w:tc>
+          <w:tcPr>
+            <w:shd w:val="clear" w:color="auto" w:fill="FFFFFF"/>
+          </w:tcPr>
+          <w:p>
+            <w:pPr>
+              <w:jc w:val="center"/>
+            </w:pPr>
+            <w:r>
+              <w:rPr>
+                <w:rFonts w:ascii="HarmonyOS Sans" w:hAnsi="HarmonyOS Sans"/>
+                <w:sz w:val="18"/>
+                <w:szCs w:val="18"/>
+              </w:rPr>
+              <w:t>`./scripts/uninstall.sh –all`</w:t>
+            </w:r>
+          </w:p>
+        </w:tc>
+        <w:tc>
+          <w:tcPr>
+            <w:shd w:val="clear" w:color="auto" w:fill="FFFFFF"/>
+          </w:tcPr>
+          <w:p>
+            <w:pPr>
+              <w:jc w:val="center"/>
+            </w:pPr>
+            <w:r>
+              <w:rPr>
+                <w:rFonts w:ascii="HarmonyOS Sans" w:hAnsi="HarmonyOS Sans"/>
+                <w:sz w:val="18"/>
+                <w:szCs w:val="18"/>
+              </w:rPr>
+              <w:t>Docker stack removed</w:t>
+            </w:r>
+          </w:p>
+        </w:tc>
+      </w:tr>
+      <w:tr>
+        <w:tc>
+          <w:tcPr>
+            <w:shd w:val="clear" w:color="auto" w:fill="F6F8FA"/>
+          </w:tcPr>
+          <w:p>
+            <w:pPr>
+              <w:jc w:val="center"/>
+            </w:pPr>
+            <w:r>
+              <w:rPr>
+                <w:rFonts w:ascii="HarmonyOS Sans" w:hAnsi="HarmonyOS Sans"/>
+                <w:sz w:val="18"/>
+                <w:szCs w:val="18"/>
+              </w:rPr>
+              <w:t>Templates uninstall</w:t>
+            </w:r>
+          </w:p>
+        </w:tc>
+        <w:tc>
+          <w:tcPr>
+            <w:shd w:val="clear" w:color="auto" w:fill="F6F8FA"/>
+          </w:tcPr>
+          <w:p>
+            <w:pPr>
+              <w:jc w:val="center"/>
+            </w:pPr>
+            <w:r>
+              <w:rPr>
+                <w:rFonts w:ascii="HarmonyOS Sans" w:hAnsi="HarmonyOS Sans"/>
+                <w:sz w:val="18"/>
+                <w:szCs w:val="18"/>
+              </w:rPr>
+              <w:t>`./scripts/uninstall.sh –all`</w:t>
+            </w:r>
+          </w:p>
+        </w:tc>
+        <w:tc>
+          <w:tcPr>
+            <w:shd w:val="clear" w:color="auto" w:fill="F6F8FA"/>
+          </w:tcPr>
+          <w:p>
+            <w:pPr>
+              <w:jc w:val="center"/>
+            </w:pPr>
+            <w:r>
+              <w:rPr>
+                <w:rFonts w:ascii="HarmonyOS Sans" w:hAnsi="HarmonyOS Sans"/>
+                <w:sz w:val="18"/>
+                <w:szCs w:val="18"/>
+              </w:rPr>
+              <w:t>Skills + modules removed</w:t>
+            </w:r>
+          </w:p>
+        </w:tc>
+      </w:tr>
+      <w:tr>
+        <w:tc>
+          <w:tcPr>
+            <w:shd w:val="clear" w:color="auto" w:fill="FFFFFF"/>
+          </w:tcPr>
+          <w:p>
+            <w:pPr>
+              <w:jc w:val="center"/>
+            </w:pPr>
+            <w:r>
+              <w:rPr>
+                <w:rFonts w:ascii="HarmonyOS Sans" w:hAnsi="HarmonyOS Sans"/>
+                <w:sz w:val="18"/>
+                <w:szCs w:val="18"/>
+              </w:rPr>
+              <w:t>Cloud cleanup</w:t>
+            </w:r>
+          </w:p>
+        </w:tc>
+        <w:tc>
+          <w:tcPr>
+            <w:shd w:val="clear" w:color="auto" w:fill="FFFFFF"/>
+          </w:tcPr>
+          <w:p>
+            <w:pPr>
+              <w:jc w:val="center"/>
+            </w:pPr>
+            <w:r>
+              <w:rPr>
+                <w:rFonts w:ascii="HarmonyOS Sans" w:hAnsi="HarmonyOS Sans"/>
+                <w:sz w:val="18"/>
+                <w:szCs w:val="18"/>
+              </w:rPr>
+              <w:t>`flexusx-dev` deleted</w:t>
+            </w:r>
+          </w:p>
+        </w:tc>
+        <w:tc>
+          <w:tcPr>
+            <w:shd w:val="clear" w:color="auto" w:fill="FFFFFF"/>
+          </w:tcPr>
+          <w:p>
+            <w:pPr>
+              <w:jc w:val="center"/>
+            </w:pPr>
+            <w:r>
+              <w:rPr>
+                <w:rFonts w:ascii="HarmonyOS Sans" w:hAnsi="HarmonyOS Sans"/>
+                <w:sz w:val="18"/>
+                <w:szCs w:val="18"/>
+              </w:rPr>
+              <w:t>No running instance</w:t>
+            </w:r>
+          </w:p>
+        </w:tc>
+      </w:tr>
+      <w:tr>
+        <w:tc>
+          <w:tcPr>
+            <w:shd w:val="clear" w:color="auto" w:fill="F6F8FA"/>
+          </w:tcPr>
+          <w:p>
+            <w:pPr>
+              <w:jc w:val="center"/>
+            </w:pPr>
+            <w:r>
+              <w:rPr>
+                <w:rFonts w:ascii="HarmonyOS Sans" w:hAnsi="HarmonyOS Sans"/>
+                <w:sz w:val="18"/>
+                <w:szCs w:val="18"/>
+              </w:rPr>
+              <w:t>EIP</w:t>
+            </w:r>
+          </w:p>
+        </w:tc>
+        <w:tc>
+          <w:tcPr>
+            <w:shd w:val="clear" w:color="auto" w:fill="F6F8FA"/>
+          </w:tcPr>
+          <w:p>
+            <w:pPr>
+              <w:jc w:val="center"/>
+            </w:pPr>
+            <w:r>
+              <w:rPr>
+                <w:rFonts w:ascii="HarmonyOS Sans" w:hAnsi="HarmonyOS Sans"/>
+                <w:sz w:val="18"/>
+                <w:szCs w:val="18"/>
+              </w:rPr>
+              <w:t>Released</w:t>
+            </w:r>
+          </w:p>
+        </w:tc>
+        <w:tc>
+          <w:tcPr>
+            <w:shd w:val="clear" w:color="auto" w:fill="F6F8FA"/>
+          </w:tcPr>
+          <w:p>
+            <w:pPr>
+              <w:jc w:val="center"/>
+            </w:pPr>
+            <w:r>
+              <w:rPr>
+                <w:rFonts w:ascii="HarmonyOS Sans" w:hAnsi="HarmonyOS Sans"/>
+                <w:sz w:val="18"/>
+                <w:szCs w:val="18"/>
+              </w:rPr>
+              <w:t>No public IP charges</w:t>
+            </w:r>
+          </w:p>
+        </w:tc>
+      </w:tr>
+      <w:tr>
+        <w:tc>
+          <w:tcPr>
+            <w:shd w:val="clear" w:color="auto" w:fill="FFFFFF"/>
+          </w:tcPr>
+          <w:p>
+            <w:pPr>
+              <w:jc w:val="center"/>
+            </w:pPr>
+            <w:r>
+              <w:rPr>
+                <w:rFonts w:ascii="HarmonyOS Sans" w:hAnsi="HarmonyOS Sans"/>
+                <w:sz w:val="18"/>
+                <w:szCs w:val="18"/>
+              </w:rPr>
+              <w:t>Security group</w:t>
+            </w:r>
+          </w:p>
+        </w:tc>
+        <w:tc>
+          <w:tcPr>
+            <w:shd w:val="clear" w:color="auto" w:fill="FFFFFF"/>
+          </w:tcPr>
+          <w:p>
+            <w:pPr>
+              <w:jc w:val="center"/>
+            </w:pPr>
+            <w:r>
+              <w:rPr>
+                <w:rFonts w:ascii="HarmonyOS Sans" w:hAnsi="HarmonyOS Sans"/>
+                <w:sz w:val="18"/>
+                <w:szCs w:val="18"/>
+              </w:rPr>
+              <w:t>`sg-xgate` deleted</w:t>
+            </w:r>
+          </w:p>
+        </w:tc>
+        <w:tc>
+          <w:tcPr>
+            <w:shd w:val="clear" w:color="auto" w:fill="FFFFFF"/>
+          </w:tcPr>
+          <w:p>
+            <w:pPr>
+              <w:jc w:val="center"/>
+            </w:pPr>
+            <w:r>
+              <w:rPr>
+                <w:rFonts w:ascii="HarmonyOS Sans" w:hAnsi="HarmonyOS Sans"/>
+                <w:sz w:val="18"/>
+                <w:szCs w:val="18"/>
+              </w:rPr>
+              <w:t>No SG charges</w:t>
+            </w:r>
+          </w:p>
+        </w:tc>
+      </w:tr>
+      <w:tr>
+        <w:tc>
+          <w:tcPr>
+            <w:shd w:val="clear" w:color="auto" w:fill="F6F8FA"/>
+          </w:tcPr>
+          <w:p>
+            <w:pPr>
+              <w:jc w:val="center"/>
+            </w:pPr>
+            <w:r>
+              <w:rPr>
+                <w:rFonts w:ascii="HarmonyOS Sans" w:hAnsi="HarmonyOS Sans"/>
+                <w:sz w:val="18"/>
+                <w:szCs w:val="18"/>
+              </w:rPr>
+              <w:t>SSH config</w:t>
+            </w:r>
+          </w:p>
+        </w:tc>
+        <w:tc>
+          <w:tcPr>
+            <w:shd w:val="clear" w:color="auto" w:fill="F6F8FA"/>
+          </w:tcPr>
+          <w:p>
+            <w:pPr>
+              <w:jc w:val="center"/>
+            </w:pPr>
+            <w:r>
+              <w:rPr>
+                <w:rFonts w:ascii="HarmonyOS Sans" w:hAnsi="HarmonyOS Sans"/>
+                <w:sz w:val="18"/>
+                <w:szCs w:val="18"/>
+              </w:rPr>
+              <w:t>Host entry removed</w:t>
+            </w:r>
+          </w:p>
+        </w:tc>
+        <w:tc>
+          <w:tcPr>
+            <w:shd w:val="clear" w:color="auto" w:fill="F6F8FA"/>
+          </w:tcPr>
+          <w:p>
+            <w:pPr>
+              <w:jc w:val="center"/>
+            </w:pPr>
+            <w:r>
+              <w:rPr>
+                <w:rFonts w:ascii="HarmonyOS Sans" w:hAnsi="HarmonyOS Sans"/>
+                <w:sz w:val="18"/>
+                <w:szCs w:val="18"/>
+              </w:rPr>
+              <w:t>Clean config</w:t>
+            </w:r>
+          </w:p>
+        </w:tc>
+      </w:tr>
+    </w:tbl>
+    <w:p>
+      <w:pPr>
+        <w:pStyle w:val="BodyText"/>
+      </w:pPr>
+      <w:r>
+        <w:rPr>
+          <w:iCs/>
+          <w:i/>
+        </w:rPr>
+        <w:t xml:space="preserve">This guide was generated using the</w:t>
+      </w:r>
+      <w:r>
+        <w:rPr>
+          <w:iCs/>
+          <w:i/>
+        </w:rPr>
+        <w:t xml:space="preserve"> </w:t>
+      </w:r>
+      <w:r>
+        <w:rPr>
+          <w:rStyle w:val="VerbatimChar"/>
+          <w:iCs/>
+          <w:i/>
+        </w:rPr>
+        <w:t xml:space="preserve">guide.cls</w:t>
+      </w:r>
+      <w:r>
+        <w:rPr>
+          <w:iCs/>
+          <w:i/>
+        </w:rPr>
+        <w:t xml:space="preserve"> </w:t>
+      </w:r>
+      <w:r>
+        <w:rPr>
+          <w:iCs/>
+          <w:i/>
+        </w:rPr>
+        <w:t xml:space="preserve">template. For the</w:t>
+      </w:r>
+      <w:r>
+        <w:rPr>
+          <w:iCs/>
+          <w:i/>
+        </w:rPr>
+        <w:t xml:space="preserve"> </w:t>
+      </w:r>
+      <w:r>
+        <w:rPr>
+          <w:iCs/>
+          <w:i/>
+        </w:rPr>
+        <w:t xml:space="preserve">full command reference, see the template’s README.md or run</w:t>
+      </w:r>
+      <w:r>
+        <w:rPr>
+          <w:iCs/>
+          <w:i/>
+        </w:rPr>
+        <w:t xml:space="preserve"> </w:t>
+      </w:r>
+      <w:r>
+        <w:rPr>
+          <w:rStyle w:val="VerbatimChar"/>
+          <w:iCs/>
+          <w:i/>
+        </w:rPr>
+        <w:t xml:space="preserve">/skill huawei-template-guide</w:t>
+      </w:r>
+      <w:r>
+        <w:rPr>
+          <w:iCs/>
+          <w:i/>
+        </w:rPr>
+        <w:t xml:space="preserve"> </w:t>
+      </w:r>
+      <w:r>
+        <w:rPr>
+          <w:iCs/>
+          <w:i/>
+        </w:rPr>
+        <w:t xml:space="preserve">in your coding agent.</w:t>
+      </w:r>
+    </w:p>
+    <w:p>
+      <w:r>
+        <w:br w:type="page"/>
+      </w:r>
+    </w:p>
+    <w:p>
+      <w:pPr>
+        <w:pStyle w:val="Heading1"/>
+        <w:pBdr>
+          <w:bottom w:val="single" w:sz="12" w:space="2" w:color="C7000B"/>
+        </w:pBdr>
+        <w:tabs>
+          <w:tab w:val="right" w:pos="9638"/>
+        </w:tabs>
+      </w:pPr>
+      <w:bookmarkStart w:id="139" w:name="sec-changelog"/>
+      <w:r>
+        <w:rPr>
+          <w:sz w:val="112"/>
+          <w:szCs w:val="112"/>
+        </w:rPr>
+        <w:t xml:space="preserve">9</w:t>
+      </w:r>
+      <w:r>
+        <w:tab/>
+      </w:r>
+      <w:r>
         <w:t xml:space="preserve">Changelog</w:t>
       </w:r>
-      <w:bookmarkEnd w:id="135"/>
+      <w:bookmarkEnd w:id="139"/>
     </w:p>
     <w:p>
       <w:pPr>
@@ -14656,7 +16003,7 @@
         <w:rPr>
           <w:b/>
         </w:rPr>
-        <w:t xml:space="preserve">3.7.0</w:t>
+        <w:t xml:space="preserve">3.8.0</w:t>
       </w:r>
       <w:r>
         <w:tab/>
@@ -14665,7 +16012,7 @@
         <w:rPr>
           <w:i/>
         </w:rPr>
-        <w:t xml:space="preserve">2026-09-12</w:t>
+        <w:t xml:space="preserve">2026-09-13</w:t>
       </w:r>
     </w:p>
     <w:p>
@@ -14673,52 +16020,7 @@
         <w:pStyle w:val="BodyText"/>
       </w:pPr>
       <w:r>
-        <w:t xml:space="preserve">Added</w:t>
-      </w:r>
-      <w:r>
-        <w:t xml:space="preserve"> </w:t>
-      </w:r>
-      <w:r>
-        <w:rPr>
-          <w:rStyle w:val="VerbatimChar"/>
-        </w:rPr>
-        <w:t xml:space="preserve">testbook</w:t>
-      </w:r>
-      <w:r>
-        <w:t xml:space="preserve"> </w:t>
-      </w:r>
-      <w:r>
-        <w:t xml:space="preserve">template for POC/acceptance test case documents with</w:t>
-      </w:r>
-      <w:r>
-        <w:t xml:space="preserve"> </w:t>
-      </w:r>
-      <w:r>
-        <w:rPr>
-          <w:rStyle w:val="VerbatimChar"/>
-        </w:rPr>
-        <w:t xml:space="preserve">testcase</w:t>
-      </w:r>
-      <w:r>
-        <w:t xml:space="preserve"> </w:t>
-      </w:r>
-      <w:r>
-        <w:t xml:space="preserve">environment and</w:t>
-      </w:r>
-      <w:r>
-        <w:t xml:space="preserve"> </w:t>
-      </w:r>
-      <w:r>
-        <w:rPr>
-          <w:rStyle w:val="VerbatimChar"/>
-        </w:rPr>
-        <w:t xml:space="preserve">[noanswers]</w:t>
-      </w:r>
-      <w:r>
-        <w:t xml:space="preserve"> </w:t>
-      </w:r>
-      <w:r>
-        <w:t xml:space="preserve">option.</w:t>
+        <w:t xml:space="preserve">Added Chapter 7: Tips and Tricks with tmux for persistent SSH sessions, essential tmux commands, and tmux configuration for opencode (escape-time, mouse, clipboard, extended-keys for Shift+Enter).</w:t>
       </w:r>
     </w:p>
     <w:p>
@@ -14731,7 +16033,7 @@
         <w:rPr>
           <w:b/>
         </w:rPr>
-        <w:t xml:space="preserve">3.6.0</w:t>
+        <w:t xml:space="preserve">3.7.0</w:t>
       </w:r>
       <w:r>
         <w:tab/>
@@ -14740,7 +16042,7 @@
         <w:rPr>
           <w:i/>
         </w:rPr>
-        <w:t xml:space="preserve">2026-09-12</w:t>
+        <w:t xml:space="preserve">2026-09-13</w:t>
       </w:r>
     </w:p>
     <w:p>
@@ -14757,43 +16059,43 @@
         <w:rPr>
           <w:rStyle w:val="VerbatimChar"/>
         </w:rPr>
-        <w:t xml:space="preserve">\setdocauthors</w:t>
-      </w:r>
-      <w:r>
-        <w:t xml:space="preserve"> </w:t>
-      </w:r>
-      <w:r>
-        <w:t xml:space="preserve">command and</w:t>
-      </w:r>
-      <w:r>
-        <w:t xml:space="preserve"> </w:t>
-      </w:r>
-      <w:r>
-        <w:rPr>
-          <w:rStyle w:val="VerbatimChar"/>
-        </w:rPr>
-        <w:t xml:space="preserve">[noauthors]</w:t>
-      </w:r>
-      <w:r>
-        <w:t xml:space="preserve"> </w:t>
-      </w:r>
-      <w:r>
-        <w:t xml:space="preserve">class option to both templates. Authors are displayed on the cover page (optional — hidden if not set or if</w:t>
-      </w:r>
-      <w:r>
-        <w:t xml:space="preserve"> </w:t>
-      </w:r>
-      <w:r>
-        <w:rPr>
-          <w:rStyle w:val="VerbatimChar"/>
-        </w:rPr>
-        <w:t xml:space="preserve">[noauthors]</w:t>
-      </w:r>
-      <w:r>
-        <w:t xml:space="preserve"> </w:t>
-      </w:r>
-      <w:r>
-        <w:t xml:space="preserve">is passed). Demonstrated in all 4 samples.</w:t>
+        <w:t xml:space="preserve">testbook</w:t>
+      </w:r>
+      <w:r>
+        <w:t xml:space="preserve"> </w:t>
+      </w:r>
+      <w:r>
+        <w:t xml:space="preserve">template for POC/acceptance test case documents with</w:t>
+      </w:r>
+      <w:r>
+        <w:t xml:space="preserve"> </w:t>
+      </w:r>
+      <w:r>
+        <w:rPr>
+          <w:rStyle w:val="VerbatimChar"/>
+        </w:rPr>
+        <w:t xml:space="preserve">testcase</w:t>
+      </w:r>
+      <w:r>
+        <w:t xml:space="preserve"> </w:t>
+      </w:r>
+      <w:r>
+        <w:t xml:space="preserve">environment and</w:t>
+      </w:r>
+      <w:r>
+        <w:t xml:space="preserve"> </w:t>
+      </w:r>
+      <w:r>
+        <w:rPr>
+          <w:rStyle w:val="VerbatimChar"/>
+        </w:rPr>
+        <w:t xml:space="preserve">[noanswers]</w:t>
+      </w:r>
+      <w:r>
+        <w:t xml:space="preserve"> </w:t>
+      </w:r>
+      <w:r>
+        <w:t xml:space="preserve">option.</w:t>
       </w:r>
     </w:p>
     <w:p>
@@ -14806,7 +16108,7 @@
         <w:rPr>
           <w:b/>
         </w:rPr>
-        <w:t xml:space="preserve">3.5.0</w:t>
+        <w:t xml:space="preserve">3.6.0</w:t>
       </w:r>
       <w:r>
         <w:tab/>
@@ -14815,7 +16117,7 @@
         <w:rPr>
           <w:i/>
         </w:rPr>
-        <w:t xml:space="preserve">2026-09-12</w:t>
+        <w:t xml:space="preserve">2026-09-13</w:t>
       </w:r>
     </w:p>
     <w:p>
@@ -14823,73 +16125,52 @@
         <w:pStyle w:val="BodyText"/>
       </w:pPr>
       <w:r>
-        <w:t xml:space="preserve">Reorganized project structure: moved</w:t>
-      </w:r>
-      <w:r>
-        <w:t xml:space="preserve"> </w:t>
-      </w:r>
-      <w:r>
-        <w:rPr>
-          <w:rStyle w:val="VerbatimChar"/>
-        </w:rPr>
-        <w:t xml:space="preserve">build.sh</w:t>
-      </w:r>
-      <w:r>
-        <w:t xml:space="preserve">,</w:t>
-      </w:r>
-      <w:r>
-        <w:t xml:space="preserve"> </w:t>
-      </w:r>
-      <w:r>
-        <w:rPr>
-          <w:rStyle w:val="VerbatimChar"/>
-        </w:rPr>
-        <w:t xml:space="preserve">install.sh</w:t>
-      </w:r>
-      <w:r>
-        <w:t xml:space="preserve">, and</w:t>
-      </w:r>
-      <w:r>
-        <w:t xml:space="preserve"> </w:t>
-      </w:r>
-      <w:r>
-        <w:rPr>
-          <w:rStyle w:val="VerbatimChar"/>
-        </w:rPr>
-        <w:t xml:space="preserve">uninstall.sh</w:t>
-      </w:r>
-      <w:r>
-        <w:t xml:space="preserve"> </w:t>
-      </w:r>
-      <w:r>
-        <w:t xml:space="preserve">from repo root to</w:t>
-      </w:r>
-      <w:r>
-        <w:t xml:space="preserve"> </w:t>
-      </w:r>
-      <w:r>
-        <w:rPr>
-          <w:rStyle w:val="VerbatimChar"/>
-        </w:rPr>
-        <w:t xml:space="preserve">scripts/</w:t>
-      </w:r>
-      <w:r>
-        <w:t xml:space="preserve"> </w:t>
-      </w:r>
-      <w:r>
-        <w:t xml:space="preserve">directory. Updated all references in Makefile, README, AGENTS.md, SKILL.md, and setup guide. One-liner URLs now use</w:t>
-      </w:r>
-      <w:r>
-        <w:t xml:space="preserve"> </w:t>
-      </w:r>
-      <w:r>
-        <w:rPr>
-          <w:rStyle w:val="VerbatimChar"/>
-        </w:rPr>
-        <w:t xml:space="preserve">main/scripts/install.sh</w:t>
-      </w:r>
-      <w:r>
-        <w:t xml:space="preserve">.</w:t>
+        <w:t xml:space="preserve">Added</w:t>
+      </w:r>
+      <w:r>
+        <w:t xml:space="preserve"> </w:t>
+      </w:r>
+      <w:r>
+        <w:rPr>
+          <w:rStyle w:val="VerbatimChar"/>
+        </w:rPr>
+        <w:t xml:space="preserve">\setdocauthors</w:t>
+      </w:r>
+      <w:r>
+        <w:t xml:space="preserve"> </w:t>
+      </w:r>
+      <w:r>
+        <w:t xml:space="preserve">command and</w:t>
+      </w:r>
+      <w:r>
+        <w:t xml:space="preserve"> </w:t>
+      </w:r>
+      <w:r>
+        <w:rPr>
+          <w:rStyle w:val="VerbatimChar"/>
+        </w:rPr>
+        <w:t xml:space="preserve">[noauthors]</w:t>
+      </w:r>
+      <w:r>
+        <w:t xml:space="preserve"> </w:t>
+      </w:r>
+      <w:r>
+        <w:t xml:space="preserve">class option to both templates. Authors are displayed on the cover page (optional — hidden if not set or if</w:t>
+      </w:r>
+      <w:r>
+        <w:t xml:space="preserve"> </w:t>
+      </w:r>
+      <w:r>
+        <w:rPr>
+          <w:rStyle w:val="VerbatimChar"/>
+        </w:rPr>
+        <w:t xml:space="preserve">[noauthors]</w:t>
+      </w:r>
+      <w:r>
+        <w:t xml:space="preserve"> </w:t>
+      </w:r>
+      <w:r>
+        <w:t xml:space="preserve">is passed). Demonstrated in all 4 samples.</w:t>
       </w:r>
     </w:p>
     <w:p>
@@ -14902,7 +16183,7 @@
         <w:rPr>
           <w:b/>
         </w:rPr>
-        <w:t xml:space="preserve">3.4.0</w:t>
+        <w:t xml:space="preserve">3.5.0</w:t>
       </w:r>
       <w:r>
         <w:tab/>
@@ -14911,7 +16192,7 @@
         <w:rPr>
           <w:i/>
         </w:rPr>
-        <w:t xml:space="preserve">2026-09-12</w:t>
+        <w:t xml:space="preserve">2026-09-13</w:t>
       </w:r>
     </w:p>
     <w:p>
@@ -14919,28 +16200,35 @@
         <w:pStyle w:val="BodyText"/>
       </w:pPr>
       <w:r>
+        <w:t xml:space="preserve">Reorganized project structure: moved</w:t>
+      </w:r>
+      <w:r>
+        <w:t xml:space="preserve"> </w:t>
+      </w:r>
+      <w:r>
+        <w:rPr>
+          <w:rStyle w:val="VerbatimChar"/>
+        </w:rPr>
+        <w:t xml:space="preserve">build.sh</w:t>
+      </w:r>
+      <w:r>
+        <w:t xml:space="preserve">,</w:t>
+      </w:r>
+      <w:r>
+        <w:t xml:space="preserve"> </w:t>
+      </w:r>
+      <w:r>
         <w:rPr>
           <w:rStyle w:val="VerbatimChar"/>
         </w:rPr>
         <w:t xml:space="preserve">install.sh</w:t>
       </w:r>
       <w:r>
-        <w:t xml:space="preserve">: opencode skills and VS Code LaTeX Workshop are now optional prompts (default yes). Removed LTeX extension (was failing to install). One-liner detects existing installation and prompts to update with version display (</w:t>
-      </w:r>
-      <w:r>
-        <w:rPr>
-          <w:rStyle w:val="VerbatimChar"/>
-        </w:rPr>
-        <w:t xml:space="preserve">v3.3.6 → v3.3.7</w:t>
-      </w:r>
-      <w:r>
-        <w:t xml:space="preserve">). Uses absolute paths to prevent nested clones.</w:t>
-      </w:r>
-    </w:p>
-    <w:p>
-      <w:pPr>
-        <w:pStyle w:val="BodyText"/>
-      </w:pPr>
+        <w:t xml:space="preserve">, and</w:t>
+      </w:r>
+      <w:r>
+        <w:t xml:space="preserve"> </w:t>
+      </w:r>
       <w:r>
         <w:rPr>
           <w:rStyle w:val="VerbatimChar"/>
@@ -14948,57 +16236,37 @@
         <w:t xml:space="preserve">uninstall.sh</w:t>
       </w:r>
       <w:r>
-        <w:t xml:space="preserve">: Added one-liner support (</w:t>
-      </w:r>
-      <w:r>
-        <w:rPr>
-          <w:rStyle w:val="VerbatimChar"/>
-        </w:rPr>
-        <w:t xml:space="preserve">curl | bash</w:t>
-      </w:r>
-      <w:r>
-        <w:t xml:space="preserve">). Added</w:t>
-      </w:r>
-      <w:r>
-        <w:t xml:space="preserve"> </w:t>
-      </w:r>
-      <w:r>
-        <w:t xml:space="preserve">“</w:t>
-      </w:r>
-      <w:r>
-        <w:t xml:space="preserve">Remove 100%</w:t>
-      </w:r>
-      <w:r>
-        <w:t xml:space="preserve">”</w:t>
-      </w:r>
-      <w:r>
-        <w:t xml:space="preserve"> </w:t>
-      </w:r>
-      <w:r>
-        <w:t xml:space="preserve">nuclear option (option 4) to interactive menu. Added</w:t>
-      </w:r>
-      <w:r>
-        <w:t xml:space="preserve"> </w:t>
-      </w:r>
-      <w:r>
-        <w:rPr>
-          <w:rStyle w:val="VerbatimChar"/>
-        </w:rPr>
-        <w:t xml:space="preserve">–repo</w:t>
-      </w:r>
-      <w:r>
-        <w:t xml:space="preserve"> </w:t>
-      </w:r>
-      <w:r>
-        <w:t xml:space="preserve">flag.</w:t>
-      </w:r>
-    </w:p>
-    <w:p>
-      <w:pPr>
-        <w:pStyle w:val="BodyText"/>
-      </w:pPr>
-      <w:r>
-        <w:t xml:space="preserve">Updated Chapter 6 with optional component prompts and update detection. Updated Chapter 7 with one-liner update/uninstall and full menu documentation.</w:t>
+        <w:t xml:space="preserve"> </w:t>
+      </w:r>
+      <w:r>
+        <w:t xml:space="preserve">from repo root to</w:t>
+      </w:r>
+      <w:r>
+        <w:t xml:space="preserve"> </w:t>
+      </w:r>
+      <w:r>
+        <w:rPr>
+          <w:rStyle w:val="VerbatimChar"/>
+        </w:rPr>
+        <w:t xml:space="preserve">scripts/</w:t>
+      </w:r>
+      <w:r>
+        <w:t xml:space="preserve"> </w:t>
+      </w:r>
+      <w:r>
+        <w:t xml:space="preserve">directory. Updated all references in Makefile, README, AGENTS.md, SKILL.md, and setup guide. One-liner URLs now use</w:t>
+      </w:r>
+      <w:r>
+        <w:t xml:space="preserve"> </w:t>
+      </w:r>
+      <w:r>
+        <w:rPr>
+          <w:rStyle w:val="VerbatimChar"/>
+        </w:rPr>
+        <w:t xml:space="preserve">main/scripts/install.sh</w:t>
+      </w:r>
+      <w:r>
+        <w:t xml:space="preserve">.</w:t>
       </w:r>
     </w:p>
     <w:p>
@@ -15011,7 +16279,7 @@
         <w:rPr>
           <w:b/>
         </w:rPr>
-        <w:t xml:space="preserve">3.3.0</w:t>
+        <w:t xml:space="preserve">3.4.0</w:t>
       </w:r>
       <w:r>
         <w:tab/>
@@ -15020,7 +16288,7 @@
         <w:rPr>
           <w:i/>
         </w:rPr>
-        <w:t xml:space="preserve">2026-09-12</w:t>
+        <w:t xml:space="preserve">2026-09-13</w:t>
       </w:r>
     </w:p>
     <w:p>
@@ -15028,22 +16296,22 @@
         <w:pStyle w:val="BodyText"/>
       </w:pPr>
       <w:r>
-        <w:t xml:space="preserve">Moved pre-compiled setup guide to</w:t>
-      </w:r>
-      <w:r>
-        <w:t xml:space="preserve"> </w:t>
-      </w:r>
-      <w:r>
-        <w:rPr>
-          <w:rStyle w:val="VerbatimChar"/>
-        </w:rPr>
-        <w:t xml:space="preserve">setup-guide/</w:t>
-      </w:r>
-      <w:r>
-        <w:t xml:space="preserve"> </w:t>
-      </w:r>
-      <w:r>
-        <w:t xml:space="preserve">folder in repo root with all four formats (PDF, MD, DOCX, HTML). Users can read these before cloning to understand the installation process.</w:t>
+        <w:rPr>
+          <w:rStyle w:val="VerbatimChar"/>
+        </w:rPr>
+        <w:t xml:space="preserve">install.sh</w:t>
+      </w:r>
+      <w:r>
+        <w:t xml:space="preserve">: opencode skills and VS Code LaTeX Workshop are now optional prompts (default yes). Removed LTeX extension (was failing to install). One-liner detects existing installation and prompts to update with version display (</w:t>
+      </w:r>
+      <w:r>
+        <w:rPr>
+          <w:rStyle w:val="VerbatimChar"/>
+        </w:rPr>
+        <w:t xml:space="preserve">v3.3.6 → v3.3.7</w:t>
+      </w:r>
+      <w:r>
+        <w:t xml:space="preserve">). Uses absolute paths to prevent nested clones.</w:t>
       </w:r>
     </w:p>
     <w:p>
@@ -15051,22 +16319,55 @@
         <w:pStyle w:val="BodyText"/>
       </w:pPr>
       <w:r>
-        <w:t xml:space="preserve">Updated Makefile</w:t>
-      </w:r>
-      <w:r>
-        <w:t xml:space="preserve"> </w:t>
-      </w:r>
-      <w:r>
-        <w:rPr>
-          <w:rStyle w:val="VerbatimChar"/>
-        </w:rPr>
-        <w:t xml:space="preserve">setup-guide</w:t>
-      </w:r>
-      <w:r>
-        <w:t xml:space="preserve"> </w:t>
-      </w:r>
-      <w:r>
-        <w:t xml:space="preserve">target to generate and copy all four formats.</w:t>
+        <w:rPr>
+          <w:rStyle w:val="VerbatimChar"/>
+        </w:rPr>
+        <w:t xml:space="preserve">uninstall.sh</w:t>
+      </w:r>
+      <w:r>
+        <w:t xml:space="preserve">: Added one-liner support (</w:t>
+      </w:r>
+      <w:r>
+        <w:rPr>
+          <w:rStyle w:val="VerbatimChar"/>
+        </w:rPr>
+        <w:t xml:space="preserve">curl | bash</w:t>
+      </w:r>
+      <w:r>
+        <w:t xml:space="preserve">). Added</w:t>
+      </w:r>
+      <w:r>
+        <w:t xml:space="preserve"> </w:t>
+      </w:r>
+      <w:r>
+        <w:t xml:space="preserve">“</w:t>
+      </w:r>
+      <w:r>
+        <w:t xml:space="preserve">Remove 100%</w:t>
+      </w:r>
+      <w:r>
+        <w:t xml:space="preserve">”</w:t>
+      </w:r>
+      <w:r>
+        <w:t xml:space="preserve"> </w:t>
+      </w:r>
+      <w:r>
+        <w:t xml:space="preserve">nuclear option (option 4) to interactive menu. Added</w:t>
+      </w:r>
+      <w:r>
+        <w:t xml:space="preserve"> </w:t>
+      </w:r>
+      <w:r>
+        <w:rPr>
+          <w:rStyle w:val="VerbatimChar"/>
+        </w:rPr>
+        <w:t xml:space="preserve">–repo</w:t>
+      </w:r>
+      <w:r>
+        <w:t xml:space="preserve"> </w:t>
+      </w:r>
+      <w:r>
+        <w:t xml:space="preserve">flag.</w:t>
       </w:r>
     </w:p>
     <w:p>
@@ -15074,27 +16375,7 @@
         <w:pStyle w:val="BodyText"/>
       </w:pPr>
       <w:r>
-        <w:t xml:space="preserve">Updated README with pre-compiled setup guide section and format comparison table.</w:t>
-      </w:r>
-    </w:p>
-    <w:p>
-      <w:pPr>
-        <w:pStyle w:val="BodyText"/>
-      </w:pPr>
-      <w:r>
-        <w:t xml:space="preserve">Updated .gitignore to track all four formats in</w:t>
-      </w:r>
-      <w:r>
-        <w:t xml:space="preserve"> </w:t>
-      </w:r>
-      <w:r>
-        <w:rPr>
-          <w:rStyle w:val="VerbatimChar"/>
-        </w:rPr>
-        <w:t xml:space="preserve">setup-guide/</w:t>
-      </w:r>
-      <w:r>
-        <w:t xml:space="preserve">.</w:t>
+        <w:t xml:space="preserve">Updated Chapter 6 with optional component prompts and update detection. Updated Chapter 7 with one-liner update/uninstall and full menu documentation.</w:t>
       </w:r>
     </w:p>
     <w:p>
@@ -15107,7 +16388,7 @@
         <w:rPr>
           <w:b/>
         </w:rPr>
-        <w:t xml:space="preserve">3.2.1</w:t>
+        <w:t xml:space="preserve">3.3.0</w:t>
       </w:r>
       <w:r>
         <w:tab/>
@@ -15116,7 +16397,7 @@
         <w:rPr>
           <w:i/>
         </w:rPr>
-        <w:t xml:space="preserve">2026-09-12</w:t>
+        <w:t xml:space="preserve">2026-09-13</w:t>
       </w:r>
     </w:p>
     <w:p>
@@ -15124,40 +16405,73 @@
         <w:pStyle w:val="BodyText"/>
       </w:pPr>
       <w:r>
-        <w:t xml:space="preserve">Renamed Chapter 7 from</w:t>
-      </w:r>
-      <w:r>
-        <w:t xml:space="preserve"> </w:t>
-      </w:r>
-      <w:r>
-        <w:t xml:space="preserve">“</w:t>
-      </w:r>
-      <w:r>
-        <w:t xml:space="preserve">Clean Up</w:t>
-      </w:r>
-      <w:r>
-        <w:t xml:space="preserve">”</w:t>
-      </w:r>
-      <w:r>
-        <w:t xml:space="preserve"> </w:t>
-      </w:r>
-      <w:r>
-        <w:t xml:space="preserve">to</w:t>
-      </w:r>
-      <w:r>
-        <w:t xml:space="preserve"> </w:t>
-      </w:r>
-      <w:r>
-        <w:t xml:space="preserve">“</w:t>
-      </w:r>
-      <w:r>
-        <w:t xml:space="preserve">Operations and Maintenance</w:t>
-      </w:r>
-      <w:r>
-        <w:t xml:space="preserve">”</w:t>
-      </w:r>
-      <w:r>
-        <w:t xml:space="preserve">. Added subsections for updating and uninstalling both the MaaS Gateway and the document templates. Added cloud resource cleanup as an optional subsection.</w:t>
+        <w:t xml:space="preserve">Moved pre-compiled setup guide to</w:t>
+      </w:r>
+      <w:r>
+        <w:t xml:space="preserve"> </w:t>
+      </w:r>
+      <w:r>
+        <w:rPr>
+          <w:rStyle w:val="VerbatimChar"/>
+        </w:rPr>
+        <w:t xml:space="preserve">setup-guide/</w:t>
+      </w:r>
+      <w:r>
+        <w:t xml:space="preserve"> </w:t>
+      </w:r>
+      <w:r>
+        <w:t xml:space="preserve">folder in repo root with all four formats (PDF, MD, DOCX, HTML). Users can read these before cloning to understand the installation process.</w:t>
+      </w:r>
+    </w:p>
+    <w:p>
+      <w:pPr>
+        <w:pStyle w:val="BodyText"/>
+      </w:pPr>
+      <w:r>
+        <w:t xml:space="preserve">Updated Makefile</w:t>
+      </w:r>
+      <w:r>
+        <w:t xml:space="preserve"> </w:t>
+      </w:r>
+      <w:r>
+        <w:rPr>
+          <w:rStyle w:val="VerbatimChar"/>
+        </w:rPr>
+        <w:t xml:space="preserve">setup-guide</w:t>
+      </w:r>
+      <w:r>
+        <w:t xml:space="preserve"> </w:t>
+      </w:r>
+      <w:r>
+        <w:t xml:space="preserve">target to generate and copy all four formats.</w:t>
+      </w:r>
+    </w:p>
+    <w:p>
+      <w:pPr>
+        <w:pStyle w:val="BodyText"/>
+      </w:pPr>
+      <w:r>
+        <w:t xml:space="preserve">Updated README with pre-compiled setup guide section and format comparison table.</w:t>
+      </w:r>
+    </w:p>
+    <w:p>
+      <w:pPr>
+        <w:pStyle w:val="BodyText"/>
+      </w:pPr>
+      <w:r>
+        <w:t xml:space="preserve">Updated .gitignore to track all four formats in</w:t>
+      </w:r>
+      <w:r>
+        <w:t xml:space="preserve"> </w:t>
+      </w:r>
+      <w:r>
+        <w:rPr>
+          <w:rStyle w:val="VerbatimChar"/>
+        </w:rPr>
+        <w:t xml:space="preserve">setup-guide/</w:t>
+      </w:r>
+      <w:r>
+        <w:t xml:space="preserve">.</w:t>
       </w:r>
     </w:p>
     <w:p>
@@ -15170,7 +16484,7 @@
         <w:rPr>
           <w:b/>
         </w:rPr>
-        <w:t xml:space="preserve">3.2.0</w:t>
+        <w:t xml:space="preserve">3.2.1</w:t>
       </w:r>
       <w:r>
         <w:tab/>
@@ -15179,7 +16493,7 @@
         <w:rPr>
           <w:i/>
         </w:rPr>
-        <w:t xml:space="preserve">2026-09-12</w:t>
+        <w:t xml:space="preserve">2026-09-13</w:t>
       </w:r>
     </w:p>
     <w:p>
@@ -15187,110 +16501,40 @@
         <w:pStyle w:val="BodyText"/>
       </w:pPr>
       <w:r>
-        <w:t xml:space="preserve">Added</w:t>
-      </w:r>
-      <w:r>
-        <w:t xml:space="preserve"> </w:t>
-      </w:r>
-      <w:r>
-        <w:rPr>
-          <w:rStyle w:val="VerbatimChar"/>
-        </w:rPr>
-        <w:t xml:space="preserve">uninstall.sh</w:t>
-      </w:r>
-      <w:r>
-        <w:t xml:space="preserve"> </w:t>
-      </w:r>
-      <w:r>
-        <w:t xml:space="preserve">script with interactive menu,</w:t>
-      </w:r>
-      <w:r>
-        <w:t xml:space="preserve"> </w:t>
-      </w:r>
-      <w:r>
-        <w:rPr>
-          <w:rStyle w:val="VerbatimChar"/>
-        </w:rPr>
-        <w:t xml:space="preserve">–all</w:t>
-      </w:r>
-      <w:r>
-        <w:t xml:space="preserve">,</w:t>
-      </w:r>
-      <w:r>
-        <w:t xml:space="preserve"> </w:t>
-      </w:r>
-      <w:r>
-        <w:rPr>
-          <w:rStyle w:val="VerbatimChar"/>
-        </w:rPr>
-        <w:t xml:space="preserve">–yes</w:t>
-      </w:r>
-      <w:r>
-        <w:t xml:space="preserve">, and</w:t>
-      </w:r>
-      <w:r>
-        <w:t xml:space="preserve"> </w:t>
-      </w:r>
-      <w:r>
-        <w:rPr>
-          <w:rStyle w:val="VerbatimChar"/>
-        </w:rPr>
-        <w:t xml:space="preserve">–dry-run</w:t>
-      </w:r>
-      <w:r>
-        <w:t xml:space="preserve"> </w:t>
-      </w:r>
-      <w:r>
-        <w:t xml:space="preserve">flags. Removes opencode skills, .sty modules, HarmonyOS Sans font, /etc/LatexMk fix, and VS Code settings.</w:t>
-      </w:r>
-    </w:p>
-    <w:p>
-      <w:pPr>
-        <w:pStyle w:val="BodyText"/>
-      </w:pPr>
-      <w:r>
-        <w:t xml:space="preserve">Fixed</w:t>
-      </w:r>
-      <w:r>
-        <w:t xml:space="preserve"> </w:t>
-      </w:r>
-      <w:r>
-        <w:rPr>
-          <w:rStyle w:val="VerbatimChar"/>
-        </w:rPr>
-        <w:t xml:space="preserve">install.sh</w:t>
-      </w:r>
-      <w:r>
-        <w:t xml:space="preserve">: show apt-get output (was hidden), suppress fvextra build noise, fix font detection (</w:t>
-      </w:r>
-      <w:r>
-        <w:rPr>
-          <w:rStyle w:val="VerbatimChar"/>
-        </w:rPr>
-        <w:t xml:space="preserve">fc-list : family</w:t>
-      </w:r>
-      <w:r>
-        <w:t xml:space="preserve">), fix test compilation paths (</w:t>
-      </w:r>
-      <w:r>
-        <w:rPr>
-          <w:rStyle w:val="VerbatimChar"/>
-        </w:rPr>
-        <w:t xml:space="preserve">src/</w:t>
-      </w:r>
-      <w:r>
-        <w:t xml:space="preserve"> </w:t>
-      </w:r>
-      <w:r>
-        <w:t xml:space="preserve">subdirectory), fix LTeX extension success/failure reporting.</w:t>
-      </w:r>
-    </w:p>
-    <w:p>
-      <w:pPr>
-        <w:pStyle w:val="BodyText"/>
-      </w:pPr>
-      <w:r>
-        <w:t xml:space="preserve">Updated Chapter 7 with uninstall instructions.</w:t>
+        <w:t xml:space="preserve">Renamed Chapter 7 from</w:t>
+      </w:r>
+      <w:r>
+        <w:t xml:space="preserve"> </w:t>
+      </w:r>
+      <w:r>
+        <w:t xml:space="preserve">“</w:t>
+      </w:r>
+      <w:r>
+        <w:t xml:space="preserve">Clean Up</w:t>
+      </w:r>
+      <w:r>
+        <w:t xml:space="preserve">”</w:t>
+      </w:r>
+      <w:r>
+        <w:t xml:space="preserve"> </w:t>
+      </w:r>
+      <w:r>
+        <w:t xml:space="preserve">to</w:t>
+      </w:r>
+      <w:r>
+        <w:t xml:space="preserve"> </w:t>
+      </w:r>
+      <w:r>
+        <w:t xml:space="preserve">“</w:t>
+      </w:r>
+      <w:r>
+        <w:t xml:space="preserve">Operations and Maintenance</w:t>
+      </w:r>
+      <w:r>
+        <w:t xml:space="preserve">”</w:t>
+      </w:r>
+      <w:r>
+        <w:t xml:space="preserve">. Added subsections for updating and uninstalling both the MaaS Gateway and the document templates. Added cloud resource cleanup as an optional subsection.</w:t>
       </w:r>
     </w:p>
     <w:p>
@@ -15303,7 +16547,7 @@
         <w:rPr>
           <w:b/>
         </w:rPr>
-        <w:t xml:space="preserve">3.1.2</w:t>
+        <w:t xml:space="preserve">3.2.0</w:t>
       </w:r>
       <w:r>
         <w:tab/>
@@ -15312,7 +16556,7 @@
         <w:rPr>
           <w:i/>
         </w:rPr>
-        <w:t xml:space="preserve">2026-09-12</w:t>
+        <w:t xml:space="preserve">2026-09-13</w:t>
       </w:r>
     </w:p>
     <w:p>
@@ -15320,7 +16564,110 @@
         <w:pStyle w:val="BodyText"/>
       </w:pPr>
       <w:r>
-        <w:t xml:space="preserve">Added output format guide to README.md: comparison table of PDF, Markdown, DOCX, and HTML with purpose, copy-paste quality, and limitations. Recommends Markdown for copy-paste.</w:t>
+        <w:t xml:space="preserve">Added</w:t>
+      </w:r>
+      <w:r>
+        <w:t xml:space="preserve"> </w:t>
+      </w:r>
+      <w:r>
+        <w:rPr>
+          <w:rStyle w:val="VerbatimChar"/>
+        </w:rPr>
+        <w:t xml:space="preserve">uninstall.sh</w:t>
+      </w:r>
+      <w:r>
+        <w:t xml:space="preserve"> </w:t>
+      </w:r>
+      <w:r>
+        <w:t xml:space="preserve">script with interactive menu,</w:t>
+      </w:r>
+      <w:r>
+        <w:t xml:space="preserve"> </w:t>
+      </w:r>
+      <w:r>
+        <w:rPr>
+          <w:rStyle w:val="VerbatimChar"/>
+        </w:rPr>
+        <w:t xml:space="preserve">–all</w:t>
+      </w:r>
+      <w:r>
+        <w:t xml:space="preserve">,</w:t>
+      </w:r>
+      <w:r>
+        <w:t xml:space="preserve"> </w:t>
+      </w:r>
+      <w:r>
+        <w:rPr>
+          <w:rStyle w:val="VerbatimChar"/>
+        </w:rPr>
+        <w:t xml:space="preserve">–yes</w:t>
+      </w:r>
+      <w:r>
+        <w:t xml:space="preserve">, and</w:t>
+      </w:r>
+      <w:r>
+        <w:t xml:space="preserve"> </w:t>
+      </w:r>
+      <w:r>
+        <w:rPr>
+          <w:rStyle w:val="VerbatimChar"/>
+        </w:rPr>
+        <w:t xml:space="preserve">–dry-run</w:t>
+      </w:r>
+      <w:r>
+        <w:t xml:space="preserve"> </w:t>
+      </w:r>
+      <w:r>
+        <w:t xml:space="preserve">flags. Removes opencode skills, .sty modules, HarmonyOS Sans font, /etc/LatexMk fix, and VS Code settings.</w:t>
+      </w:r>
+    </w:p>
+    <w:p>
+      <w:pPr>
+        <w:pStyle w:val="BodyText"/>
+      </w:pPr>
+      <w:r>
+        <w:t xml:space="preserve">Fixed</w:t>
+      </w:r>
+      <w:r>
+        <w:t xml:space="preserve"> </w:t>
+      </w:r>
+      <w:r>
+        <w:rPr>
+          <w:rStyle w:val="VerbatimChar"/>
+        </w:rPr>
+        <w:t xml:space="preserve">install.sh</w:t>
+      </w:r>
+      <w:r>
+        <w:t xml:space="preserve">: show apt-get output (was hidden), suppress fvextra build noise, fix font detection (</w:t>
+      </w:r>
+      <w:r>
+        <w:rPr>
+          <w:rStyle w:val="VerbatimChar"/>
+        </w:rPr>
+        <w:t xml:space="preserve">fc-list : family</w:t>
+      </w:r>
+      <w:r>
+        <w:t xml:space="preserve">), fix test compilation paths (</w:t>
+      </w:r>
+      <w:r>
+        <w:rPr>
+          <w:rStyle w:val="VerbatimChar"/>
+        </w:rPr>
+        <w:t xml:space="preserve">src/</w:t>
+      </w:r>
+      <w:r>
+        <w:t xml:space="preserve"> </w:t>
+      </w:r>
+      <w:r>
+        <w:t xml:space="preserve">subdirectory), fix LTeX extension success/failure reporting.</w:t>
+      </w:r>
+    </w:p>
+    <w:p>
+      <w:pPr>
+        <w:pStyle w:val="BodyText"/>
+      </w:pPr>
+      <w:r>
+        <w:t xml:space="preserve">Updated Chapter 7 with uninstall instructions.</w:t>
       </w:r>
     </w:p>
     <w:p>
@@ -15333,7 +16680,7 @@
         <w:rPr>
           <w:b/>
         </w:rPr>
-        <w:t xml:space="preserve">3.1.1</w:t>
+        <w:t xml:space="preserve">3.1.2</w:t>
       </w:r>
       <w:r>
         <w:tab/>
@@ -15342,7 +16689,7 @@
         <w:rPr>
           <w:i/>
         </w:rPr>
-        <w:t xml:space="preserve">2026-09-12</w:t>
+        <w:t xml:space="preserve">2026-09-13</w:t>
       </w:r>
     </w:p>
     <w:p>
@@ -15350,62 +16697,7 @@
         <w:pStyle w:val="BodyText"/>
       </w:pPr>
       <w:r>
-        <w:t xml:space="preserve">Updated MaaS Gateway chapter to v1.10.9: non-interactive mode (</w:t>
-      </w:r>
-      <w:r>
-        <w:rPr>
-          <w:rStyle w:val="VerbatimChar"/>
-        </w:rPr>
-        <w:t xml:space="preserve">-y</w:t>
-      </w:r>
-      <w:r>
-        <w:t xml:space="preserve">) now suppresses all prompts (prerequisites, tool selection, skill install).</w:t>
-      </w:r>
-    </w:p>
-    <w:p>
-      <w:pPr>
-        <w:pStyle w:val="BodyText"/>
-      </w:pPr>
-      <w:r>
-        <w:t xml:space="preserve">Changed project clone path from</w:t>
-      </w:r>
-      <w:r>
-        <w:t xml:space="preserve"> </w:t>
-      </w:r>
-      <w:r>
-        <w:rPr>
-          <w:rStyle w:val="VerbatimChar"/>
-        </w:rPr>
-        <w:t xml:space="preserve">~</w:t>
-      </w:r>
-      <w:r>
-        <w:t xml:space="preserve"> </w:t>
-      </w:r>
-      <w:r>
-        <w:t xml:space="preserve">(root home) to</w:t>
-      </w:r>
-      <w:r>
-        <w:t xml:space="preserve"> </w:t>
-      </w:r>
-      <w:r>
-        <w:rPr>
-          <w:rStyle w:val="VerbatimChar"/>
-        </w:rPr>
-        <w:t xml:space="preserve">/home</w:t>
-      </w:r>
-      <w:r>
-        <w:t xml:space="preserve"> </w:t>
-      </w:r>
-      <w:r>
-        <w:t xml:space="preserve">as default working directory.</w:t>
-      </w:r>
-    </w:p>
-    <w:p>
-      <w:pPr>
-        <w:pStyle w:val="BodyText"/>
-      </w:pPr>
-      <w:r>
-        <w:t xml:space="preserve">Added project standards to AGENTS.md: workflow, end-to-end validation, code style, git conventions, when unsure.</w:t>
+        <w:t xml:space="preserve">Added output format guide to README.md: comparison table of PDF, Markdown, DOCX, and HTML with purpose, copy-paste quality, and limitations. Recommends Markdown for copy-paste.</w:t>
       </w:r>
     </w:p>
     <w:p>
@@ -15418,7 +16710,7 @@
         <w:rPr>
           <w:b/>
         </w:rPr>
-        <w:t xml:space="preserve">3.1.0</w:t>
+        <w:t xml:space="preserve">3.1.1</w:t>
       </w:r>
       <w:r>
         <w:tab/>
@@ -15427,7 +16719,7 @@
         <w:rPr>
           <w:i/>
         </w:rPr>
-        <w:t xml:space="preserve">2026-09-12</w:t>
+        <w:t xml:space="preserve">2026-09-13</w:t>
       </w:r>
     </w:p>
     <w:p>
@@ -15435,19 +16727,16 @@
         <w:pStyle w:val="BodyText"/>
       </w:pPr>
       <w:r>
-        <w:t xml:space="preserve">Switched from ECS to Flexus X instance (4 vCPU, 16 GB RAM via slider, flavor</w:t>
-      </w:r>
-      <w:r>
-        <w:t xml:space="preserve"> </w:t>
-      </w:r>
-      <w:r>
-        <w:rPr>
-          <w:rStyle w:val="VerbatimChar"/>
-        </w:rPr>
-        <w:t xml:space="preserve">x1.4u.16g</w:t>
-      </w:r>
-      <w:r>
-        <w:t xml:space="preserve">) — more cost-efficient and robust. Updated creation steps to match Flexus X console order: billing mode first, vCPU/RAM slider (no flavor dropdown), Cloud Eye monitoring (recommended), then instance name and key pair login. Replaced screenshots with Flexus X console images.</w:t>
+        <w:t xml:space="preserve">Updated MaaS Gateway chapter to v1.10.9: non-interactive mode (</w:t>
+      </w:r>
+      <w:r>
+        <w:rPr>
+          <w:rStyle w:val="VerbatimChar"/>
+        </w:rPr>
+        <w:t xml:space="preserve">-y</w:t>
+      </w:r>
+      <w:r>
+        <w:t xml:space="preserve">) now suppresses all prompts (prerequisites, tool selection, skill install).</w:t>
       </w:r>
     </w:p>
     <w:p>
@@ -15455,37 +16744,37 @@
         <w:pStyle w:val="BodyText"/>
       </w:pPr>
       <w:r>
-        <w:t xml:space="preserve">Rewrote Chapter 3: switched from</w:t>
-      </w:r>
-      <w:r>
-        <w:t xml:space="preserve"> </w:t>
-      </w:r>
-      <w:r>
-        <w:rPr>
-          <w:rStyle w:val="VerbatimChar"/>
-        </w:rPr>
-        <w:t xml:space="preserve">connect.exe</w:t>
-      </w:r>
-      <w:r>
-        <w:t xml:space="preserve"> </w:t>
-      </w:r>
-      <w:r>
-        <w:t xml:space="preserve">to</w:t>
-      </w:r>
-      <w:r>
-        <w:t xml:space="preserve"> </w:t>
-      </w:r>
-      <w:r>
-        <w:rPr>
-          <w:rStyle w:val="VerbatimChar"/>
-        </w:rPr>
-        <w:t xml:space="preserve">ncat</w:t>
-      </w:r>
-      <w:r>
-        <w:t xml:space="preserve"> </w:t>
-      </w:r>
-      <w:r>
-        <w:t xml:space="preserve">(from Nmap) as the SSH ProxyCommand. Added explanation of HTTP CONNECT method, why port 4444 works, why ncat is chosen, ncat installation with antivirus exclusions, flag reference table, and improved keepalive settings.</w:t>
+        <w:t xml:space="preserve">Changed project clone path from</w:t>
+      </w:r>
+      <w:r>
+        <w:t xml:space="preserve"> </w:t>
+      </w:r>
+      <w:r>
+        <w:rPr>
+          <w:rStyle w:val="VerbatimChar"/>
+        </w:rPr>
+        <w:t xml:space="preserve">~</w:t>
+      </w:r>
+      <w:r>
+        <w:t xml:space="preserve"> </w:t>
+      </w:r>
+      <w:r>
+        <w:t xml:space="preserve">(root home) to</w:t>
+      </w:r>
+      <w:r>
+        <w:t xml:space="preserve"> </w:t>
+      </w:r>
+      <w:r>
+        <w:rPr>
+          <w:rStyle w:val="VerbatimChar"/>
+        </w:rPr>
+        <w:t xml:space="preserve">/home</w:t>
+      </w:r>
+      <w:r>
+        <w:t xml:space="preserve"> </w:t>
+      </w:r>
+      <w:r>
+        <w:t xml:space="preserve">as default working directory.</w:t>
       </w:r>
     </w:p>
     <w:p>
@@ -15493,23 +16782,7 @@
         <w:pStyle w:val="BodyText"/>
       </w:pPr>
       <w:r>
-        <w:t xml:space="preserve">Restructured chapters: moved SSH config and VS Code connection to new Chapter 4 (Install VS Code and Connect via Remote-SSH). Chapters 5–7 renumbered.</w:t>
-      </w:r>
-    </w:p>
-    <w:p>
-      <w:pPr>
-        <w:pStyle w:val="BodyText"/>
-      </w:pPr>
-      <w:r>
-        <w:t xml:space="preserve">Added verification checklist tables to all 7 chapters.</w:t>
-      </w:r>
-    </w:p>
-    <w:p>
-      <w:pPr>
-        <w:pStyle w:val="BodyText"/>
-      </w:pPr>
-      <w:r>
-        <w:t xml:space="preserve">Added mandatory reboot warning in Chapter 2 (SSH port change). Added troubleshooting subsection in Chapter 4 with common SSH connection issues and ncat debugging commands.</w:t>
+        <w:t xml:space="preserve">Added project standards to AGENTS.md: workflow, end-to-end validation, code style, git conventions, when unsure.</w:t>
       </w:r>
     </w:p>
     <w:p>
@@ -15522,7 +16795,7 @@
         <w:rPr>
           <w:b/>
         </w:rPr>
-        <w:t xml:space="preserve">3.0.1</w:t>
+        <w:t xml:space="preserve">3.1.0</w:t>
       </w:r>
       <w:r>
         <w:tab/>
@@ -15531,7 +16804,7 @@
         <w:rPr>
           <w:i/>
         </w:rPr>
-        <w:t xml:space="preserve">2026-09-12</w:t>
+        <w:t xml:space="preserve">2026-09-13</w:t>
       </w:r>
     </w:p>
     <w:p>
@@ -15539,7 +16812,81 @@
         <w:pStyle w:val="BodyText"/>
       </w:pPr>
       <w:r>
-        <w:t xml:space="preserve">Minor fixes: test-filter.sh auto-discovery, build.sh help text, Makefile aggregate descriptions, 5-section comment correction, CHANGELOG version gap note, callout-in-code fix, CI font auto-discovery, dofile path comment, test-sync.sh header.</w:t>
+        <w:t xml:space="preserve">Switched from ECS to Flexus X instance (4 vCPU, 16 GB RAM via slider, flavor</w:t>
+      </w:r>
+      <w:r>
+        <w:t xml:space="preserve"> </w:t>
+      </w:r>
+      <w:r>
+        <w:rPr>
+          <w:rStyle w:val="VerbatimChar"/>
+        </w:rPr>
+        <w:t xml:space="preserve">x1.4u.16g</w:t>
+      </w:r>
+      <w:r>
+        <w:t xml:space="preserve">) — more cost-efficient and robust. Updated creation steps to match Flexus X console order: billing mode first, vCPU/RAM slider (no flavor dropdown), Cloud Eye monitoring (recommended), then instance name and key pair login. Replaced screenshots with Flexus X console images.</w:t>
+      </w:r>
+    </w:p>
+    <w:p>
+      <w:pPr>
+        <w:pStyle w:val="BodyText"/>
+      </w:pPr>
+      <w:r>
+        <w:t xml:space="preserve">Rewrote Chapter 3: switched from</w:t>
+      </w:r>
+      <w:r>
+        <w:t xml:space="preserve"> </w:t>
+      </w:r>
+      <w:r>
+        <w:rPr>
+          <w:rStyle w:val="VerbatimChar"/>
+        </w:rPr>
+        <w:t xml:space="preserve">connect.exe</w:t>
+      </w:r>
+      <w:r>
+        <w:t xml:space="preserve"> </w:t>
+      </w:r>
+      <w:r>
+        <w:t xml:space="preserve">to</w:t>
+      </w:r>
+      <w:r>
+        <w:t xml:space="preserve"> </w:t>
+      </w:r>
+      <w:r>
+        <w:rPr>
+          <w:rStyle w:val="VerbatimChar"/>
+        </w:rPr>
+        <w:t xml:space="preserve">ncat</w:t>
+      </w:r>
+      <w:r>
+        <w:t xml:space="preserve"> </w:t>
+      </w:r>
+      <w:r>
+        <w:t xml:space="preserve">(from Nmap) as the SSH ProxyCommand. Added explanation of HTTP CONNECT method, why port 4444 works, why ncat is chosen, ncat installation with antivirus exclusions, flag reference table, and improved keepalive settings.</w:t>
+      </w:r>
+    </w:p>
+    <w:p>
+      <w:pPr>
+        <w:pStyle w:val="BodyText"/>
+      </w:pPr>
+      <w:r>
+        <w:t xml:space="preserve">Restructured chapters: moved SSH config and VS Code connection to new Chapter 4 (Install VS Code and Connect via Remote-SSH). Chapters 5–7 renumbered.</w:t>
+      </w:r>
+    </w:p>
+    <w:p>
+      <w:pPr>
+        <w:pStyle w:val="BodyText"/>
+      </w:pPr>
+      <w:r>
+        <w:t xml:space="preserve">Added verification checklist tables to all 7 chapters.</w:t>
+      </w:r>
+    </w:p>
+    <w:p>
+      <w:pPr>
+        <w:pStyle w:val="BodyText"/>
+      </w:pPr>
+      <w:r>
+        <w:t xml:space="preserve">Added mandatory reboot warning in Chapter 2 (SSH port change). Added troubleshooting subsection in Chapter 4 with common SSH connection issues and ncat debugging commands.</w:t>
       </w:r>
     </w:p>
     <w:p>
@@ -15552,7 +16899,7 @@
         <w:rPr>
           <w:b/>
         </w:rPr>
-        <w:t xml:space="preserve">3.0.0</w:t>
+        <w:t xml:space="preserve">3.0.1</w:t>
       </w:r>
       <w:r>
         <w:tab/>
@@ -15561,7 +16908,7 @@
         <w:rPr>
           <w:i/>
         </w:rPr>
-        <w:t xml:space="preserve">2026-09-12</w:t>
+        <w:t xml:space="preserve">2026-09-13</w:t>
       </w:r>
     </w:p>
     <w:p>
@@ -15569,7 +16916,7 @@
         <w:pStyle w:val="BodyText"/>
       </w:pPr>
       <w:r>
-        <w:t xml:space="preserve">Modular pipeline refactoring: shared Lua filter factory, shared DOCX fix logic, build system auto-discovery, unified format pipeline, GitHub Actions CI.</w:t>
+        <w:t xml:space="preserve">Minor fixes: test-filter.sh auto-discovery, build.sh help text, Makefile aggregate descriptions, 5-section comment correction, CHANGELOG version gap note, callout-in-code fix, CI font auto-discovery, dofile path comment, test-sync.sh header.</w:t>
       </w:r>
     </w:p>
     <w:p>
@@ -15582,6 +16929,36 @@
         <w:rPr>
           <w:b/>
         </w:rPr>
+        <w:t xml:space="preserve">3.0.0</w:t>
+      </w:r>
+      <w:r>
+        <w:tab/>
+      </w:r>
+      <w:r>
+        <w:rPr>
+          <w:i/>
+        </w:rPr>
+        <w:t xml:space="preserve">2026-09-13</w:t>
+      </w:r>
+    </w:p>
+    <w:p>
+      <w:pPr>
+        <w:pStyle w:val="BodyText"/>
+      </w:pPr>
+      <w:r>
+        <w:t xml:space="preserve">Modular pipeline refactoring: shared Lua filter factory, shared DOCX fix logic, build system auto-discovery, unified format pipeline, GitHub Actions CI.</w:t>
+      </w:r>
+    </w:p>
+    <w:p>
+      <w:pPr>
+        <w:tabs>
+          <w:tab w:val="right" w:pos="9638"/>
+        </w:tabs>
+      </w:pPr>
+      <w:r>
+        <w:rPr>
+          <w:b/>
+        </w:rPr>
         <w:t xml:space="preserve">2.16.0</w:t>
       </w:r>
       <w:r>
@@ -15591,7 +16968,7 @@
         <w:rPr>
           <w:i/>
         </w:rPr>
-        <w:t xml:space="preserve">2026-09-12</w:t>
+        <w:t xml:space="preserve">2026-09-13</w:t>
       </w:r>
     </w:p>
     <w:p>
@@ -18412,9 +19789,39 @@
     </w:lvlOverride>
   </w:num>
   <w:num w:numId="1034">
+    <w:abstractNumId w:val="99201"/>
+    <w:lvlOverride w:ilvl="0">
+      <w:startOverride w:val="1"/>
+    </w:lvlOverride>
+    <w:lvlOverride w:ilvl="1">
+      <w:startOverride w:val="1"/>
+    </w:lvlOverride>
+    <w:lvlOverride w:ilvl="2">
+      <w:startOverride w:val="1"/>
+    </w:lvlOverride>
+    <w:lvlOverride w:ilvl="3">
+      <w:startOverride w:val="1"/>
+    </w:lvlOverride>
+    <w:lvlOverride w:ilvl="4">
+      <w:startOverride w:val="1"/>
+    </w:lvlOverride>
+    <w:lvlOverride w:ilvl="5">
+      <w:startOverride w:val="1"/>
+    </w:lvlOverride>
+    <w:lvlOverride w:ilvl="6">
+      <w:startOverride w:val="1"/>
+    </w:lvlOverride>
+    <w:lvlOverride w:ilvl="7">
+      <w:startOverride w:val="1"/>
+    </w:lvlOverride>
+    <w:lvlOverride w:ilvl="8">
+      <w:startOverride w:val="1"/>
+    </w:lvlOverride>
+  </w:num>
+  <w:num w:numId="1035">
     <w:abstractNumId w:val="991"/>
   </w:num>
-  <w:num w:numId="1035">
+  <w:num w:numId="1036">
     <w:abstractNumId w:val="99201"/>
     <w:lvlOverride w:ilvl="0">
       <w:startOverride w:val="1"/>

--- a/setup-guide/setup-guide.docx
+++ b/setup-guide/setup-guide.docx
@@ -13891,6 +13891,33 @@
           <w:rStyle w:val="StringTok"/>
         </w:rPr>
         <w:t xml:space="preserve">'xterm*:extkeys'</w:t>
+      </w:r>
+      <w:r>
+        <w:br/>
+      </w:r>
+      <w:r>
+        <w:rPr>
+          <w:rStyle w:val="BuiltInTok"/>
+        </w:rPr>
+        <w:t xml:space="preserve">set</w:t>
+      </w:r>
+      <w:r>
+        <w:rPr>
+          <w:rStyle w:val="NormalTok"/>
+        </w:rPr>
+        <w:t xml:space="preserve"> </w:t>
+      </w:r>
+      <w:r>
+        <w:rPr>
+          <w:rStyle w:val="AttributeTok"/>
+        </w:rPr>
+        <w:t xml:space="preserve">-g</w:t>
+      </w:r>
+      <w:r>
+        <w:rPr>
+          <w:rStyle w:val="NormalTok"/>
+        </w:rPr>
+        <w:t xml:space="preserve"> extended-keys-format csi-u</w:t>
       </w:r>
     </w:p>
     <w:p>

--- a/setup-guide/setup-guide.docx
+++ b/setup-guide/setup-guide.docx
@@ -13851,7 +13851,7 @@
         <w:rPr>
           <w:rStyle w:val="AttributeTok"/>
         </w:rPr>
-        <w:t xml:space="preserve">-g</w:t>
+        <w:t xml:space="preserve">-s</w:t>
       </w:r>
       <w:r>
         <w:rPr>
@@ -13896,6 +13896,18 @@
         <w:br/>
       </w:r>
       <w:r>
+        <w:br/>
+      </w:r>
+      <w:r>
+        <w:rPr>
+          <w:rStyle w:val="CommentTok"/>
+        </w:rPr>
+        <w:t xml:space="preserve"># Use CSI-u encoding format (requires tmux 3.5+)</w:t>
+      </w:r>
+      <w:r>
+        <w:br/>
+      </w:r>
+      <w:r>
         <w:rPr>
           <w:rStyle w:val="BuiltInTok"/>
         </w:rPr>
@@ -13911,7 +13923,7 @@
         <w:rPr>
           <w:rStyle w:val="AttributeTok"/>
         </w:rPr>
-        <w:t xml:space="preserve">-g</w:t>
+        <w:t xml:space="preserve">-s</w:t>
       </w:r>
       <w:r>
         <w:rPr>
@@ -14028,6 +14040,442 @@
             </w:r>
             <w:r>
               <w:t xml:space="preserve">or lower.</w:t>
+            </w:r>
+          </w:p>
+        </w:tc>
+      </w:tr>
+    </w:tbl>
+    <w:p>
+      <w:pPr>
+        <w:spacing w:before="120" w:after="0"/>
+      </w:pPr>
+    </w:p>
+    <w:tbl>
+      <w:tblPr>
+        <w:tblW w:w="9638" w:type="dxa"/>
+        <w:tblLayout w:type="fixed"/>
+        <w:tblBorders>
+          <w:top w:val="none" w:sz="0" w:space="0" w:color="auto"/>
+          <w:left w:val="single" w:sz="24" w:space="0" w:color="F57C00"/>
+          <w:bottom w:val="none" w:sz="0" w:space="0" w:color="auto"/>
+          <w:right w:val="none" w:sz="0" w:space="0" w:color="auto"/>
+        </w:tblBorders>
+        <w:tblCellMar>
+          <w:top w:w="120" w:type="dxa"/>
+          <w:left w:w="160" w:type="dxa"/>
+          <w:bottom w:w="120" w:type="dxa"/>
+          <w:right w:w="160" w:type="dxa"/>
+        </w:tblCellMar>
+      </w:tblPr>
+      <w:tr>
+        <w:tc>
+          <w:tcPr>
+            <w:tcW w:w="9638" w:type="dxa"/>
+            <w:shd w:val="clear" w:color="auto" w:fill="FFF8E1"/>
+          </w:tcPr>
+          <w:p>
+            <w:r>
+              <w:rPr>
+                <w:rFonts w:ascii="HarmonyOS Sans" w:hAnsi="HarmonyOS Sans"/>
+                <w:b/>
+                <w:color w:val="C7000B"/>
+                <w:sz w:val="21"/>
+                <w:szCs w:val="21"/>
+              </w:rPr>
+              <w:t>Important</w:t>
+            </w:r>
+          </w:p>
+          <w:p>
+            <w:pPr>
+              <w:pStyle w:val="BodyText"/>
+            </w:pPr>
+            <w:r>
+              <w:t xml:space="preserve">The</w:t>
+            </w:r>
+            <w:r>
+              <w:t xml:space="preserve"> </w:t>
+            </w:r>
+            <w:r>
+              <w:rPr>
+                <w:rStyle w:val="VerbatimChar"/>
+              </w:rPr>
+              <w:t xml:space="preserve">extended-keys-format csi-u</w:t>
+            </w:r>
+            <w:r>
+              <w:t xml:space="preserve"> </w:t>
+            </w:r>
+            <w:r>
+              <w:t xml:space="preserve">setting requires</w:t>
+            </w:r>
+            <w:r>
+              <w:t xml:space="preserve"> </w:t>
+            </w:r>
+            <w:r>
+              <w:rPr>
+                <w:bCs/>
+                <w:b/>
+              </w:rPr>
+              <w:t xml:space="preserve">tmux 3.5</w:t>
+            </w:r>
+            <w:r>
+              <w:rPr>
+                <w:bCs/>
+                <w:b/>
+              </w:rPr>
+              <w:t xml:space="preserve"> </w:t>
+            </w:r>
+            <w:r>
+              <w:rPr>
+                <w:bCs/>
+                <w:b/>
+              </w:rPr>
+              <w:t xml:space="preserve">or later</w:t>
+            </w:r>
+            <w:r>
+              <w:t xml:space="preserve">. If you get an</w:t>
+            </w:r>
+            <w:r>
+              <w:t xml:space="preserve"> </w:t>
+            </w:r>
+            <w:r>
+              <w:rPr>
+                <w:rStyle w:val="VerbatimChar"/>
+              </w:rPr>
+              <w:t xml:space="preserve">invalid option: extended-keys-format</w:t>
+            </w:r>
+            <w:r>
+              <w:t xml:space="preserve"> </w:t>
+            </w:r>
+            <w:r>
+              <w:t xml:space="preserve">error, your tmux is too old. Check with</w:t>
+            </w:r>
+            <w:r>
+              <w:t xml:space="preserve"> </w:t>
+            </w:r>
+            <w:r>
+              <w:rPr>
+                <w:rStyle w:val="VerbatimChar"/>
+              </w:rPr>
+              <w:t xml:space="preserve">tmux -V</w:t>
+            </w:r>
+            <w:r>
+              <w:t xml:space="preserve">. To upgrade</w:t>
+            </w:r>
+            <w:r>
+              <w:t xml:space="preserve"> </w:t>
+            </w:r>
+            <w:r>
+              <w:t xml:space="preserve">tmux to 3.5+ from source:</w:t>
+            </w:r>
+          </w:p>
+          <w:p>
+            <w:pPr>
+              <w:pStyle w:val="SourceCode"/>
+            </w:pPr>
+            <w:r>
+              <w:rPr>
+                <w:rStyle w:val="FunctionTok"/>
+              </w:rPr>
+              <w:t xml:space="preserve">sudo</w:t>
+            </w:r>
+            <w:r>
+              <w:rPr>
+                <w:rStyle w:val="NormalTok"/>
+              </w:rPr>
+              <w:t xml:space="preserve"> apt install build-essential autotools-dev libevent-dev libncurses-dev</w:t>
+            </w:r>
+            <w:r>
+              <w:br/>
+            </w:r>
+            <w:r>
+              <w:rPr>
+                <w:rStyle w:val="BuiltInTok"/>
+              </w:rPr>
+              <w:t xml:space="preserve">cd</w:t>
+            </w:r>
+            <w:r>
+              <w:rPr>
+                <w:rStyle w:val="NormalTok"/>
+              </w:rPr>
+              <w:t xml:space="preserve"> /tmp </w:t>
+            </w:r>
+            <w:r>
+              <w:rPr>
+                <w:rStyle w:val="KeywordTok"/>
+              </w:rPr>
+              <w:t xml:space="preserve">&amp;&amp;</w:t>
+            </w:r>
+            <w:r>
+              <w:rPr>
+                <w:rStyle w:val="NormalTok"/>
+              </w:rPr>
+              <w:t xml:space="preserve"> </w:t>
+            </w:r>
+            <w:r>
+              <w:rPr>
+                <w:rStyle w:val="FunctionTok"/>
+              </w:rPr>
+              <w:t xml:space="preserve">git</w:t>
+            </w:r>
+            <w:r>
+              <w:rPr>
+                <w:rStyle w:val="NormalTok"/>
+              </w:rPr>
+              <w:t xml:space="preserve"> clone https://github.com/tmux/tmux.git </w:t>
+            </w:r>
+            <w:r>
+              <w:rPr>
+                <w:rStyle w:val="KeywordTok"/>
+              </w:rPr>
+              <w:t xml:space="preserve">&amp;&amp;</w:t>
+            </w:r>
+            <w:r>
+              <w:rPr>
+                <w:rStyle w:val="NormalTok"/>
+              </w:rPr>
+              <w:t xml:space="preserve"> </w:t>
+            </w:r>
+            <w:r>
+              <w:rPr>
+                <w:rStyle w:val="BuiltInTok"/>
+              </w:rPr>
+              <w:t xml:space="preserve">cd</w:t>
+            </w:r>
+            <w:r>
+              <w:rPr>
+                <w:rStyle w:val="NormalTok"/>
+              </w:rPr>
+              <w:t xml:space="preserve"> tmux</w:t>
+            </w:r>
+            <w:r>
+              <w:br/>
+            </w:r>
+            <w:r>
+              <w:rPr>
+                <w:rStyle w:val="FunctionTok"/>
+              </w:rPr>
+              <w:t xml:space="preserve">sh</w:t>
+            </w:r>
+            <w:r>
+              <w:rPr>
+                <w:rStyle w:val="NormalTok"/>
+              </w:rPr>
+              <w:t xml:space="preserve"> autogen.sh </w:t>
+            </w:r>
+            <w:r>
+              <w:rPr>
+                <w:rStyle w:val="KeywordTok"/>
+              </w:rPr>
+              <w:t xml:space="preserve">&amp;&amp;</w:t>
+            </w:r>
+            <w:r>
+              <w:rPr>
+                <w:rStyle w:val="NormalTok"/>
+              </w:rPr>
+              <w:t xml:space="preserve"> </w:t>
+            </w:r>
+            <w:r>
+              <w:rPr>
+                <w:rStyle w:val="ExtensionTok"/>
+              </w:rPr>
+              <w:t xml:space="preserve">./configure</w:t>
+            </w:r>
+            <w:r>
+              <w:rPr>
+                <w:rStyle w:val="NormalTok"/>
+              </w:rPr>
+              <w:t xml:space="preserve"> </w:t>
+            </w:r>
+            <w:r>
+              <w:rPr>
+                <w:rStyle w:val="KeywordTok"/>
+              </w:rPr>
+              <w:t xml:space="preserve">&amp;&amp;</w:t>
+            </w:r>
+            <w:r>
+              <w:rPr>
+                <w:rStyle w:val="NormalTok"/>
+              </w:rPr>
+              <w:t xml:space="preserve"> </w:t>
+            </w:r>
+            <w:r>
+              <w:rPr>
+                <w:rStyle w:val="FunctionTok"/>
+              </w:rPr>
+              <w:t xml:space="preserve">make</w:t>
+            </w:r>
+            <w:r>
+              <w:rPr>
+                <w:rStyle w:val="NormalTok"/>
+              </w:rPr>
+              <w:t xml:space="preserve"> </w:t>
+            </w:r>
+            <w:r>
+              <w:rPr>
+                <w:rStyle w:val="KeywordTok"/>
+              </w:rPr>
+              <w:t xml:space="preserve">&amp;&amp;</w:t>
+            </w:r>
+            <w:r>
+              <w:rPr>
+                <w:rStyle w:val="NormalTok"/>
+              </w:rPr>
+              <w:t xml:space="preserve"> </w:t>
+            </w:r>
+            <w:r>
+              <w:rPr>
+                <w:rStyle w:val="FunctionTok"/>
+              </w:rPr>
+              <w:t xml:space="preserve">sudo</w:t>
+            </w:r>
+            <w:r>
+              <w:rPr>
+                <w:rStyle w:val="NormalTok"/>
+              </w:rPr>
+              <w:t xml:space="preserve"> make install</w:t>
+            </w:r>
+          </w:p>
+          <w:p>
+            <w:pPr>
+              <w:pStyle w:val="FirstParagraph"/>
+            </w:pPr>
+            <w:r>
+              <w:t xml:space="preserve">After upgrading, remove the old binary from</w:t>
+            </w:r>
+            <w:r>
+              <w:t xml:space="preserve"> </w:t>
+            </w:r>
+            <w:r>
+              <w:rPr>
+                <w:rStyle w:val="VerbatimChar"/>
+              </w:rPr>
+              <w:t xml:space="preserve">/usr/bin/tmux</w:t>
+            </w:r>
+            <w:r>
+              <w:t xml:space="preserve"> </w:t>
+            </w:r>
+            <w:r>
+              <w:t xml:space="preserve">if</w:t>
+            </w:r>
+            <w:r>
+              <w:t xml:space="preserve"> </w:t>
+            </w:r>
+            <w:r>
+              <w:t xml:space="preserve">needed (</w:t>
+            </w:r>
+            <w:r>
+              <w:rPr>
+                <w:rStyle w:val="VerbatimChar"/>
+              </w:rPr>
+              <w:t xml:space="preserve">which tmux</w:t>
+            </w:r>
+            <w:r>
+              <w:t xml:space="preserve"> </w:t>
+            </w:r>
+            <w:r>
+              <w:t xml:space="preserve">should point to</w:t>
+            </w:r>
+            <w:r>
+              <w:t xml:space="preserve"> </w:t>
+            </w:r>
+            <w:r>
+              <w:rPr>
+                <w:rStyle w:val="VerbatimChar"/>
+              </w:rPr>
+              <w:t xml:space="preserve">/usr/local/bin/tmux</w:t>
+            </w:r>
+            <w:r>
+              <w:t xml:space="preserve">).</w:t>
+            </w:r>
+            <w:r>
+              <w:t xml:space="preserve"> </w:t>
+            </w:r>
+            <w:r>
+              <w:t xml:space="preserve">Then reload the config:</w:t>
+            </w:r>
+            <w:r>
+              <w:t xml:space="preserve"> </w:t>
+            </w:r>
+            <w:r>
+              <w:rPr>
+                <w:rStyle w:val="VerbatimChar"/>
+              </w:rPr>
+              <w:t xml:space="preserve">tmux source-file  /.tmux.conf</w:t>
+            </w:r>
+            <w:r>
+              <w:t xml:space="preserve">.</w:t>
+            </w:r>
+          </w:p>
+        </w:tc>
+      </w:tr>
+    </w:tbl>
+    <w:p>
+      <w:pPr>
+        <w:spacing w:before="120" w:after="0"/>
+      </w:pPr>
+    </w:p>
+    <w:tbl>
+      <w:tblPr>
+        <w:tblW w:w="9638" w:type="dxa"/>
+        <w:tblLayout w:type="fixed"/>
+        <w:tblBorders>
+          <w:top w:val="none" w:sz="0" w:space="0" w:color="auto"/>
+          <w:left w:val="single" w:sz="24" w:space="0" w:color="2E7D32"/>
+          <w:bottom w:val="none" w:sz="0" w:space="0" w:color="auto"/>
+          <w:right w:val="none" w:sz="0" w:space="0" w:color="auto"/>
+        </w:tblBorders>
+        <w:tblCellMar>
+          <w:top w:w="120" w:type="dxa"/>
+          <w:left w:w="160" w:type="dxa"/>
+          <w:bottom w:w="120" w:type="dxa"/>
+          <w:right w:w="160" w:type="dxa"/>
+        </w:tblCellMar>
+      </w:tblPr>
+      <w:tr>
+        <w:tc>
+          <w:tcPr>
+            <w:tcW w:w="9638" w:type="dxa"/>
+            <w:shd w:val="clear" w:color="auto" w:fill="E8F5E9"/>
+          </w:tcPr>
+          <w:p>
+            <w:r>
+              <w:rPr>
+                <w:rFonts w:ascii="HarmonyOS Sans" w:hAnsi="HarmonyOS Sans"/>
+                <w:b/>
+                <w:color w:val="2E7D32"/>
+                <w:sz w:val="21"/>
+                <w:szCs w:val="21"/>
+              </w:rPr>
+              <w:t>Tip</w:t>
+            </w:r>
+          </w:p>
+          <w:p>
+            <w:pPr>
+              <w:pStyle w:val="BodyText"/>
+            </w:pPr>
+            <w:r>
+              <w:t xml:space="preserve">If you cannot upgrade tmux, use</w:t>
+            </w:r>
+            <w:r>
+              <w:t xml:space="preserve"> </w:t>
+            </w:r>
+            <w:r>
+              <w:rPr>
+                <w:rStyle w:val="VerbatimChar"/>
+              </w:rPr>
+              <w:t xml:space="preserve">Ctrl+J</w:t>
+            </w:r>
+            <w:r>
+              <w:t xml:space="preserve"> </w:t>
+            </w:r>
+            <w:r>
+              <w:t xml:space="preserve">to insert a newline</w:t>
+            </w:r>
+            <w:r>
+              <w:t xml:space="preserve"> </w:t>
+            </w:r>
+            <w:r>
+              <w:t xml:space="preserve">in opencode — it works with zero configuration on any tmux version.</w:t>
             </w:r>
           </w:p>
         </w:tc>

--- a/setup-guide/setup-guide.docx
+++ b/setup-guide/setup-guide.docx
@@ -12750,7 +12750,7 @@
           <w:tab w:val="right" w:pos="9638"/>
         </w:tabs>
       </w:pPr>
-      <w:bookmarkStart w:id="129" w:name="tips-and-tricks"/>
+      <w:bookmarkStart w:id="129" w:name="operations-and-maintenance"/>
       <w:r>
         <w:rPr>
           <w:sz w:val="112"/>
@@ -12762,7 +12762,7 @@
         <w:tab/>
       </w:r>
       <w:r>
-        <w:t xml:space="preserve">Tips and Tricks</w:t>
+        <w:t xml:space="preserve">Operations and Maintenance</w:t>
       </w:r>
       <w:bookmarkEnd w:id="129"/>
     </w:p>
@@ -12781,19 +12781,13 @@
         <w:t xml:space="preserve"> </w:t>
       </w:r>
       <w:r>
-        <w:t xml:space="preserve">Learn practical tips for working efficiently with the</w:t>
-      </w:r>
-      <w:r>
-        <w:t xml:space="preserve"> </w:t>
-      </w:r>
-      <w:r>
-        <w:t xml:space="preserve">Huawei Cloud development environment, including persistent terminal</w:t>
-      </w:r>
-      <w:r>
-        <w:t xml:space="preserve"> </w:t>
-      </w:r>
-      <w:r>
-        <w:t xml:space="preserve">sessions with tmux.</w:t>
+        <w:t xml:space="preserve">Update, uninstall, or clean up the software and cloud</w:t>
+      </w:r>
+      <w:r>
+        <w:t xml:space="preserve"> </w:t>
+      </w:r>
+      <w:r>
+        <w:t xml:space="preserve">resources created in this guide. All operations in this chapter are optional.</w:t>
       </w:r>
     </w:p>
     <w:p>
@@ -12808,12 +12802,12 @@
       <w:pPr>
         <w:pStyle w:val="Heading2"/>
       </w:pPr>
-      <w:bookmarkStart w:id="130" w:name="using-tmux-for-persistent-sessions"/>
+      <w:bookmarkStart w:id="130" w:name="updating-the-maas-gateway"/>
       <w:r>
         <w:t xml:space="preserve">7.1</w:t>
       </w:r>
       <w:r>
-        <w:t xml:space="preserve"> Using tmux for persistent sessions</w:t>
+        <w:t xml:space="preserve"> Updating the MaaS Gateway</w:t>
       </w:r>
       <w:bookmarkEnd w:id="130"/>
     </w:p>
@@ -12822,53 +12816,7 @@
         <w:pStyle w:val="BodyText"/>
       </w:pPr>
       <w:r>
-        <w:t xml:space="preserve">When working over SSH, your opencode session is tied to the SSH connection.</w:t>
-      </w:r>
-      <w:r>
-        <w:t xml:space="preserve"> </w:t>
-      </w:r>
-      <w:r>
-        <w:t xml:space="preserve">If the connection drops (network issue, VPN timeout, laptop sleep), the</w:t>
-      </w:r>
-      <w:r>
-        <w:t xml:space="preserve"> </w:t>
-      </w:r>
-      <w:r>
-        <w:t xml:space="preserve">opencode process is killed and all context is lost.</w:t>
-      </w:r>
-      <w:r>
-        <w:t xml:space="preserve"> </w:t>
-      </w:r>
-      <w:r>
-        <w:rPr>
-          <w:bCs/>
-          <w:b/>
-        </w:rPr>
-        <w:t xml:space="preserve">tmux</w:t>
-      </w:r>
-      <w:r>
-        <w:t xml:space="preserve"> </w:t>
-      </w:r>
-      <w:r>
-        <w:t xml:space="preserve">solves</w:t>
-      </w:r>
-      <w:r>
-        <w:t xml:space="preserve"> </w:t>
-      </w:r>
-      <w:r>
-        <w:t xml:space="preserve">this by decoupling the terminal from the SSH connection — the session</w:t>
-      </w:r>
-      <w:r>
-        <w:t xml:space="preserve"> </w:t>
-      </w:r>
-      <w:r>
-        <w:t xml:space="preserve">keeps running on the server even when you disconnect, and you can reattach</w:t>
-      </w:r>
-      <w:r>
-        <w:t xml:space="preserve"> </w:t>
-      </w:r>
-      <w:r>
-        <w:t xml:space="preserve">to it when you reconnect.</w:t>
+        <w:t xml:space="preserve">To update the oh-my-coding-maas-gateway to a newer version:</w:t>
       </w:r>
     </w:p>
     <w:p>
@@ -12891,7 +12839,7 @@
         </w:numPr>
       </w:pPr>
       <w:r>
-        <w:t xml:space="preserve">Install tmux (if not already installed):</w:t>
+        <w:t xml:space="preserve">Re-run the bootstrap script in the VS Code remote terminal:</w:t>
       </w:r>
     </w:p>
     <w:p>
@@ -12904,15 +12852,45 @@
       </w:pPr>
       <w:r>
         <w:rPr>
+          <w:rStyle w:val="ExtensionTok"/>
+        </w:rPr>
+        <w:t xml:space="preserve">curl</w:t>
+      </w:r>
+      <w:r>
+        <w:rPr>
+          <w:rStyle w:val="NormalTok"/>
+        </w:rPr>
+        <w:t xml:space="preserve"> </w:t>
+      </w:r>
+      <w:r>
+        <w:rPr>
+          <w:rStyle w:val="AttributeTok"/>
+        </w:rPr>
+        <w:t xml:space="preserve">-fsSL</w:t>
+      </w:r>
+      <w:r>
+        <w:rPr>
+          <w:rStyle w:val="NormalTok"/>
+        </w:rPr>
+        <w:t xml:space="preserve"> https://raw.githubusercontent.com/wallacelw/oh-my-coding-maas-gateway/main/scripts/bootstrap.sh </w:t>
+      </w:r>
+      <w:r>
+        <w:rPr>
+          <w:rStyle w:val="KeywordTok"/>
+        </w:rPr>
+        <w:t xml:space="preserve">|</w:t>
+      </w:r>
+      <w:r>
+        <w:rPr>
+          <w:rStyle w:val="NormalTok"/>
+        </w:rPr>
+        <w:t xml:space="preserve"> </w:t>
+      </w:r>
+      <w:r>
+        <w:rPr>
           <w:rStyle w:val="FunctionTok"/>
         </w:rPr>
-        <w:t xml:space="preserve">sudo</w:t>
-      </w:r>
-      <w:r>
-        <w:rPr>
-          <w:rStyle w:val="NormalTok"/>
-        </w:rPr>
-        <w:t xml:space="preserve"> apt install tmux</w:t>
+        <w:t xml:space="preserve">bash</w:t>
       </w:r>
     </w:p>
     <w:p>
@@ -12923,7 +12901,24 @@
         </w:numPr>
       </w:pPr>
       <w:r>
-        <w:t xml:space="preserve">Start a new tmux session before launching opencode:</w:t>
+        <w:t xml:space="preserve">The installer detects the existing installation, pulls updates, and</w:t>
+      </w:r>
+      <w:r>
+        <w:t xml:space="preserve"> </w:t>
+      </w:r>
+      <w:r>
+        <w:t xml:space="preserve">preserves all secrets, virtual keys, and data.</w:t>
+      </w:r>
+    </w:p>
+    <w:p>
+      <w:pPr>
+        <w:numPr>
+          <w:ilvl w:val="0"/>
+          <w:numId w:val="1030"/>
+        </w:numPr>
+      </w:pPr>
+      <w:r>
+        <w:t xml:space="preserve">To update only the coding tools (without touching the proxy stack):</w:t>
       </w:r>
     </w:p>
     <w:p>
@@ -12936,38 +12931,74 @@
       </w:pPr>
       <w:r>
         <w:rPr>
+          <w:rStyle w:val="BuiltInTok"/>
+        </w:rPr>
+        <w:t xml:space="preserve">cd</w:t>
+      </w:r>
+      <w:r>
+        <w:rPr>
+          <w:rStyle w:val="NormalTok"/>
+        </w:rPr>
+        <w:t xml:space="preserve"> /home/oh-my-coding-maas-gateway</w:t>
+      </w:r>
+      <w:r>
+        <w:br/>
+      </w:r>
+      <w:r>
+        <w:rPr>
           <w:rStyle w:val="ExtensionTok"/>
         </w:rPr>
-        <w:t xml:space="preserve">tmux</w:t>
-      </w:r>
-      <w:r>
-        <w:rPr>
-          <w:rStyle w:val="NormalTok"/>
-        </w:rPr>
-        <w:t xml:space="preserve"> new </w:t>
-      </w:r>
-      <w:r>
-        <w:rPr>
-          <w:rStyle w:val="AttributeTok"/>
-        </w:rPr>
-        <w:t xml:space="preserve">-s</w:t>
-      </w:r>
-      <w:r>
-        <w:rPr>
-          <w:rStyle w:val="NormalTok"/>
-        </w:rPr>
-        <w:t xml:space="preserve"> opencode</w:t>
+        <w:t xml:space="preserve">./scripts/update.sh</w:t>
+      </w:r>
+    </w:p>
+    <w:p>
+      <w:pPr>
+        <w:pStyle w:val="Heading2"/>
+      </w:pPr>
+      <w:bookmarkStart w:id="131" w:name="updating-the-document-templates"/>
+      <w:r>
+        <w:t xml:space="preserve">7.2</w:t>
+      </w:r>
+      <w:r>
+        <w:t xml:space="preserve"> Updating the Document Templates</w:t>
+      </w:r>
+      <w:bookmarkEnd w:id="131"/>
+    </w:p>
+    <w:p>
+      <w:pPr>
+        <w:pStyle w:val="FirstParagraph"/>
+      </w:pPr>
+      <w:r>
+        <w:t xml:space="preserve">To update the Huawei document templates project:</w:t>
+      </w:r>
+    </w:p>
+    <w:p>
+      <w:pPr>
+        <w:pStyle w:val="BodyText"/>
+      </w:pPr>
+      <w:r>
+        <w:rPr>
+          <w:bCs/>
+          <w:b/>
+        </w:rPr>
+        <w:t xml:space="preserve">Step by step:</w:t>
       </w:r>
     </w:p>
     <w:p>
       <w:pPr>
         <w:numPr>
           <w:ilvl w:val="0"/>
-          <w:numId w:val="1030"/>
+          <w:numId w:val="1031"/>
         </w:numPr>
       </w:pPr>
       <w:r>
-        <w:t xml:space="preserve">Inside the tmux session, start opencode as usual:</w:t>
+        <w:t xml:space="preserve">Re-run the one-liner — it detects the existing installation and</w:t>
+      </w:r>
+      <w:r>
+        <w:t xml:space="preserve"> </w:t>
+      </w:r>
+      <w:r>
+        <w:t xml:space="preserve">prompts to update:</w:t>
       </w:r>
     </w:p>
     <w:p>
@@ -12982,24 +13013,119 @@
         <w:rPr>
           <w:rStyle w:val="ExtensionTok"/>
         </w:rPr>
-        <w:t xml:space="preserve">opencode</w:t>
+        <w:t xml:space="preserve">curl</w:t>
+      </w:r>
+      <w:r>
+        <w:rPr>
+          <w:rStyle w:val="NormalTok"/>
+        </w:rPr>
+        <w:t xml:space="preserve"> </w:t>
+      </w:r>
+      <w:r>
+        <w:rPr>
+          <w:rStyle w:val="AttributeTok"/>
+        </w:rPr>
+        <w:t xml:space="preserve">-fsSL</w:t>
+      </w:r>
+      <w:r>
+        <w:rPr>
+          <w:rStyle w:val="NormalTok"/>
+        </w:rPr>
+        <w:t xml:space="preserve"> https://raw.githubusercontent.com/wallacelw/huawei-doc-templates/main/scripts/install.sh </w:t>
+      </w:r>
+      <w:r>
+        <w:rPr>
+          <w:rStyle w:val="KeywordTok"/>
+        </w:rPr>
+        <w:t xml:space="preserve">|</w:t>
+      </w:r>
+      <w:r>
+        <w:rPr>
+          <w:rStyle w:val="NormalTok"/>
+        </w:rPr>
+        <w:t xml:space="preserve"> </w:t>
+      </w:r>
+      <w:r>
+        <w:rPr>
+          <w:rStyle w:val="FunctionTok"/>
+        </w:rPr>
+        <w:t xml:space="preserve">bash</w:t>
       </w:r>
     </w:p>
     <w:p>
       <w:pPr>
         <w:numPr>
           <w:ilvl w:val="0"/>
-          <w:numId w:val="1030"/>
+          <w:numId w:val="1031"/>
         </w:numPr>
       </w:pPr>
       <w:r>
-        <w:t xml:space="preserve">If SSH disconnects, the opencode session keeps running. Reconnect</w:t>
-      </w:r>
-      <w:r>
-        <w:t xml:space="preserve"> </w:t>
-      </w:r>
-      <w:r>
-        <w:t xml:space="preserve">to the server and reattach:</w:t>
+        <w:t xml:space="preserve">The script pulls the latest version, shows the version change</w:t>
+      </w:r>
+      <w:r>
+        <w:t xml:space="preserve"> </w:t>
+      </w:r>
+      <w:r>
+        <w:t xml:space="preserve">(</w:t>
+      </w:r>
+      <w:r>
+        <w:rPr>
+          <w:rStyle w:val="VerbatimChar"/>
+        </w:rPr>
+        <w:t xml:space="preserve">v3.3.6 → v3.3.7</w:t>
+      </w:r>
+      <w:r>
+        <w:t xml:space="preserve">), and re-runs the installer. New</w:t>
+      </w:r>
+      <w:r>
+        <w:t xml:space="preserve"> </w:t>
+      </w:r>
+      <w:r>
+        <w:t xml:space="preserve">templates, commands, or modules are installed automatically.</w:t>
+      </w:r>
+    </w:p>
+    <w:p>
+      <w:pPr>
+        <w:pStyle w:val="Heading2"/>
+      </w:pPr>
+      <w:bookmarkStart w:id="132" w:name="uninstalling-the-maas-gateway"/>
+      <w:r>
+        <w:t xml:space="preserve">7.3</w:t>
+      </w:r>
+      <w:r>
+        <w:t xml:space="preserve"> Uninstalling the MaaS Gateway</w:t>
+      </w:r>
+      <w:bookmarkEnd w:id="132"/>
+    </w:p>
+    <w:p>
+      <w:pPr>
+        <w:pStyle w:val="FirstParagraph"/>
+      </w:pPr>
+      <w:r>
+        <w:t xml:space="preserve">To remove the oh-my-coding-maas-gateway:</w:t>
+      </w:r>
+    </w:p>
+    <w:p>
+      <w:pPr>
+        <w:pStyle w:val="BodyText"/>
+      </w:pPr>
+      <w:r>
+        <w:rPr>
+          <w:bCs/>
+          <w:b/>
+        </w:rPr>
+        <w:t xml:space="preserve">Step by step:</w:t>
+      </w:r>
+    </w:p>
+    <w:p>
+      <w:pPr>
+        <w:numPr>
+          <w:ilvl w:val="0"/>
+          <w:numId w:val="1032"/>
+        </w:numPr>
+      </w:pPr>
+      <w:r>
+        <w:t xml:space="preserve">Run the uninstall script:</w:t>
       </w:r>
     </w:p>
     <w:p>
@@ -13012,38 +13138,82 @@
       </w:pPr>
       <w:r>
         <w:rPr>
+          <w:rStyle w:val="BuiltInTok"/>
+        </w:rPr>
+        <w:t xml:space="preserve">cd</w:t>
+      </w:r>
+      <w:r>
+        <w:rPr>
+          <w:rStyle w:val="NormalTok"/>
+        </w:rPr>
+        <w:t xml:space="preserve"> /home/oh-my-coding-maas-gateway</w:t>
+      </w:r>
+      <w:r>
+        <w:br/>
+      </w:r>
+      <w:r>
+        <w:rPr>
           <w:rStyle w:val="ExtensionTok"/>
         </w:rPr>
-        <w:t xml:space="preserve">tmux</w:t>
+        <w:t xml:space="preserve">./scripts/uninstall.sh</w:t>
       </w:r>
       <w:r>
         <w:rPr>
           <w:rStyle w:val="NormalTok"/>
         </w:rPr>
-        <w:t xml:space="preserve"> attach </w:t>
+        <w:t xml:space="preserve"> </w:t>
       </w:r>
       <w:r>
         <w:rPr>
           <w:rStyle w:val="AttributeTok"/>
         </w:rPr>
-        <w:t xml:space="preserve">-t</w:t>
+        <w:t xml:space="preserve">--all</w:t>
       </w:r>
       <w:r>
         <w:rPr>
           <w:rStyle w:val="NormalTok"/>
         </w:rPr>
-        <w:t xml:space="preserve"> opencode</w:t>
+        <w:t xml:space="preserve"> </w:t>
+      </w:r>
+      <w:r>
+        <w:rPr>
+          <w:rStyle w:val="AttributeTok"/>
+        </w:rPr>
+        <w:t xml:space="preserve">--yes</w:t>
       </w:r>
     </w:p>
     <w:p>
       <w:pPr>
         <w:numPr>
           <w:ilvl w:val="0"/>
-          <w:numId w:val="1030"/>
+          <w:numId w:val="1032"/>
         </w:numPr>
       </w:pPr>
       <w:r>
-        <w:t xml:space="preserve">To list existing sessions:</w:t>
+        <w:t xml:space="preserve">This stops and removes Docker containers, volumes, and images, removes</w:t>
+      </w:r>
+      <w:r>
+        <w:t xml:space="preserve"> </w:t>
+      </w:r>
+      <w:r>
+        <w:t xml:space="preserve">coding tool configs (opencode, Codex, Claude, Pi), and deletes the</w:t>
+      </w:r>
+      <w:r>
+        <w:t xml:space="preserve"> </w:t>
+      </w:r>
+      <w:r>
+        <w:t xml:space="preserve">repository.</w:t>
+      </w:r>
+    </w:p>
+    <w:p>
+      <w:pPr>
+        <w:numPr>
+          <w:ilvl w:val="0"/>
+          <w:numId w:val="1032"/>
+        </w:numPr>
+      </w:pPr>
+      <w:r>
+        <w:t xml:space="preserve">To remove only specific components:</w:t>
       </w:r>
     </w:p>
     <w:p>
@@ -13058,13 +13228,384 @@
         <w:rPr>
           <w:rStyle w:val="ExtensionTok"/>
         </w:rPr>
-        <w:t xml:space="preserve">tmux</w:t>
+        <w:t xml:space="preserve">./scripts/uninstall.sh</w:t>
       </w:r>
       <w:r>
         <w:rPr>
           <w:rStyle w:val="NormalTok"/>
         </w:rPr>
-        <w:t xml:space="preserve"> ls</w:t>
+        <w:t xml:space="preserve"> </w:t>
+      </w:r>
+      <w:r>
+        <w:rPr>
+          <w:rStyle w:val="AttributeTok"/>
+        </w:rPr>
+        <w:t xml:space="preserve">--tool</w:t>
+      </w:r>
+      <w:r>
+        <w:rPr>
+          <w:rStyle w:val="OperatorTok"/>
+        </w:rPr>
+        <w:t xml:space="preserve">=</w:t>
+      </w:r>
+      <w:r>
+        <w:rPr>
+          <w:rStyle w:val="NormalTok"/>
+        </w:rPr>
+        <w:t xml:space="preserve">opencode    </w:t>
+      </w:r>
+      <w:r>
+        <w:rPr>
+          <w:rStyle w:val="CommentTok"/>
+        </w:rPr>
+        <w:t xml:space="preserve"># remove one tool</w:t>
+      </w:r>
+      <w:r>
+        <w:br/>
+      </w:r>
+      <w:r>
+        <w:rPr>
+          <w:rStyle w:val="ExtensionTok"/>
+        </w:rPr>
+        <w:t xml:space="preserve">./scripts/uninstall.sh</w:t>
+      </w:r>
+      <w:r>
+        <w:rPr>
+          <w:rStyle w:val="NormalTok"/>
+        </w:rPr>
+        <w:t xml:space="preserve"> </w:t>
+      </w:r>
+      <w:r>
+        <w:rPr>
+          <w:rStyle w:val="AttributeTok"/>
+        </w:rPr>
+        <w:t xml:space="preserve">--docker</w:t>
+      </w:r>
+      <w:r>
+        <w:rPr>
+          <w:rStyle w:val="NormalTok"/>
+        </w:rPr>
+        <w:t xml:space="preserve">           </w:t>
+      </w:r>
+      <w:r>
+        <w:rPr>
+          <w:rStyle w:val="CommentTok"/>
+        </w:rPr>
+        <w:t xml:space="preserve"># remove Docker stack only</w:t>
+      </w:r>
+    </w:p>
+    <w:p>
+      <w:pPr>
+        <w:pStyle w:val="Heading2"/>
+      </w:pPr>
+      <w:bookmarkStart w:id="133" w:name="uninstalling-the-document-templates"/>
+      <w:r>
+        <w:t xml:space="preserve">7.4</w:t>
+      </w:r>
+      <w:r>
+        <w:t xml:space="preserve"> Uninstalling the Document Templates</w:t>
+      </w:r>
+      <w:bookmarkEnd w:id="133"/>
+    </w:p>
+    <w:p>
+      <w:pPr>
+        <w:pStyle w:val="FirstParagraph"/>
+      </w:pPr>
+      <w:r>
+        <w:t xml:space="preserve">To remove the Huawei document templates installation:</w:t>
+      </w:r>
+    </w:p>
+    <w:p>
+      <w:pPr>
+        <w:pStyle w:val="BodyText"/>
+      </w:pPr>
+      <w:r>
+        <w:rPr>
+          <w:bCs/>
+          <w:b/>
+        </w:rPr>
+        <w:t xml:space="preserve">Step by step:</w:t>
+      </w:r>
+    </w:p>
+    <w:p>
+      <w:pPr>
+        <w:numPr>
+          <w:ilvl w:val="0"/>
+          <w:numId w:val="1033"/>
+        </w:numPr>
+      </w:pPr>
+      <w:r>
+        <w:t xml:space="preserve">Run the uninstall script (interactive menu with 5 options):</w:t>
+      </w:r>
+    </w:p>
+    <w:p>
+      <w:pPr>
+        <w:numPr>
+          <w:ilvl w:val="0"/>
+          <w:numId w:val="1000"/>
+        </w:numPr>
+        <w:pStyle w:val="SourceCode"/>
+      </w:pPr>
+      <w:r>
+        <w:rPr>
+          <w:rStyle w:val="BuiltInTok"/>
+        </w:rPr>
+        <w:t xml:space="preserve">cd</w:t>
+      </w:r>
+      <w:r>
+        <w:rPr>
+          <w:rStyle w:val="NormalTok"/>
+        </w:rPr>
+        <w:t xml:space="preserve"> /home/huawei-doc-templates</w:t>
+      </w:r>
+      <w:r>
+        <w:br/>
+      </w:r>
+      <w:r>
+        <w:rPr>
+          <w:rStyle w:val="ExtensionTok"/>
+        </w:rPr>
+        <w:t xml:space="preserve">./scripts/uninstall.sh</w:t>
+      </w:r>
+    </w:p>
+    <w:p>
+      <w:pPr>
+        <w:numPr>
+          <w:ilvl w:val="0"/>
+          <w:numId w:val="1033"/>
+        </w:numPr>
+      </w:pPr>
+      <w:r>
+        <w:t xml:space="preserve">Or use the one-liner:</w:t>
+      </w:r>
+    </w:p>
+    <w:p>
+      <w:pPr>
+        <w:numPr>
+          <w:ilvl w:val="0"/>
+          <w:numId w:val="1000"/>
+        </w:numPr>
+        <w:pStyle w:val="SourceCode"/>
+      </w:pPr>
+      <w:r>
+        <w:rPr>
+          <w:rStyle w:val="ExtensionTok"/>
+        </w:rPr>
+        <w:t xml:space="preserve">curl</w:t>
+      </w:r>
+      <w:r>
+        <w:rPr>
+          <w:rStyle w:val="NormalTok"/>
+        </w:rPr>
+        <w:t xml:space="preserve"> </w:t>
+      </w:r>
+      <w:r>
+        <w:rPr>
+          <w:rStyle w:val="AttributeTok"/>
+        </w:rPr>
+        <w:t xml:space="preserve">-fsSL</w:t>
+      </w:r>
+      <w:r>
+        <w:rPr>
+          <w:rStyle w:val="NormalTok"/>
+        </w:rPr>
+        <w:t xml:space="preserve"> https://raw.githubusercontent.com/wallacelw/huawei-doc-templates/main/scripts/uninstall.sh </w:t>
+      </w:r>
+      <w:r>
+        <w:rPr>
+          <w:rStyle w:val="KeywordTok"/>
+        </w:rPr>
+        <w:t xml:space="preserve">|</w:t>
+      </w:r>
+      <w:r>
+        <w:rPr>
+          <w:rStyle w:val="NormalTok"/>
+        </w:rPr>
+        <w:t xml:space="preserve"> </w:t>
+      </w:r>
+      <w:r>
+        <w:rPr>
+          <w:rStyle w:val="FunctionTok"/>
+        </w:rPr>
+        <w:t xml:space="preserve">bash</w:t>
+      </w:r>
+    </w:p>
+    <w:p>
+      <w:pPr>
+        <w:numPr>
+          <w:ilvl w:val="0"/>
+          <w:numId w:val="1033"/>
+        </w:numPr>
+      </w:pPr>
+      <w:r>
+        <w:t xml:space="preserve">The interactive menu offers:</w:t>
+      </w:r>
+    </w:p>
+    <w:p>
+      <w:pPr>
+        <w:numPr>
+          <w:ilvl w:val="1"/>
+          <w:numId w:val="1034"/>
+        </w:numPr>
+      </w:pPr>
+      <w:r>
+        <w:t xml:space="preserve">Option 1: All installed components (skills, modules, font, VS Code)</w:t>
+      </w:r>
+    </w:p>
+    <w:p>
+      <w:pPr>
+        <w:numPr>
+          <w:ilvl w:val="1"/>
+          <w:numId w:val="1034"/>
+        </w:numPr>
+      </w:pPr>
+      <w:r>
+        <w:t xml:space="preserve">Option 2: Everything + apt packages (WARNING: breaks other TeX)</w:t>
+      </w:r>
+    </w:p>
+    <w:p>
+      <w:pPr>
+        <w:numPr>
+          <w:ilvl w:val="1"/>
+          <w:numId w:val="1034"/>
+        </w:numPr>
+      </w:pPr>
+      <w:r>
+        <w:t xml:space="preserve">Option 3: Delete repository directory (all files, guides, documents)</w:t>
+      </w:r>
+    </w:p>
+    <w:p>
+      <w:pPr>
+        <w:numPr>
+          <w:ilvl w:val="1"/>
+          <w:numId w:val="1034"/>
+        </w:numPr>
+      </w:pPr>
+      <w:r>
+        <w:t xml:space="preserve">Option 4: Remove 100% — everything + apt + repo (nuclear option)</w:t>
+      </w:r>
+    </w:p>
+    <w:p>
+      <w:pPr>
+        <w:numPr>
+          <w:ilvl w:val="1"/>
+          <w:numId w:val="1034"/>
+        </w:numPr>
+      </w:pPr>
+      <w:r>
+        <w:t xml:space="preserve">Option 5: Choose specific components individually</w:t>
+      </w:r>
+    </w:p>
+    <w:p>
+      <w:pPr>
+        <w:numPr>
+          <w:ilvl w:val="0"/>
+          <w:numId w:val="1033"/>
+        </w:numPr>
+      </w:pPr>
+      <w:r>
+        <w:t xml:space="preserve">To preview what would be removed before running:</w:t>
+      </w:r>
+    </w:p>
+    <w:p>
+      <w:pPr>
+        <w:numPr>
+          <w:ilvl w:val="0"/>
+          <w:numId w:val="1000"/>
+        </w:numPr>
+        <w:pStyle w:val="SourceCode"/>
+      </w:pPr>
+      <w:r>
+        <w:rPr>
+          <w:rStyle w:val="ExtensionTok"/>
+        </w:rPr>
+        <w:t xml:space="preserve">./scripts/uninstall.sh</w:t>
+      </w:r>
+      <w:r>
+        <w:rPr>
+          <w:rStyle w:val="NormalTok"/>
+        </w:rPr>
+        <w:t xml:space="preserve"> </w:t>
+      </w:r>
+      <w:r>
+        <w:rPr>
+          <w:rStyle w:val="AttributeTok"/>
+        </w:rPr>
+        <w:t xml:space="preserve">--all</w:t>
+      </w:r>
+      <w:r>
+        <w:rPr>
+          <w:rStyle w:val="NormalTok"/>
+        </w:rPr>
+        <w:t xml:space="preserve"> </w:t>
+      </w:r>
+      <w:r>
+        <w:rPr>
+          <w:rStyle w:val="AttributeTok"/>
+        </w:rPr>
+        <w:t xml:space="preserve">--dry-run</w:t>
+      </w:r>
+    </w:p>
+    <w:p>
+      <w:pPr>
+        <w:numPr>
+          <w:ilvl w:val="0"/>
+          <w:numId w:val="1033"/>
+        </w:numPr>
+      </w:pPr>
+      <w:r>
+        <w:t xml:space="preserve">To also remove apt packages (texlive, latexmk, fonts, pandoc):</w:t>
+      </w:r>
+    </w:p>
+    <w:p>
+      <w:pPr>
+        <w:numPr>
+          <w:ilvl w:val="0"/>
+          <w:numId w:val="1000"/>
+        </w:numPr>
+        <w:pStyle w:val="SourceCode"/>
+      </w:pPr>
+      <w:r>
+        <w:rPr>
+          <w:rStyle w:val="ExtensionTok"/>
+        </w:rPr>
+        <w:t xml:space="preserve">./scripts/uninstall.sh</w:t>
+      </w:r>
+      <w:r>
+        <w:rPr>
+          <w:rStyle w:val="NormalTok"/>
+        </w:rPr>
+        <w:t xml:space="preserve"> </w:t>
+      </w:r>
+      <w:r>
+        <w:rPr>
+          <w:rStyle w:val="AttributeTok"/>
+        </w:rPr>
+        <w:t xml:space="preserve">--all</w:t>
+      </w:r>
+      <w:r>
+        <w:rPr>
+          <w:rStyle w:val="NormalTok"/>
+        </w:rPr>
+        <w:t xml:space="preserve"> </w:t>
+      </w:r>
+      <w:r>
+        <w:rPr>
+          <w:rStyle w:val="AttributeTok"/>
+        </w:rPr>
+        <w:t xml:space="preserve">--packages</w:t>
+      </w:r>
+      <w:r>
+        <w:rPr>
+          <w:rStyle w:val="NormalTok"/>
+        </w:rPr>
+        <w:t xml:space="preserve"> </w:t>
+      </w:r>
+      <w:r>
+        <w:rPr>
+          <w:rStyle w:val="AttributeTok"/>
+        </w:rPr>
+        <w:t xml:space="preserve">--yes</w:t>
       </w:r>
     </w:p>
     <w:tbl>
@@ -13073,7 +13614,7 @@
         <w:tblLayout w:type="fixed"/>
         <w:tblBorders>
           <w:top w:val="none" w:sz="0" w:space="0" w:color="auto"/>
-          <w:left w:val="single" w:sz="24" w:space="0" w:color="2E7D32"/>
+          <w:left w:val="single" w:sz="24" w:space="0" w:color="F57C00"/>
           <w:bottom w:val="none" w:sz="0" w:space="0" w:color="auto"/>
           <w:right w:val="none" w:sz="0" w:space="0" w:color="auto"/>
         </w:tblBorders>
@@ -13088,38 +13629,50 @@
         <w:tc>
           <w:tcPr>
             <w:tcW w:w="9638" w:type="dxa"/>
-            <w:shd w:val="clear" w:color="auto" w:fill="E8F5E9"/>
+            <w:shd w:val="clear" w:color="auto" w:fill="FFF8E1"/>
           </w:tcPr>
           <w:p>
             <w:r>
               <w:rPr>
                 <w:rFonts w:ascii="HarmonyOS Sans" w:hAnsi="HarmonyOS Sans"/>
                 <w:b/>
-                <w:color w:val="2E7D32"/>
+                <w:color w:val="C7000B"/>
                 <w:sz w:val="21"/>
                 <w:szCs w:val="21"/>
               </w:rPr>
-              <w:t>Tip</w:t>
-            </w:r>
-          </w:p>
-          <w:p>
-            <w:pPr>
-              <w:pStyle w:val="FirstParagraph"/>
-            </w:pPr>
-            <w:r>
-              <w:t xml:space="preserve">Always start your opencode session inside tmux. If you forget and start</w:t>
+              <w:t>Important</w:t>
+            </w:r>
+          </w:p>
+          <w:p>
+            <w:pPr>
+              <w:numPr>
+                <w:ilvl w:val="0"/>
+                <w:numId w:val="1000"/>
+              </w:numPr>
+            </w:pPr>
+            <w:r>
+              <w:t xml:space="preserve">Removing apt packages will break any other LaTeX documents on the instance.</w:t>
             </w:r>
             <w:r>
               <w:t xml:space="preserve"> </w:t>
             </w:r>
             <w:r>
-              <w:t xml:space="preserve">opencode directly, you can’t retroactively attach it to tmux — you’d</w:t>
+              <w:t xml:space="preserve">Only use</w:t>
             </w:r>
             <w:r>
               <w:t xml:space="preserve"> </w:t>
             </w:r>
             <w:r>
-              <w:t xml:space="preserve">need to restart opencode inside a new tmux session.</w:t>
+              <w:rPr>
+                <w:rStyle w:val="VerbatimChar"/>
+              </w:rPr>
+              <w:t xml:space="preserve">–packages</w:t>
+            </w:r>
+            <w:r>
+              <w:t xml:space="preserve"> </w:t>
+            </w:r>
+            <w:r>
+              <w:t xml:space="preserve">if you are decommissioning the instance.</w:t>
             </w:r>
           </w:p>
         </w:tc>
@@ -13132,16 +13685,312 @@
     </w:p>
     <w:p>
       <w:pPr>
-        <w:pStyle w:val="Heading3"/>
-      </w:pPr>
-      <w:bookmarkStart w:id="131" w:name="essential-tmux-commands"/>
-      <w:r>
-        <w:t xml:space="preserve">7.1.1</w:t>
-      </w:r>
-      <w:r>
-        <w:t xml:space="preserve"> Essential tmux commands</w:t>
-      </w:r>
-      <w:bookmarkEnd w:id="131"/>
+        <w:pStyle w:val="Heading2"/>
+      </w:pPr>
+      <w:bookmarkStart w:id="134" w:name="deleting-cloud-resources-optional"/>
+      <w:r>
+        <w:t xml:space="preserve">7.5</w:t>
+      </w:r>
+      <w:r>
+        <w:t xml:space="preserve"> Deleting cloud resources (optional)</w:t>
+      </w:r>
+      <w:bookmarkEnd w:id="134"/>
+    </w:p>
+    <w:p>
+      <w:pPr>
+        <w:pStyle w:val="FirstParagraph"/>
+      </w:pPr>
+      <w:r>
+        <w:t xml:space="preserve">If you no longer need the Flexus X instance, delete it to stop incurring</w:t>
+      </w:r>
+      <w:r>
+        <w:t xml:space="preserve"> </w:t>
+      </w:r>
+      <w:r>
+        <w:t xml:space="preserve">charges:</w:t>
+      </w:r>
+    </w:p>
+    <w:p>
+      <w:pPr>
+        <w:pStyle w:val="BodyText"/>
+      </w:pPr>
+      <w:r>
+        <w:rPr>
+          <w:bCs/>
+          <w:b/>
+        </w:rPr>
+        <w:t xml:space="preserve">Step by step:</w:t>
+      </w:r>
+    </w:p>
+    <w:p>
+      <w:pPr>
+        <w:numPr>
+          <w:ilvl w:val="0"/>
+          <w:numId w:val="1035"/>
+        </w:numPr>
+      </w:pPr>
+      <w:r>
+        <w:t xml:space="preserve">In the Console, navigate to</w:t>
+      </w:r>
+      <w:r>
+        <w:t xml:space="preserve"> </w:t>
+      </w:r>
+      <w:r>
+        <w:rPr>
+          <w:bCs/>
+          <w:b/>
+        </w:rPr>
+        <w:t xml:space="preserve">Flexus X</w:t>
+      </w:r>
+      <w:r>
+        <w:t xml:space="preserve">.</w:t>
+      </w:r>
+    </w:p>
+    <w:p>
+      <w:pPr>
+        <w:numPr>
+          <w:ilvl w:val="0"/>
+          <w:numId w:val="1035"/>
+        </w:numPr>
+      </w:pPr>
+      <w:r>
+        <w:t xml:space="preserve">Select the instance</w:t>
+      </w:r>
+      <w:r>
+        <w:t xml:space="preserve"> </w:t>
+      </w:r>
+      <w:r>
+        <w:rPr>
+          <w:rStyle w:val="VerbatimChar"/>
+        </w:rPr>
+        <w:t xml:space="preserve">flexusx-dev</w:t>
+      </w:r>
+      <w:r>
+        <w:t xml:space="preserve">, click</w:t>
+      </w:r>
+      <w:r>
+        <w:t xml:space="preserve"> </w:t>
+      </w:r>
+      <w:r>
+        <w:rPr>
+          <w:bCs/>
+          <w:b/>
+        </w:rPr>
+        <w:t xml:space="preserve">More</w:t>
+      </w:r>
+      <w:r>
+        <w:t xml:space="preserve"> </w:t>
+      </w:r>
+      <w:r>
+        <w:t xml:space="preserve">and</w:t>
+      </w:r>
+      <w:r>
+        <w:t xml:space="preserve"> </w:t>
+      </w:r>
+      <w:r>
+        <w:t xml:space="preserve">choose</w:t>
+      </w:r>
+      <w:r>
+        <w:t xml:space="preserve"> </w:t>
+      </w:r>
+      <w:r>
+        <w:rPr>
+          <w:bCs/>
+          <w:b/>
+        </w:rPr>
+        <w:t xml:space="preserve">Delete</w:t>
+      </w:r>
+      <w:r>
+        <w:t xml:space="preserve">.</w:t>
+      </w:r>
+    </w:p>
+    <w:p>
+      <w:pPr>
+        <w:numPr>
+          <w:ilvl w:val="0"/>
+          <w:numId w:val="1035"/>
+        </w:numPr>
+      </w:pPr>
+      <w:r>
+        <w:t xml:space="preserve">Confirm deletion. The EIP is released automatically (configured in</w:t>
+      </w:r>
+      <w:r>
+        <w:t xml:space="preserve"> </w:t>
+      </w:r>
+      <w:r>
+        <w:t xml:space="preserve">Chapter 1 to release on instance deletion).</w:t>
+      </w:r>
+    </w:p>
+    <w:p>
+      <w:pPr>
+        <w:numPr>
+          <w:ilvl w:val="0"/>
+          <w:numId w:val="1035"/>
+        </w:numPr>
+      </w:pPr>
+      <w:r>
+        <w:t xml:space="preserve">Navigate to</w:t>
+      </w:r>
+      <w:r>
+        <w:t xml:space="preserve"> </w:t>
+      </w:r>
+      <w:r>
+        <w:rPr>
+          <w:bCs/>
+          <w:b/>
+        </w:rPr>
+        <w:t xml:space="preserve">VPC</w:t>
+      </w:r>
+      <w:r>
+        <w:t xml:space="preserve"> → </w:t>
+      </w:r>
+      <w:r>
+        <w:rPr>
+          <w:bCs/>
+          <w:b/>
+        </w:rPr>
+        <w:t xml:space="preserve">Security Groups</w:t>
+      </w:r>
+      <w:r>
+        <w:t xml:space="preserve">,</w:t>
+      </w:r>
+      <w:r>
+        <w:t xml:space="preserve"> </w:t>
+      </w:r>
+      <w:r>
+        <w:t xml:space="preserve">select</w:t>
+      </w:r>
+      <w:r>
+        <w:t xml:space="preserve"> </w:t>
+      </w:r>
+      <w:r>
+        <w:rPr>
+          <w:rStyle w:val="VerbatimChar"/>
+        </w:rPr>
+        <w:t xml:space="preserve">sg-xgate</w:t>
+      </w:r>
+      <w:r>
+        <w:t xml:space="preserve">, and delete it.</w:t>
+      </w:r>
+    </w:p>
+    <w:p>
+      <w:pPr>
+        <w:numPr>
+          <w:ilvl w:val="0"/>
+          <w:numId w:val="1035"/>
+        </w:numPr>
+      </w:pPr>
+      <w:r>
+        <w:t xml:space="preserve">Remove the SSH config entry for</w:t>
+      </w:r>
+      <w:r>
+        <w:t xml:space="preserve"> </w:t>
+      </w:r>
+      <w:r>
+        <w:rPr>
+          <w:rStyle w:val="VerbatimChar"/>
+        </w:rPr>
+        <w:t xml:space="preserve">flexusx-dev</w:t>
+      </w:r>
+      <w:r>
+        <w:t xml:space="preserve"> </w:t>
+      </w:r>
+      <w:r>
+        <w:t xml:space="preserve">from your</w:t>
+      </w:r>
+      <w:r>
+        <w:t xml:space="preserve"> </w:t>
+      </w:r>
+      <w:r>
+        <w:t xml:space="preserve">Windows SSH config file</w:t>
+      </w:r>
+      <w:r>
+        <w:t xml:space="preserve"> </w:t>
+      </w:r>
+      <w:r>
+        <w:t xml:space="preserve">(</w:t>
+      </w:r>
+      <w:r>
+        <w:rPr>
+          <w:rStyle w:val="VerbatimChar"/>
+        </w:rPr>
+        <w:t xml:space="preserve">C:\textbackslash Users\textbackslash &lt;user&gt;\textbackslash .ssh\textbackslash config</w:t>
+      </w:r>
+      <w:r>
+        <w:t xml:space="preserve">).</w:t>
+      </w:r>
+    </w:p>
+    <w:tbl>
+      <w:tblPr>
+        <w:tblW w:w="9638" w:type="dxa"/>
+        <w:tblLayout w:type="fixed"/>
+        <w:tblBorders>
+          <w:top w:val="none" w:sz="0" w:space="0" w:color="auto"/>
+          <w:left w:val="single" w:sz="24" w:space="0" w:color="F57C00"/>
+          <w:bottom w:val="none" w:sz="0" w:space="0" w:color="auto"/>
+          <w:right w:val="none" w:sz="0" w:space="0" w:color="auto"/>
+        </w:tblBorders>
+        <w:tblCellMar>
+          <w:top w:w="120" w:type="dxa"/>
+          <w:left w:w="160" w:type="dxa"/>
+          <w:bottom w:w="120" w:type="dxa"/>
+          <w:right w:w="160" w:type="dxa"/>
+        </w:tblCellMar>
+      </w:tblPr>
+      <w:tr>
+        <w:tc>
+          <w:tcPr>
+            <w:tcW w:w="9638" w:type="dxa"/>
+            <w:shd w:val="clear" w:color="auto" w:fill="FFF8E1"/>
+          </w:tcPr>
+          <w:p>
+            <w:r>
+              <w:rPr>
+                <w:rFonts w:ascii="HarmonyOS Sans" w:hAnsi="HarmonyOS Sans"/>
+                <w:b/>
+                <w:color w:val="C7000B"/>
+                <w:sz w:val="21"/>
+                <w:szCs w:val="21"/>
+              </w:rPr>
+              <w:t>Important</w:t>
+            </w:r>
+          </w:p>
+          <w:p>
+            <w:pPr>
+              <w:pStyle w:val="FirstParagraph"/>
+            </w:pPr>
+            <w:r>
+              <w:t xml:space="preserve">If you used Terraform to provision the infrastructure, run</w:t>
+            </w:r>
+            <w:r>
+              <w:t xml:space="preserve"> </w:t>
+            </w:r>
+            <w:r>
+              <w:rPr>
+                <w:rStyle w:val="VerbatimChar"/>
+              </w:rPr>
+              <w:t xml:space="preserve">terraform destroy</w:t>
+            </w:r>
+            <w:r>
+              <w:t xml:space="preserve"> </w:t>
+            </w:r>
+            <w:r>
+              <w:t xml:space="preserve">instead to remove all resources declared in the</w:t>
+            </w:r>
+            <w:r>
+              <w:t xml:space="preserve"> </w:t>
+            </w:r>
+            <w:r>
+              <w:t xml:space="preserve">configuration.</w:t>
+            </w:r>
+          </w:p>
+        </w:tc>
+      </w:tr>
+    </w:tbl>
+    <w:p>
+      <w:pPr>
+        <w:spacing w:before="120" w:after="0"/>
+      </w:pPr>
     </w:p>
     <w:tbl>
       <w:tblPr>
@@ -13180,7 +14029,7 @@
                 <w:sz w:val="18"/>
                 <w:szCs w:val="18"/>
               </w:rPr>
-              <w:t>Command</w:t>
+              <w:t>Step</w:t>
             </w:r>
           </w:p>
         </w:tc>
@@ -13200,7 +14049,27 @@
                 <w:sz w:val="18"/>
                 <w:szCs w:val="18"/>
               </w:rPr>
-              <w:t>Purpose</w:t>
+              <w:t>What to check</w:t>
+            </w:r>
+          </w:p>
+        </w:tc>
+        <w:tc>
+          <w:tcPr>
+            <w:shd w:val="clear" w:color="auto" w:fill="C7000B"/>
+          </w:tcPr>
+          <w:p>
+            <w:pPr>
+              <w:jc w:val="center"/>
+            </w:pPr>
+            <w:r>
+              <w:rPr>
+                <w:rFonts w:ascii="HarmonyOS Sans" w:hAnsi="HarmonyOS Sans"/>
+                <w:b/>
+                <w:color w:val="FFFFFF"/>
+                <w:sz w:val="18"/>
+                <w:szCs w:val="18"/>
+              </w:rPr>
+              <w:t>Expected result</w:t>
             </w:r>
           </w:p>
         </w:tc>
@@ -13220,7 +14089,7 @@
                 <w:sz w:val="18"/>
                 <w:szCs w:val="18"/>
               </w:rPr>
-              <w:t>`tmux new -s &lt;name&gt;`</w:t>
+              <w:t>Gateway update</w:t>
             </w:r>
           </w:p>
         </w:tc>
@@ -13238,7 +14107,25 @@
                 <w:sz w:val="18"/>
                 <w:szCs w:val="18"/>
               </w:rPr>
-              <w:t>Start a new named session</w:t>
+              <w:t>Re-run bootstrap</w:t>
+            </w:r>
+          </w:p>
+        </w:tc>
+        <w:tc>
+          <w:tcPr>
+            <w:shd w:val="clear" w:color="auto" w:fill="FFFFFF"/>
+          </w:tcPr>
+          <w:p>
+            <w:pPr>
+              <w:jc w:val="center"/>
+            </w:pPr>
+            <w:r>
+              <w:rPr>
+                <w:rFonts w:ascii="HarmonyOS Sans" w:hAnsi="HarmonyOS Sans"/>
+                <w:sz w:val="18"/>
+                <w:szCs w:val="18"/>
+              </w:rPr>
+              <w:t>New version running</w:t>
             </w:r>
           </w:p>
         </w:tc>
@@ -13258,7 +14145,7 @@
                 <w:sz w:val="18"/>
                 <w:szCs w:val="18"/>
               </w:rPr>
-              <w:t>`tmux attach -t &lt;name&gt;`</w:t>
+              <w:t>Templates update</w:t>
             </w:r>
           </w:p>
         </w:tc>
@@ -13276,7 +14163,25 @@
                 <w:sz w:val="18"/>
                 <w:szCs w:val="18"/>
               </w:rPr>
-              <w:t>Reattach to an existing session</w:t>
+              <w:t>`git pull &amp;&amp; ./scripts/install.sh`</w:t>
+            </w:r>
+          </w:p>
+        </w:tc>
+        <w:tc>
+          <w:tcPr>
+            <w:shd w:val="clear" w:color="auto" w:fill="F6F8FA"/>
+          </w:tcPr>
+          <w:p>
+            <w:pPr>
+              <w:jc w:val="center"/>
+            </w:pPr>
+            <w:r>
+              <w:rPr>
+                <w:rFonts w:ascii="HarmonyOS Sans" w:hAnsi="HarmonyOS Sans"/>
+                <w:sz w:val="18"/>
+                <w:szCs w:val="18"/>
+              </w:rPr>
+              <w:t>New templates available</w:t>
             </w:r>
           </w:p>
         </w:tc>
@@ -13296,7 +14201,7 @@
                 <w:sz w:val="18"/>
                 <w:szCs w:val="18"/>
               </w:rPr>
-              <w:t>`tmux ls`</w:t>
+              <w:t>Gateway uninstall</w:t>
             </w:r>
           </w:p>
         </w:tc>
@@ -13314,7 +14219,25 @@
                 <w:sz w:val="18"/>
                 <w:szCs w:val="18"/>
               </w:rPr>
-              <w:t>List all sessions</w:t>
+              <w:t>`./scripts/uninstall.sh –all`</w:t>
+            </w:r>
+          </w:p>
+        </w:tc>
+        <w:tc>
+          <w:tcPr>
+            <w:shd w:val="clear" w:color="auto" w:fill="FFFFFF"/>
+          </w:tcPr>
+          <w:p>
+            <w:pPr>
+              <w:jc w:val="center"/>
+            </w:pPr>
+            <w:r>
+              <w:rPr>
+                <w:rFonts w:ascii="HarmonyOS Sans" w:hAnsi="HarmonyOS Sans"/>
+                <w:sz w:val="18"/>
+                <w:szCs w:val="18"/>
+              </w:rPr>
+              <w:t>Docker stack removed</w:t>
             </w:r>
           </w:p>
         </w:tc>
@@ -13334,7 +14257,7 @@
                 <w:sz w:val="18"/>
                 <w:szCs w:val="18"/>
               </w:rPr>
-              <w:t>`tmux kill-session -t &lt;name&gt;`</w:t>
+              <w:t>Templates uninstall</w:t>
             </w:r>
           </w:p>
         </w:tc>
@@ -13352,7 +14275,25 @@
                 <w:sz w:val="18"/>
                 <w:szCs w:val="18"/>
               </w:rPr>
-              <w:t>Kill a specific session</w:t>
+              <w:t>`./scripts/uninstall.sh –all`</w:t>
+            </w:r>
+          </w:p>
+        </w:tc>
+        <w:tc>
+          <w:tcPr>
+            <w:shd w:val="clear" w:color="auto" w:fill="F6F8FA"/>
+          </w:tcPr>
+          <w:p>
+            <w:pPr>
+              <w:jc w:val="center"/>
+            </w:pPr>
+            <w:r>
+              <w:rPr>
+                <w:rFonts w:ascii="HarmonyOS Sans" w:hAnsi="HarmonyOS Sans"/>
+                <w:sz w:val="18"/>
+                <w:szCs w:val="18"/>
+              </w:rPr>
+              <w:t>Skills + modules removed</w:t>
             </w:r>
           </w:p>
         </w:tc>
@@ -13372,7 +14313,7 @@
                 <w:sz w:val="18"/>
                 <w:szCs w:val="18"/>
               </w:rPr>
-              <w:t>`Ctrl-b d`</w:t>
+              <w:t>Cloud cleanup</w:t>
             </w:r>
           </w:p>
         </w:tc>
@@ -13390,7 +14331,25 @@
                 <w:sz w:val="18"/>
                 <w:szCs w:val="18"/>
               </w:rPr>
-              <w:t>Detach from session (keeps it running)</w:t>
+              <w:t>`flexusx-dev` deleted</w:t>
+            </w:r>
+          </w:p>
+        </w:tc>
+        <w:tc>
+          <w:tcPr>
+            <w:shd w:val="clear" w:color="auto" w:fill="FFFFFF"/>
+          </w:tcPr>
+          <w:p>
+            <w:pPr>
+              <w:jc w:val="center"/>
+            </w:pPr>
+            <w:r>
+              <w:rPr>
+                <w:rFonts w:ascii="HarmonyOS Sans" w:hAnsi="HarmonyOS Sans"/>
+                <w:sz w:val="18"/>
+                <w:szCs w:val="18"/>
+              </w:rPr>
+              <w:t>No running instance</w:t>
             </w:r>
           </w:p>
         </w:tc>
@@ -13410,7 +14369,7 @@
                 <w:sz w:val="18"/>
                 <w:szCs w:val="18"/>
               </w:rPr>
-              <w:t>`Ctrl-b c`</w:t>
+              <w:t>EIP</w:t>
             </w:r>
           </w:p>
         </w:tc>
@@ -13428,7 +14387,25 @@
                 <w:sz w:val="18"/>
                 <w:szCs w:val="18"/>
               </w:rPr>
-              <w:t>Create a new window</w:t>
+              <w:t>Released</w:t>
+            </w:r>
+          </w:p>
+        </w:tc>
+        <w:tc>
+          <w:tcPr>
+            <w:shd w:val="clear" w:color="auto" w:fill="F6F8FA"/>
+          </w:tcPr>
+          <w:p>
+            <w:pPr>
+              <w:jc w:val="center"/>
+            </w:pPr>
+            <w:r>
+              <w:rPr>
+                <w:rFonts w:ascii="HarmonyOS Sans" w:hAnsi="HarmonyOS Sans"/>
+                <w:sz w:val="18"/>
+                <w:szCs w:val="18"/>
+              </w:rPr>
+              <w:t>No public IP charges</w:t>
             </w:r>
           </w:p>
         </w:tc>
@@ -13448,7 +14425,7 @@
                 <w:sz w:val="18"/>
                 <w:szCs w:val="18"/>
               </w:rPr>
-              <w:t>`Ctrl-b %`</w:t>
+              <w:t>Security group</w:t>
             </w:r>
           </w:p>
         </w:tc>
@@ -13466,7 +14443,25 @@
                 <w:sz w:val="18"/>
                 <w:szCs w:val="18"/>
               </w:rPr>
-              <w:t>Split pane vertically</w:t>
+              <w:t>`sg-xgate` deleted</w:t>
+            </w:r>
+          </w:p>
+        </w:tc>
+        <w:tc>
+          <w:tcPr>
+            <w:shd w:val="clear" w:color="auto" w:fill="FFFFFF"/>
+          </w:tcPr>
+          <w:p>
+            <w:pPr>
+              <w:jc w:val="center"/>
+            </w:pPr>
+            <w:r>
+              <w:rPr>
+                <w:rFonts w:ascii="HarmonyOS Sans" w:hAnsi="HarmonyOS Sans"/>
+                <w:sz w:val="18"/>
+                <w:szCs w:val="18"/>
+              </w:rPr>
+              <w:t>No SG charges</w:t>
             </w:r>
           </w:p>
         </w:tc>
@@ -13486,7 +14481,7 @@
                 <w:sz w:val="18"/>
                 <w:szCs w:val="18"/>
               </w:rPr>
-              <w:t>`Ctrl-b "`</w:t>
+              <w:t>SSH config</w:t>
             </w:r>
           </w:p>
         </w:tc>
@@ -13504,15 +14499,13 @@
                 <w:sz w:val="18"/>
                 <w:szCs w:val="18"/>
               </w:rPr>
-              <w:t>Split pane horizontally</w:t>
-            </w:r>
-          </w:p>
-        </w:tc>
-      </w:tr>
-      <w:tr>
-        <w:tc>
-          <w:tcPr>
-            <w:shd w:val="clear" w:color="auto" w:fill="FFFFFF"/>
+              <w:t>Host entry removed</w:t>
+            </w:r>
+          </w:p>
+        </w:tc>
+        <w:tc>
+          <w:tcPr>
+            <w:shd w:val="clear" w:color="auto" w:fill="F6F8FA"/>
           </w:tcPr>
           <w:p>
             <w:pPr>
@@ -13524,101 +14517,7 @@
                 <w:sz w:val="18"/>
                 <w:szCs w:val="18"/>
               </w:rPr>
-              <w:t>`Ctrl-b n`</w:t>
-            </w:r>
-          </w:p>
-        </w:tc>
-        <w:tc>
-          <w:tcPr>
-            <w:shd w:val="clear" w:color="auto" w:fill="FFFFFF"/>
-          </w:tcPr>
-          <w:p>
-            <w:pPr>
-              <w:jc w:val="center"/>
-            </w:pPr>
-            <w:r>
-              <w:rPr>
-                <w:rFonts w:ascii="HarmonyOS Sans" w:hAnsi="HarmonyOS Sans"/>
-                <w:sz w:val="18"/>
-                <w:szCs w:val="18"/>
-              </w:rPr>
-              <w:t>Next window</w:t>
-            </w:r>
-          </w:p>
-        </w:tc>
-      </w:tr>
-      <w:tr>
-        <w:tc>
-          <w:tcPr>
-            <w:shd w:val="clear" w:color="auto" w:fill="F6F8FA"/>
-          </w:tcPr>
-          <w:p>
-            <w:pPr>
-              <w:jc w:val="center"/>
-            </w:pPr>
-            <w:r>
-              <w:rPr>
-                <w:rFonts w:ascii="HarmonyOS Sans" w:hAnsi="HarmonyOS Sans"/>
-                <w:sz w:val="18"/>
-                <w:szCs w:val="18"/>
-              </w:rPr>
-              <w:t>`Ctrl-b p`</w:t>
-            </w:r>
-          </w:p>
-        </w:tc>
-        <w:tc>
-          <w:tcPr>
-            <w:shd w:val="clear" w:color="auto" w:fill="F6F8FA"/>
-          </w:tcPr>
-          <w:p>
-            <w:pPr>
-              <w:jc w:val="center"/>
-            </w:pPr>
-            <w:r>
-              <w:rPr>
-                <w:rFonts w:ascii="HarmonyOS Sans" w:hAnsi="HarmonyOS Sans"/>
-                <w:sz w:val="18"/>
-                <w:szCs w:val="18"/>
-              </w:rPr>
-              <w:t>Previous window</w:t>
-            </w:r>
-          </w:p>
-        </w:tc>
-      </w:tr>
-      <w:tr>
-        <w:tc>
-          <w:tcPr>
-            <w:shd w:val="clear" w:color="auto" w:fill="FFFFFF"/>
-          </w:tcPr>
-          <w:p>
-            <w:pPr>
-              <w:jc w:val="center"/>
-            </w:pPr>
-            <w:r>
-              <w:rPr>
-                <w:rFonts w:ascii="HarmonyOS Sans" w:hAnsi="HarmonyOS Sans"/>
-                <w:sz w:val="18"/>
-                <w:szCs w:val="18"/>
-              </w:rPr>
-              <w:t>`Ctrl-b [`</w:t>
-            </w:r>
-          </w:p>
-        </w:tc>
-        <w:tc>
-          <w:tcPr>
-            <w:shd w:val="clear" w:color="auto" w:fill="FFFFFF"/>
-          </w:tcPr>
-          <w:p>
-            <w:pPr>
-              <w:jc w:val="center"/>
-            </w:pPr>
-            <w:r>
-              <w:rPr>
-                <w:rFonts w:ascii="HarmonyOS Sans" w:hAnsi="HarmonyOS Sans"/>
-                <w:sz w:val="18"/>
-                <w:szCs w:val="18"/>
-              </w:rPr>
-              <w:t>Enter scroll/copy mode</w:t>
+              <w:t>Clean config</w:t>
             </w:r>
           </w:p>
         </w:tc>
@@ -13626,936 +14525,87 @@
     </w:tbl>
     <w:p>
       <w:pPr>
-        <w:pStyle w:val="Heading3"/>
-      </w:pPr>
-      <w:bookmarkStart w:id="132" w:name="tmux-configuration-for-opencode"/>
-      <w:r>
-        <w:t xml:space="preserve">7.1.2</w:t>
-      </w:r>
-      <w:r>
-        <w:t xml:space="preserve"> tmux configuration for opencode</w:t>
-      </w:r>
-      <w:bookmarkEnd w:id="132"/>
-    </w:p>
-    <w:p>
-      <w:pPr>
         <w:pStyle w:val="BodyText"/>
       </w:pPr>
       <w:r>
-        <w:t xml:space="preserve">Create or edit</w:t>
-      </w:r>
-      <w:r>
-        <w:t xml:space="preserve"> </w:t>
-      </w:r>
-      <w:r>
-        <w:rPr>
-          <w:rStyle w:val="VerbatimChar"/>
-        </w:rPr>
-        <w:t xml:space="preserve">\textasciitilde/.tmux.conf</w:t>
-      </w:r>
-      <w:r>
-        <w:t xml:space="preserve"> </w:t>
-      </w:r>
-      <w:r>
-        <w:t xml:space="preserve">with the following</w:t>
-      </w:r>
-      <w:r>
-        <w:t xml:space="preserve"> </w:t>
-      </w:r>
-      <w:r>
-        <w:t xml:space="preserve">settings to optimize tmux for use with opencode:</w:t>
-      </w:r>
-    </w:p>
-    <w:p>
-      <w:pPr>
-        <w:pStyle w:val="SourceCode"/>
-      </w:pPr>
-      <w:r>
-        <w:rPr>
-          <w:rStyle w:val="CommentTok"/>
-        </w:rPr>
-        <w:t xml:space="preserve"># Reduce escape key delay — critical for opencode (default is 500ms)</w:t>
-      </w:r>
-      <w:r>
-        <w:br/>
-      </w:r>
-      <w:r>
-        <w:rPr>
-          <w:rStyle w:val="BuiltInTok"/>
-        </w:rPr>
-        <w:t xml:space="preserve">set</w:t>
-      </w:r>
-      <w:r>
-        <w:rPr>
-          <w:rStyle w:val="NormalTok"/>
-        </w:rPr>
-        <w:t xml:space="preserve"> </w:t>
-      </w:r>
-      <w:r>
-        <w:rPr>
-          <w:rStyle w:val="AttributeTok"/>
-        </w:rPr>
-        <w:t xml:space="preserve">-g</w:t>
-      </w:r>
-      <w:r>
-        <w:rPr>
-          <w:rStyle w:val="NormalTok"/>
-        </w:rPr>
-        <w:t xml:space="preserve"> escape-time 10</w:t>
-      </w:r>
-      <w:r>
-        <w:br/>
-      </w:r>
-      <w:r>
-        <w:br/>
-      </w:r>
-      <w:r>
-        <w:rPr>
-          <w:rStyle w:val="CommentTok"/>
-        </w:rPr>
-        <w:t xml:space="preserve"># Enable mouse support (scroll, select panes, resize)</w:t>
-      </w:r>
-      <w:r>
-        <w:br/>
-      </w:r>
-      <w:r>
-        <w:rPr>
-          <w:rStyle w:val="BuiltInTok"/>
-        </w:rPr>
-        <w:t xml:space="preserve">set</w:t>
-      </w:r>
-      <w:r>
-        <w:rPr>
-          <w:rStyle w:val="NormalTok"/>
-        </w:rPr>
-        <w:t xml:space="preserve"> </w:t>
-      </w:r>
-      <w:r>
-        <w:rPr>
-          <w:rStyle w:val="AttributeTok"/>
-        </w:rPr>
-        <w:t xml:space="preserve">-g</w:t>
-      </w:r>
-      <w:r>
-        <w:rPr>
-          <w:rStyle w:val="NormalTok"/>
-        </w:rPr>
-        <w:t xml:space="preserve"> mouse on</w:t>
-      </w:r>
-      <w:r>
-        <w:br/>
-      </w:r>
-      <w:r>
-        <w:br/>
-      </w:r>
-      <w:r>
-        <w:rPr>
-          <w:rStyle w:val="CommentTok"/>
-        </w:rPr>
-        <w:t xml:space="preserve"># Enable clipboard integration (tmux 2.9+)</w:t>
-      </w:r>
-      <w:r>
-        <w:br/>
-      </w:r>
-      <w:r>
-        <w:rPr>
-          <w:rStyle w:val="BuiltInTok"/>
-        </w:rPr>
-        <w:t xml:space="preserve">set</w:t>
-      </w:r>
-      <w:r>
-        <w:rPr>
-          <w:rStyle w:val="NormalTok"/>
-        </w:rPr>
-        <w:t xml:space="preserve"> </w:t>
-      </w:r>
-      <w:r>
-        <w:rPr>
-          <w:rStyle w:val="AttributeTok"/>
-        </w:rPr>
-        <w:t xml:space="preserve">-g</w:t>
-      </w:r>
-      <w:r>
-        <w:rPr>
-          <w:rStyle w:val="NormalTok"/>
-        </w:rPr>
-        <w:t xml:space="preserve"> set-clipboard on</w:t>
-      </w:r>
-      <w:r>
-        <w:br/>
-      </w:r>
-      <w:r>
-        <w:br/>
-      </w:r>
-      <w:r>
-        <w:rPr>
-          <w:rStyle w:val="CommentTok"/>
-        </w:rPr>
-        <w:t xml:space="preserve"># Allow nested apps to access system clipboard (WSL2 with WSLg)</w:t>
-      </w:r>
-      <w:r>
-        <w:br/>
-      </w:r>
-      <w:r>
-        <w:rPr>
-          <w:rStyle w:val="BuiltInTok"/>
-        </w:rPr>
-        <w:t xml:space="preserve">set</w:t>
-      </w:r>
-      <w:r>
-        <w:rPr>
-          <w:rStyle w:val="NormalTok"/>
-        </w:rPr>
-        <w:t xml:space="preserve"> </w:t>
-      </w:r>
-      <w:r>
-        <w:rPr>
-          <w:rStyle w:val="AttributeTok"/>
-        </w:rPr>
-        <w:t xml:space="preserve">-g</w:t>
-      </w:r>
-      <w:r>
-        <w:rPr>
-          <w:rStyle w:val="NormalTok"/>
-        </w:rPr>
-        <w:t xml:space="preserve"> allow-passthrough on</w:t>
-      </w:r>
-      <w:r>
-        <w:br/>
-      </w:r>
-      <w:r>
-        <w:br/>
-      </w:r>
-      <w:r>
-        <w:rPr>
-          <w:rStyle w:val="CommentTok"/>
-        </w:rPr>
-        <w:t xml:space="preserve"># Enable extended keys so Shift+Enter works in opencode</w:t>
-      </w:r>
-      <w:r>
-        <w:br/>
-      </w:r>
-      <w:r>
-        <w:rPr>
-          <w:rStyle w:val="BuiltInTok"/>
-        </w:rPr>
-        <w:t xml:space="preserve">set</w:t>
-      </w:r>
-      <w:r>
-        <w:rPr>
-          <w:rStyle w:val="NormalTok"/>
-        </w:rPr>
-        <w:t xml:space="preserve"> </w:t>
-      </w:r>
-      <w:r>
-        <w:rPr>
-          <w:rStyle w:val="AttributeTok"/>
-        </w:rPr>
-        <w:t xml:space="preserve">-s</w:t>
-      </w:r>
-      <w:r>
-        <w:rPr>
-          <w:rStyle w:val="NormalTok"/>
-        </w:rPr>
-        <w:t xml:space="preserve"> extended-keys on</w:t>
-      </w:r>
-      <w:r>
-        <w:br/>
-      </w:r>
-      <w:r>
-        <w:rPr>
-          <w:rStyle w:val="BuiltInTok"/>
-        </w:rPr>
-        <w:t xml:space="preserve">set</w:t>
-      </w:r>
-      <w:r>
-        <w:rPr>
-          <w:rStyle w:val="NormalTok"/>
-        </w:rPr>
-        <w:t xml:space="preserve"> </w:t>
-      </w:r>
-      <w:r>
-        <w:rPr>
-          <w:rStyle w:val="AttributeTok"/>
-        </w:rPr>
-        <w:t xml:space="preserve">-as</w:t>
-      </w:r>
-      <w:r>
-        <w:rPr>
-          <w:rStyle w:val="NormalTok"/>
-        </w:rPr>
-        <w:t xml:space="preserve"> terminal-features </w:t>
-      </w:r>
-      <w:r>
-        <w:rPr>
-          <w:rStyle w:val="StringTok"/>
-        </w:rPr>
-        <w:t xml:space="preserve">'xterm*:extkeys'</w:t>
-      </w:r>
-      <w:r>
-        <w:br/>
-      </w:r>
-      <w:r>
-        <w:br/>
-      </w:r>
-      <w:r>
-        <w:rPr>
-          <w:rStyle w:val="CommentTok"/>
-        </w:rPr>
-        <w:t xml:space="preserve"># Use CSI-u encoding format (requires tmux 3.5+)</w:t>
-      </w:r>
-      <w:r>
-        <w:br/>
-      </w:r>
-      <w:r>
-        <w:rPr>
-          <w:rStyle w:val="BuiltInTok"/>
-        </w:rPr>
-        <w:t xml:space="preserve">set</w:t>
-      </w:r>
-      <w:r>
-        <w:rPr>
-          <w:rStyle w:val="NormalTok"/>
-        </w:rPr>
-        <w:t xml:space="preserve"> </w:t>
-      </w:r>
-      <w:r>
-        <w:rPr>
-          <w:rStyle w:val="AttributeTok"/>
-        </w:rPr>
-        <w:t xml:space="preserve">-s</w:t>
-      </w:r>
-      <w:r>
-        <w:rPr>
-          <w:rStyle w:val="NormalTok"/>
-        </w:rPr>
-        <w:t xml:space="preserve"> extended-keys-format csi-u</w:t>
-      </w:r>
-    </w:p>
-    <w:p>
-      <w:pPr>
-        <w:pStyle w:val="FirstParagraph"/>
-      </w:pPr>
-      <w:r>
-        <w:t xml:space="preserve">After editing the config, reload it without restarting tmux:</w:t>
-      </w:r>
-    </w:p>
-    <w:p>
-      <w:pPr>
-        <w:pStyle w:val="SourceCode"/>
-      </w:pPr>
-      <w:r>
-        <w:rPr>
-          <w:rStyle w:val="ExtensionTok"/>
-        </w:rPr>
-        <w:t xml:space="preserve">tmux</w:t>
-      </w:r>
-      <w:r>
-        <w:rPr>
-          <w:rStyle w:val="NormalTok"/>
-        </w:rPr>
-        <w:t xml:space="preserve"> source-file ~/.tmux.conf</w:t>
-      </w:r>
-    </w:p>
-    <w:tbl>
-      <w:tblPr>
-        <w:tblW w:w="9638" w:type="dxa"/>
-        <w:tblLayout w:type="fixed"/>
-        <w:tblBorders>
-          <w:top w:val="none" w:sz="0" w:space="0" w:color="auto"/>
-          <w:left w:val="single" w:sz="24" w:space="0" w:color="F57C00"/>
-          <w:bottom w:val="none" w:sz="0" w:space="0" w:color="auto"/>
-          <w:right w:val="none" w:sz="0" w:space="0" w:color="auto"/>
-        </w:tblBorders>
-        <w:tblCellMar>
-          <w:top w:w="120" w:type="dxa"/>
-          <w:left w:w="160" w:type="dxa"/>
-          <w:bottom w:w="120" w:type="dxa"/>
-          <w:right w:w="160" w:type="dxa"/>
-        </w:tblCellMar>
-      </w:tblPr>
-      <w:tr>
-        <w:tc>
-          <w:tcPr>
-            <w:tcW w:w="9638" w:type="dxa"/>
-            <w:shd w:val="clear" w:color="auto" w:fill="FFF8E1"/>
-          </w:tcPr>
-          <w:p>
-            <w:r>
-              <w:rPr>
-                <w:rFonts w:ascii="HarmonyOS Sans" w:hAnsi="HarmonyOS Sans"/>
-                <w:b/>
-                <w:color w:val="C7000B"/>
-                <w:sz w:val="21"/>
-                <w:szCs w:val="21"/>
-              </w:rPr>
-              <w:t>Important</w:t>
-            </w:r>
-          </w:p>
-          <w:p>
-            <w:pPr>
-              <w:pStyle w:val="FirstParagraph"/>
-            </w:pPr>
-            <w:r>
-              <w:t xml:space="preserve">The</w:t>
-            </w:r>
-            <w:r>
-              <w:t xml:space="preserve"> </w:t>
-            </w:r>
-            <w:r>
-              <w:rPr>
-                <w:rStyle w:val="VerbatimChar"/>
-              </w:rPr>
-              <w:t xml:space="preserve">escape-time</w:t>
-            </w:r>
-            <w:r>
-              <w:t xml:space="preserve"> </w:t>
-            </w:r>
-            <w:r>
-              <w:t xml:space="preserve">setting is critical. The default 500ms delay</w:t>
-            </w:r>
-            <w:r>
-              <w:t xml:space="preserve"> </w:t>
-            </w:r>
-            <w:r>
-              <w:t xml:space="preserve">causes opencode to receive Escape key presses late, which breaks modal</w:t>
-            </w:r>
-            <w:r>
-              <w:t xml:space="preserve"> </w:t>
-            </w:r>
-            <w:r>
-              <w:t xml:space="preserve">editing and menu navigation. Always set it to</w:t>
-            </w:r>
-            <w:r>
-              <w:t xml:space="preserve"> </w:t>
-            </w:r>
-            <w:r>
-              <w:rPr>
-                <w:rStyle w:val="VerbatimChar"/>
-              </w:rPr>
-              <w:t xml:space="preserve">10</w:t>
-            </w:r>
-            <w:r>
-              <w:t xml:space="preserve"> </w:t>
-            </w:r>
-            <w:r>
-              <w:t xml:space="preserve">or lower.</w:t>
-            </w:r>
-          </w:p>
-        </w:tc>
-      </w:tr>
-    </w:tbl>
-    <w:p>
-      <w:pPr>
-        <w:spacing w:before="120" w:after="0"/>
-      </w:pPr>
-    </w:p>
-    <w:tbl>
-      <w:tblPr>
-        <w:tblW w:w="9638" w:type="dxa"/>
-        <w:tblLayout w:type="fixed"/>
-        <w:tblBorders>
-          <w:top w:val="none" w:sz="0" w:space="0" w:color="auto"/>
-          <w:left w:val="single" w:sz="24" w:space="0" w:color="F57C00"/>
-          <w:bottom w:val="none" w:sz="0" w:space="0" w:color="auto"/>
-          <w:right w:val="none" w:sz="0" w:space="0" w:color="auto"/>
-        </w:tblBorders>
-        <w:tblCellMar>
-          <w:top w:w="120" w:type="dxa"/>
-          <w:left w:w="160" w:type="dxa"/>
-          <w:bottom w:w="120" w:type="dxa"/>
-          <w:right w:w="160" w:type="dxa"/>
-        </w:tblCellMar>
-      </w:tblPr>
-      <w:tr>
-        <w:tc>
-          <w:tcPr>
-            <w:tcW w:w="9638" w:type="dxa"/>
-            <w:shd w:val="clear" w:color="auto" w:fill="FFF8E1"/>
-          </w:tcPr>
-          <w:p>
-            <w:r>
-              <w:rPr>
-                <w:rFonts w:ascii="HarmonyOS Sans" w:hAnsi="HarmonyOS Sans"/>
-                <w:b/>
-                <w:color w:val="C7000B"/>
-                <w:sz w:val="21"/>
-                <w:szCs w:val="21"/>
-              </w:rPr>
-              <w:t>Important</w:t>
-            </w:r>
-          </w:p>
-          <w:p>
-            <w:pPr>
-              <w:pStyle w:val="BodyText"/>
-            </w:pPr>
-            <w:r>
-              <w:t xml:space="preserve">The</w:t>
-            </w:r>
-            <w:r>
-              <w:t xml:space="preserve"> </w:t>
-            </w:r>
-            <w:r>
-              <w:rPr>
-                <w:rStyle w:val="VerbatimChar"/>
-              </w:rPr>
-              <w:t xml:space="preserve">extended-keys-format csi-u</w:t>
-            </w:r>
-            <w:r>
-              <w:t xml:space="preserve"> </w:t>
-            </w:r>
-            <w:r>
-              <w:t xml:space="preserve">setting requires</w:t>
-            </w:r>
-            <w:r>
-              <w:t xml:space="preserve"> </w:t>
-            </w:r>
-            <w:r>
-              <w:rPr>
-                <w:bCs/>
-                <w:b/>
-              </w:rPr>
-              <w:t xml:space="preserve">tmux 3.5</w:t>
-            </w:r>
-            <w:r>
-              <w:rPr>
-                <w:bCs/>
-                <w:b/>
-              </w:rPr>
-              <w:t xml:space="preserve"> </w:t>
-            </w:r>
-            <w:r>
-              <w:rPr>
-                <w:bCs/>
-                <w:b/>
-              </w:rPr>
-              <w:t xml:space="preserve">or later</w:t>
-            </w:r>
-            <w:r>
-              <w:t xml:space="preserve">. If you get an</w:t>
-            </w:r>
-            <w:r>
-              <w:t xml:space="preserve"> </w:t>
-            </w:r>
-            <w:r>
-              <w:rPr>
-                <w:rStyle w:val="VerbatimChar"/>
-              </w:rPr>
-              <w:t xml:space="preserve">invalid option: extended-keys-format</w:t>
-            </w:r>
-            <w:r>
-              <w:t xml:space="preserve"> </w:t>
-            </w:r>
-            <w:r>
-              <w:t xml:space="preserve">error, your tmux is too old. Check with</w:t>
-            </w:r>
-            <w:r>
-              <w:t xml:space="preserve"> </w:t>
-            </w:r>
-            <w:r>
-              <w:rPr>
-                <w:rStyle w:val="VerbatimChar"/>
-              </w:rPr>
-              <w:t xml:space="preserve">tmux -V</w:t>
-            </w:r>
-            <w:r>
-              <w:t xml:space="preserve">. To upgrade</w:t>
-            </w:r>
-            <w:r>
-              <w:t xml:space="preserve"> </w:t>
-            </w:r>
-            <w:r>
-              <w:t xml:space="preserve">tmux to 3.5+ from source:</w:t>
-            </w:r>
-          </w:p>
-          <w:p>
-            <w:pPr>
-              <w:pStyle w:val="SourceCode"/>
-            </w:pPr>
-            <w:r>
-              <w:rPr>
-                <w:rStyle w:val="FunctionTok"/>
-              </w:rPr>
-              <w:t xml:space="preserve">sudo</w:t>
-            </w:r>
-            <w:r>
-              <w:rPr>
-                <w:rStyle w:val="NormalTok"/>
-              </w:rPr>
-              <w:t xml:space="preserve"> apt install build-essential autotools-dev libevent-dev libncurses-dev</w:t>
-            </w:r>
-            <w:r>
-              <w:br/>
-            </w:r>
-            <w:r>
-              <w:rPr>
-                <w:rStyle w:val="BuiltInTok"/>
-              </w:rPr>
-              <w:t xml:space="preserve">cd</w:t>
-            </w:r>
-            <w:r>
-              <w:rPr>
-                <w:rStyle w:val="NormalTok"/>
-              </w:rPr>
-              <w:t xml:space="preserve"> /tmp </w:t>
-            </w:r>
-            <w:r>
-              <w:rPr>
-                <w:rStyle w:val="KeywordTok"/>
-              </w:rPr>
-              <w:t xml:space="preserve">&amp;&amp;</w:t>
-            </w:r>
-            <w:r>
-              <w:rPr>
-                <w:rStyle w:val="NormalTok"/>
-              </w:rPr>
-              <w:t xml:space="preserve"> </w:t>
-            </w:r>
-            <w:r>
-              <w:rPr>
-                <w:rStyle w:val="FunctionTok"/>
-              </w:rPr>
-              <w:t xml:space="preserve">git</w:t>
-            </w:r>
-            <w:r>
-              <w:rPr>
-                <w:rStyle w:val="NormalTok"/>
-              </w:rPr>
-              <w:t xml:space="preserve"> clone https://github.com/tmux/tmux.git </w:t>
-            </w:r>
-            <w:r>
-              <w:rPr>
-                <w:rStyle w:val="KeywordTok"/>
-              </w:rPr>
-              <w:t xml:space="preserve">&amp;&amp;</w:t>
-            </w:r>
-            <w:r>
-              <w:rPr>
-                <w:rStyle w:val="NormalTok"/>
-              </w:rPr>
-              <w:t xml:space="preserve"> </w:t>
-            </w:r>
-            <w:r>
-              <w:rPr>
-                <w:rStyle w:val="BuiltInTok"/>
-              </w:rPr>
-              <w:t xml:space="preserve">cd</w:t>
-            </w:r>
-            <w:r>
-              <w:rPr>
-                <w:rStyle w:val="NormalTok"/>
-              </w:rPr>
-              <w:t xml:space="preserve"> tmux</w:t>
-            </w:r>
-            <w:r>
-              <w:br/>
-            </w:r>
-            <w:r>
-              <w:rPr>
-                <w:rStyle w:val="FunctionTok"/>
-              </w:rPr>
-              <w:t xml:space="preserve">sh</w:t>
-            </w:r>
-            <w:r>
-              <w:rPr>
-                <w:rStyle w:val="NormalTok"/>
-              </w:rPr>
-              <w:t xml:space="preserve"> autogen.sh </w:t>
-            </w:r>
-            <w:r>
-              <w:rPr>
-                <w:rStyle w:val="KeywordTok"/>
-              </w:rPr>
-              <w:t xml:space="preserve">&amp;&amp;</w:t>
-            </w:r>
-            <w:r>
-              <w:rPr>
-                <w:rStyle w:val="NormalTok"/>
-              </w:rPr>
-              <w:t xml:space="preserve"> </w:t>
-            </w:r>
-            <w:r>
-              <w:rPr>
-                <w:rStyle w:val="ExtensionTok"/>
-              </w:rPr>
-              <w:t xml:space="preserve">./configure</w:t>
-            </w:r>
-            <w:r>
-              <w:rPr>
-                <w:rStyle w:val="NormalTok"/>
-              </w:rPr>
-              <w:t xml:space="preserve"> </w:t>
-            </w:r>
-            <w:r>
-              <w:rPr>
-                <w:rStyle w:val="KeywordTok"/>
-              </w:rPr>
-              <w:t xml:space="preserve">&amp;&amp;</w:t>
-            </w:r>
-            <w:r>
-              <w:rPr>
-                <w:rStyle w:val="NormalTok"/>
-              </w:rPr>
-              <w:t xml:space="preserve"> </w:t>
-            </w:r>
-            <w:r>
-              <w:rPr>
-                <w:rStyle w:val="FunctionTok"/>
-              </w:rPr>
-              <w:t xml:space="preserve">make</w:t>
-            </w:r>
-            <w:r>
-              <w:rPr>
-                <w:rStyle w:val="NormalTok"/>
-              </w:rPr>
-              <w:t xml:space="preserve"> </w:t>
-            </w:r>
-            <w:r>
-              <w:rPr>
-                <w:rStyle w:val="KeywordTok"/>
-              </w:rPr>
-              <w:t xml:space="preserve">&amp;&amp;</w:t>
-            </w:r>
-            <w:r>
-              <w:rPr>
-                <w:rStyle w:val="NormalTok"/>
-              </w:rPr>
-              <w:t xml:space="preserve"> </w:t>
-            </w:r>
-            <w:r>
-              <w:rPr>
-                <w:rStyle w:val="FunctionTok"/>
-              </w:rPr>
-              <w:t xml:space="preserve">sudo</w:t>
-            </w:r>
-            <w:r>
-              <w:rPr>
-                <w:rStyle w:val="NormalTok"/>
-              </w:rPr>
-              <w:t xml:space="preserve"> make install</w:t>
-            </w:r>
-          </w:p>
-          <w:p>
-            <w:pPr>
-              <w:pStyle w:val="FirstParagraph"/>
-            </w:pPr>
-            <w:r>
-              <w:t xml:space="preserve">After upgrading, remove the old binary from</w:t>
-            </w:r>
-            <w:r>
-              <w:t xml:space="preserve"> </w:t>
-            </w:r>
-            <w:r>
-              <w:rPr>
-                <w:rStyle w:val="VerbatimChar"/>
-              </w:rPr>
-              <w:t xml:space="preserve">/usr/bin/tmux</w:t>
-            </w:r>
-            <w:r>
-              <w:t xml:space="preserve"> </w:t>
-            </w:r>
-            <w:r>
-              <w:t xml:space="preserve">if</w:t>
-            </w:r>
-            <w:r>
-              <w:t xml:space="preserve"> </w:t>
-            </w:r>
-            <w:r>
-              <w:t xml:space="preserve">needed (</w:t>
-            </w:r>
-            <w:r>
-              <w:rPr>
-                <w:rStyle w:val="VerbatimChar"/>
-              </w:rPr>
-              <w:t xml:space="preserve">which tmux</w:t>
-            </w:r>
-            <w:r>
-              <w:t xml:space="preserve"> </w:t>
-            </w:r>
-            <w:r>
-              <w:t xml:space="preserve">should point to</w:t>
-            </w:r>
-            <w:r>
-              <w:t xml:space="preserve"> </w:t>
-            </w:r>
-            <w:r>
-              <w:rPr>
-                <w:rStyle w:val="VerbatimChar"/>
-              </w:rPr>
-              <w:t xml:space="preserve">/usr/local/bin/tmux</w:t>
-            </w:r>
-            <w:r>
-              <w:t xml:space="preserve">).</w:t>
-            </w:r>
-            <w:r>
-              <w:t xml:space="preserve"> </w:t>
-            </w:r>
-            <w:r>
-              <w:t xml:space="preserve">Then reload the config:</w:t>
-            </w:r>
-            <w:r>
-              <w:t xml:space="preserve"> </w:t>
-            </w:r>
-            <w:r>
-              <w:rPr>
-                <w:rStyle w:val="VerbatimChar"/>
-              </w:rPr>
-              <w:t xml:space="preserve">tmux source-file  /.tmux.conf</w:t>
-            </w:r>
-            <w:r>
-              <w:t xml:space="preserve">.</w:t>
-            </w:r>
-          </w:p>
-        </w:tc>
-      </w:tr>
-    </w:tbl>
-    <w:p>
-      <w:pPr>
-        <w:spacing w:before="120" w:after="0"/>
-      </w:pPr>
-    </w:p>
-    <w:tbl>
-      <w:tblPr>
-        <w:tblW w:w="9638" w:type="dxa"/>
-        <w:tblLayout w:type="fixed"/>
-        <w:tblBorders>
-          <w:top w:val="none" w:sz="0" w:space="0" w:color="auto"/>
-          <w:left w:val="single" w:sz="24" w:space="0" w:color="2E7D32"/>
-          <w:bottom w:val="none" w:sz="0" w:space="0" w:color="auto"/>
-          <w:right w:val="none" w:sz="0" w:space="0" w:color="auto"/>
-        </w:tblBorders>
-        <w:tblCellMar>
-          <w:top w:w="120" w:type="dxa"/>
-          <w:left w:w="160" w:type="dxa"/>
-          <w:bottom w:w="120" w:type="dxa"/>
-          <w:right w:w="160" w:type="dxa"/>
-        </w:tblCellMar>
-      </w:tblPr>
-      <w:tr>
-        <w:tc>
-          <w:tcPr>
-            <w:tcW w:w="9638" w:type="dxa"/>
-            <w:shd w:val="clear" w:color="auto" w:fill="E8F5E9"/>
-          </w:tcPr>
-          <w:p>
-            <w:r>
-              <w:rPr>
-                <w:rFonts w:ascii="HarmonyOS Sans" w:hAnsi="HarmonyOS Sans"/>
-                <w:b/>
-                <w:color w:val="2E7D32"/>
-                <w:sz w:val="21"/>
-                <w:szCs w:val="21"/>
-              </w:rPr>
-              <w:t>Tip</w:t>
-            </w:r>
-          </w:p>
-          <w:p>
-            <w:pPr>
-              <w:pStyle w:val="BodyText"/>
-            </w:pPr>
-            <w:r>
-              <w:t xml:space="preserve">If you cannot upgrade tmux, use</w:t>
-            </w:r>
-            <w:r>
-              <w:t xml:space="preserve"> </w:t>
-            </w:r>
-            <w:r>
-              <w:rPr>
-                <w:rStyle w:val="VerbatimChar"/>
-              </w:rPr>
-              <w:t xml:space="preserve">Ctrl+J</w:t>
-            </w:r>
-            <w:r>
-              <w:t xml:space="preserve"> </w:t>
-            </w:r>
-            <w:r>
-              <w:t xml:space="preserve">to insert a newline</w:t>
-            </w:r>
-            <w:r>
-              <w:t xml:space="preserve"> </w:t>
-            </w:r>
-            <w:r>
-              <w:t xml:space="preserve">in opencode — it works with zero configuration on any tmux version.</w:t>
-            </w:r>
-          </w:p>
-        </w:tc>
-      </w:tr>
-    </w:tbl>
-    <w:p>
-      <w:pPr>
-        <w:spacing w:before="120" w:after="0"/>
-      </w:pPr>
-    </w:p>
-    <w:tbl>
-      <w:tblPr>
-        <w:tblW w:w="9638" w:type="dxa"/>
-        <w:tblLayout w:type="fixed"/>
-        <w:tblBorders>
-          <w:top w:val="none" w:sz="0" w:space="0" w:color="auto"/>
-          <w:left w:val="single" w:sz="24" w:space="0" w:color="1565C0"/>
-          <w:bottom w:val="none" w:sz="0" w:space="0" w:color="auto"/>
-          <w:right w:val="none" w:sz="0" w:space="0" w:color="auto"/>
-        </w:tblBorders>
-        <w:tblCellMar>
-          <w:top w:w="120" w:type="dxa"/>
-          <w:left w:w="160" w:type="dxa"/>
-          <w:bottom w:w="120" w:type="dxa"/>
-          <w:right w:w="160" w:type="dxa"/>
-        </w:tblCellMar>
-      </w:tblPr>
-      <w:tr>
-        <w:tc>
-          <w:tcPr>
-            <w:tcW w:w="9638" w:type="dxa"/>
-            <w:shd w:val="clear" w:color="auto" w:fill="E3F2FD"/>
-          </w:tcPr>
-          <w:p>
-            <w:r>
-              <w:rPr>
-                <w:rFonts w:ascii="HarmonyOS Sans" w:hAnsi="HarmonyOS Sans"/>
-                <w:b/>
-                <w:color w:val="1565C0"/>
-                <w:sz w:val="21"/>
-                <w:szCs w:val="21"/>
-              </w:rPr>
-              <w:t>Info</w:t>
-            </w:r>
-          </w:p>
-          <w:p>
-            <w:pPr>
-              <w:pStyle w:val="BodyText"/>
-            </w:pPr>
-            <w:r>
-              <w:t xml:space="preserve">For more tips on using tmux with opencode, including WSL2 clipboard</w:t>
-            </w:r>
-            <w:r>
-              <w:t xml:space="preserve"> </w:t>
-            </w:r>
-            <w:r>
-              <w:t xml:space="preserve">integration and keybinding workflows, see</w:t>
-            </w:r>
-            <w:r>
-              <w:t xml:space="preserve"> </w:t>
-            </w:r>
-            <w:hyperlink r:id="rId42">
-              <w:r>
-                <w:rPr>
-                  <w:rStyle w:val="Hyperlink"/>
-                </w:rPr>
-                <w:t xml:space="preserve">Luke Manning’s blog post</w:t>
-              </w:r>
-            </w:hyperlink>
-            <w:r>
-              <w:t xml:space="preserve">.</w:t>
-            </w:r>
-          </w:p>
-        </w:tc>
-      </w:tr>
-    </w:tbl>
-    <w:p>
-      <w:pPr>
-        <w:spacing w:before="120" w:after="0"/>
-      </w:pPr>
+        <w:rPr>
+          <w:iCs/>
+          <w:i/>
+        </w:rPr>
+        <w:t xml:space="preserve">This guide was generated using the</w:t>
+      </w:r>
+      <w:r>
+        <w:rPr>
+          <w:iCs/>
+          <w:i/>
+        </w:rPr>
+        <w:t xml:space="preserve"> </w:t>
+      </w:r>
+      <w:r>
+        <w:rPr>
+          <w:rStyle w:val="VerbatimChar"/>
+          <w:iCs/>
+          <w:i/>
+        </w:rPr>
+        <w:t xml:space="preserve">guide.cls</w:t>
+      </w:r>
+      <w:r>
+        <w:rPr>
+          <w:iCs/>
+          <w:i/>
+        </w:rPr>
+        <w:t xml:space="preserve"> </w:t>
+      </w:r>
+      <w:r>
+        <w:rPr>
+          <w:iCs/>
+          <w:i/>
+        </w:rPr>
+        <w:t xml:space="preserve">template. For the</w:t>
+      </w:r>
+      <w:r>
+        <w:rPr>
+          <w:iCs/>
+          <w:i/>
+        </w:rPr>
+        <w:t xml:space="preserve"> </w:t>
+      </w:r>
+      <w:r>
+        <w:rPr>
+          <w:iCs/>
+          <w:i/>
+        </w:rPr>
+        <w:t xml:space="preserve">full command reference, see the template’s README.md or run</w:t>
+      </w:r>
+      <w:r>
+        <w:rPr>
+          <w:iCs/>
+          <w:i/>
+        </w:rPr>
+        <w:t xml:space="preserve"> </w:t>
+      </w:r>
+      <w:r>
+        <w:rPr>
+          <w:rStyle w:val="VerbatimChar"/>
+          <w:iCs/>
+          <w:i/>
+        </w:rPr>
+        <w:t xml:space="preserve">/skill huawei-template-guide</w:t>
+      </w:r>
+      <w:r>
+        <w:rPr>
+          <w:iCs/>
+          <w:i/>
+        </w:rPr>
+        <w:t xml:space="preserve"> </w:t>
+      </w:r>
+      <w:r>
+        <w:rPr>
+          <w:iCs/>
+          <w:i/>
+        </w:rPr>
+        <w:t xml:space="preserve">in your coding agent.</w:t>
+      </w:r>
     </w:p>
     <w:p>
       <w:r>
@@ -14572,7 +14622,7 @@
           <w:tab w:val="right" w:pos="9638"/>
         </w:tabs>
       </w:pPr>
-      <w:bookmarkStart w:id="133" w:name="operations-and-maintenance"/>
+      <w:bookmarkStart w:id="135" w:name="sec-changelog"/>
       <w:r>
         <w:rPr>
           <w:sz w:val="112"/>
@@ -14584,1881 +14634,9 @@
         <w:tab/>
       </w:r>
       <w:r>
-        <w:t xml:space="preserve">Operations and Maintenance</w:t>
-      </w:r>
-      <w:bookmarkEnd w:id="133"/>
-    </w:p>
-    <w:p>
-      <w:pPr>
-        <w:pStyle w:val="BodyText"/>
-      </w:pPr>
-      <w:r>
-        <w:rPr>
-          <w:bCs/>
-          <w:b/>
-        </w:rPr>
-        <w:t xml:space="preserve">General Objective:</w:t>
-      </w:r>
-      <w:r>
-        <w:t xml:space="preserve"> </w:t>
-      </w:r>
-      <w:r>
-        <w:t xml:space="preserve">Update, uninstall, or clean up the software and cloud</w:t>
-      </w:r>
-      <w:r>
-        <w:t xml:space="preserve"> </w:t>
-      </w:r>
-      <w:r>
-        <w:t xml:space="preserve">resources created in this guide. All operations in this chapter are optional.</w:t>
-      </w:r>
-    </w:p>
-    <w:p>
-      <w:pPr>
-        <w:pStyle w:val="ObjectivesRule"/>
-      </w:pPr>
-      <w:r>
-        <w:t xml:space="preserve">​</w:t>
-      </w:r>
-    </w:p>
-    <w:p>
-      <w:pPr>
-        <w:pStyle w:val="Heading2"/>
-      </w:pPr>
-      <w:bookmarkStart w:id="134" w:name="updating-the-maas-gateway"/>
-      <w:r>
-        <w:t xml:space="preserve">8.1</w:t>
-      </w:r>
-      <w:r>
-        <w:t xml:space="preserve"> Updating the MaaS Gateway</w:t>
-      </w:r>
-      <w:bookmarkEnd w:id="134"/>
-    </w:p>
-    <w:p>
-      <w:pPr>
-        <w:pStyle w:val="BodyText"/>
-      </w:pPr>
-      <w:r>
-        <w:t xml:space="preserve">To update the oh-my-coding-maas-gateway to a newer version:</w:t>
-      </w:r>
-    </w:p>
-    <w:p>
-      <w:pPr>
-        <w:pStyle w:val="BodyText"/>
-      </w:pPr>
-      <w:r>
-        <w:rPr>
-          <w:bCs/>
-          <w:b/>
-        </w:rPr>
-        <w:t xml:space="preserve">Step by step:</w:t>
-      </w:r>
-    </w:p>
-    <w:p>
-      <w:pPr>
-        <w:numPr>
-          <w:ilvl w:val="0"/>
-          <w:numId w:val="1031"/>
-        </w:numPr>
-      </w:pPr>
-      <w:r>
-        <w:t xml:space="preserve">Re-run the bootstrap script in the VS Code remote terminal:</w:t>
-      </w:r>
-    </w:p>
-    <w:p>
-      <w:pPr>
-        <w:numPr>
-          <w:ilvl w:val="0"/>
-          <w:numId w:val="1000"/>
-        </w:numPr>
-        <w:pStyle w:val="SourceCode"/>
-      </w:pPr>
-      <w:r>
-        <w:rPr>
-          <w:rStyle w:val="ExtensionTok"/>
-        </w:rPr>
-        <w:t xml:space="preserve">curl</w:t>
-      </w:r>
-      <w:r>
-        <w:rPr>
-          <w:rStyle w:val="NormalTok"/>
-        </w:rPr>
-        <w:t xml:space="preserve"> </w:t>
-      </w:r>
-      <w:r>
-        <w:rPr>
-          <w:rStyle w:val="AttributeTok"/>
-        </w:rPr>
-        <w:t xml:space="preserve">-fsSL</w:t>
-      </w:r>
-      <w:r>
-        <w:rPr>
-          <w:rStyle w:val="NormalTok"/>
-        </w:rPr>
-        <w:t xml:space="preserve"> https://raw.githubusercontent.com/wallacelw/oh-my-coding-maas-gateway/main/scripts/bootstrap.sh </w:t>
-      </w:r>
-      <w:r>
-        <w:rPr>
-          <w:rStyle w:val="KeywordTok"/>
-        </w:rPr>
-        <w:t xml:space="preserve">|</w:t>
-      </w:r>
-      <w:r>
-        <w:rPr>
-          <w:rStyle w:val="NormalTok"/>
-        </w:rPr>
-        <w:t xml:space="preserve"> </w:t>
-      </w:r>
-      <w:r>
-        <w:rPr>
-          <w:rStyle w:val="FunctionTok"/>
-        </w:rPr>
-        <w:t xml:space="preserve">bash</w:t>
-      </w:r>
-    </w:p>
-    <w:p>
-      <w:pPr>
-        <w:numPr>
-          <w:ilvl w:val="0"/>
-          <w:numId w:val="1031"/>
-        </w:numPr>
-      </w:pPr>
-      <w:r>
-        <w:t xml:space="preserve">The installer detects the existing installation, pulls updates, and</w:t>
-      </w:r>
-      <w:r>
-        <w:t xml:space="preserve"> </w:t>
-      </w:r>
-      <w:r>
-        <w:t xml:space="preserve">preserves all secrets, virtual keys, and data.</w:t>
-      </w:r>
-    </w:p>
-    <w:p>
-      <w:pPr>
-        <w:numPr>
-          <w:ilvl w:val="0"/>
-          <w:numId w:val="1031"/>
-        </w:numPr>
-      </w:pPr>
-      <w:r>
-        <w:t xml:space="preserve">To update only the coding tools (without touching the proxy stack):</w:t>
-      </w:r>
-    </w:p>
-    <w:p>
-      <w:pPr>
-        <w:numPr>
-          <w:ilvl w:val="0"/>
-          <w:numId w:val="1000"/>
-        </w:numPr>
-        <w:pStyle w:val="SourceCode"/>
-      </w:pPr>
-      <w:r>
-        <w:rPr>
-          <w:rStyle w:val="BuiltInTok"/>
-        </w:rPr>
-        <w:t xml:space="preserve">cd</w:t>
-      </w:r>
-      <w:r>
-        <w:rPr>
-          <w:rStyle w:val="NormalTok"/>
-        </w:rPr>
-        <w:t xml:space="preserve"> /home/oh-my-coding-maas-gateway</w:t>
-      </w:r>
-      <w:r>
-        <w:br/>
-      </w:r>
-      <w:r>
-        <w:rPr>
-          <w:rStyle w:val="ExtensionTok"/>
-        </w:rPr>
-        <w:t xml:space="preserve">./scripts/update.sh</w:t>
-      </w:r>
-    </w:p>
-    <w:p>
-      <w:pPr>
-        <w:pStyle w:val="Heading2"/>
-      </w:pPr>
-      <w:bookmarkStart w:id="135" w:name="updating-the-document-templates"/>
-      <w:r>
-        <w:t xml:space="preserve">8.2</w:t>
-      </w:r>
-      <w:r>
-        <w:t xml:space="preserve"> Updating the Document Templates</w:t>
+        <w:t xml:space="preserve">Changelog</w:t>
       </w:r>
       <w:bookmarkEnd w:id="135"/>
-    </w:p>
-    <w:p>
-      <w:pPr>
-        <w:pStyle w:val="FirstParagraph"/>
-      </w:pPr>
-      <w:r>
-        <w:t xml:space="preserve">To update the Huawei document templates project:</w:t>
-      </w:r>
-    </w:p>
-    <w:p>
-      <w:pPr>
-        <w:pStyle w:val="BodyText"/>
-      </w:pPr>
-      <w:r>
-        <w:rPr>
-          <w:bCs/>
-          <w:b/>
-        </w:rPr>
-        <w:t xml:space="preserve">Step by step:</w:t>
-      </w:r>
-    </w:p>
-    <w:p>
-      <w:pPr>
-        <w:numPr>
-          <w:ilvl w:val="0"/>
-          <w:numId w:val="1032"/>
-        </w:numPr>
-      </w:pPr>
-      <w:r>
-        <w:t xml:space="preserve">Re-run the one-liner — it detects the existing installation and</w:t>
-      </w:r>
-      <w:r>
-        <w:t xml:space="preserve"> </w:t>
-      </w:r>
-      <w:r>
-        <w:t xml:space="preserve">prompts to update:</w:t>
-      </w:r>
-    </w:p>
-    <w:p>
-      <w:pPr>
-        <w:numPr>
-          <w:ilvl w:val="0"/>
-          <w:numId w:val="1000"/>
-        </w:numPr>
-        <w:pStyle w:val="SourceCode"/>
-      </w:pPr>
-      <w:r>
-        <w:rPr>
-          <w:rStyle w:val="ExtensionTok"/>
-        </w:rPr>
-        <w:t xml:space="preserve">curl</w:t>
-      </w:r>
-      <w:r>
-        <w:rPr>
-          <w:rStyle w:val="NormalTok"/>
-        </w:rPr>
-        <w:t xml:space="preserve"> </w:t>
-      </w:r>
-      <w:r>
-        <w:rPr>
-          <w:rStyle w:val="AttributeTok"/>
-        </w:rPr>
-        <w:t xml:space="preserve">-fsSL</w:t>
-      </w:r>
-      <w:r>
-        <w:rPr>
-          <w:rStyle w:val="NormalTok"/>
-        </w:rPr>
-        <w:t xml:space="preserve"> https://raw.githubusercontent.com/wallacelw/huawei-doc-templates/main/scripts/install.sh </w:t>
-      </w:r>
-      <w:r>
-        <w:rPr>
-          <w:rStyle w:val="KeywordTok"/>
-        </w:rPr>
-        <w:t xml:space="preserve">|</w:t>
-      </w:r>
-      <w:r>
-        <w:rPr>
-          <w:rStyle w:val="NormalTok"/>
-        </w:rPr>
-        <w:t xml:space="preserve"> </w:t>
-      </w:r>
-      <w:r>
-        <w:rPr>
-          <w:rStyle w:val="FunctionTok"/>
-        </w:rPr>
-        <w:t xml:space="preserve">bash</w:t>
-      </w:r>
-    </w:p>
-    <w:p>
-      <w:pPr>
-        <w:numPr>
-          <w:ilvl w:val="0"/>
-          <w:numId w:val="1032"/>
-        </w:numPr>
-      </w:pPr>
-      <w:r>
-        <w:t xml:space="preserve">The script pulls the latest version, shows the version change</w:t>
-      </w:r>
-      <w:r>
-        <w:t xml:space="preserve"> </w:t>
-      </w:r>
-      <w:r>
-        <w:t xml:space="preserve">(</w:t>
-      </w:r>
-      <w:r>
-        <w:rPr>
-          <w:rStyle w:val="VerbatimChar"/>
-        </w:rPr>
-        <w:t xml:space="preserve">v3.3.6 → v3.3.7</w:t>
-      </w:r>
-      <w:r>
-        <w:t xml:space="preserve">), and re-runs the installer. New</w:t>
-      </w:r>
-      <w:r>
-        <w:t xml:space="preserve"> </w:t>
-      </w:r>
-      <w:r>
-        <w:t xml:space="preserve">templates, commands, or modules are installed automatically.</w:t>
-      </w:r>
-    </w:p>
-    <w:p>
-      <w:pPr>
-        <w:pStyle w:val="Heading2"/>
-      </w:pPr>
-      <w:bookmarkStart w:id="136" w:name="uninstalling-the-maas-gateway"/>
-      <w:r>
-        <w:t xml:space="preserve">8.3</w:t>
-      </w:r>
-      <w:r>
-        <w:t xml:space="preserve"> Uninstalling the MaaS Gateway</w:t>
-      </w:r>
-      <w:bookmarkEnd w:id="136"/>
-    </w:p>
-    <w:p>
-      <w:pPr>
-        <w:pStyle w:val="FirstParagraph"/>
-      </w:pPr>
-      <w:r>
-        <w:t xml:space="preserve">To remove the oh-my-coding-maas-gateway:</w:t>
-      </w:r>
-    </w:p>
-    <w:p>
-      <w:pPr>
-        <w:pStyle w:val="BodyText"/>
-      </w:pPr>
-      <w:r>
-        <w:rPr>
-          <w:bCs/>
-          <w:b/>
-        </w:rPr>
-        <w:t xml:space="preserve">Step by step:</w:t>
-      </w:r>
-    </w:p>
-    <w:p>
-      <w:pPr>
-        <w:numPr>
-          <w:ilvl w:val="0"/>
-          <w:numId w:val="1033"/>
-        </w:numPr>
-      </w:pPr>
-      <w:r>
-        <w:t xml:space="preserve">Run the uninstall script:</w:t>
-      </w:r>
-    </w:p>
-    <w:p>
-      <w:pPr>
-        <w:numPr>
-          <w:ilvl w:val="0"/>
-          <w:numId w:val="1000"/>
-        </w:numPr>
-        <w:pStyle w:val="SourceCode"/>
-      </w:pPr>
-      <w:r>
-        <w:rPr>
-          <w:rStyle w:val="BuiltInTok"/>
-        </w:rPr>
-        <w:t xml:space="preserve">cd</w:t>
-      </w:r>
-      <w:r>
-        <w:rPr>
-          <w:rStyle w:val="NormalTok"/>
-        </w:rPr>
-        <w:t xml:space="preserve"> /home/oh-my-coding-maas-gateway</w:t>
-      </w:r>
-      <w:r>
-        <w:br/>
-      </w:r>
-      <w:r>
-        <w:rPr>
-          <w:rStyle w:val="ExtensionTok"/>
-        </w:rPr>
-        <w:t xml:space="preserve">./scripts/uninstall.sh</w:t>
-      </w:r>
-      <w:r>
-        <w:rPr>
-          <w:rStyle w:val="NormalTok"/>
-        </w:rPr>
-        <w:t xml:space="preserve"> </w:t>
-      </w:r>
-      <w:r>
-        <w:rPr>
-          <w:rStyle w:val="AttributeTok"/>
-        </w:rPr>
-        <w:t xml:space="preserve">--all</w:t>
-      </w:r>
-      <w:r>
-        <w:rPr>
-          <w:rStyle w:val="NormalTok"/>
-        </w:rPr>
-        <w:t xml:space="preserve"> </w:t>
-      </w:r>
-      <w:r>
-        <w:rPr>
-          <w:rStyle w:val="AttributeTok"/>
-        </w:rPr>
-        <w:t xml:space="preserve">--yes</w:t>
-      </w:r>
-    </w:p>
-    <w:p>
-      <w:pPr>
-        <w:numPr>
-          <w:ilvl w:val="0"/>
-          <w:numId w:val="1033"/>
-        </w:numPr>
-      </w:pPr>
-      <w:r>
-        <w:t xml:space="preserve">This stops and removes Docker containers, volumes, and images, removes</w:t>
-      </w:r>
-      <w:r>
-        <w:t xml:space="preserve"> </w:t>
-      </w:r>
-      <w:r>
-        <w:t xml:space="preserve">coding tool configs (opencode, Codex, Claude, Pi), and deletes the</w:t>
-      </w:r>
-      <w:r>
-        <w:t xml:space="preserve"> </w:t>
-      </w:r>
-      <w:r>
-        <w:t xml:space="preserve">repository.</w:t>
-      </w:r>
-    </w:p>
-    <w:p>
-      <w:pPr>
-        <w:numPr>
-          <w:ilvl w:val="0"/>
-          <w:numId w:val="1033"/>
-        </w:numPr>
-      </w:pPr>
-      <w:r>
-        <w:t xml:space="preserve">To remove only specific components:</w:t>
-      </w:r>
-    </w:p>
-    <w:p>
-      <w:pPr>
-        <w:numPr>
-          <w:ilvl w:val="0"/>
-          <w:numId w:val="1000"/>
-        </w:numPr>
-        <w:pStyle w:val="SourceCode"/>
-      </w:pPr>
-      <w:r>
-        <w:rPr>
-          <w:rStyle w:val="ExtensionTok"/>
-        </w:rPr>
-        <w:t xml:space="preserve">./scripts/uninstall.sh</w:t>
-      </w:r>
-      <w:r>
-        <w:rPr>
-          <w:rStyle w:val="NormalTok"/>
-        </w:rPr>
-        <w:t xml:space="preserve"> </w:t>
-      </w:r>
-      <w:r>
-        <w:rPr>
-          <w:rStyle w:val="AttributeTok"/>
-        </w:rPr>
-        <w:t xml:space="preserve">--tool</w:t>
-      </w:r>
-      <w:r>
-        <w:rPr>
-          <w:rStyle w:val="OperatorTok"/>
-        </w:rPr>
-        <w:t xml:space="preserve">=</w:t>
-      </w:r>
-      <w:r>
-        <w:rPr>
-          <w:rStyle w:val="NormalTok"/>
-        </w:rPr>
-        <w:t xml:space="preserve">opencode    </w:t>
-      </w:r>
-      <w:r>
-        <w:rPr>
-          <w:rStyle w:val="CommentTok"/>
-        </w:rPr>
-        <w:t xml:space="preserve"># remove one tool</w:t>
-      </w:r>
-      <w:r>
-        <w:br/>
-      </w:r>
-      <w:r>
-        <w:rPr>
-          <w:rStyle w:val="ExtensionTok"/>
-        </w:rPr>
-        <w:t xml:space="preserve">./scripts/uninstall.sh</w:t>
-      </w:r>
-      <w:r>
-        <w:rPr>
-          <w:rStyle w:val="NormalTok"/>
-        </w:rPr>
-        <w:t xml:space="preserve"> </w:t>
-      </w:r>
-      <w:r>
-        <w:rPr>
-          <w:rStyle w:val="AttributeTok"/>
-        </w:rPr>
-        <w:t xml:space="preserve">--docker</w:t>
-      </w:r>
-      <w:r>
-        <w:rPr>
-          <w:rStyle w:val="NormalTok"/>
-        </w:rPr>
-        <w:t xml:space="preserve">           </w:t>
-      </w:r>
-      <w:r>
-        <w:rPr>
-          <w:rStyle w:val="CommentTok"/>
-        </w:rPr>
-        <w:t xml:space="preserve"># remove Docker stack only</w:t>
-      </w:r>
-    </w:p>
-    <w:p>
-      <w:pPr>
-        <w:pStyle w:val="Heading2"/>
-      </w:pPr>
-      <w:bookmarkStart w:id="137" w:name="uninstalling-the-document-templates"/>
-      <w:r>
-        <w:t xml:space="preserve">8.4</w:t>
-      </w:r>
-      <w:r>
-        <w:t xml:space="preserve"> Uninstalling the Document Templates</w:t>
-      </w:r>
-      <w:bookmarkEnd w:id="137"/>
-    </w:p>
-    <w:p>
-      <w:pPr>
-        <w:pStyle w:val="FirstParagraph"/>
-      </w:pPr>
-      <w:r>
-        <w:t xml:space="preserve">To remove the Huawei document templates installation:</w:t>
-      </w:r>
-    </w:p>
-    <w:p>
-      <w:pPr>
-        <w:pStyle w:val="BodyText"/>
-      </w:pPr>
-      <w:r>
-        <w:rPr>
-          <w:bCs/>
-          <w:b/>
-        </w:rPr>
-        <w:t xml:space="preserve">Step by step:</w:t>
-      </w:r>
-    </w:p>
-    <w:p>
-      <w:pPr>
-        <w:numPr>
-          <w:ilvl w:val="0"/>
-          <w:numId w:val="1034"/>
-        </w:numPr>
-      </w:pPr>
-      <w:r>
-        <w:t xml:space="preserve">Run the uninstall script (interactive menu with 5 options):</w:t>
-      </w:r>
-    </w:p>
-    <w:p>
-      <w:pPr>
-        <w:numPr>
-          <w:ilvl w:val="0"/>
-          <w:numId w:val="1000"/>
-        </w:numPr>
-        <w:pStyle w:val="SourceCode"/>
-      </w:pPr>
-      <w:r>
-        <w:rPr>
-          <w:rStyle w:val="BuiltInTok"/>
-        </w:rPr>
-        <w:t xml:space="preserve">cd</w:t>
-      </w:r>
-      <w:r>
-        <w:rPr>
-          <w:rStyle w:val="NormalTok"/>
-        </w:rPr>
-        <w:t xml:space="preserve"> /home/huawei-doc-templates</w:t>
-      </w:r>
-      <w:r>
-        <w:br/>
-      </w:r>
-      <w:r>
-        <w:rPr>
-          <w:rStyle w:val="ExtensionTok"/>
-        </w:rPr>
-        <w:t xml:space="preserve">./scripts/uninstall.sh</w:t>
-      </w:r>
-    </w:p>
-    <w:p>
-      <w:pPr>
-        <w:numPr>
-          <w:ilvl w:val="0"/>
-          <w:numId w:val="1034"/>
-        </w:numPr>
-      </w:pPr>
-      <w:r>
-        <w:t xml:space="preserve">Or use the one-liner:</w:t>
-      </w:r>
-    </w:p>
-    <w:p>
-      <w:pPr>
-        <w:numPr>
-          <w:ilvl w:val="0"/>
-          <w:numId w:val="1000"/>
-        </w:numPr>
-        <w:pStyle w:val="SourceCode"/>
-      </w:pPr>
-      <w:r>
-        <w:rPr>
-          <w:rStyle w:val="ExtensionTok"/>
-        </w:rPr>
-        <w:t xml:space="preserve">curl</w:t>
-      </w:r>
-      <w:r>
-        <w:rPr>
-          <w:rStyle w:val="NormalTok"/>
-        </w:rPr>
-        <w:t xml:space="preserve"> </w:t>
-      </w:r>
-      <w:r>
-        <w:rPr>
-          <w:rStyle w:val="AttributeTok"/>
-        </w:rPr>
-        <w:t xml:space="preserve">-fsSL</w:t>
-      </w:r>
-      <w:r>
-        <w:rPr>
-          <w:rStyle w:val="NormalTok"/>
-        </w:rPr>
-        <w:t xml:space="preserve"> https://raw.githubusercontent.com/wallacelw/huawei-doc-templates/main/scripts/uninstall.sh </w:t>
-      </w:r>
-      <w:r>
-        <w:rPr>
-          <w:rStyle w:val="KeywordTok"/>
-        </w:rPr>
-        <w:t xml:space="preserve">|</w:t>
-      </w:r>
-      <w:r>
-        <w:rPr>
-          <w:rStyle w:val="NormalTok"/>
-        </w:rPr>
-        <w:t xml:space="preserve"> </w:t>
-      </w:r>
-      <w:r>
-        <w:rPr>
-          <w:rStyle w:val="FunctionTok"/>
-        </w:rPr>
-        <w:t xml:space="preserve">bash</w:t>
-      </w:r>
-    </w:p>
-    <w:p>
-      <w:pPr>
-        <w:numPr>
-          <w:ilvl w:val="0"/>
-          <w:numId w:val="1034"/>
-        </w:numPr>
-      </w:pPr>
-      <w:r>
-        <w:t xml:space="preserve">The interactive menu offers:</w:t>
-      </w:r>
-    </w:p>
-    <w:p>
-      <w:pPr>
-        <w:numPr>
-          <w:ilvl w:val="1"/>
-          <w:numId w:val="1035"/>
-        </w:numPr>
-      </w:pPr>
-      <w:r>
-        <w:t xml:space="preserve">Option 1: All installed components (skills, modules, font, VS Code)</w:t>
-      </w:r>
-    </w:p>
-    <w:p>
-      <w:pPr>
-        <w:numPr>
-          <w:ilvl w:val="1"/>
-          <w:numId w:val="1035"/>
-        </w:numPr>
-      </w:pPr>
-      <w:r>
-        <w:t xml:space="preserve">Option 2: Everything + apt packages (WARNING: breaks other TeX)</w:t>
-      </w:r>
-    </w:p>
-    <w:p>
-      <w:pPr>
-        <w:numPr>
-          <w:ilvl w:val="1"/>
-          <w:numId w:val="1035"/>
-        </w:numPr>
-      </w:pPr>
-      <w:r>
-        <w:t xml:space="preserve">Option 3: Delete repository directory (all files, guides, documents)</w:t>
-      </w:r>
-    </w:p>
-    <w:p>
-      <w:pPr>
-        <w:numPr>
-          <w:ilvl w:val="1"/>
-          <w:numId w:val="1035"/>
-        </w:numPr>
-      </w:pPr>
-      <w:r>
-        <w:t xml:space="preserve">Option 4: Remove 100% — everything + apt + repo (nuclear option)</w:t>
-      </w:r>
-    </w:p>
-    <w:p>
-      <w:pPr>
-        <w:numPr>
-          <w:ilvl w:val="1"/>
-          <w:numId w:val="1035"/>
-        </w:numPr>
-      </w:pPr>
-      <w:r>
-        <w:t xml:space="preserve">Option 5: Choose specific components individually</w:t>
-      </w:r>
-    </w:p>
-    <w:p>
-      <w:pPr>
-        <w:numPr>
-          <w:ilvl w:val="0"/>
-          <w:numId w:val="1034"/>
-        </w:numPr>
-      </w:pPr>
-      <w:r>
-        <w:t xml:space="preserve">To preview what would be removed before running:</w:t>
-      </w:r>
-    </w:p>
-    <w:p>
-      <w:pPr>
-        <w:numPr>
-          <w:ilvl w:val="0"/>
-          <w:numId w:val="1000"/>
-        </w:numPr>
-        <w:pStyle w:val="SourceCode"/>
-      </w:pPr>
-      <w:r>
-        <w:rPr>
-          <w:rStyle w:val="ExtensionTok"/>
-        </w:rPr>
-        <w:t xml:space="preserve">./scripts/uninstall.sh</w:t>
-      </w:r>
-      <w:r>
-        <w:rPr>
-          <w:rStyle w:val="NormalTok"/>
-        </w:rPr>
-        <w:t xml:space="preserve"> </w:t>
-      </w:r>
-      <w:r>
-        <w:rPr>
-          <w:rStyle w:val="AttributeTok"/>
-        </w:rPr>
-        <w:t xml:space="preserve">--all</w:t>
-      </w:r>
-      <w:r>
-        <w:rPr>
-          <w:rStyle w:val="NormalTok"/>
-        </w:rPr>
-        <w:t xml:space="preserve"> </w:t>
-      </w:r>
-      <w:r>
-        <w:rPr>
-          <w:rStyle w:val="AttributeTok"/>
-        </w:rPr>
-        <w:t xml:space="preserve">--dry-run</w:t>
-      </w:r>
-    </w:p>
-    <w:p>
-      <w:pPr>
-        <w:numPr>
-          <w:ilvl w:val="0"/>
-          <w:numId w:val="1034"/>
-        </w:numPr>
-      </w:pPr>
-      <w:r>
-        <w:t xml:space="preserve">To also remove apt packages (texlive, latexmk, fonts, pandoc):</w:t>
-      </w:r>
-    </w:p>
-    <w:p>
-      <w:pPr>
-        <w:numPr>
-          <w:ilvl w:val="0"/>
-          <w:numId w:val="1000"/>
-        </w:numPr>
-        <w:pStyle w:val="SourceCode"/>
-      </w:pPr>
-      <w:r>
-        <w:rPr>
-          <w:rStyle w:val="ExtensionTok"/>
-        </w:rPr>
-        <w:t xml:space="preserve">./scripts/uninstall.sh</w:t>
-      </w:r>
-      <w:r>
-        <w:rPr>
-          <w:rStyle w:val="NormalTok"/>
-        </w:rPr>
-        <w:t xml:space="preserve"> </w:t>
-      </w:r>
-      <w:r>
-        <w:rPr>
-          <w:rStyle w:val="AttributeTok"/>
-        </w:rPr>
-        <w:t xml:space="preserve">--all</w:t>
-      </w:r>
-      <w:r>
-        <w:rPr>
-          <w:rStyle w:val="NormalTok"/>
-        </w:rPr>
-        <w:t xml:space="preserve"> </w:t>
-      </w:r>
-      <w:r>
-        <w:rPr>
-          <w:rStyle w:val="AttributeTok"/>
-        </w:rPr>
-        <w:t xml:space="preserve">--packages</w:t>
-      </w:r>
-      <w:r>
-        <w:rPr>
-          <w:rStyle w:val="NormalTok"/>
-        </w:rPr>
-        <w:t xml:space="preserve"> </w:t>
-      </w:r>
-      <w:r>
-        <w:rPr>
-          <w:rStyle w:val="AttributeTok"/>
-        </w:rPr>
-        <w:t xml:space="preserve">--yes</w:t>
-      </w:r>
-    </w:p>
-    <w:tbl>
-      <w:tblPr>
-        <w:tblW w:w="9638" w:type="dxa"/>
-        <w:tblLayout w:type="fixed"/>
-        <w:tblBorders>
-          <w:top w:val="none" w:sz="0" w:space="0" w:color="auto"/>
-          <w:left w:val="single" w:sz="24" w:space="0" w:color="F57C00"/>
-          <w:bottom w:val="none" w:sz="0" w:space="0" w:color="auto"/>
-          <w:right w:val="none" w:sz="0" w:space="0" w:color="auto"/>
-        </w:tblBorders>
-        <w:tblCellMar>
-          <w:top w:w="120" w:type="dxa"/>
-          <w:left w:w="160" w:type="dxa"/>
-          <w:bottom w:w="120" w:type="dxa"/>
-          <w:right w:w="160" w:type="dxa"/>
-        </w:tblCellMar>
-      </w:tblPr>
-      <w:tr>
-        <w:tc>
-          <w:tcPr>
-            <w:tcW w:w="9638" w:type="dxa"/>
-            <w:shd w:val="clear" w:color="auto" w:fill="FFF8E1"/>
-          </w:tcPr>
-          <w:p>
-            <w:r>
-              <w:rPr>
-                <w:rFonts w:ascii="HarmonyOS Sans" w:hAnsi="HarmonyOS Sans"/>
-                <w:b/>
-                <w:color w:val="C7000B"/>
-                <w:sz w:val="21"/>
-                <w:szCs w:val="21"/>
-              </w:rPr>
-              <w:t>Important</w:t>
-            </w:r>
-          </w:p>
-          <w:p>
-            <w:pPr>
-              <w:numPr>
-                <w:ilvl w:val="0"/>
-                <w:numId w:val="1000"/>
-              </w:numPr>
-            </w:pPr>
-            <w:r>
-              <w:t xml:space="preserve">Removing apt packages will break any other LaTeX documents on the instance.</w:t>
-            </w:r>
-            <w:r>
-              <w:t xml:space="preserve"> </w:t>
-            </w:r>
-            <w:r>
-              <w:t xml:space="preserve">Only use</w:t>
-            </w:r>
-            <w:r>
-              <w:t xml:space="preserve"> </w:t>
-            </w:r>
-            <w:r>
-              <w:rPr>
-                <w:rStyle w:val="VerbatimChar"/>
-              </w:rPr>
-              <w:t xml:space="preserve">–packages</w:t>
-            </w:r>
-            <w:r>
-              <w:t xml:space="preserve"> </w:t>
-            </w:r>
-            <w:r>
-              <w:t xml:space="preserve">if you are decommissioning the instance.</w:t>
-            </w:r>
-          </w:p>
-        </w:tc>
-      </w:tr>
-    </w:tbl>
-    <w:p>
-      <w:pPr>
-        <w:spacing w:before="120" w:after="0"/>
-      </w:pPr>
-    </w:p>
-    <w:p>
-      <w:pPr>
-        <w:pStyle w:val="Heading2"/>
-      </w:pPr>
-      <w:bookmarkStart w:id="138" w:name="deleting-cloud-resources-optional"/>
-      <w:r>
-        <w:t xml:space="preserve">8.5</w:t>
-      </w:r>
-      <w:r>
-        <w:t xml:space="preserve"> Deleting cloud resources (optional)</w:t>
-      </w:r>
-      <w:bookmarkEnd w:id="138"/>
-    </w:p>
-    <w:p>
-      <w:pPr>
-        <w:pStyle w:val="FirstParagraph"/>
-      </w:pPr>
-      <w:r>
-        <w:t xml:space="preserve">If you no longer need the Flexus X instance, delete it to stop incurring</w:t>
-      </w:r>
-      <w:r>
-        <w:t xml:space="preserve"> </w:t>
-      </w:r>
-      <w:r>
-        <w:t xml:space="preserve">charges:</w:t>
-      </w:r>
-    </w:p>
-    <w:p>
-      <w:pPr>
-        <w:pStyle w:val="BodyText"/>
-      </w:pPr>
-      <w:r>
-        <w:rPr>
-          <w:bCs/>
-          <w:b/>
-        </w:rPr>
-        <w:t xml:space="preserve">Step by step:</w:t>
-      </w:r>
-    </w:p>
-    <w:p>
-      <w:pPr>
-        <w:numPr>
-          <w:ilvl w:val="0"/>
-          <w:numId w:val="1036"/>
-        </w:numPr>
-      </w:pPr>
-      <w:r>
-        <w:t xml:space="preserve">In the Console, navigate to</w:t>
-      </w:r>
-      <w:r>
-        <w:t xml:space="preserve"> </w:t>
-      </w:r>
-      <w:r>
-        <w:rPr>
-          <w:bCs/>
-          <w:b/>
-        </w:rPr>
-        <w:t xml:space="preserve">Flexus X</w:t>
-      </w:r>
-      <w:r>
-        <w:t xml:space="preserve">.</w:t>
-      </w:r>
-    </w:p>
-    <w:p>
-      <w:pPr>
-        <w:numPr>
-          <w:ilvl w:val="0"/>
-          <w:numId w:val="1036"/>
-        </w:numPr>
-      </w:pPr>
-      <w:r>
-        <w:t xml:space="preserve">Select the instance</w:t>
-      </w:r>
-      <w:r>
-        <w:t xml:space="preserve"> </w:t>
-      </w:r>
-      <w:r>
-        <w:rPr>
-          <w:rStyle w:val="VerbatimChar"/>
-        </w:rPr>
-        <w:t xml:space="preserve">flexusx-dev</w:t>
-      </w:r>
-      <w:r>
-        <w:t xml:space="preserve">, click</w:t>
-      </w:r>
-      <w:r>
-        <w:t xml:space="preserve"> </w:t>
-      </w:r>
-      <w:r>
-        <w:rPr>
-          <w:bCs/>
-          <w:b/>
-        </w:rPr>
-        <w:t xml:space="preserve">More</w:t>
-      </w:r>
-      <w:r>
-        <w:t xml:space="preserve"> </w:t>
-      </w:r>
-      <w:r>
-        <w:t xml:space="preserve">and</w:t>
-      </w:r>
-      <w:r>
-        <w:t xml:space="preserve"> </w:t>
-      </w:r>
-      <w:r>
-        <w:t xml:space="preserve">choose</w:t>
-      </w:r>
-      <w:r>
-        <w:t xml:space="preserve"> </w:t>
-      </w:r>
-      <w:r>
-        <w:rPr>
-          <w:bCs/>
-          <w:b/>
-        </w:rPr>
-        <w:t xml:space="preserve">Delete</w:t>
-      </w:r>
-      <w:r>
-        <w:t xml:space="preserve">.</w:t>
-      </w:r>
-    </w:p>
-    <w:p>
-      <w:pPr>
-        <w:numPr>
-          <w:ilvl w:val="0"/>
-          <w:numId w:val="1036"/>
-        </w:numPr>
-      </w:pPr>
-      <w:r>
-        <w:t xml:space="preserve">Confirm deletion. The EIP is released automatically (configured in</w:t>
-      </w:r>
-      <w:r>
-        <w:t xml:space="preserve"> </w:t>
-      </w:r>
-      <w:r>
-        <w:t xml:space="preserve">Chapter 1 to release on instance deletion).</w:t>
-      </w:r>
-    </w:p>
-    <w:p>
-      <w:pPr>
-        <w:numPr>
-          <w:ilvl w:val="0"/>
-          <w:numId w:val="1036"/>
-        </w:numPr>
-      </w:pPr>
-      <w:r>
-        <w:t xml:space="preserve">Navigate to</w:t>
-      </w:r>
-      <w:r>
-        <w:t xml:space="preserve"> </w:t>
-      </w:r>
-      <w:r>
-        <w:rPr>
-          <w:bCs/>
-          <w:b/>
-        </w:rPr>
-        <w:t xml:space="preserve">VPC</w:t>
-      </w:r>
-      <w:r>
-        <w:t xml:space="preserve"> → </w:t>
-      </w:r>
-      <w:r>
-        <w:rPr>
-          <w:bCs/>
-          <w:b/>
-        </w:rPr>
-        <w:t xml:space="preserve">Security Groups</w:t>
-      </w:r>
-      <w:r>
-        <w:t xml:space="preserve">,</w:t>
-      </w:r>
-      <w:r>
-        <w:t xml:space="preserve"> </w:t>
-      </w:r>
-      <w:r>
-        <w:t xml:space="preserve">select</w:t>
-      </w:r>
-      <w:r>
-        <w:t xml:space="preserve"> </w:t>
-      </w:r>
-      <w:r>
-        <w:rPr>
-          <w:rStyle w:val="VerbatimChar"/>
-        </w:rPr>
-        <w:t xml:space="preserve">sg-xgate</w:t>
-      </w:r>
-      <w:r>
-        <w:t xml:space="preserve">, and delete it.</w:t>
-      </w:r>
-    </w:p>
-    <w:p>
-      <w:pPr>
-        <w:numPr>
-          <w:ilvl w:val="0"/>
-          <w:numId w:val="1036"/>
-        </w:numPr>
-      </w:pPr>
-      <w:r>
-        <w:t xml:space="preserve">Remove the SSH config entry for</w:t>
-      </w:r>
-      <w:r>
-        <w:t xml:space="preserve"> </w:t>
-      </w:r>
-      <w:r>
-        <w:rPr>
-          <w:rStyle w:val="VerbatimChar"/>
-        </w:rPr>
-        <w:t xml:space="preserve">flexusx-dev</w:t>
-      </w:r>
-      <w:r>
-        <w:t xml:space="preserve"> </w:t>
-      </w:r>
-      <w:r>
-        <w:t xml:space="preserve">from your</w:t>
-      </w:r>
-      <w:r>
-        <w:t xml:space="preserve"> </w:t>
-      </w:r>
-      <w:r>
-        <w:t xml:space="preserve">Windows SSH config file</w:t>
-      </w:r>
-      <w:r>
-        <w:t xml:space="preserve"> </w:t>
-      </w:r>
-      <w:r>
-        <w:t xml:space="preserve">(</w:t>
-      </w:r>
-      <w:r>
-        <w:rPr>
-          <w:rStyle w:val="VerbatimChar"/>
-        </w:rPr>
-        <w:t xml:space="preserve">C:\textbackslash Users\textbackslash &lt;user&gt;\textbackslash .ssh\textbackslash config</w:t>
-      </w:r>
-      <w:r>
-        <w:t xml:space="preserve">).</w:t>
-      </w:r>
-    </w:p>
-    <w:tbl>
-      <w:tblPr>
-        <w:tblW w:w="9638" w:type="dxa"/>
-        <w:tblLayout w:type="fixed"/>
-        <w:tblBorders>
-          <w:top w:val="none" w:sz="0" w:space="0" w:color="auto"/>
-          <w:left w:val="single" w:sz="24" w:space="0" w:color="F57C00"/>
-          <w:bottom w:val="none" w:sz="0" w:space="0" w:color="auto"/>
-          <w:right w:val="none" w:sz="0" w:space="0" w:color="auto"/>
-        </w:tblBorders>
-        <w:tblCellMar>
-          <w:top w:w="120" w:type="dxa"/>
-          <w:left w:w="160" w:type="dxa"/>
-          <w:bottom w:w="120" w:type="dxa"/>
-          <w:right w:w="160" w:type="dxa"/>
-        </w:tblCellMar>
-      </w:tblPr>
-      <w:tr>
-        <w:tc>
-          <w:tcPr>
-            <w:tcW w:w="9638" w:type="dxa"/>
-            <w:shd w:val="clear" w:color="auto" w:fill="FFF8E1"/>
-          </w:tcPr>
-          <w:p>
-            <w:r>
-              <w:rPr>
-                <w:rFonts w:ascii="HarmonyOS Sans" w:hAnsi="HarmonyOS Sans"/>
-                <w:b/>
-                <w:color w:val="C7000B"/>
-                <w:sz w:val="21"/>
-                <w:szCs w:val="21"/>
-              </w:rPr>
-              <w:t>Important</w:t>
-            </w:r>
-          </w:p>
-          <w:p>
-            <w:pPr>
-              <w:pStyle w:val="FirstParagraph"/>
-            </w:pPr>
-            <w:r>
-              <w:t xml:space="preserve">If you used Terraform to provision the infrastructure, run</w:t>
-            </w:r>
-            <w:r>
-              <w:t xml:space="preserve"> </w:t>
-            </w:r>
-            <w:r>
-              <w:rPr>
-                <w:rStyle w:val="VerbatimChar"/>
-              </w:rPr>
-              <w:t xml:space="preserve">terraform destroy</w:t>
-            </w:r>
-            <w:r>
-              <w:t xml:space="preserve"> </w:t>
-            </w:r>
-            <w:r>
-              <w:t xml:space="preserve">instead to remove all resources declared in the</w:t>
-            </w:r>
-            <w:r>
-              <w:t xml:space="preserve"> </w:t>
-            </w:r>
-            <w:r>
-              <w:t xml:space="preserve">configuration.</w:t>
-            </w:r>
-          </w:p>
-        </w:tc>
-      </w:tr>
-    </w:tbl>
-    <w:p>
-      <w:pPr>
-        <w:spacing w:before="120" w:after="0"/>
-      </w:pPr>
-    </w:p>
-    <w:tbl>
-      <w:tblPr>
-        <w:tblW w:w="9638" w:type="dxa"/>
-        <w:tblLayout w:type="fixed"/>
-        <w:tblBorders>
-          <w:top w:val="single" w:sz="4" w:space="0" w:color="C7000B"/>
-          <w:left w:val="single" w:sz="4" w:space="0" w:color="C7000B"/>
-          <w:bottom w:val="single" w:sz="4" w:space="0" w:color="C7000B"/>
-          <w:right w:val="single" w:sz="4" w:space="0" w:color="C7000B"/>
-          <w:insideH w:val="single" w:sz="4" w:space="0" w:color="C7000B"/>
-          <w:insideV w:val="single" w:sz="4" w:space="0" w:color="C7000B"/>
-        </w:tblBorders>
-        <w:tblCellMar>
-          <w:left w:w="100" w:type="dxa"/>
-          <w:right w:w="100" w:type="dxa"/>
-        </w:tblCellMar>
-      </w:tblPr>
-      <w:tr>
-        <w:trPr>
-          <w:tblHeader/>
-        </w:trPr>
-        <w:tc>
-          <w:tcPr>
-            <w:shd w:val="clear" w:color="auto" w:fill="C7000B"/>
-          </w:tcPr>
-          <w:p>
-            <w:pPr>
-              <w:jc w:val="center"/>
-            </w:pPr>
-            <w:r>
-              <w:rPr>
-                <w:rFonts w:ascii="HarmonyOS Sans" w:hAnsi="HarmonyOS Sans"/>
-                <w:b/>
-                <w:color w:val="FFFFFF"/>
-                <w:sz w:val="18"/>
-                <w:szCs w:val="18"/>
-              </w:rPr>
-              <w:t>Step</w:t>
-            </w:r>
-          </w:p>
-        </w:tc>
-        <w:tc>
-          <w:tcPr>
-            <w:shd w:val="clear" w:color="auto" w:fill="C7000B"/>
-          </w:tcPr>
-          <w:p>
-            <w:pPr>
-              <w:jc w:val="center"/>
-            </w:pPr>
-            <w:r>
-              <w:rPr>
-                <w:rFonts w:ascii="HarmonyOS Sans" w:hAnsi="HarmonyOS Sans"/>
-                <w:b/>
-                <w:color w:val="FFFFFF"/>
-                <w:sz w:val="18"/>
-                <w:szCs w:val="18"/>
-              </w:rPr>
-              <w:t>What to check</w:t>
-            </w:r>
-          </w:p>
-        </w:tc>
-        <w:tc>
-          <w:tcPr>
-            <w:shd w:val="clear" w:color="auto" w:fill="C7000B"/>
-          </w:tcPr>
-          <w:p>
-            <w:pPr>
-              <w:jc w:val="center"/>
-            </w:pPr>
-            <w:r>
-              <w:rPr>
-                <w:rFonts w:ascii="HarmonyOS Sans" w:hAnsi="HarmonyOS Sans"/>
-                <w:b/>
-                <w:color w:val="FFFFFF"/>
-                <w:sz w:val="18"/>
-                <w:szCs w:val="18"/>
-              </w:rPr>
-              <w:t>Expected result</w:t>
-            </w:r>
-          </w:p>
-        </w:tc>
-      </w:tr>
-      <w:tr>
-        <w:tc>
-          <w:tcPr>
-            <w:shd w:val="clear" w:color="auto" w:fill="FFFFFF"/>
-          </w:tcPr>
-          <w:p>
-            <w:pPr>
-              <w:jc w:val="center"/>
-            </w:pPr>
-            <w:r>
-              <w:rPr>
-                <w:rFonts w:ascii="HarmonyOS Sans" w:hAnsi="HarmonyOS Sans"/>
-                <w:sz w:val="18"/>
-                <w:szCs w:val="18"/>
-              </w:rPr>
-              <w:t>Gateway update</w:t>
-            </w:r>
-          </w:p>
-        </w:tc>
-        <w:tc>
-          <w:tcPr>
-            <w:shd w:val="clear" w:color="auto" w:fill="FFFFFF"/>
-          </w:tcPr>
-          <w:p>
-            <w:pPr>
-              <w:jc w:val="center"/>
-            </w:pPr>
-            <w:r>
-              <w:rPr>
-                <w:rFonts w:ascii="HarmonyOS Sans" w:hAnsi="HarmonyOS Sans"/>
-                <w:sz w:val="18"/>
-                <w:szCs w:val="18"/>
-              </w:rPr>
-              <w:t>Re-run bootstrap</w:t>
-            </w:r>
-          </w:p>
-        </w:tc>
-        <w:tc>
-          <w:tcPr>
-            <w:shd w:val="clear" w:color="auto" w:fill="FFFFFF"/>
-          </w:tcPr>
-          <w:p>
-            <w:pPr>
-              <w:jc w:val="center"/>
-            </w:pPr>
-            <w:r>
-              <w:rPr>
-                <w:rFonts w:ascii="HarmonyOS Sans" w:hAnsi="HarmonyOS Sans"/>
-                <w:sz w:val="18"/>
-                <w:szCs w:val="18"/>
-              </w:rPr>
-              <w:t>New version running</w:t>
-            </w:r>
-          </w:p>
-        </w:tc>
-      </w:tr>
-      <w:tr>
-        <w:tc>
-          <w:tcPr>
-            <w:shd w:val="clear" w:color="auto" w:fill="F6F8FA"/>
-          </w:tcPr>
-          <w:p>
-            <w:pPr>
-              <w:jc w:val="center"/>
-            </w:pPr>
-            <w:r>
-              <w:rPr>
-                <w:rFonts w:ascii="HarmonyOS Sans" w:hAnsi="HarmonyOS Sans"/>
-                <w:sz w:val="18"/>
-                <w:szCs w:val="18"/>
-              </w:rPr>
-              <w:t>Templates update</w:t>
-            </w:r>
-          </w:p>
-        </w:tc>
-        <w:tc>
-          <w:tcPr>
-            <w:shd w:val="clear" w:color="auto" w:fill="F6F8FA"/>
-          </w:tcPr>
-          <w:p>
-            <w:pPr>
-              <w:jc w:val="center"/>
-            </w:pPr>
-            <w:r>
-              <w:rPr>
-                <w:rFonts w:ascii="HarmonyOS Sans" w:hAnsi="HarmonyOS Sans"/>
-                <w:sz w:val="18"/>
-                <w:szCs w:val="18"/>
-              </w:rPr>
-              <w:t>`git pull &amp;&amp; ./scripts/install.sh`</w:t>
-            </w:r>
-          </w:p>
-        </w:tc>
-        <w:tc>
-          <w:tcPr>
-            <w:shd w:val="clear" w:color="auto" w:fill="F6F8FA"/>
-          </w:tcPr>
-          <w:p>
-            <w:pPr>
-              <w:jc w:val="center"/>
-            </w:pPr>
-            <w:r>
-              <w:rPr>
-                <w:rFonts w:ascii="HarmonyOS Sans" w:hAnsi="HarmonyOS Sans"/>
-                <w:sz w:val="18"/>
-                <w:szCs w:val="18"/>
-              </w:rPr>
-              <w:t>New templates available</w:t>
-            </w:r>
-          </w:p>
-        </w:tc>
-      </w:tr>
-      <w:tr>
-        <w:tc>
-          <w:tcPr>
-            <w:shd w:val="clear" w:color="auto" w:fill="FFFFFF"/>
-          </w:tcPr>
-          <w:p>
-            <w:pPr>
-              <w:jc w:val="center"/>
-            </w:pPr>
-            <w:r>
-              <w:rPr>
-                <w:rFonts w:ascii="HarmonyOS Sans" w:hAnsi="HarmonyOS Sans"/>
-                <w:sz w:val="18"/>
-                <w:szCs w:val="18"/>
-              </w:rPr>
-              <w:t>Gateway uninstall</w:t>
-            </w:r>
-          </w:p>
-        </w:tc>
-        <w:tc>
-          <w:tcPr>
-            <w:shd w:val="clear" w:color="auto" w:fill="FFFFFF"/>
-          </w:tcPr>
-          <w:p>
-            <w:pPr>
-              <w:jc w:val="center"/>
-            </w:pPr>
-            <w:r>
-              <w:rPr>
-                <w:rFonts w:ascii="HarmonyOS Sans" w:hAnsi="HarmonyOS Sans"/>
-                <w:sz w:val="18"/>
-                <w:szCs w:val="18"/>
-              </w:rPr>
-              <w:t>`./scripts/uninstall.sh –all`</w:t>
-            </w:r>
-          </w:p>
-        </w:tc>
-        <w:tc>
-          <w:tcPr>
-            <w:shd w:val="clear" w:color="auto" w:fill="FFFFFF"/>
-          </w:tcPr>
-          <w:p>
-            <w:pPr>
-              <w:jc w:val="center"/>
-            </w:pPr>
-            <w:r>
-              <w:rPr>
-                <w:rFonts w:ascii="HarmonyOS Sans" w:hAnsi="HarmonyOS Sans"/>
-                <w:sz w:val="18"/>
-                <w:szCs w:val="18"/>
-              </w:rPr>
-              <w:t>Docker stack removed</w:t>
-            </w:r>
-          </w:p>
-        </w:tc>
-      </w:tr>
-      <w:tr>
-        <w:tc>
-          <w:tcPr>
-            <w:shd w:val="clear" w:color="auto" w:fill="F6F8FA"/>
-          </w:tcPr>
-          <w:p>
-            <w:pPr>
-              <w:jc w:val="center"/>
-            </w:pPr>
-            <w:r>
-              <w:rPr>
-                <w:rFonts w:ascii="HarmonyOS Sans" w:hAnsi="HarmonyOS Sans"/>
-                <w:sz w:val="18"/>
-                <w:szCs w:val="18"/>
-              </w:rPr>
-              <w:t>Templates uninstall</w:t>
-            </w:r>
-          </w:p>
-        </w:tc>
-        <w:tc>
-          <w:tcPr>
-            <w:shd w:val="clear" w:color="auto" w:fill="F6F8FA"/>
-          </w:tcPr>
-          <w:p>
-            <w:pPr>
-              <w:jc w:val="center"/>
-            </w:pPr>
-            <w:r>
-              <w:rPr>
-                <w:rFonts w:ascii="HarmonyOS Sans" w:hAnsi="HarmonyOS Sans"/>
-                <w:sz w:val="18"/>
-                <w:szCs w:val="18"/>
-              </w:rPr>
-              <w:t>`./scripts/uninstall.sh –all`</w:t>
-            </w:r>
-          </w:p>
-        </w:tc>
-        <w:tc>
-          <w:tcPr>
-            <w:shd w:val="clear" w:color="auto" w:fill="F6F8FA"/>
-          </w:tcPr>
-          <w:p>
-            <w:pPr>
-              <w:jc w:val="center"/>
-            </w:pPr>
-            <w:r>
-              <w:rPr>
-                <w:rFonts w:ascii="HarmonyOS Sans" w:hAnsi="HarmonyOS Sans"/>
-                <w:sz w:val="18"/>
-                <w:szCs w:val="18"/>
-              </w:rPr>
-              <w:t>Skills + modules removed</w:t>
-            </w:r>
-          </w:p>
-        </w:tc>
-      </w:tr>
-      <w:tr>
-        <w:tc>
-          <w:tcPr>
-            <w:shd w:val="clear" w:color="auto" w:fill="FFFFFF"/>
-          </w:tcPr>
-          <w:p>
-            <w:pPr>
-              <w:jc w:val="center"/>
-            </w:pPr>
-            <w:r>
-              <w:rPr>
-                <w:rFonts w:ascii="HarmonyOS Sans" w:hAnsi="HarmonyOS Sans"/>
-                <w:sz w:val="18"/>
-                <w:szCs w:val="18"/>
-              </w:rPr>
-              <w:t>Cloud cleanup</w:t>
-            </w:r>
-          </w:p>
-        </w:tc>
-        <w:tc>
-          <w:tcPr>
-            <w:shd w:val="clear" w:color="auto" w:fill="FFFFFF"/>
-          </w:tcPr>
-          <w:p>
-            <w:pPr>
-              <w:jc w:val="center"/>
-            </w:pPr>
-            <w:r>
-              <w:rPr>
-                <w:rFonts w:ascii="HarmonyOS Sans" w:hAnsi="HarmonyOS Sans"/>
-                <w:sz w:val="18"/>
-                <w:szCs w:val="18"/>
-              </w:rPr>
-              <w:t>`flexusx-dev` deleted</w:t>
-            </w:r>
-          </w:p>
-        </w:tc>
-        <w:tc>
-          <w:tcPr>
-            <w:shd w:val="clear" w:color="auto" w:fill="FFFFFF"/>
-          </w:tcPr>
-          <w:p>
-            <w:pPr>
-              <w:jc w:val="center"/>
-            </w:pPr>
-            <w:r>
-              <w:rPr>
-                <w:rFonts w:ascii="HarmonyOS Sans" w:hAnsi="HarmonyOS Sans"/>
-                <w:sz w:val="18"/>
-                <w:szCs w:val="18"/>
-              </w:rPr>
-              <w:t>No running instance</w:t>
-            </w:r>
-          </w:p>
-        </w:tc>
-      </w:tr>
-      <w:tr>
-        <w:tc>
-          <w:tcPr>
-            <w:shd w:val="clear" w:color="auto" w:fill="F6F8FA"/>
-          </w:tcPr>
-          <w:p>
-            <w:pPr>
-              <w:jc w:val="center"/>
-            </w:pPr>
-            <w:r>
-              <w:rPr>
-                <w:rFonts w:ascii="HarmonyOS Sans" w:hAnsi="HarmonyOS Sans"/>
-                <w:sz w:val="18"/>
-                <w:szCs w:val="18"/>
-              </w:rPr>
-              <w:t>EIP</w:t>
-            </w:r>
-          </w:p>
-        </w:tc>
-        <w:tc>
-          <w:tcPr>
-            <w:shd w:val="clear" w:color="auto" w:fill="F6F8FA"/>
-          </w:tcPr>
-          <w:p>
-            <w:pPr>
-              <w:jc w:val="center"/>
-            </w:pPr>
-            <w:r>
-              <w:rPr>
-                <w:rFonts w:ascii="HarmonyOS Sans" w:hAnsi="HarmonyOS Sans"/>
-                <w:sz w:val="18"/>
-                <w:szCs w:val="18"/>
-              </w:rPr>
-              <w:t>Released</w:t>
-            </w:r>
-          </w:p>
-        </w:tc>
-        <w:tc>
-          <w:tcPr>
-            <w:shd w:val="clear" w:color="auto" w:fill="F6F8FA"/>
-          </w:tcPr>
-          <w:p>
-            <w:pPr>
-              <w:jc w:val="center"/>
-            </w:pPr>
-            <w:r>
-              <w:rPr>
-                <w:rFonts w:ascii="HarmonyOS Sans" w:hAnsi="HarmonyOS Sans"/>
-                <w:sz w:val="18"/>
-                <w:szCs w:val="18"/>
-              </w:rPr>
-              <w:t>No public IP charges</w:t>
-            </w:r>
-          </w:p>
-        </w:tc>
-      </w:tr>
-      <w:tr>
-        <w:tc>
-          <w:tcPr>
-            <w:shd w:val="clear" w:color="auto" w:fill="FFFFFF"/>
-          </w:tcPr>
-          <w:p>
-            <w:pPr>
-              <w:jc w:val="center"/>
-            </w:pPr>
-            <w:r>
-              <w:rPr>
-                <w:rFonts w:ascii="HarmonyOS Sans" w:hAnsi="HarmonyOS Sans"/>
-                <w:sz w:val="18"/>
-                <w:szCs w:val="18"/>
-              </w:rPr>
-              <w:t>Security group</w:t>
-            </w:r>
-          </w:p>
-        </w:tc>
-        <w:tc>
-          <w:tcPr>
-            <w:shd w:val="clear" w:color="auto" w:fill="FFFFFF"/>
-          </w:tcPr>
-          <w:p>
-            <w:pPr>
-              <w:jc w:val="center"/>
-            </w:pPr>
-            <w:r>
-              <w:rPr>
-                <w:rFonts w:ascii="HarmonyOS Sans" w:hAnsi="HarmonyOS Sans"/>
-                <w:sz w:val="18"/>
-                <w:szCs w:val="18"/>
-              </w:rPr>
-              <w:t>`sg-xgate` deleted</w:t>
-            </w:r>
-          </w:p>
-        </w:tc>
-        <w:tc>
-          <w:tcPr>
-            <w:shd w:val="clear" w:color="auto" w:fill="FFFFFF"/>
-          </w:tcPr>
-          <w:p>
-            <w:pPr>
-              <w:jc w:val="center"/>
-            </w:pPr>
-            <w:r>
-              <w:rPr>
-                <w:rFonts w:ascii="HarmonyOS Sans" w:hAnsi="HarmonyOS Sans"/>
-                <w:sz w:val="18"/>
-                <w:szCs w:val="18"/>
-              </w:rPr>
-              <w:t>No SG charges</w:t>
-            </w:r>
-          </w:p>
-        </w:tc>
-      </w:tr>
-      <w:tr>
-        <w:tc>
-          <w:tcPr>
-            <w:shd w:val="clear" w:color="auto" w:fill="F6F8FA"/>
-          </w:tcPr>
-          <w:p>
-            <w:pPr>
-              <w:jc w:val="center"/>
-            </w:pPr>
-            <w:r>
-              <w:rPr>
-                <w:rFonts w:ascii="HarmonyOS Sans" w:hAnsi="HarmonyOS Sans"/>
-                <w:sz w:val="18"/>
-                <w:szCs w:val="18"/>
-              </w:rPr>
-              <w:t>SSH config</w:t>
-            </w:r>
-          </w:p>
-        </w:tc>
-        <w:tc>
-          <w:tcPr>
-            <w:shd w:val="clear" w:color="auto" w:fill="F6F8FA"/>
-          </w:tcPr>
-          <w:p>
-            <w:pPr>
-              <w:jc w:val="center"/>
-            </w:pPr>
-            <w:r>
-              <w:rPr>
-                <w:rFonts w:ascii="HarmonyOS Sans" w:hAnsi="HarmonyOS Sans"/>
-                <w:sz w:val="18"/>
-                <w:szCs w:val="18"/>
-              </w:rPr>
-              <w:t>Host entry removed</w:t>
-            </w:r>
-          </w:p>
-        </w:tc>
-        <w:tc>
-          <w:tcPr>
-            <w:shd w:val="clear" w:color="auto" w:fill="F6F8FA"/>
-          </w:tcPr>
-          <w:p>
-            <w:pPr>
-              <w:jc w:val="center"/>
-            </w:pPr>
-            <w:r>
-              <w:rPr>
-                <w:rFonts w:ascii="HarmonyOS Sans" w:hAnsi="HarmonyOS Sans"/>
-                <w:sz w:val="18"/>
-                <w:szCs w:val="18"/>
-              </w:rPr>
-              <w:t>Clean config</w:t>
-            </w:r>
-          </w:p>
-        </w:tc>
-      </w:tr>
-    </w:tbl>
-    <w:p>
-      <w:pPr>
-        <w:pStyle w:val="BodyText"/>
-      </w:pPr>
-      <w:r>
-        <w:rPr>
-          <w:iCs/>
-          <w:i/>
-        </w:rPr>
-        <w:t xml:space="preserve">This guide was generated using the</w:t>
-      </w:r>
-      <w:r>
-        <w:rPr>
-          <w:iCs/>
-          <w:i/>
-        </w:rPr>
-        <w:t xml:space="preserve"> </w:t>
-      </w:r>
-      <w:r>
-        <w:rPr>
-          <w:rStyle w:val="VerbatimChar"/>
-          <w:iCs/>
-          <w:i/>
-        </w:rPr>
-        <w:t xml:space="preserve">guide.cls</w:t>
-      </w:r>
-      <w:r>
-        <w:rPr>
-          <w:iCs/>
-          <w:i/>
-        </w:rPr>
-        <w:t xml:space="preserve"> </w:t>
-      </w:r>
-      <w:r>
-        <w:rPr>
-          <w:iCs/>
-          <w:i/>
-        </w:rPr>
-        <w:t xml:space="preserve">template. For the</w:t>
-      </w:r>
-      <w:r>
-        <w:rPr>
-          <w:iCs/>
-          <w:i/>
-        </w:rPr>
-        <w:t xml:space="preserve"> </w:t>
-      </w:r>
-      <w:r>
-        <w:rPr>
-          <w:iCs/>
-          <w:i/>
-        </w:rPr>
-        <w:t xml:space="preserve">full command reference, see the template’s README.md or run</w:t>
-      </w:r>
-      <w:r>
-        <w:rPr>
-          <w:iCs/>
-          <w:i/>
-        </w:rPr>
-        <w:t xml:space="preserve"> </w:t>
-      </w:r>
-      <w:r>
-        <w:rPr>
-          <w:rStyle w:val="VerbatimChar"/>
-          <w:iCs/>
-          <w:i/>
-        </w:rPr>
-        <w:t xml:space="preserve">/skill huawei-template-guide</w:t>
-      </w:r>
-      <w:r>
-        <w:rPr>
-          <w:iCs/>
-          <w:i/>
-        </w:rPr>
-        <w:t xml:space="preserve"> </w:t>
-      </w:r>
-      <w:r>
-        <w:rPr>
-          <w:iCs/>
-          <w:i/>
-        </w:rPr>
-        <w:t xml:space="preserve">in your coding agent.</w:t>
-      </w:r>
-    </w:p>
-    <w:p>
-      <w:r>
-        <w:br w:type="page"/>
-      </w:r>
-    </w:p>
-    <w:p>
-      <w:pPr>
-        <w:pStyle w:val="Heading1"/>
-        <w:pBdr>
-          <w:bottom w:val="single" w:sz="12" w:space="2" w:color="C7000B"/>
-        </w:pBdr>
-        <w:tabs>
-          <w:tab w:val="right" w:pos="9638"/>
-        </w:tabs>
-      </w:pPr>
-      <w:bookmarkStart w:id="139" w:name="sec-changelog"/>
-      <w:r>
-        <w:rPr>
-          <w:sz w:val="112"/>
-          <w:szCs w:val="112"/>
-        </w:rPr>
-        <w:t xml:space="preserve">9</w:t>
-      </w:r>
-      <w:r>
-        <w:tab/>
-      </w:r>
-      <w:r>
-        <w:t xml:space="preserve">Changelog</w:t>
-      </w:r>
-      <w:bookmarkEnd w:id="139"/>
     </w:p>
     <w:p>
       <w:pPr>
@@ -16495,7 +14673,7 @@
         <w:pStyle w:val="BodyText"/>
       </w:pPr>
       <w:r>
-        <w:t xml:space="preserve">Added Chapter 7: Tips and Tricks with tmux for persistent SSH sessions, essential tmux commands, and tmux configuration for opencode (escape-time, mouse, clipboard, extended-keys for Shift+Enter).</w:t>
+        <w:t xml:space="preserve">Removed Tips and Tricks chapter (tmux configuration) — required VS Code-specific keybindings that don’t generalize across terminal setups.</w:t>
       </w:r>
     </w:p>
     <w:p>
@@ -20264,39 +18442,9 @@
     </w:lvlOverride>
   </w:num>
   <w:num w:numId="1034">
-    <w:abstractNumId w:val="99201"/>
-    <w:lvlOverride w:ilvl="0">
-      <w:startOverride w:val="1"/>
-    </w:lvlOverride>
-    <w:lvlOverride w:ilvl="1">
-      <w:startOverride w:val="1"/>
-    </w:lvlOverride>
-    <w:lvlOverride w:ilvl="2">
-      <w:startOverride w:val="1"/>
-    </w:lvlOverride>
-    <w:lvlOverride w:ilvl="3">
-      <w:startOverride w:val="1"/>
-    </w:lvlOverride>
-    <w:lvlOverride w:ilvl="4">
-      <w:startOverride w:val="1"/>
-    </w:lvlOverride>
-    <w:lvlOverride w:ilvl="5">
-      <w:startOverride w:val="1"/>
-    </w:lvlOverride>
-    <w:lvlOverride w:ilvl="6">
-      <w:startOverride w:val="1"/>
-    </w:lvlOverride>
-    <w:lvlOverride w:ilvl="7">
-      <w:startOverride w:val="1"/>
-    </w:lvlOverride>
-    <w:lvlOverride w:ilvl="8">
-      <w:startOverride w:val="1"/>
-    </w:lvlOverride>
+    <w:abstractNumId w:val="991"/>
   </w:num>
   <w:num w:numId="1035">
-    <w:abstractNumId w:val="991"/>
-  </w:num>
-  <w:num w:numId="1036">
     <w:abstractNumId w:val="99201"/>
     <w:lvlOverride w:ilvl="0">
       <w:startOverride w:val="1"/>

--- a/setup-guide/setup-guide.docx
+++ b/setup-guide/setup-guide.docx
@@ -70,7 +70,7 @@
         <w:pStyle w:val="CoverMeta"/>
       </w:pPr>
       <w:r>
-        <w:t xml:space="preserve">v3.8.0</w:t>
+        <w:t xml:space="preserve">v3.9.0</w:t>
       </w:r>
     </w:p>
     <w:p>
@@ -14656,7 +14656,7 @@
         <w:rPr>
           <w:b/>
         </w:rPr>
-        <w:t xml:space="preserve">3.8.0</w:t>
+        <w:t xml:space="preserve">3.9.0</w:t>
       </w:r>
       <w:r>
         <w:tab/>
@@ -14665,7 +14665,7 @@
         <w:rPr>
           <w:i/>
         </w:rPr>
-        <w:t xml:space="preserve">2026-09-13</w:t>
+        <w:t xml:space="preserve">2026-09-12</w:t>
       </w:r>
     </w:p>
     <w:p>
@@ -14673,7 +14673,22 @@
         <w:pStyle w:val="BodyText"/>
       </w:pPr>
       <w:r>
-        <w:t xml:space="preserve">Removed Tips and Tricks chapter (tmux configuration) — required VS Code-specific keybindings that don’t generalize across terminal setups.</w:t>
+        <w:t xml:space="preserve">Added testsummary environment, teststeps environment, and</w:t>
+      </w:r>
+      <w:r>
+        <w:t xml:space="preserve"> </w:t>
+      </w:r>
+      <w:r>
+        <w:rPr>
+          <w:rStyle w:val="VerbatimChar"/>
+        </w:rPr>
+        <w:t xml:space="preserve">\testresultbadge</w:t>
+      </w:r>
+      <w:r>
+        <w:t xml:space="preserve"> </w:t>
+      </w:r>
+      <w:r>
+        <w:t xml:space="preserve">command to testbook template. Fixed testcase layout (full-width tabular with proper text alignment).</w:t>
       </w:r>
     </w:p>
     <w:p>
@@ -14686,7 +14701,7 @@
         <w:rPr>
           <w:b/>
         </w:rPr>
-        <w:t xml:space="preserve">3.7.0</w:t>
+        <w:t xml:space="preserve">3.8.1</w:t>
       </w:r>
       <w:r>
         <w:tab/>
@@ -14695,7 +14710,7 @@
         <w:rPr>
           <w:i/>
         </w:rPr>
-        <w:t xml:space="preserve">2026-09-13</w:t>
+        <w:t xml:space="preserve">2026-09-12</w:t>
       </w:r>
     </w:p>
     <w:p>
@@ -14703,52 +14718,7 @@
         <w:pStyle w:val="BodyText"/>
       </w:pPr>
       <w:r>
-        <w:t xml:space="preserve">Added</w:t>
-      </w:r>
-      <w:r>
-        <w:t xml:space="preserve"> </w:t>
-      </w:r>
-      <w:r>
-        <w:rPr>
-          <w:rStyle w:val="VerbatimChar"/>
-        </w:rPr>
-        <w:t xml:space="preserve">testbook</w:t>
-      </w:r>
-      <w:r>
-        <w:t xml:space="preserve"> </w:t>
-      </w:r>
-      <w:r>
-        <w:t xml:space="preserve">template for POC/acceptance test case documents with</w:t>
-      </w:r>
-      <w:r>
-        <w:t xml:space="preserve"> </w:t>
-      </w:r>
-      <w:r>
-        <w:rPr>
-          <w:rStyle w:val="VerbatimChar"/>
-        </w:rPr>
-        <w:t xml:space="preserve">testcase</w:t>
-      </w:r>
-      <w:r>
-        <w:t xml:space="preserve"> </w:t>
-      </w:r>
-      <w:r>
-        <w:t xml:space="preserve">environment and</w:t>
-      </w:r>
-      <w:r>
-        <w:t xml:space="preserve"> </w:t>
-      </w:r>
-      <w:r>
-        <w:rPr>
-          <w:rStyle w:val="VerbatimChar"/>
-        </w:rPr>
-        <w:t xml:space="preserve">[noanswers]</w:t>
-      </w:r>
-      <w:r>
-        <w:t xml:space="preserve"> </w:t>
-      </w:r>
-      <w:r>
-        <w:t xml:space="preserve">option.</w:t>
+        <w:t xml:space="preserve">End-to-end quality review: fixed testbook PDF metadata title, removed stray user DOCX from template dir, fixed round-trip.sh variable typo, updated stale references in AGENTS.md and README.md, committed testbook sample PDFs, set TZ for pandoc cover time consistency, widened pandoc version range.</w:t>
       </w:r>
     </w:p>
     <w:p>
@@ -14761,7 +14731,7 @@
         <w:rPr>
           <w:b/>
         </w:rPr>
-        <w:t xml:space="preserve">3.6.0</w:t>
+        <w:t xml:space="preserve">3.8.0</w:t>
       </w:r>
       <w:r>
         <w:tab/>
@@ -14770,7 +14740,7 @@
         <w:rPr>
           <w:i/>
         </w:rPr>
-        <w:t xml:space="preserve">2026-09-13</w:t>
+        <w:t xml:space="preserve">2026-09-12</w:t>
       </w:r>
     </w:p>
     <w:p>
@@ -14778,52 +14748,7 @@
         <w:pStyle w:val="BodyText"/>
       </w:pPr>
       <w:r>
-        <w:t xml:space="preserve">Added</w:t>
-      </w:r>
-      <w:r>
-        <w:t xml:space="preserve"> </w:t>
-      </w:r>
-      <w:r>
-        <w:rPr>
-          <w:rStyle w:val="VerbatimChar"/>
-        </w:rPr>
-        <w:t xml:space="preserve">\setdocauthors</w:t>
-      </w:r>
-      <w:r>
-        <w:t xml:space="preserve"> </w:t>
-      </w:r>
-      <w:r>
-        <w:t xml:space="preserve">command and</w:t>
-      </w:r>
-      <w:r>
-        <w:t xml:space="preserve"> </w:t>
-      </w:r>
-      <w:r>
-        <w:rPr>
-          <w:rStyle w:val="VerbatimChar"/>
-        </w:rPr>
-        <w:t xml:space="preserve">[noauthors]</w:t>
-      </w:r>
-      <w:r>
-        <w:t xml:space="preserve"> </w:t>
-      </w:r>
-      <w:r>
-        <w:t xml:space="preserve">class option to both templates. Authors are displayed on the cover page (optional — hidden if not set or if</w:t>
-      </w:r>
-      <w:r>
-        <w:t xml:space="preserve"> </w:t>
-      </w:r>
-      <w:r>
-        <w:rPr>
-          <w:rStyle w:val="VerbatimChar"/>
-        </w:rPr>
-        <w:t xml:space="preserve">[noauthors]</w:t>
-      </w:r>
-      <w:r>
-        <w:t xml:space="preserve"> </w:t>
-      </w:r>
-      <w:r>
-        <w:t xml:space="preserve">is passed). Demonstrated in all 4 samples.</w:t>
+        <w:t xml:space="preserve">Removed Tips and Tricks chapter (tmux configuration) — required VS Code-specific keybindings that don’t generalize across terminal setups.</w:t>
       </w:r>
     </w:p>
     <w:p>
@@ -14836,7 +14761,7 @@
         <w:rPr>
           <w:b/>
         </w:rPr>
-        <w:t xml:space="preserve">3.5.0</w:t>
+        <w:t xml:space="preserve">3.7.0</w:t>
       </w:r>
       <w:r>
         <w:tab/>
@@ -14845,7 +14770,7 @@
         <w:rPr>
           <w:i/>
         </w:rPr>
-        <w:t xml:space="preserve">2026-09-13</w:t>
+        <w:t xml:space="preserve">2026-09-12</w:t>
       </w:r>
     </w:p>
     <w:p>
@@ -14853,73 +14778,52 @@
         <w:pStyle w:val="BodyText"/>
       </w:pPr>
       <w:r>
-        <w:t xml:space="preserve">Reorganized project structure: moved</w:t>
-      </w:r>
-      <w:r>
-        <w:t xml:space="preserve"> </w:t>
-      </w:r>
-      <w:r>
-        <w:rPr>
-          <w:rStyle w:val="VerbatimChar"/>
-        </w:rPr>
-        <w:t xml:space="preserve">build.sh</w:t>
-      </w:r>
-      <w:r>
-        <w:t xml:space="preserve">,</w:t>
-      </w:r>
-      <w:r>
-        <w:t xml:space="preserve"> </w:t>
-      </w:r>
-      <w:r>
-        <w:rPr>
-          <w:rStyle w:val="VerbatimChar"/>
-        </w:rPr>
-        <w:t xml:space="preserve">install.sh</w:t>
-      </w:r>
-      <w:r>
-        <w:t xml:space="preserve">, and</w:t>
-      </w:r>
-      <w:r>
-        <w:t xml:space="preserve"> </w:t>
-      </w:r>
-      <w:r>
-        <w:rPr>
-          <w:rStyle w:val="VerbatimChar"/>
-        </w:rPr>
-        <w:t xml:space="preserve">uninstall.sh</w:t>
-      </w:r>
-      <w:r>
-        <w:t xml:space="preserve"> </w:t>
-      </w:r>
-      <w:r>
-        <w:t xml:space="preserve">from repo root to</w:t>
-      </w:r>
-      <w:r>
-        <w:t xml:space="preserve"> </w:t>
-      </w:r>
-      <w:r>
-        <w:rPr>
-          <w:rStyle w:val="VerbatimChar"/>
-        </w:rPr>
-        <w:t xml:space="preserve">scripts/</w:t>
-      </w:r>
-      <w:r>
-        <w:t xml:space="preserve"> </w:t>
-      </w:r>
-      <w:r>
-        <w:t xml:space="preserve">directory. Updated all references in Makefile, README, AGENTS.md, SKILL.md, and setup guide. One-liner URLs now use</w:t>
-      </w:r>
-      <w:r>
-        <w:t xml:space="preserve"> </w:t>
-      </w:r>
-      <w:r>
-        <w:rPr>
-          <w:rStyle w:val="VerbatimChar"/>
-        </w:rPr>
-        <w:t xml:space="preserve">main/scripts/install.sh</w:t>
-      </w:r>
-      <w:r>
-        <w:t xml:space="preserve">.</w:t>
+        <w:t xml:space="preserve">Added</w:t>
+      </w:r>
+      <w:r>
+        <w:t xml:space="preserve"> </w:t>
+      </w:r>
+      <w:r>
+        <w:rPr>
+          <w:rStyle w:val="VerbatimChar"/>
+        </w:rPr>
+        <w:t xml:space="preserve">testbook</w:t>
+      </w:r>
+      <w:r>
+        <w:t xml:space="preserve"> </w:t>
+      </w:r>
+      <w:r>
+        <w:t xml:space="preserve">template for POC/acceptance test case documents with</w:t>
+      </w:r>
+      <w:r>
+        <w:t xml:space="preserve"> </w:t>
+      </w:r>
+      <w:r>
+        <w:rPr>
+          <w:rStyle w:val="VerbatimChar"/>
+        </w:rPr>
+        <w:t xml:space="preserve">testcase</w:t>
+      </w:r>
+      <w:r>
+        <w:t xml:space="preserve"> </w:t>
+      </w:r>
+      <w:r>
+        <w:t xml:space="preserve">environment and</w:t>
+      </w:r>
+      <w:r>
+        <w:t xml:space="preserve"> </w:t>
+      </w:r>
+      <w:r>
+        <w:rPr>
+          <w:rStyle w:val="VerbatimChar"/>
+        </w:rPr>
+        <w:t xml:space="preserve">[noanswers]</w:t>
+      </w:r>
+      <w:r>
+        <w:t xml:space="preserve"> </w:t>
+      </w:r>
+      <w:r>
+        <w:t xml:space="preserve">option.</w:t>
       </w:r>
     </w:p>
     <w:p>
@@ -14932,7 +14836,7 @@
         <w:rPr>
           <w:b/>
         </w:rPr>
-        <w:t xml:space="preserve">3.4.0</w:t>
+        <w:t xml:space="preserve">3.6.0</w:t>
       </w:r>
       <w:r>
         <w:tab/>
@@ -14941,7 +14845,7 @@
         <w:rPr>
           <w:i/>
         </w:rPr>
-        <w:t xml:space="preserve">2026-09-13</w:t>
+        <w:t xml:space="preserve">2026-09-12</w:t>
       </w:r>
     </w:p>
     <w:p>
@@ -14949,86 +14853,52 @@
         <w:pStyle w:val="BodyText"/>
       </w:pPr>
       <w:r>
-        <w:rPr>
-          <w:rStyle w:val="VerbatimChar"/>
-        </w:rPr>
-        <w:t xml:space="preserve">install.sh</w:t>
-      </w:r>
-      <w:r>
-        <w:t xml:space="preserve">: opencode skills and VS Code LaTeX Workshop are now optional prompts (default yes). Removed LTeX extension (was failing to install). One-liner detects existing installation and prompts to update with version display (</w:t>
-      </w:r>
-      <w:r>
-        <w:rPr>
-          <w:rStyle w:val="VerbatimChar"/>
-        </w:rPr>
-        <w:t xml:space="preserve">v3.3.6 → v3.3.7</w:t>
-      </w:r>
-      <w:r>
-        <w:t xml:space="preserve">). Uses absolute paths to prevent nested clones.</w:t>
-      </w:r>
-    </w:p>
-    <w:p>
-      <w:pPr>
-        <w:pStyle w:val="BodyText"/>
-      </w:pPr>
-      <w:r>
-        <w:rPr>
-          <w:rStyle w:val="VerbatimChar"/>
-        </w:rPr>
-        <w:t xml:space="preserve">uninstall.sh</w:t>
-      </w:r>
-      <w:r>
-        <w:t xml:space="preserve">: Added one-liner support (</w:t>
-      </w:r>
-      <w:r>
-        <w:rPr>
-          <w:rStyle w:val="VerbatimChar"/>
-        </w:rPr>
-        <w:t xml:space="preserve">curl | bash</w:t>
-      </w:r>
-      <w:r>
-        <w:t xml:space="preserve">). Added</w:t>
-      </w:r>
-      <w:r>
-        <w:t xml:space="preserve"> </w:t>
-      </w:r>
-      <w:r>
-        <w:t xml:space="preserve">“</w:t>
-      </w:r>
-      <w:r>
-        <w:t xml:space="preserve">Remove 100%</w:t>
-      </w:r>
-      <w:r>
-        <w:t xml:space="preserve">”</w:t>
-      </w:r>
-      <w:r>
-        <w:t xml:space="preserve"> </w:t>
-      </w:r>
-      <w:r>
-        <w:t xml:space="preserve">nuclear option (option 4) to interactive menu. Added</w:t>
-      </w:r>
-      <w:r>
-        <w:t xml:space="preserve"> </w:t>
-      </w:r>
-      <w:r>
-        <w:rPr>
-          <w:rStyle w:val="VerbatimChar"/>
-        </w:rPr>
-        <w:t xml:space="preserve">–repo</w:t>
-      </w:r>
-      <w:r>
-        <w:t xml:space="preserve"> </w:t>
-      </w:r>
-      <w:r>
-        <w:t xml:space="preserve">flag.</w:t>
-      </w:r>
-    </w:p>
-    <w:p>
-      <w:pPr>
-        <w:pStyle w:val="BodyText"/>
-      </w:pPr>
-      <w:r>
-        <w:t xml:space="preserve">Updated Chapter 6 with optional component prompts and update detection. Updated Chapter 7 with one-liner update/uninstall and full menu documentation.</w:t>
+        <w:t xml:space="preserve">Added</w:t>
+      </w:r>
+      <w:r>
+        <w:t xml:space="preserve"> </w:t>
+      </w:r>
+      <w:r>
+        <w:rPr>
+          <w:rStyle w:val="VerbatimChar"/>
+        </w:rPr>
+        <w:t xml:space="preserve">\setdocauthors</w:t>
+      </w:r>
+      <w:r>
+        <w:t xml:space="preserve"> </w:t>
+      </w:r>
+      <w:r>
+        <w:t xml:space="preserve">command and</w:t>
+      </w:r>
+      <w:r>
+        <w:t xml:space="preserve"> </w:t>
+      </w:r>
+      <w:r>
+        <w:rPr>
+          <w:rStyle w:val="VerbatimChar"/>
+        </w:rPr>
+        <w:t xml:space="preserve">[noauthors]</w:t>
+      </w:r>
+      <w:r>
+        <w:t xml:space="preserve"> </w:t>
+      </w:r>
+      <w:r>
+        <w:t xml:space="preserve">class option to both templates. Authors are displayed on the cover page (optional — hidden if not set or if</w:t>
+      </w:r>
+      <w:r>
+        <w:t xml:space="preserve"> </w:t>
+      </w:r>
+      <w:r>
+        <w:rPr>
+          <w:rStyle w:val="VerbatimChar"/>
+        </w:rPr>
+        <w:t xml:space="preserve">[noauthors]</w:t>
+      </w:r>
+      <w:r>
+        <w:t xml:space="preserve"> </w:t>
+      </w:r>
+      <w:r>
+        <w:t xml:space="preserve">is passed). Demonstrated in all 4 samples.</w:t>
       </w:r>
     </w:p>
     <w:p>
@@ -15041,7 +14911,7 @@
         <w:rPr>
           <w:b/>
         </w:rPr>
-        <w:t xml:space="preserve">3.3.0</w:t>
+        <w:t xml:space="preserve">3.5.0</w:t>
       </w:r>
       <w:r>
         <w:tab/>
@@ -15050,7 +14920,7 @@
         <w:rPr>
           <w:i/>
         </w:rPr>
-        <w:t xml:space="preserve">2026-09-13</w:t>
+        <w:t xml:space="preserve">2026-09-12</w:t>
       </w:r>
     </w:p>
     <w:p>
@@ -15058,70 +14928,70 @@
         <w:pStyle w:val="BodyText"/>
       </w:pPr>
       <w:r>
-        <w:t xml:space="preserve">Moved pre-compiled setup guide to</w:t>
-      </w:r>
-      <w:r>
-        <w:t xml:space="preserve"> </w:t>
-      </w:r>
-      <w:r>
-        <w:rPr>
-          <w:rStyle w:val="VerbatimChar"/>
-        </w:rPr>
-        <w:t xml:space="preserve">setup-guide/</w:t>
-      </w:r>
-      <w:r>
-        <w:t xml:space="preserve"> </w:t>
-      </w:r>
-      <w:r>
-        <w:t xml:space="preserve">folder in repo root with all four formats (PDF, MD, DOCX, HTML). Users can read these before cloning to understand the installation process.</w:t>
-      </w:r>
-    </w:p>
-    <w:p>
-      <w:pPr>
-        <w:pStyle w:val="BodyText"/>
-      </w:pPr>
-      <w:r>
-        <w:t xml:space="preserve">Updated Makefile</w:t>
-      </w:r>
-      <w:r>
-        <w:t xml:space="preserve"> </w:t>
-      </w:r>
-      <w:r>
-        <w:rPr>
-          <w:rStyle w:val="VerbatimChar"/>
-        </w:rPr>
-        <w:t xml:space="preserve">setup-guide</w:t>
-      </w:r>
-      <w:r>
-        <w:t xml:space="preserve"> </w:t>
-      </w:r>
-      <w:r>
-        <w:t xml:space="preserve">target to generate and copy all four formats.</w:t>
-      </w:r>
-    </w:p>
-    <w:p>
-      <w:pPr>
-        <w:pStyle w:val="BodyText"/>
-      </w:pPr>
-      <w:r>
-        <w:t xml:space="preserve">Updated README with pre-compiled setup guide section and format comparison table.</w:t>
-      </w:r>
-    </w:p>
-    <w:p>
-      <w:pPr>
-        <w:pStyle w:val="BodyText"/>
-      </w:pPr>
-      <w:r>
-        <w:t xml:space="preserve">Updated .gitignore to track all four formats in</w:t>
-      </w:r>
-      <w:r>
-        <w:t xml:space="preserve"> </w:t>
-      </w:r>
-      <w:r>
-        <w:rPr>
-          <w:rStyle w:val="VerbatimChar"/>
-        </w:rPr>
-        <w:t xml:space="preserve">setup-guide/</w:t>
+        <w:t xml:space="preserve">Reorganized project structure: moved</w:t>
+      </w:r>
+      <w:r>
+        <w:t xml:space="preserve"> </w:t>
+      </w:r>
+      <w:r>
+        <w:rPr>
+          <w:rStyle w:val="VerbatimChar"/>
+        </w:rPr>
+        <w:t xml:space="preserve">build.sh</w:t>
+      </w:r>
+      <w:r>
+        <w:t xml:space="preserve">,</w:t>
+      </w:r>
+      <w:r>
+        <w:t xml:space="preserve"> </w:t>
+      </w:r>
+      <w:r>
+        <w:rPr>
+          <w:rStyle w:val="VerbatimChar"/>
+        </w:rPr>
+        <w:t xml:space="preserve">install.sh</w:t>
+      </w:r>
+      <w:r>
+        <w:t xml:space="preserve">, and</w:t>
+      </w:r>
+      <w:r>
+        <w:t xml:space="preserve"> </w:t>
+      </w:r>
+      <w:r>
+        <w:rPr>
+          <w:rStyle w:val="VerbatimChar"/>
+        </w:rPr>
+        <w:t xml:space="preserve">uninstall.sh</w:t>
+      </w:r>
+      <w:r>
+        <w:t xml:space="preserve"> </w:t>
+      </w:r>
+      <w:r>
+        <w:t xml:space="preserve">from repo root to</w:t>
+      </w:r>
+      <w:r>
+        <w:t xml:space="preserve"> </w:t>
+      </w:r>
+      <w:r>
+        <w:rPr>
+          <w:rStyle w:val="VerbatimChar"/>
+        </w:rPr>
+        <w:t xml:space="preserve">scripts/</w:t>
+      </w:r>
+      <w:r>
+        <w:t xml:space="preserve"> </w:t>
+      </w:r>
+      <w:r>
+        <w:t xml:space="preserve">directory. Updated all references in Makefile, README, AGENTS.md, SKILL.md, and setup guide. One-liner URLs now use</w:t>
+      </w:r>
+      <w:r>
+        <w:t xml:space="preserve"> </w:t>
+      </w:r>
+      <w:r>
+        <w:rPr>
+          <w:rStyle w:val="VerbatimChar"/>
+        </w:rPr>
+        <w:t xml:space="preserve">main/scripts/install.sh</w:t>
       </w:r>
       <w:r>
         <w:t xml:space="preserve">.</w:t>
@@ -15137,7 +15007,7 @@
         <w:rPr>
           <w:b/>
         </w:rPr>
-        <w:t xml:space="preserve">3.2.1</w:t>
+        <w:t xml:space="preserve">3.4.0</w:t>
       </w:r>
       <w:r>
         <w:tab/>
@@ -15146,7 +15016,7 @@
         <w:rPr>
           <w:i/>
         </w:rPr>
-        <w:t xml:space="preserve">2026-09-13</w:t>
+        <w:t xml:space="preserve">2026-09-12</w:t>
       </w:r>
     </w:p>
     <w:p>
@@ -15154,7 +15024,45 @@
         <w:pStyle w:val="BodyText"/>
       </w:pPr>
       <w:r>
-        <w:t xml:space="preserve">Renamed Chapter 7 from</w:t>
+        <w:rPr>
+          <w:rStyle w:val="VerbatimChar"/>
+        </w:rPr>
+        <w:t xml:space="preserve">install.sh</w:t>
+      </w:r>
+      <w:r>
+        <w:t xml:space="preserve">: opencode skills and VS Code LaTeX Workshop are now optional prompts (default yes). Removed LTeX extension (was failing to install). One-liner detects existing installation and prompts to update with version display (</w:t>
+      </w:r>
+      <w:r>
+        <w:rPr>
+          <w:rStyle w:val="VerbatimChar"/>
+        </w:rPr>
+        <w:t xml:space="preserve">v3.3.6 → v3.3.7</w:t>
+      </w:r>
+      <w:r>
+        <w:t xml:space="preserve">). Uses absolute paths to prevent nested clones.</w:t>
+      </w:r>
+    </w:p>
+    <w:p>
+      <w:pPr>
+        <w:pStyle w:val="BodyText"/>
+      </w:pPr>
+      <w:r>
+        <w:rPr>
+          <w:rStyle w:val="VerbatimChar"/>
+        </w:rPr>
+        <w:t xml:space="preserve">uninstall.sh</w:t>
+      </w:r>
+      <w:r>
+        <w:t xml:space="preserve">: Added one-liner support (</w:t>
+      </w:r>
+      <w:r>
+        <w:rPr>
+          <w:rStyle w:val="VerbatimChar"/>
+        </w:rPr>
+        <w:t xml:space="preserve">curl | bash</w:t>
+      </w:r>
+      <w:r>
+        <w:t xml:space="preserve">). Added</w:t>
       </w:r>
       <w:r>
         <w:t xml:space="preserve"> </w:t>
@@ -15163,7 +15071,7 @@
         <w:t xml:space="preserve">“</w:t>
       </w:r>
       <w:r>
-        <w:t xml:space="preserve">Clean Up</w:t>
+        <w:t xml:space="preserve">Remove 100%</w:t>
       </w:r>
       <w:r>
         <w:t xml:space="preserve">”</w:t>
@@ -15172,22 +15080,30 @@
         <w:t xml:space="preserve"> </w:t>
       </w:r>
       <w:r>
-        <w:t xml:space="preserve">to</w:t>
-      </w:r>
-      <w:r>
-        <w:t xml:space="preserve"> </w:t>
-      </w:r>
-      <w:r>
-        <w:t xml:space="preserve">“</w:t>
-      </w:r>
-      <w:r>
-        <w:t xml:space="preserve">Operations and Maintenance</w:t>
-      </w:r>
-      <w:r>
-        <w:t xml:space="preserve">”</w:t>
-      </w:r>
-      <w:r>
-        <w:t xml:space="preserve">. Added subsections for updating and uninstalling both the MaaS Gateway and the document templates. Added cloud resource cleanup as an optional subsection.</w:t>
+        <w:t xml:space="preserve">nuclear option (option 4) to interactive menu. Added</w:t>
+      </w:r>
+      <w:r>
+        <w:t xml:space="preserve"> </w:t>
+      </w:r>
+      <w:r>
+        <w:rPr>
+          <w:rStyle w:val="VerbatimChar"/>
+        </w:rPr>
+        <w:t xml:space="preserve">–repo</w:t>
+      </w:r>
+      <w:r>
+        <w:t xml:space="preserve"> </w:t>
+      </w:r>
+      <w:r>
+        <w:t xml:space="preserve">flag.</w:t>
+      </w:r>
+    </w:p>
+    <w:p>
+      <w:pPr>
+        <w:pStyle w:val="BodyText"/>
+      </w:pPr>
+      <w:r>
+        <w:t xml:space="preserve">Updated Chapter 6 with optional component prompts and update detection. Updated Chapter 7 with one-liner update/uninstall and full menu documentation.</w:t>
       </w:r>
     </w:p>
     <w:p>
@@ -15200,7 +15116,7 @@
         <w:rPr>
           <w:b/>
         </w:rPr>
-        <w:t xml:space="preserve">3.2.0</w:t>
+        <w:t xml:space="preserve">3.3.0</w:t>
       </w:r>
       <w:r>
         <w:tab/>
@@ -15209,7 +15125,7 @@
         <w:rPr>
           <w:i/>
         </w:rPr>
-        <w:t xml:space="preserve">2026-09-13</w:t>
+        <w:t xml:space="preserve">2026-09-12</w:t>
       </w:r>
     </w:p>
     <w:p>
@@ -15217,61 +15133,22 @@
         <w:pStyle w:val="BodyText"/>
       </w:pPr>
       <w:r>
-        <w:t xml:space="preserve">Added</w:t>
-      </w:r>
-      <w:r>
-        <w:t xml:space="preserve"> </w:t>
-      </w:r>
-      <w:r>
-        <w:rPr>
-          <w:rStyle w:val="VerbatimChar"/>
-        </w:rPr>
-        <w:t xml:space="preserve">uninstall.sh</w:t>
-      </w:r>
-      <w:r>
-        <w:t xml:space="preserve"> </w:t>
-      </w:r>
-      <w:r>
-        <w:t xml:space="preserve">script with interactive menu,</w:t>
-      </w:r>
-      <w:r>
-        <w:t xml:space="preserve"> </w:t>
-      </w:r>
-      <w:r>
-        <w:rPr>
-          <w:rStyle w:val="VerbatimChar"/>
-        </w:rPr>
-        <w:t xml:space="preserve">–all</w:t>
-      </w:r>
-      <w:r>
-        <w:t xml:space="preserve">,</w:t>
-      </w:r>
-      <w:r>
-        <w:t xml:space="preserve"> </w:t>
-      </w:r>
-      <w:r>
-        <w:rPr>
-          <w:rStyle w:val="VerbatimChar"/>
-        </w:rPr>
-        <w:t xml:space="preserve">–yes</w:t>
-      </w:r>
-      <w:r>
-        <w:t xml:space="preserve">, and</w:t>
-      </w:r>
-      <w:r>
-        <w:t xml:space="preserve"> </w:t>
-      </w:r>
-      <w:r>
-        <w:rPr>
-          <w:rStyle w:val="VerbatimChar"/>
-        </w:rPr>
-        <w:t xml:space="preserve">–dry-run</w:t>
-      </w:r>
-      <w:r>
-        <w:t xml:space="preserve"> </w:t>
-      </w:r>
-      <w:r>
-        <w:t xml:space="preserve">flags. Removes opencode skills, .sty modules, HarmonyOS Sans font, /etc/LatexMk fix, and VS Code settings.</w:t>
+        <w:t xml:space="preserve">Moved pre-compiled setup guide to</w:t>
+      </w:r>
+      <w:r>
+        <w:t xml:space="preserve"> </w:t>
+      </w:r>
+      <w:r>
+        <w:rPr>
+          <w:rStyle w:val="VerbatimChar"/>
+        </w:rPr>
+        <w:t xml:space="preserve">setup-guide/</w:t>
+      </w:r>
+      <w:r>
+        <w:t xml:space="preserve"> </w:t>
+      </w:r>
+      <w:r>
+        <w:t xml:space="preserve">folder in repo root with all four formats (PDF, MD, DOCX, HTML). Users can read these before cloning to understand the installation process.</w:t>
       </w:r>
     </w:p>
     <w:p>
@@ -15279,40 +15156,22 @@
         <w:pStyle w:val="BodyText"/>
       </w:pPr>
       <w:r>
-        <w:t xml:space="preserve">Fixed</w:t>
-      </w:r>
-      <w:r>
-        <w:t xml:space="preserve"> </w:t>
-      </w:r>
-      <w:r>
-        <w:rPr>
-          <w:rStyle w:val="VerbatimChar"/>
-        </w:rPr>
-        <w:t xml:space="preserve">install.sh</w:t>
-      </w:r>
-      <w:r>
-        <w:t xml:space="preserve">: show apt-get output (was hidden), suppress fvextra build noise, fix font detection (</w:t>
-      </w:r>
-      <w:r>
-        <w:rPr>
-          <w:rStyle w:val="VerbatimChar"/>
-        </w:rPr>
-        <w:t xml:space="preserve">fc-list : family</w:t>
-      </w:r>
-      <w:r>
-        <w:t xml:space="preserve">), fix test compilation paths (</w:t>
-      </w:r>
-      <w:r>
-        <w:rPr>
-          <w:rStyle w:val="VerbatimChar"/>
-        </w:rPr>
-        <w:t xml:space="preserve">src/</w:t>
-      </w:r>
-      <w:r>
-        <w:t xml:space="preserve"> </w:t>
-      </w:r>
-      <w:r>
-        <w:t xml:space="preserve">subdirectory), fix LTeX extension success/failure reporting.</w:t>
+        <w:t xml:space="preserve">Updated Makefile</w:t>
+      </w:r>
+      <w:r>
+        <w:t xml:space="preserve"> </w:t>
+      </w:r>
+      <w:r>
+        <w:rPr>
+          <w:rStyle w:val="VerbatimChar"/>
+        </w:rPr>
+        <w:t xml:space="preserve">setup-guide</w:t>
+      </w:r>
+      <w:r>
+        <w:t xml:space="preserve"> </w:t>
+      </w:r>
+      <w:r>
+        <w:t xml:space="preserve">target to generate and copy all four formats.</w:t>
       </w:r>
     </w:p>
     <w:p>
@@ -15320,7 +15179,27 @@
         <w:pStyle w:val="BodyText"/>
       </w:pPr>
       <w:r>
-        <w:t xml:space="preserve">Updated Chapter 7 with uninstall instructions.</w:t>
+        <w:t xml:space="preserve">Updated README with pre-compiled setup guide section and format comparison table.</w:t>
+      </w:r>
+    </w:p>
+    <w:p>
+      <w:pPr>
+        <w:pStyle w:val="BodyText"/>
+      </w:pPr>
+      <w:r>
+        <w:t xml:space="preserve">Updated .gitignore to track all four formats in</w:t>
+      </w:r>
+      <w:r>
+        <w:t xml:space="preserve"> </w:t>
+      </w:r>
+      <w:r>
+        <w:rPr>
+          <w:rStyle w:val="VerbatimChar"/>
+        </w:rPr>
+        <w:t xml:space="preserve">setup-guide/</w:t>
+      </w:r>
+      <w:r>
+        <w:t xml:space="preserve">.</w:t>
       </w:r>
     </w:p>
     <w:p>
@@ -15333,7 +15212,7 @@
         <w:rPr>
           <w:b/>
         </w:rPr>
-        <w:t xml:space="preserve">3.1.2</w:t>
+        <w:t xml:space="preserve">3.2.1</w:t>
       </w:r>
       <w:r>
         <w:tab/>
@@ -15342,7 +15221,7 @@
         <w:rPr>
           <w:i/>
         </w:rPr>
-        <w:t xml:space="preserve">2026-09-13</w:t>
+        <w:t xml:space="preserve">2026-09-12</w:t>
       </w:r>
     </w:p>
     <w:p>
@@ -15350,7 +15229,40 @@
         <w:pStyle w:val="BodyText"/>
       </w:pPr>
       <w:r>
-        <w:t xml:space="preserve">Added output format guide to README.md: comparison table of PDF, Markdown, DOCX, and HTML with purpose, copy-paste quality, and limitations. Recommends Markdown for copy-paste.</w:t>
+        <w:t xml:space="preserve">Renamed Chapter 7 from</w:t>
+      </w:r>
+      <w:r>
+        <w:t xml:space="preserve"> </w:t>
+      </w:r>
+      <w:r>
+        <w:t xml:space="preserve">“</w:t>
+      </w:r>
+      <w:r>
+        <w:t xml:space="preserve">Clean Up</w:t>
+      </w:r>
+      <w:r>
+        <w:t xml:space="preserve">”</w:t>
+      </w:r>
+      <w:r>
+        <w:t xml:space="preserve"> </w:t>
+      </w:r>
+      <w:r>
+        <w:t xml:space="preserve">to</w:t>
+      </w:r>
+      <w:r>
+        <w:t xml:space="preserve"> </w:t>
+      </w:r>
+      <w:r>
+        <w:t xml:space="preserve">“</w:t>
+      </w:r>
+      <w:r>
+        <w:t xml:space="preserve">Operations and Maintenance</w:t>
+      </w:r>
+      <w:r>
+        <w:t xml:space="preserve">”</w:t>
+      </w:r>
+      <w:r>
+        <w:t xml:space="preserve">. Added subsections for updating and uninstalling both the MaaS Gateway and the document templates. Added cloud resource cleanup as an optional subsection.</w:t>
       </w:r>
     </w:p>
     <w:p>
@@ -15363,7 +15275,7 @@
         <w:rPr>
           <w:b/>
         </w:rPr>
-        <w:t xml:space="preserve">3.1.1</w:t>
+        <w:t xml:space="preserve">3.2.0</w:t>
       </w:r>
       <w:r>
         <w:tab/>
@@ -15372,7 +15284,7 @@
         <w:rPr>
           <w:i/>
         </w:rPr>
-        <w:t xml:space="preserve">2026-09-13</w:t>
+        <w:t xml:space="preserve">2026-09-12</w:t>
       </w:r>
     </w:p>
     <w:p>
@@ -15380,16 +15292,61 @@
         <w:pStyle w:val="BodyText"/>
       </w:pPr>
       <w:r>
-        <w:t xml:space="preserve">Updated MaaS Gateway chapter to v1.10.9: non-interactive mode (</w:t>
-      </w:r>
-      <w:r>
-        <w:rPr>
-          <w:rStyle w:val="VerbatimChar"/>
-        </w:rPr>
-        <w:t xml:space="preserve">-y</w:t>
-      </w:r>
-      <w:r>
-        <w:t xml:space="preserve">) now suppresses all prompts (prerequisites, tool selection, skill install).</w:t>
+        <w:t xml:space="preserve">Added</w:t>
+      </w:r>
+      <w:r>
+        <w:t xml:space="preserve"> </w:t>
+      </w:r>
+      <w:r>
+        <w:rPr>
+          <w:rStyle w:val="VerbatimChar"/>
+        </w:rPr>
+        <w:t xml:space="preserve">uninstall.sh</w:t>
+      </w:r>
+      <w:r>
+        <w:t xml:space="preserve"> </w:t>
+      </w:r>
+      <w:r>
+        <w:t xml:space="preserve">script with interactive menu,</w:t>
+      </w:r>
+      <w:r>
+        <w:t xml:space="preserve"> </w:t>
+      </w:r>
+      <w:r>
+        <w:rPr>
+          <w:rStyle w:val="VerbatimChar"/>
+        </w:rPr>
+        <w:t xml:space="preserve">–all</w:t>
+      </w:r>
+      <w:r>
+        <w:t xml:space="preserve">,</w:t>
+      </w:r>
+      <w:r>
+        <w:t xml:space="preserve"> </w:t>
+      </w:r>
+      <w:r>
+        <w:rPr>
+          <w:rStyle w:val="VerbatimChar"/>
+        </w:rPr>
+        <w:t xml:space="preserve">–yes</w:t>
+      </w:r>
+      <w:r>
+        <w:t xml:space="preserve">, and</w:t>
+      </w:r>
+      <w:r>
+        <w:t xml:space="preserve"> </w:t>
+      </w:r>
+      <w:r>
+        <w:rPr>
+          <w:rStyle w:val="VerbatimChar"/>
+        </w:rPr>
+        <w:t xml:space="preserve">–dry-run</w:t>
+      </w:r>
+      <w:r>
+        <w:t xml:space="preserve"> </w:t>
+      </w:r>
+      <w:r>
+        <w:t xml:space="preserve">flags. Removes opencode skills, .sty modules, HarmonyOS Sans font, /etc/LatexMk fix, and VS Code settings.</w:t>
       </w:r>
     </w:p>
     <w:p>
@@ -15397,37 +15354,40 @@
         <w:pStyle w:val="BodyText"/>
       </w:pPr>
       <w:r>
-        <w:t xml:space="preserve">Changed project clone path from</w:t>
-      </w:r>
-      <w:r>
-        <w:t xml:space="preserve"> </w:t>
-      </w:r>
-      <w:r>
-        <w:rPr>
-          <w:rStyle w:val="VerbatimChar"/>
-        </w:rPr>
-        <w:t xml:space="preserve">~</w:t>
-      </w:r>
-      <w:r>
-        <w:t xml:space="preserve"> </w:t>
-      </w:r>
-      <w:r>
-        <w:t xml:space="preserve">(root home) to</w:t>
-      </w:r>
-      <w:r>
-        <w:t xml:space="preserve"> </w:t>
-      </w:r>
-      <w:r>
-        <w:rPr>
-          <w:rStyle w:val="VerbatimChar"/>
-        </w:rPr>
-        <w:t xml:space="preserve">/home</w:t>
-      </w:r>
-      <w:r>
-        <w:t xml:space="preserve"> </w:t>
-      </w:r>
-      <w:r>
-        <w:t xml:space="preserve">as default working directory.</w:t>
+        <w:t xml:space="preserve">Fixed</w:t>
+      </w:r>
+      <w:r>
+        <w:t xml:space="preserve"> </w:t>
+      </w:r>
+      <w:r>
+        <w:rPr>
+          <w:rStyle w:val="VerbatimChar"/>
+        </w:rPr>
+        <w:t xml:space="preserve">install.sh</w:t>
+      </w:r>
+      <w:r>
+        <w:t xml:space="preserve">: show apt-get output (was hidden), suppress fvextra build noise, fix font detection (</w:t>
+      </w:r>
+      <w:r>
+        <w:rPr>
+          <w:rStyle w:val="VerbatimChar"/>
+        </w:rPr>
+        <w:t xml:space="preserve">fc-list : family</w:t>
+      </w:r>
+      <w:r>
+        <w:t xml:space="preserve">), fix test compilation paths (</w:t>
+      </w:r>
+      <w:r>
+        <w:rPr>
+          <w:rStyle w:val="VerbatimChar"/>
+        </w:rPr>
+        <w:t xml:space="preserve">src/</w:t>
+      </w:r>
+      <w:r>
+        <w:t xml:space="preserve"> </w:t>
+      </w:r>
+      <w:r>
+        <w:t xml:space="preserve">subdirectory), fix LTeX extension success/failure reporting.</w:t>
       </w:r>
     </w:p>
     <w:p>
@@ -15435,7 +15395,7 @@
         <w:pStyle w:val="BodyText"/>
       </w:pPr>
       <w:r>
-        <w:t xml:space="preserve">Added project standards to AGENTS.md: workflow, end-to-end validation, code style, git conventions, when unsure.</w:t>
+        <w:t xml:space="preserve">Updated Chapter 7 with uninstall instructions.</w:t>
       </w:r>
     </w:p>
     <w:p>
@@ -15448,7 +15408,7 @@
         <w:rPr>
           <w:b/>
         </w:rPr>
-        <w:t xml:space="preserve">3.1.0</w:t>
+        <w:t xml:space="preserve">3.1.2</w:t>
       </w:r>
       <w:r>
         <w:tab/>
@@ -15457,7 +15417,7 @@
         <w:rPr>
           <w:i/>
         </w:rPr>
-        <w:t xml:space="preserve">2026-09-13</w:t>
+        <w:t xml:space="preserve">2026-09-12</w:t>
       </w:r>
     </w:p>
     <w:p>
@@ -15465,81 +15425,7 @@
         <w:pStyle w:val="BodyText"/>
       </w:pPr>
       <w:r>
-        <w:t xml:space="preserve">Switched from ECS to Flexus X instance (4 vCPU, 16 GB RAM via slider, flavor</w:t>
-      </w:r>
-      <w:r>
-        <w:t xml:space="preserve"> </w:t>
-      </w:r>
-      <w:r>
-        <w:rPr>
-          <w:rStyle w:val="VerbatimChar"/>
-        </w:rPr>
-        <w:t xml:space="preserve">x1.4u.16g</w:t>
-      </w:r>
-      <w:r>
-        <w:t xml:space="preserve">) — more cost-efficient and robust. Updated creation steps to match Flexus X console order: billing mode first, vCPU/RAM slider (no flavor dropdown), Cloud Eye monitoring (recommended), then instance name and key pair login. Replaced screenshots with Flexus X console images.</w:t>
-      </w:r>
-    </w:p>
-    <w:p>
-      <w:pPr>
-        <w:pStyle w:val="BodyText"/>
-      </w:pPr>
-      <w:r>
-        <w:t xml:space="preserve">Rewrote Chapter 3: switched from</w:t>
-      </w:r>
-      <w:r>
-        <w:t xml:space="preserve"> </w:t>
-      </w:r>
-      <w:r>
-        <w:rPr>
-          <w:rStyle w:val="VerbatimChar"/>
-        </w:rPr>
-        <w:t xml:space="preserve">connect.exe</w:t>
-      </w:r>
-      <w:r>
-        <w:t xml:space="preserve"> </w:t>
-      </w:r>
-      <w:r>
-        <w:t xml:space="preserve">to</w:t>
-      </w:r>
-      <w:r>
-        <w:t xml:space="preserve"> </w:t>
-      </w:r>
-      <w:r>
-        <w:rPr>
-          <w:rStyle w:val="VerbatimChar"/>
-        </w:rPr>
-        <w:t xml:space="preserve">ncat</w:t>
-      </w:r>
-      <w:r>
-        <w:t xml:space="preserve"> </w:t>
-      </w:r>
-      <w:r>
-        <w:t xml:space="preserve">(from Nmap) as the SSH ProxyCommand. Added explanation of HTTP CONNECT method, why port 4444 works, why ncat is chosen, ncat installation with antivirus exclusions, flag reference table, and improved keepalive settings.</w:t>
-      </w:r>
-    </w:p>
-    <w:p>
-      <w:pPr>
-        <w:pStyle w:val="BodyText"/>
-      </w:pPr>
-      <w:r>
-        <w:t xml:space="preserve">Restructured chapters: moved SSH config and VS Code connection to new Chapter 4 (Install VS Code and Connect via Remote-SSH). Chapters 5–7 renumbered.</w:t>
-      </w:r>
-    </w:p>
-    <w:p>
-      <w:pPr>
-        <w:pStyle w:val="BodyText"/>
-      </w:pPr>
-      <w:r>
-        <w:t xml:space="preserve">Added verification checklist tables to all 7 chapters.</w:t>
-      </w:r>
-    </w:p>
-    <w:p>
-      <w:pPr>
-        <w:pStyle w:val="BodyText"/>
-      </w:pPr>
-      <w:r>
-        <w:t xml:space="preserve">Added mandatory reboot warning in Chapter 2 (SSH port change). Added troubleshooting subsection in Chapter 4 with common SSH connection issues and ncat debugging commands.</w:t>
+        <w:t xml:space="preserve">Added output format guide to README.md: comparison table of PDF, Markdown, DOCX, and HTML with purpose, copy-paste quality, and limitations. Recommends Markdown for copy-paste.</w:t>
       </w:r>
     </w:p>
     <w:p>
@@ -15552,7 +15438,7 @@
         <w:rPr>
           <w:b/>
         </w:rPr>
-        <w:t xml:space="preserve">3.0.1</w:t>
+        <w:t xml:space="preserve">3.1.1</w:t>
       </w:r>
       <w:r>
         <w:tab/>
@@ -15561,7 +15447,7 @@
         <w:rPr>
           <w:i/>
         </w:rPr>
-        <w:t xml:space="preserve">2026-09-13</w:t>
+        <w:t xml:space="preserve">2026-09-12</w:t>
       </w:r>
     </w:p>
     <w:p>
@@ -15569,7 +15455,62 @@
         <w:pStyle w:val="BodyText"/>
       </w:pPr>
       <w:r>
-        <w:t xml:space="preserve">Minor fixes: test-filter.sh auto-discovery, build.sh help text, Makefile aggregate descriptions, 5-section comment correction, CHANGELOG version gap note, callout-in-code fix, CI font auto-discovery, dofile path comment, test-sync.sh header.</w:t>
+        <w:t xml:space="preserve">Updated MaaS Gateway chapter to v1.10.9: non-interactive mode (</w:t>
+      </w:r>
+      <w:r>
+        <w:rPr>
+          <w:rStyle w:val="VerbatimChar"/>
+        </w:rPr>
+        <w:t xml:space="preserve">-y</w:t>
+      </w:r>
+      <w:r>
+        <w:t xml:space="preserve">) now suppresses all prompts (prerequisites, tool selection, skill install).</w:t>
+      </w:r>
+    </w:p>
+    <w:p>
+      <w:pPr>
+        <w:pStyle w:val="BodyText"/>
+      </w:pPr>
+      <w:r>
+        <w:t xml:space="preserve">Changed project clone path from</w:t>
+      </w:r>
+      <w:r>
+        <w:t xml:space="preserve"> </w:t>
+      </w:r>
+      <w:r>
+        <w:rPr>
+          <w:rStyle w:val="VerbatimChar"/>
+        </w:rPr>
+        <w:t xml:space="preserve">~</w:t>
+      </w:r>
+      <w:r>
+        <w:t xml:space="preserve"> </w:t>
+      </w:r>
+      <w:r>
+        <w:t xml:space="preserve">(root home) to</w:t>
+      </w:r>
+      <w:r>
+        <w:t xml:space="preserve"> </w:t>
+      </w:r>
+      <w:r>
+        <w:rPr>
+          <w:rStyle w:val="VerbatimChar"/>
+        </w:rPr>
+        <w:t xml:space="preserve">/home</w:t>
+      </w:r>
+      <w:r>
+        <w:t xml:space="preserve"> </w:t>
+      </w:r>
+      <w:r>
+        <w:t xml:space="preserve">as default working directory.</w:t>
+      </w:r>
+    </w:p>
+    <w:p>
+      <w:pPr>
+        <w:pStyle w:val="BodyText"/>
+      </w:pPr>
+      <w:r>
+        <w:t xml:space="preserve">Added project standards to AGENTS.md: workflow, end-to-end validation, code style, git conventions, when unsure.</w:t>
       </w:r>
     </w:p>
     <w:p>
@@ -15582,7 +15523,7 @@
         <w:rPr>
           <w:b/>
         </w:rPr>
-        <w:t xml:space="preserve">3.0.0</w:t>
+        <w:t xml:space="preserve">3.1.0</w:t>
       </w:r>
       <w:r>
         <w:tab/>
@@ -15591,7 +15532,7 @@
         <w:rPr>
           <w:i/>
         </w:rPr>
-        <w:t xml:space="preserve">2026-09-13</w:t>
+        <w:t xml:space="preserve">2026-09-12</w:t>
       </w:r>
     </w:p>
     <w:p>
@@ -15599,7 +15540,81 @@
         <w:pStyle w:val="BodyText"/>
       </w:pPr>
       <w:r>
-        <w:t xml:space="preserve">Modular pipeline refactoring: shared Lua filter factory, shared DOCX fix logic, build system auto-discovery, unified format pipeline, GitHub Actions CI.</w:t>
+        <w:t xml:space="preserve">Switched from ECS to Flexus X instance (4 vCPU, 16 GB RAM via slider, flavor</w:t>
+      </w:r>
+      <w:r>
+        <w:t xml:space="preserve"> </w:t>
+      </w:r>
+      <w:r>
+        <w:rPr>
+          <w:rStyle w:val="VerbatimChar"/>
+        </w:rPr>
+        <w:t xml:space="preserve">x1.4u.16g</w:t>
+      </w:r>
+      <w:r>
+        <w:t xml:space="preserve">) — more cost-efficient and robust. Updated creation steps to match Flexus X console order: billing mode first, vCPU/RAM slider (no flavor dropdown), Cloud Eye monitoring (recommended), then instance name and key pair login. Replaced screenshots with Flexus X console images.</w:t>
+      </w:r>
+    </w:p>
+    <w:p>
+      <w:pPr>
+        <w:pStyle w:val="BodyText"/>
+      </w:pPr>
+      <w:r>
+        <w:t xml:space="preserve">Rewrote Chapter 3: switched from</w:t>
+      </w:r>
+      <w:r>
+        <w:t xml:space="preserve"> </w:t>
+      </w:r>
+      <w:r>
+        <w:rPr>
+          <w:rStyle w:val="VerbatimChar"/>
+        </w:rPr>
+        <w:t xml:space="preserve">connect.exe</w:t>
+      </w:r>
+      <w:r>
+        <w:t xml:space="preserve"> </w:t>
+      </w:r>
+      <w:r>
+        <w:t xml:space="preserve">to</w:t>
+      </w:r>
+      <w:r>
+        <w:t xml:space="preserve"> </w:t>
+      </w:r>
+      <w:r>
+        <w:rPr>
+          <w:rStyle w:val="VerbatimChar"/>
+        </w:rPr>
+        <w:t xml:space="preserve">ncat</w:t>
+      </w:r>
+      <w:r>
+        <w:t xml:space="preserve"> </w:t>
+      </w:r>
+      <w:r>
+        <w:t xml:space="preserve">(from Nmap) as the SSH ProxyCommand. Added explanation of HTTP CONNECT method, why port 4444 works, why ncat is chosen, ncat installation with antivirus exclusions, flag reference table, and improved keepalive settings.</w:t>
+      </w:r>
+    </w:p>
+    <w:p>
+      <w:pPr>
+        <w:pStyle w:val="BodyText"/>
+      </w:pPr>
+      <w:r>
+        <w:t xml:space="preserve">Restructured chapters: moved SSH config and VS Code connection to new Chapter 4 (Install VS Code and Connect via Remote-SSH). Chapters 5–7 renumbered.</w:t>
+      </w:r>
+    </w:p>
+    <w:p>
+      <w:pPr>
+        <w:pStyle w:val="BodyText"/>
+      </w:pPr>
+      <w:r>
+        <w:t xml:space="preserve">Added verification checklist tables to all 7 chapters.</w:t>
+      </w:r>
+    </w:p>
+    <w:p>
+      <w:pPr>
+        <w:pStyle w:val="BodyText"/>
+      </w:pPr>
+      <w:r>
+        <w:t xml:space="preserve">Added mandatory reboot warning in Chapter 2 (SSH port change). Added troubleshooting subsection in Chapter 4 with common SSH connection issues and ncat debugging commands.</w:t>
       </w:r>
     </w:p>
     <w:p>
@@ -15612,6 +15627,66 @@
         <w:rPr>
           <w:b/>
         </w:rPr>
+        <w:t xml:space="preserve">3.0.1</w:t>
+      </w:r>
+      <w:r>
+        <w:tab/>
+      </w:r>
+      <w:r>
+        <w:rPr>
+          <w:i/>
+        </w:rPr>
+        <w:t xml:space="preserve">2026-09-12</w:t>
+      </w:r>
+    </w:p>
+    <w:p>
+      <w:pPr>
+        <w:pStyle w:val="BodyText"/>
+      </w:pPr>
+      <w:r>
+        <w:t xml:space="preserve">Minor fixes: test-filter.sh auto-discovery, build.sh help text, Makefile aggregate descriptions, 5-section comment correction, CHANGELOG version gap note, callout-in-code fix, CI font auto-discovery, dofile path comment, test-sync.sh header.</w:t>
+      </w:r>
+    </w:p>
+    <w:p>
+      <w:pPr>
+        <w:tabs>
+          <w:tab w:val="right" w:pos="9638"/>
+        </w:tabs>
+      </w:pPr>
+      <w:r>
+        <w:rPr>
+          <w:b/>
+        </w:rPr>
+        <w:t xml:space="preserve">3.0.0</w:t>
+      </w:r>
+      <w:r>
+        <w:tab/>
+      </w:r>
+      <w:r>
+        <w:rPr>
+          <w:i/>
+        </w:rPr>
+        <w:t xml:space="preserve">2026-09-12</w:t>
+      </w:r>
+    </w:p>
+    <w:p>
+      <w:pPr>
+        <w:pStyle w:val="BodyText"/>
+      </w:pPr>
+      <w:r>
+        <w:t xml:space="preserve">Modular pipeline refactoring: shared Lua filter factory, shared DOCX fix logic, build system auto-discovery, unified format pipeline, GitHub Actions CI.</w:t>
+      </w:r>
+    </w:p>
+    <w:p>
+      <w:pPr>
+        <w:tabs>
+          <w:tab w:val="right" w:pos="9638"/>
+        </w:tabs>
+      </w:pPr>
+      <w:r>
+        <w:rPr>
+          <w:b/>
+        </w:rPr>
         <w:t xml:space="preserve">2.16.0</w:t>
       </w:r>
       <w:r>
@@ -15621,7 +15696,7 @@
         <w:rPr>
           <w:i/>
         </w:rPr>
-        <w:t xml:space="preserve">2026-09-13</w:t>
+        <w:t xml:space="preserve">2026-09-12</w:t>
       </w:r>
     </w:p>
     <w:p>

--- a/setup-guide/setup-guide.docx
+++ b/setup-guide/setup-guide.docx
@@ -70,7 +70,7 @@
         <w:pStyle w:val="CoverMeta"/>
       </w:pPr>
       <w:r>
-        <w:t xml:space="preserve">v3.9.0</w:t>
+        <w:t xml:space="preserve">v4.0.0</w:t>
       </w:r>
     </w:p>
     <w:p>
@@ -14645,6 +14645,66 @@
         </w:pBdr>
         <w:spacing w:after="120"/>
       </w:pPr>
+    </w:p>
+    <w:p>
+      <w:pPr>
+        <w:tabs>
+          <w:tab w:val="right" w:pos="9638"/>
+        </w:tabs>
+      </w:pPr>
+      <w:r>
+        <w:rPr>
+          <w:b/>
+        </w:rPr>
+        <w:t xml:space="preserve">4.0.0</w:t>
+      </w:r>
+      <w:r>
+        <w:tab/>
+      </w:r>
+      <w:r>
+        <w:rPr>
+          <w:i/>
+        </w:rPr>
+        <w:t xml:space="preserve">2026-09-12</w:t>
+      </w:r>
+    </w:p>
+    <w:p>
+      <w:pPr>
+        <w:pStyle w:val="BodyText"/>
+      </w:pPr>
+      <w:r>
+        <w:t xml:space="preserve">Redesigned testbook</w:t>
+      </w:r>
+      <w:r>
+        <w:t xml:space="preserve"> </w:t>
+      </w:r>
+      <w:r>
+        <w:rPr>
+          <w:rStyle w:val="VerbatimChar"/>
+        </w:rPr>
+        <w:t xml:space="preserve">testcase</w:t>
+      </w:r>
+      <w:r>
+        <w:t xml:space="preserve"> </w:t>
+      </w:r>
+      <w:r>
+        <w:t xml:space="preserve">environment: replaced 2-column tabular with breakable tcolorbox (red left-rule, stacked paragraph fields). Images, code blocks, callouts, and nested tables now render correctly and break across pages. Added</w:t>
+      </w:r>
+      <w:r>
+        <w:t xml:space="preserve"> </w:t>
+      </w:r>
+      <w:r>
+        <w:rPr>
+          <w:rStyle w:val="VerbatimChar"/>
+        </w:rPr>
+        <w:t xml:space="preserve">longhutable</w:t>
+      </w:r>
+      <w:r>
+        <w:t xml:space="preserve"> </w:t>
+      </w:r>
+      <w:r>
+        <w:t xml:space="preserve">environment for page-breaking tables. Updated Lua filter to produce definition lists for DOCX/MD/HTML.</w:t>
+      </w:r>
     </w:p>
     <w:p>
       <w:pPr>

--- a/setup-guide/setup-guide.docx
+++ b/setup-guide/setup-guide.docx
@@ -70,7 +70,7 @@
         <w:pStyle w:val="CoverMeta"/>
       </w:pPr>
       <w:r>
-        <w:t xml:space="preserve">v4.0.0</w:t>
+        <w:t xml:space="preserve">v4.1.0</w:t>
       </w:r>
     </w:p>
     <w:p>
@@ -14645,6 +14645,51 @@
         </w:pBdr>
         <w:spacing w:after="120"/>
       </w:pPr>
+    </w:p>
+    <w:p>
+      <w:pPr>
+        <w:tabs>
+          <w:tab w:val="right" w:pos="9638"/>
+        </w:tabs>
+      </w:pPr>
+      <w:r>
+        <w:rPr>
+          <w:b/>
+        </w:rPr>
+        <w:t xml:space="preserve">4.1.0</w:t>
+      </w:r>
+      <w:r>
+        <w:tab/>
+      </w:r>
+      <w:r>
+        <w:rPr>
+          <w:i/>
+        </w:rPr>
+        <w:t xml:space="preserve">2026-09-12</w:t>
+      </w:r>
+    </w:p>
+    <w:p>
+      <w:pPr>
+        <w:pStyle w:val="BodyText"/>
+      </w:pPr>
+      <w:r>
+        <w:t xml:space="preserve">Testcase field redesign: full-width red mini header bars for each field. Changed</w:t>
+      </w:r>
+      <w:r>
+        <w:t xml:space="preserve"> </w:t>
+      </w:r>
+      <w:r>
+        <w:rPr>
+          <w:rStyle w:val="VerbatimChar"/>
+        </w:rPr>
+        <w:t xml:space="preserve">testprocedure</w:t>
+      </w:r>
+      <w:r>
+        <w:t xml:space="preserve"> </w:t>
+      </w:r>
+      <w:r>
+        <w:t xml:space="preserve">from command to environment wrapping 2-column teststeps (Step | Action). Reordered fields: Test Result before Remarks. Updated Lua filter and round-trip test for grid table counting.</w:t>
+      </w:r>
     </w:p>
     <w:p>
       <w:pPr>

--- a/setup-guide/setup-guide.docx
+++ b/setup-guide/setup-guide.docx
@@ -70,7 +70,7 @@
         <w:pStyle w:val="CoverMeta"/>
       </w:pPr>
       <w:r>
-        <w:t xml:space="preserve">v4.1.0</w:t>
+        <w:t xml:space="preserve">v4.2.0</w:t>
       </w:r>
     </w:p>
     <w:p>
@@ -14645,6 +14645,78 @@
         </w:pBdr>
         <w:spacing w:after="120"/>
       </w:pPr>
+    </w:p>
+    <w:p>
+      <w:pPr>
+        <w:tabs>
+          <w:tab w:val="right" w:pos="9638"/>
+        </w:tabs>
+      </w:pPr>
+      <w:r>
+        <w:rPr>
+          <w:b/>
+        </w:rPr>
+        <w:t xml:space="preserve">4.2.0</w:t>
+      </w:r>
+      <w:r>
+        <w:tab/>
+      </w:r>
+      <w:r>
+        <w:rPr>
+          <w:i/>
+        </w:rPr>
+        <w:t xml:space="preserve">2026-09-12</w:t>
+      </w:r>
+    </w:p>
+    <w:p>
+      <w:pPr>
+        <w:pStyle w:val="BodyText"/>
+      </w:pPr>
+      <w:r>
+        <w:t xml:space="preserve">Changed teststeps from tabular table to auto-numbered paragraphs.</w:t>
+      </w:r>
+      <w:r>
+        <w:t xml:space="preserve"> </w:t>
+      </w:r>
+      <w:r>
+        <w:rPr>
+          <w:rStyle w:val="VerbatimChar"/>
+        </w:rPr>
+        <w:t xml:space="preserve">\teststep</w:t>
+      </w:r>
+      <w:r>
+        <w:t xml:space="preserve"> </w:t>
+      </w:r>
+      <w:r>
+        <w:t xml:space="preserve">now takes 1 arg (action only, numbering automatic). Removed</w:t>
+      </w:r>
+      <w:r>
+        <w:t xml:space="preserve"> </w:t>
+      </w:r>
+      <w:r>
+        <w:rPr>
+          <w:rStyle w:val="VerbatimChar"/>
+        </w:rPr>
+        <w:t xml:space="preserve">teststeps</w:t>
+      </w:r>
+      <w:r>
+        <w:t xml:space="preserve"> </w:t>
+      </w:r>
+      <w:r>
+        <w:t xml:space="preserve">environment. Images, code blocks, and callouts can be placed freely between steps inside</w:t>
+      </w:r>
+      <w:r>
+        <w:t xml:space="preserve"> </w:t>
+      </w:r>
+      <w:r>
+        <w:rPr>
+          <w:rStyle w:val="VerbatimChar"/>
+        </w:rPr>
+        <w:t xml:space="preserve">testprocedure</w:t>
+      </w:r>
+      <w:r>
+        <w:t xml:space="preserve">.</w:t>
+      </w:r>
     </w:p>
     <w:p>
       <w:pPr>

--- a/setup-guide/setup-guide.docx
+++ b/setup-guide/setup-guide.docx
@@ -70,7 +70,7 @@
         <w:pStyle w:val="CoverMeta"/>
       </w:pPr>
       <w:r>
-        <w:t xml:space="preserve">v4.2.0</w:t>
+        <w:t xml:space="preserve">v4.3.0</w:t>
       </w:r>
     </w:p>
     <w:p>
@@ -14656,7 +14656,7 @@
         <w:rPr>
           <w:b/>
         </w:rPr>
-        <w:t xml:space="preserve">4.2.0</w:t>
+        <w:t xml:space="preserve">4.3.0</w:t>
       </w:r>
       <w:r>
         <w:tab/>
@@ -14665,7 +14665,7 @@
         <w:rPr>
           <w:i/>
         </w:rPr>
-        <w:t xml:space="preserve">2026-09-12</w:t>
+        <w:t xml:space="preserve">2026-09-13</w:t>
       </w:r>
     </w:p>
     <w:p>
@@ -14673,49 +14673,52 @@
         <w:pStyle w:val="BodyText"/>
       </w:pPr>
       <w:r>
-        <w:t xml:space="preserve">Changed teststeps from tabular table to auto-numbered paragraphs.</w:t>
-      </w:r>
-      <w:r>
-        <w:t xml:space="preserve"> </w:t>
-      </w:r>
-      <w:r>
-        <w:rPr>
-          <w:rStyle w:val="VerbatimChar"/>
-        </w:rPr>
-        <w:t xml:space="preserve">\teststep</w:t>
-      </w:r>
-      <w:r>
-        <w:t xml:space="preserve"> </w:t>
-      </w:r>
-      <w:r>
-        <w:t xml:space="preserve">now takes 1 arg (action only, numbering automatic). Removed</w:t>
-      </w:r>
-      <w:r>
-        <w:t xml:space="preserve"> </w:t>
-      </w:r>
-      <w:r>
-        <w:rPr>
-          <w:rStyle w:val="VerbatimChar"/>
-        </w:rPr>
-        <w:t xml:space="preserve">teststeps</w:t>
-      </w:r>
-      <w:r>
-        <w:t xml:space="preserve"> </w:t>
-      </w:r>
-      <w:r>
-        <w:t xml:space="preserve">environment. Images, code blocks, and callouts can be placed freely between steps inside</w:t>
-      </w:r>
-      <w:r>
-        <w:t xml:space="preserve"> </w:t>
-      </w:r>
-      <w:r>
-        <w:rPr>
-          <w:rStyle w:val="VerbatimChar"/>
-        </w:rPr>
-        <w:t xml:space="preserve">testprocedure</w:t>
-      </w:r>
-      <w:r>
-        <w:t xml:space="preserve">.</w:t>
+        <w:t xml:space="preserve">Added</w:t>
+      </w:r>
+      <w:r>
+        <w:t xml:space="preserve"> </w:t>
+      </w:r>
+      <w:r>
+        <w:rPr>
+          <w:rStyle w:val="VerbatimChar"/>
+        </w:rPr>
+        <w:t xml:space="preserve">testlist</w:t>
+      </w:r>
+      <w:r>
+        <w:t xml:space="preserve"> </w:t>
+      </w:r>
+      <w:r>
+        <w:t xml:space="preserve">environment for numbered lists with red bold numbers in testcase fields. Fixed alignment: zeroed</w:t>
+      </w:r>
+      <w:r>
+        <w:t xml:space="preserve"> </w:t>
+      </w:r>
+      <w:r>
+        <w:rPr>
+          <w:rStyle w:val="VerbatimChar"/>
+        </w:rPr>
+        <w:t xml:space="preserve">\parindent</w:t>
+      </w:r>
+      <w:r>
+        <w:t xml:space="preserve"> </w:t>
+      </w:r>
+      <w:r>
+        <w:t xml:space="preserve">inside testcase, indented procedure step numbering to align with</w:t>
+      </w:r>
+      <w:r>
+        <w:t xml:space="preserve"> </w:t>
+      </w:r>
+      <w:r>
+        <w:rPr>
+          <w:rStyle w:val="VerbatimChar"/>
+        </w:rPr>
+        <w:t xml:space="preserve">testlist</w:t>
+      </w:r>
+      <w:r>
+        <w:t xml:space="preserve"> </w:t>
+      </w:r>
+      <w:r>
+        <w:t xml:space="preserve">items.</w:t>
       </w:r>
     </w:p>
     <w:p>
@@ -14728,7 +14731,7 @@
         <w:rPr>
           <w:b/>
         </w:rPr>
-        <w:t xml:space="preserve">4.1.0</w:t>
+        <w:t xml:space="preserve">4.2.0</w:t>
       </w:r>
       <w:r>
         <w:tab/>
@@ -14737,7 +14740,7 @@
         <w:rPr>
           <w:i/>
         </w:rPr>
-        <w:t xml:space="preserve">2026-09-12</w:t>
+        <w:t xml:space="preserve">2026-09-13</w:t>
       </w:r>
     </w:p>
     <w:p>
@@ -14745,7 +14748,37 @@
         <w:pStyle w:val="BodyText"/>
       </w:pPr>
       <w:r>
-        <w:t xml:space="preserve">Testcase field redesign: full-width red mini header bars for each field. Changed</w:t>
+        <w:t xml:space="preserve">Changed teststeps from tabular table to auto-numbered paragraphs.</w:t>
+      </w:r>
+      <w:r>
+        <w:t xml:space="preserve"> </w:t>
+      </w:r>
+      <w:r>
+        <w:rPr>
+          <w:rStyle w:val="VerbatimChar"/>
+        </w:rPr>
+        <w:t xml:space="preserve">\teststep</w:t>
+      </w:r>
+      <w:r>
+        <w:t xml:space="preserve"> </w:t>
+      </w:r>
+      <w:r>
+        <w:t xml:space="preserve">now takes 1 arg (action only, numbering automatic). Removed</w:t>
+      </w:r>
+      <w:r>
+        <w:t xml:space="preserve"> </w:t>
+      </w:r>
+      <w:r>
+        <w:rPr>
+          <w:rStyle w:val="VerbatimChar"/>
+        </w:rPr>
+        <w:t xml:space="preserve">teststeps</w:t>
+      </w:r>
+      <w:r>
+        <w:t xml:space="preserve"> </w:t>
+      </w:r>
+      <w:r>
+        <w:t xml:space="preserve">environment. Images, code blocks, and callouts can be placed freely between steps inside</w:t>
       </w:r>
       <w:r>
         <w:t xml:space="preserve"> </w:t>
@@ -14757,10 +14790,7 @@
         <w:t xml:space="preserve">testprocedure</w:t>
       </w:r>
       <w:r>
-        <w:t xml:space="preserve"> </w:t>
-      </w:r>
-      <w:r>
-        <w:t xml:space="preserve">from command to environment wrapping 2-column teststeps (Step | Action). Reordered fields: Test Result before Remarks. Updated Lua filter and round-trip test for grid table counting.</w:t>
+        <w:t xml:space="preserve">.</w:t>
       </w:r>
     </w:p>
     <w:p>
@@ -14773,7 +14803,7 @@
         <w:rPr>
           <w:b/>
         </w:rPr>
-        <w:t xml:space="preserve">4.0.0</w:t>
+        <w:t xml:space="preserve">4.1.0</w:t>
       </w:r>
       <w:r>
         <w:tab/>
@@ -14782,7 +14812,7 @@
         <w:rPr>
           <w:i/>
         </w:rPr>
-        <w:t xml:space="preserve">2026-09-12</w:t>
+        <w:t xml:space="preserve">2026-09-13</w:t>
       </w:r>
     </w:p>
     <w:p>
@@ -14790,37 +14820,22 @@
         <w:pStyle w:val="BodyText"/>
       </w:pPr>
       <w:r>
-        <w:t xml:space="preserve">Redesigned testbook</w:t>
-      </w:r>
-      <w:r>
-        <w:t xml:space="preserve"> </w:t>
-      </w:r>
-      <w:r>
-        <w:rPr>
-          <w:rStyle w:val="VerbatimChar"/>
-        </w:rPr>
-        <w:t xml:space="preserve">testcase</w:t>
-      </w:r>
-      <w:r>
-        <w:t xml:space="preserve"> </w:t>
-      </w:r>
-      <w:r>
-        <w:t xml:space="preserve">environment: replaced 2-column tabular with breakable tcolorbox (red left-rule, stacked paragraph fields). Images, code blocks, callouts, and nested tables now render correctly and break across pages. Added</w:t>
-      </w:r>
-      <w:r>
-        <w:t xml:space="preserve"> </w:t>
-      </w:r>
-      <w:r>
-        <w:rPr>
-          <w:rStyle w:val="VerbatimChar"/>
-        </w:rPr>
-        <w:t xml:space="preserve">longhutable</w:t>
-      </w:r>
-      <w:r>
-        <w:t xml:space="preserve"> </w:t>
-      </w:r>
-      <w:r>
-        <w:t xml:space="preserve">environment for page-breaking tables. Updated Lua filter to produce definition lists for DOCX/MD/HTML.</w:t>
+        <w:t xml:space="preserve">Testcase field redesign: full-width red mini header bars for each field. Changed</w:t>
+      </w:r>
+      <w:r>
+        <w:t xml:space="preserve"> </w:t>
+      </w:r>
+      <w:r>
+        <w:rPr>
+          <w:rStyle w:val="VerbatimChar"/>
+        </w:rPr>
+        <w:t xml:space="preserve">testprocedure</w:t>
+      </w:r>
+      <w:r>
+        <w:t xml:space="preserve"> </w:t>
+      </w:r>
+      <w:r>
+        <w:t xml:space="preserve">from command to environment wrapping 2-column teststeps (Step | Action). Reordered fields: Test Result before Remarks. Updated Lua filter and round-trip test for grid table counting.</w:t>
       </w:r>
     </w:p>
     <w:p>
@@ -14833,7 +14848,7 @@
         <w:rPr>
           <w:b/>
         </w:rPr>
-        <w:t xml:space="preserve">3.9.0</w:t>
+        <w:t xml:space="preserve">4.0.0</w:t>
       </w:r>
       <w:r>
         <w:tab/>
@@ -14842,7 +14857,7 @@
         <w:rPr>
           <w:i/>
         </w:rPr>
-        <w:t xml:space="preserve">2026-09-12</w:t>
+        <w:t xml:space="preserve">2026-09-13</w:t>
       </w:r>
     </w:p>
     <w:p>
@@ -14850,22 +14865,37 @@
         <w:pStyle w:val="BodyText"/>
       </w:pPr>
       <w:r>
-        <w:t xml:space="preserve">Added testsummary environment, teststeps environment, and</w:t>
-      </w:r>
-      <w:r>
-        <w:t xml:space="preserve"> </w:t>
-      </w:r>
-      <w:r>
-        <w:rPr>
-          <w:rStyle w:val="VerbatimChar"/>
-        </w:rPr>
-        <w:t xml:space="preserve">\testresultbadge</w:t>
-      </w:r>
-      <w:r>
-        <w:t xml:space="preserve"> </w:t>
-      </w:r>
-      <w:r>
-        <w:t xml:space="preserve">command to testbook template. Fixed testcase layout (full-width tabular with proper text alignment).</w:t>
+        <w:t xml:space="preserve">Redesigned testbook</w:t>
+      </w:r>
+      <w:r>
+        <w:t xml:space="preserve"> </w:t>
+      </w:r>
+      <w:r>
+        <w:rPr>
+          <w:rStyle w:val="VerbatimChar"/>
+        </w:rPr>
+        <w:t xml:space="preserve">testcase</w:t>
+      </w:r>
+      <w:r>
+        <w:t xml:space="preserve"> </w:t>
+      </w:r>
+      <w:r>
+        <w:t xml:space="preserve">environment: replaced 2-column tabular with breakable tcolorbox (red left-rule, stacked paragraph fields). Images, code blocks, callouts, and nested tables now render correctly and break across pages. Added</w:t>
+      </w:r>
+      <w:r>
+        <w:t xml:space="preserve"> </w:t>
+      </w:r>
+      <w:r>
+        <w:rPr>
+          <w:rStyle w:val="VerbatimChar"/>
+        </w:rPr>
+        <w:t xml:space="preserve">longhutable</w:t>
+      </w:r>
+      <w:r>
+        <w:t xml:space="preserve"> </w:t>
+      </w:r>
+      <w:r>
+        <w:t xml:space="preserve">environment for page-breaking tables. Updated Lua filter to produce definition lists for DOCX/MD/HTML.</w:t>
       </w:r>
     </w:p>
     <w:p>
@@ -14878,7 +14908,7 @@
         <w:rPr>
           <w:b/>
         </w:rPr>
-        <w:t xml:space="preserve">3.8.1</w:t>
+        <w:t xml:space="preserve">3.9.0</w:t>
       </w:r>
       <w:r>
         <w:tab/>
@@ -14887,7 +14917,7 @@
         <w:rPr>
           <w:i/>
         </w:rPr>
-        <w:t xml:space="preserve">2026-09-12</w:t>
+        <w:t xml:space="preserve">2026-09-13</w:t>
       </w:r>
     </w:p>
     <w:p>
@@ -14895,7 +14925,22 @@
         <w:pStyle w:val="BodyText"/>
       </w:pPr>
       <w:r>
-        <w:t xml:space="preserve">End-to-end quality review: fixed testbook PDF metadata title, removed stray user DOCX from template dir, fixed round-trip.sh variable typo, updated stale references in AGENTS.md and README.md, committed testbook sample PDFs, set TZ for pandoc cover time consistency, widened pandoc version range.</w:t>
+        <w:t xml:space="preserve">Added testsummary environment, teststeps environment, and</w:t>
+      </w:r>
+      <w:r>
+        <w:t xml:space="preserve"> </w:t>
+      </w:r>
+      <w:r>
+        <w:rPr>
+          <w:rStyle w:val="VerbatimChar"/>
+        </w:rPr>
+        <w:t xml:space="preserve">\testresultbadge</w:t>
+      </w:r>
+      <w:r>
+        <w:t xml:space="preserve"> </w:t>
+      </w:r>
+      <w:r>
+        <w:t xml:space="preserve">command to testbook template. Fixed testcase layout (full-width tabular with proper text alignment).</w:t>
       </w:r>
     </w:p>
     <w:p>
@@ -14908,7 +14953,7 @@
         <w:rPr>
           <w:b/>
         </w:rPr>
-        <w:t xml:space="preserve">3.8.0</w:t>
+        <w:t xml:space="preserve">3.8.1</w:t>
       </w:r>
       <w:r>
         <w:tab/>
@@ -14917,7 +14962,7 @@
         <w:rPr>
           <w:i/>
         </w:rPr>
-        <w:t xml:space="preserve">2026-09-12</w:t>
+        <w:t xml:space="preserve">2026-09-13</w:t>
       </w:r>
     </w:p>
     <w:p>
@@ -14925,7 +14970,7 @@
         <w:pStyle w:val="BodyText"/>
       </w:pPr>
       <w:r>
-        <w:t xml:space="preserve">Removed Tips and Tricks chapter (tmux configuration) — required VS Code-specific keybindings that don’t generalize across terminal setups.</w:t>
+        <w:t xml:space="preserve">End-to-end quality review: fixed testbook PDF metadata title, removed stray user DOCX from template dir, fixed round-trip.sh variable typo, updated stale references in AGENTS.md and README.md, committed testbook sample PDFs, set TZ for pandoc cover time consistency, widened pandoc version range.</w:t>
       </w:r>
     </w:p>
     <w:p>
@@ -14938,7 +14983,7 @@
         <w:rPr>
           <w:b/>
         </w:rPr>
-        <w:t xml:space="preserve">3.7.0</w:t>
+        <w:t xml:space="preserve">3.8.0</w:t>
       </w:r>
       <w:r>
         <w:tab/>
@@ -14947,7 +14992,7 @@
         <w:rPr>
           <w:i/>
         </w:rPr>
-        <w:t xml:space="preserve">2026-09-12</w:t>
+        <w:t xml:space="preserve">2026-09-13</w:t>
       </w:r>
     </w:p>
     <w:p>
@@ -14955,52 +15000,7 @@
         <w:pStyle w:val="BodyText"/>
       </w:pPr>
       <w:r>
-        <w:t xml:space="preserve">Added</w:t>
-      </w:r>
-      <w:r>
-        <w:t xml:space="preserve"> </w:t>
-      </w:r>
-      <w:r>
-        <w:rPr>
-          <w:rStyle w:val="VerbatimChar"/>
-        </w:rPr>
-        <w:t xml:space="preserve">testbook</w:t>
-      </w:r>
-      <w:r>
-        <w:t xml:space="preserve"> </w:t>
-      </w:r>
-      <w:r>
-        <w:t xml:space="preserve">template for POC/acceptance test case documents with</w:t>
-      </w:r>
-      <w:r>
-        <w:t xml:space="preserve"> </w:t>
-      </w:r>
-      <w:r>
-        <w:rPr>
-          <w:rStyle w:val="VerbatimChar"/>
-        </w:rPr>
-        <w:t xml:space="preserve">testcase</w:t>
-      </w:r>
-      <w:r>
-        <w:t xml:space="preserve"> </w:t>
-      </w:r>
-      <w:r>
-        <w:t xml:space="preserve">environment and</w:t>
-      </w:r>
-      <w:r>
-        <w:t xml:space="preserve"> </w:t>
-      </w:r>
-      <w:r>
-        <w:rPr>
-          <w:rStyle w:val="VerbatimChar"/>
-        </w:rPr>
-        <w:t xml:space="preserve">[noanswers]</w:t>
-      </w:r>
-      <w:r>
-        <w:t xml:space="preserve"> </w:t>
-      </w:r>
-      <w:r>
-        <w:t xml:space="preserve">option.</w:t>
+        <w:t xml:space="preserve">Removed Tips and Tricks chapter (tmux configuration) — required VS Code-specific keybindings that don’t generalize across terminal setups.</w:t>
       </w:r>
     </w:p>
     <w:p>
@@ -15013,7 +15013,7 @@
         <w:rPr>
           <w:b/>
         </w:rPr>
-        <w:t xml:space="preserve">3.6.0</w:t>
+        <w:t xml:space="preserve">3.7.0</w:t>
       </w:r>
       <w:r>
         <w:tab/>
@@ -15022,7 +15022,7 @@
         <w:rPr>
           <w:i/>
         </w:rPr>
-        <w:t xml:space="preserve">2026-09-12</w:t>
+        <w:t xml:space="preserve">2026-09-13</w:t>
       </w:r>
     </w:p>
     <w:p>
@@ -15039,43 +15039,43 @@
         <w:rPr>
           <w:rStyle w:val="VerbatimChar"/>
         </w:rPr>
-        <w:t xml:space="preserve">\setdocauthors</w:t>
-      </w:r>
-      <w:r>
-        <w:t xml:space="preserve"> </w:t>
-      </w:r>
-      <w:r>
-        <w:t xml:space="preserve">command and</w:t>
-      </w:r>
-      <w:r>
-        <w:t xml:space="preserve"> </w:t>
-      </w:r>
-      <w:r>
-        <w:rPr>
-          <w:rStyle w:val="VerbatimChar"/>
-        </w:rPr>
-        <w:t xml:space="preserve">[noauthors]</w:t>
-      </w:r>
-      <w:r>
-        <w:t xml:space="preserve"> </w:t>
-      </w:r>
-      <w:r>
-        <w:t xml:space="preserve">class option to both templates. Authors are displayed on the cover page (optional — hidden if not set or if</w:t>
-      </w:r>
-      <w:r>
-        <w:t xml:space="preserve"> </w:t>
-      </w:r>
-      <w:r>
-        <w:rPr>
-          <w:rStyle w:val="VerbatimChar"/>
-        </w:rPr>
-        <w:t xml:space="preserve">[noauthors]</w:t>
-      </w:r>
-      <w:r>
-        <w:t xml:space="preserve"> </w:t>
-      </w:r>
-      <w:r>
-        <w:t xml:space="preserve">is passed). Demonstrated in all 4 samples.</w:t>
+        <w:t xml:space="preserve">testbook</w:t>
+      </w:r>
+      <w:r>
+        <w:t xml:space="preserve"> </w:t>
+      </w:r>
+      <w:r>
+        <w:t xml:space="preserve">template for POC/acceptance test case documents with</w:t>
+      </w:r>
+      <w:r>
+        <w:t xml:space="preserve"> </w:t>
+      </w:r>
+      <w:r>
+        <w:rPr>
+          <w:rStyle w:val="VerbatimChar"/>
+        </w:rPr>
+        <w:t xml:space="preserve">testcase</w:t>
+      </w:r>
+      <w:r>
+        <w:t xml:space="preserve"> </w:t>
+      </w:r>
+      <w:r>
+        <w:t xml:space="preserve">environment and</w:t>
+      </w:r>
+      <w:r>
+        <w:t xml:space="preserve"> </w:t>
+      </w:r>
+      <w:r>
+        <w:rPr>
+          <w:rStyle w:val="VerbatimChar"/>
+        </w:rPr>
+        <w:t xml:space="preserve">[noanswers]</w:t>
+      </w:r>
+      <w:r>
+        <w:t xml:space="preserve"> </w:t>
+      </w:r>
+      <w:r>
+        <w:t xml:space="preserve">option.</w:t>
       </w:r>
     </w:p>
     <w:p>
@@ -15088,7 +15088,7 @@
         <w:rPr>
           <w:b/>
         </w:rPr>
-        <w:t xml:space="preserve">3.5.0</w:t>
+        <w:t xml:space="preserve">3.6.0</w:t>
       </w:r>
       <w:r>
         <w:tab/>
@@ -15097,7 +15097,7 @@
         <w:rPr>
           <w:i/>
         </w:rPr>
-        <w:t xml:space="preserve">2026-09-12</w:t>
+        <w:t xml:space="preserve">2026-09-13</w:t>
       </w:r>
     </w:p>
     <w:p>
@@ -15105,73 +15105,52 @@
         <w:pStyle w:val="BodyText"/>
       </w:pPr>
       <w:r>
-        <w:t xml:space="preserve">Reorganized project structure: moved</w:t>
-      </w:r>
-      <w:r>
-        <w:t xml:space="preserve"> </w:t>
-      </w:r>
-      <w:r>
-        <w:rPr>
-          <w:rStyle w:val="VerbatimChar"/>
-        </w:rPr>
-        <w:t xml:space="preserve">build.sh</w:t>
-      </w:r>
-      <w:r>
-        <w:t xml:space="preserve">,</w:t>
-      </w:r>
-      <w:r>
-        <w:t xml:space="preserve"> </w:t>
-      </w:r>
-      <w:r>
-        <w:rPr>
-          <w:rStyle w:val="VerbatimChar"/>
-        </w:rPr>
-        <w:t xml:space="preserve">install.sh</w:t>
-      </w:r>
-      <w:r>
-        <w:t xml:space="preserve">, and</w:t>
-      </w:r>
-      <w:r>
-        <w:t xml:space="preserve"> </w:t>
-      </w:r>
-      <w:r>
-        <w:rPr>
-          <w:rStyle w:val="VerbatimChar"/>
-        </w:rPr>
-        <w:t xml:space="preserve">uninstall.sh</w:t>
-      </w:r>
-      <w:r>
-        <w:t xml:space="preserve"> </w:t>
-      </w:r>
-      <w:r>
-        <w:t xml:space="preserve">from repo root to</w:t>
-      </w:r>
-      <w:r>
-        <w:t xml:space="preserve"> </w:t>
-      </w:r>
-      <w:r>
-        <w:rPr>
-          <w:rStyle w:val="VerbatimChar"/>
-        </w:rPr>
-        <w:t xml:space="preserve">scripts/</w:t>
-      </w:r>
-      <w:r>
-        <w:t xml:space="preserve"> </w:t>
-      </w:r>
-      <w:r>
-        <w:t xml:space="preserve">directory. Updated all references in Makefile, README, AGENTS.md, SKILL.md, and setup guide. One-liner URLs now use</w:t>
-      </w:r>
-      <w:r>
-        <w:t xml:space="preserve"> </w:t>
-      </w:r>
-      <w:r>
-        <w:rPr>
-          <w:rStyle w:val="VerbatimChar"/>
-        </w:rPr>
-        <w:t xml:space="preserve">main/scripts/install.sh</w:t>
-      </w:r>
-      <w:r>
-        <w:t xml:space="preserve">.</w:t>
+        <w:t xml:space="preserve">Added</w:t>
+      </w:r>
+      <w:r>
+        <w:t xml:space="preserve"> </w:t>
+      </w:r>
+      <w:r>
+        <w:rPr>
+          <w:rStyle w:val="VerbatimChar"/>
+        </w:rPr>
+        <w:t xml:space="preserve">\setdocauthors</w:t>
+      </w:r>
+      <w:r>
+        <w:t xml:space="preserve"> </w:t>
+      </w:r>
+      <w:r>
+        <w:t xml:space="preserve">command and</w:t>
+      </w:r>
+      <w:r>
+        <w:t xml:space="preserve"> </w:t>
+      </w:r>
+      <w:r>
+        <w:rPr>
+          <w:rStyle w:val="VerbatimChar"/>
+        </w:rPr>
+        <w:t xml:space="preserve">[noauthors]</w:t>
+      </w:r>
+      <w:r>
+        <w:t xml:space="preserve"> </w:t>
+      </w:r>
+      <w:r>
+        <w:t xml:space="preserve">class option to both templates. Authors are displayed on the cover page (optional — hidden if not set or if</w:t>
+      </w:r>
+      <w:r>
+        <w:t xml:space="preserve"> </w:t>
+      </w:r>
+      <w:r>
+        <w:rPr>
+          <w:rStyle w:val="VerbatimChar"/>
+        </w:rPr>
+        <w:t xml:space="preserve">[noauthors]</w:t>
+      </w:r>
+      <w:r>
+        <w:t xml:space="preserve"> </w:t>
+      </w:r>
+      <w:r>
+        <w:t xml:space="preserve">is passed). Demonstrated in all 4 samples.</w:t>
       </w:r>
     </w:p>
     <w:p>
@@ -15184,7 +15163,7 @@
         <w:rPr>
           <w:b/>
         </w:rPr>
-        <w:t xml:space="preserve">3.4.0</w:t>
+        <w:t xml:space="preserve">3.5.0</w:t>
       </w:r>
       <w:r>
         <w:tab/>
@@ -15193,7 +15172,7 @@
         <w:rPr>
           <w:i/>
         </w:rPr>
-        <w:t xml:space="preserve">2026-09-12</w:t>
+        <w:t xml:space="preserve">2026-09-13</w:t>
       </w:r>
     </w:p>
     <w:p>
@@ -15201,28 +15180,35 @@
         <w:pStyle w:val="BodyText"/>
       </w:pPr>
       <w:r>
+        <w:t xml:space="preserve">Reorganized project structure: moved</w:t>
+      </w:r>
+      <w:r>
+        <w:t xml:space="preserve"> </w:t>
+      </w:r>
+      <w:r>
+        <w:rPr>
+          <w:rStyle w:val="VerbatimChar"/>
+        </w:rPr>
+        <w:t xml:space="preserve">build.sh</w:t>
+      </w:r>
+      <w:r>
+        <w:t xml:space="preserve">,</w:t>
+      </w:r>
+      <w:r>
+        <w:t xml:space="preserve"> </w:t>
+      </w:r>
+      <w:r>
         <w:rPr>
           <w:rStyle w:val="VerbatimChar"/>
         </w:rPr>
         <w:t xml:space="preserve">install.sh</w:t>
       </w:r>
       <w:r>
-        <w:t xml:space="preserve">: opencode skills and VS Code LaTeX Workshop are now optional prompts (default yes). Removed LTeX extension (was failing to install). One-liner detects existing installation and prompts to update with version display (</w:t>
-      </w:r>
-      <w:r>
-        <w:rPr>
-          <w:rStyle w:val="VerbatimChar"/>
-        </w:rPr>
-        <w:t xml:space="preserve">v3.3.6 → v3.3.7</w:t>
-      </w:r>
-      <w:r>
-        <w:t xml:space="preserve">). Uses absolute paths to prevent nested clones.</w:t>
-      </w:r>
-    </w:p>
-    <w:p>
-      <w:pPr>
-        <w:pStyle w:val="BodyText"/>
-      </w:pPr>
+        <w:t xml:space="preserve">, and</w:t>
+      </w:r>
+      <w:r>
+        <w:t xml:space="preserve"> </w:t>
+      </w:r>
       <w:r>
         <w:rPr>
           <w:rStyle w:val="VerbatimChar"/>
@@ -15230,57 +15216,37 @@
         <w:t xml:space="preserve">uninstall.sh</w:t>
       </w:r>
       <w:r>
-        <w:t xml:space="preserve">: Added one-liner support (</w:t>
-      </w:r>
-      <w:r>
-        <w:rPr>
-          <w:rStyle w:val="VerbatimChar"/>
-        </w:rPr>
-        <w:t xml:space="preserve">curl | bash</w:t>
-      </w:r>
-      <w:r>
-        <w:t xml:space="preserve">). Added</w:t>
-      </w:r>
-      <w:r>
-        <w:t xml:space="preserve"> </w:t>
-      </w:r>
-      <w:r>
-        <w:t xml:space="preserve">“</w:t>
-      </w:r>
-      <w:r>
-        <w:t xml:space="preserve">Remove 100%</w:t>
-      </w:r>
-      <w:r>
-        <w:t xml:space="preserve">”</w:t>
-      </w:r>
-      <w:r>
-        <w:t xml:space="preserve"> </w:t>
-      </w:r>
-      <w:r>
-        <w:t xml:space="preserve">nuclear option (option 4) to interactive menu. Added</w:t>
-      </w:r>
-      <w:r>
-        <w:t xml:space="preserve"> </w:t>
-      </w:r>
-      <w:r>
-        <w:rPr>
-          <w:rStyle w:val="VerbatimChar"/>
-        </w:rPr>
-        <w:t xml:space="preserve">–repo</w:t>
-      </w:r>
-      <w:r>
-        <w:t xml:space="preserve"> </w:t>
-      </w:r>
-      <w:r>
-        <w:t xml:space="preserve">flag.</w:t>
-      </w:r>
-    </w:p>
-    <w:p>
-      <w:pPr>
-        <w:pStyle w:val="BodyText"/>
-      </w:pPr>
-      <w:r>
-        <w:t xml:space="preserve">Updated Chapter 6 with optional component prompts and update detection. Updated Chapter 7 with one-liner update/uninstall and full menu documentation.</w:t>
+        <w:t xml:space="preserve"> </w:t>
+      </w:r>
+      <w:r>
+        <w:t xml:space="preserve">from repo root to</w:t>
+      </w:r>
+      <w:r>
+        <w:t xml:space="preserve"> </w:t>
+      </w:r>
+      <w:r>
+        <w:rPr>
+          <w:rStyle w:val="VerbatimChar"/>
+        </w:rPr>
+        <w:t xml:space="preserve">scripts/</w:t>
+      </w:r>
+      <w:r>
+        <w:t xml:space="preserve"> </w:t>
+      </w:r>
+      <w:r>
+        <w:t xml:space="preserve">directory. Updated all references in Makefile, README, AGENTS.md, SKILL.md, and setup guide. One-liner URLs now use</w:t>
+      </w:r>
+      <w:r>
+        <w:t xml:space="preserve"> </w:t>
+      </w:r>
+      <w:r>
+        <w:rPr>
+          <w:rStyle w:val="VerbatimChar"/>
+        </w:rPr>
+        <w:t xml:space="preserve">main/scripts/install.sh</w:t>
+      </w:r>
+      <w:r>
+        <w:t xml:space="preserve">.</w:t>
       </w:r>
     </w:p>
     <w:p>
@@ -15293,7 +15259,7 @@
         <w:rPr>
           <w:b/>
         </w:rPr>
-        <w:t xml:space="preserve">3.3.0</w:t>
+        <w:t xml:space="preserve">3.4.0</w:t>
       </w:r>
       <w:r>
         <w:tab/>
@@ -15302,7 +15268,7 @@
         <w:rPr>
           <w:i/>
         </w:rPr>
-        <w:t xml:space="preserve">2026-09-12</w:t>
+        <w:t xml:space="preserve">2026-09-13</w:t>
       </w:r>
     </w:p>
     <w:p>
@@ -15310,22 +15276,22 @@
         <w:pStyle w:val="BodyText"/>
       </w:pPr>
       <w:r>
-        <w:t xml:space="preserve">Moved pre-compiled setup guide to</w:t>
-      </w:r>
-      <w:r>
-        <w:t xml:space="preserve"> </w:t>
-      </w:r>
-      <w:r>
-        <w:rPr>
-          <w:rStyle w:val="VerbatimChar"/>
-        </w:rPr>
-        <w:t xml:space="preserve">setup-guide/</w:t>
-      </w:r>
-      <w:r>
-        <w:t xml:space="preserve"> </w:t>
-      </w:r>
-      <w:r>
-        <w:t xml:space="preserve">folder in repo root with all four formats (PDF, MD, DOCX, HTML). Users can read these before cloning to understand the installation process.</w:t>
+        <w:rPr>
+          <w:rStyle w:val="VerbatimChar"/>
+        </w:rPr>
+        <w:t xml:space="preserve">install.sh</w:t>
+      </w:r>
+      <w:r>
+        <w:t xml:space="preserve">: opencode skills and VS Code LaTeX Workshop are now optional prompts (default yes). Removed LTeX extension (was failing to install). One-liner detects existing installation and prompts to update with version display (</w:t>
+      </w:r>
+      <w:r>
+        <w:rPr>
+          <w:rStyle w:val="VerbatimChar"/>
+        </w:rPr>
+        <w:t xml:space="preserve">v3.3.6 → v3.3.7</w:t>
+      </w:r>
+      <w:r>
+        <w:t xml:space="preserve">). Uses absolute paths to prevent nested clones.</w:t>
       </w:r>
     </w:p>
     <w:p>
@@ -15333,22 +15299,55 @@
         <w:pStyle w:val="BodyText"/>
       </w:pPr>
       <w:r>
-        <w:t xml:space="preserve">Updated Makefile</w:t>
-      </w:r>
-      <w:r>
-        <w:t xml:space="preserve"> </w:t>
-      </w:r>
-      <w:r>
-        <w:rPr>
-          <w:rStyle w:val="VerbatimChar"/>
-        </w:rPr>
-        <w:t xml:space="preserve">setup-guide</w:t>
-      </w:r>
-      <w:r>
-        <w:t xml:space="preserve"> </w:t>
-      </w:r>
-      <w:r>
-        <w:t xml:space="preserve">target to generate and copy all four formats.</w:t>
+        <w:rPr>
+          <w:rStyle w:val="VerbatimChar"/>
+        </w:rPr>
+        <w:t xml:space="preserve">uninstall.sh</w:t>
+      </w:r>
+      <w:r>
+        <w:t xml:space="preserve">: Added one-liner support (</w:t>
+      </w:r>
+      <w:r>
+        <w:rPr>
+          <w:rStyle w:val="VerbatimChar"/>
+        </w:rPr>
+        <w:t xml:space="preserve">curl | bash</w:t>
+      </w:r>
+      <w:r>
+        <w:t xml:space="preserve">). Added</w:t>
+      </w:r>
+      <w:r>
+        <w:t xml:space="preserve"> </w:t>
+      </w:r>
+      <w:r>
+        <w:t xml:space="preserve">“</w:t>
+      </w:r>
+      <w:r>
+        <w:t xml:space="preserve">Remove 100%</w:t>
+      </w:r>
+      <w:r>
+        <w:t xml:space="preserve">”</w:t>
+      </w:r>
+      <w:r>
+        <w:t xml:space="preserve"> </w:t>
+      </w:r>
+      <w:r>
+        <w:t xml:space="preserve">nuclear option (option 4) to interactive menu. Added</w:t>
+      </w:r>
+      <w:r>
+        <w:t xml:space="preserve"> </w:t>
+      </w:r>
+      <w:r>
+        <w:rPr>
+          <w:rStyle w:val="VerbatimChar"/>
+        </w:rPr>
+        <w:t xml:space="preserve">–repo</w:t>
+      </w:r>
+      <w:r>
+        <w:t xml:space="preserve"> </w:t>
+      </w:r>
+      <w:r>
+        <w:t xml:space="preserve">flag.</w:t>
       </w:r>
     </w:p>
     <w:p>
@@ -15356,27 +15355,7 @@
         <w:pStyle w:val="BodyText"/>
       </w:pPr>
       <w:r>
-        <w:t xml:space="preserve">Updated README with pre-compiled setup guide section and format comparison table.</w:t>
-      </w:r>
-    </w:p>
-    <w:p>
-      <w:pPr>
-        <w:pStyle w:val="BodyText"/>
-      </w:pPr>
-      <w:r>
-        <w:t xml:space="preserve">Updated .gitignore to track all four formats in</w:t>
-      </w:r>
-      <w:r>
-        <w:t xml:space="preserve"> </w:t>
-      </w:r>
-      <w:r>
-        <w:rPr>
-          <w:rStyle w:val="VerbatimChar"/>
-        </w:rPr>
-        <w:t xml:space="preserve">setup-guide/</w:t>
-      </w:r>
-      <w:r>
-        <w:t xml:space="preserve">.</w:t>
+        <w:t xml:space="preserve">Updated Chapter 6 with optional component prompts and update detection. Updated Chapter 7 with one-liner update/uninstall and full menu documentation.</w:t>
       </w:r>
     </w:p>
     <w:p>
@@ -15389,7 +15368,7 @@
         <w:rPr>
           <w:b/>
         </w:rPr>
-        <w:t xml:space="preserve">3.2.1</w:t>
+        <w:t xml:space="preserve">3.3.0</w:t>
       </w:r>
       <w:r>
         <w:tab/>
@@ -15398,7 +15377,7 @@
         <w:rPr>
           <w:i/>
         </w:rPr>
-        <w:t xml:space="preserve">2026-09-12</w:t>
+        <w:t xml:space="preserve">2026-09-13</w:t>
       </w:r>
     </w:p>
     <w:p>
@@ -15406,40 +15385,73 @@
         <w:pStyle w:val="BodyText"/>
       </w:pPr>
       <w:r>
-        <w:t xml:space="preserve">Renamed Chapter 7 from</w:t>
-      </w:r>
-      <w:r>
-        <w:t xml:space="preserve"> </w:t>
-      </w:r>
-      <w:r>
-        <w:t xml:space="preserve">“</w:t>
-      </w:r>
-      <w:r>
-        <w:t xml:space="preserve">Clean Up</w:t>
-      </w:r>
-      <w:r>
-        <w:t xml:space="preserve">”</w:t>
-      </w:r>
-      <w:r>
-        <w:t xml:space="preserve"> </w:t>
-      </w:r>
-      <w:r>
-        <w:t xml:space="preserve">to</w:t>
-      </w:r>
-      <w:r>
-        <w:t xml:space="preserve"> </w:t>
-      </w:r>
-      <w:r>
-        <w:t xml:space="preserve">“</w:t>
-      </w:r>
-      <w:r>
-        <w:t xml:space="preserve">Operations and Maintenance</w:t>
-      </w:r>
-      <w:r>
-        <w:t xml:space="preserve">”</w:t>
-      </w:r>
-      <w:r>
-        <w:t xml:space="preserve">. Added subsections for updating and uninstalling both the MaaS Gateway and the document templates. Added cloud resource cleanup as an optional subsection.</w:t>
+        <w:t xml:space="preserve">Moved pre-compiled setup guide to</w:t>
+      </w:r>
+      <w:r>
+        <w:t xml:space="preserve"> </w:t>
+      </w:r>
+      <w:r>
+        <w:rPr>
+          <w:rStyle w:val="VerbatimChar"/>
+        </w:rPr>
+        <w:t xml:space="preserve">setup-guide/</w:t>
+      </w:r>
+      <w:r>
+        <w:t xml:space="preserve"> </w:t>
+      </w:r>
+      <w:r>
+        <w:t xml:space="preserve">folder in repo root with all four formats (PDF, MD, DOCX, HTML). Users can read these before cloning to understand the installation process.</w:t>
+      </w:r>
+    </w:p>
+    <w:p>
+      <w:pPr>
+        <w:pStyle w:val="BodyText"/>
+      </w:pPr>
+      <w:r>
+        <w:t xml:space="preserve">Updated Makefile</w:t>
+      </w:r>
+      <w:r>
+        <w:t xml:space="preserve"> </w:t>
+      </w:r>
+      <w:r>
+        <w:rPr>
+          <w:rStyle w:val="VerbatimChar"/>
+        </w:rPr>
+        <w:t xml:space="preserve">setup-guide</w:t>
+      </w:r>
+      <w:r>
+        <w:t xml:space="preserve"> </w:t>
+      </w:r>
+      <w:r>
+        <w:t xml:space="preserve">target to generate and copy all four formats.</w:t>
+      </w:r>
+    </w:p>
+    <w:p>
+      <w:pPr>
+        <w:pStyle w:val="BodyText"/>
+      </w:pPr>
+      <w:r>
+        <w:t xml:space="preserve">Updated README with pre-compiled setup guide section and format comparison table.</w:t>
+      </w:r>
+    </w:p>
+    <w:p>
+      <w:pPr>
+        <w:pStyle w:val="BodyText"/>
+      </w:pPr>
+      <w:r>
+        <w:t xml:space="preserve">Updated .gitignore to track all four formats in</w:t>
+      </w:r>
+      <w:r>
+        <w:t xml:space="preserve"> </w:t>
+      </w:r>
+      <w:r>
+        <w:rPr>
+          <w:rStyle w:val="VerbatimChar"/>
+        </w:rPr>
+        <w:t xml:space="preserve">setup-guide/</w:t>
+      </w:r>
+      <w:r>
+        <w:t xml:space="preserve">.</w:t>
       </w:r>
     </w:p>
     <w:p>
@@ -15452,7 +15464,7 @@
         <w:rPr>
           <w:b/>
         </w:rPr>
-        <w:t xml:space="preserve">3.2.0</w:t>
+        <w:t xml:space="preserve">3.2.1</w:t>
       </w:r>
       <w:r>
         <w:tab/>
@@ -15461,7 +15473,7 @@
         <w:rPr>
           <w:i/>
         </w:rPr>
-        <w:t xml:space="preserve">2026-09-12</w:t>
+        <w:t xml:space="preserve">2026-09-13</w:t>
       </w:r>
     </w:p>
     <w:p>
@@ -15469,110 +15481,40 @@
         <w:pStyle w:val="BodyText"/>
       </w:pPr>
       <w:r>
-        <w:t xml:space="preserve">Added</w:t>
-      </w:r>
-      <w:r>
-        <w:t xml:space="preserve"> </w:t>
-      </w:r>
-      <w:r>
-        <w:rPr>
-          <w:rStyle w:val="VerbatimChar"/>
-        </w:rPr>
-        <w:t xml:space="preserve">uninstall.sh</w:t>
-      </w:r>
-      <w:r>
-        <w:t xml:space="preserve"> </w:t>
-      </w:r>
-      <w:r>
-        <w:t xml:space="preserve">script with interactive menu,</w:t>
-      </w:r>
-      <w:r>
-        <w:t xml:space="preserve"> </w:t>
-      </w:r>
-      <w:r>
-        <w:rPr>
-          <w:rStyle w:val="VerbatimChar"/>
-        </w:rPr>
-        <w:t xml:space="preserve">–all</w:t>
-      </w:r>
-      <w:r>
-        <w:t xml:space="preserve">,</w:t>
-      </w:r>
-      <w:r>
-        <w:t xml:space="preserve"> </w:t>
-      </w:r>
-      <w:r>
-        <w:rPr>
-          <w:rStyle w:val="VerbatimChar"/>
-        </w:rPr>
-        <w:t xml:space="preserve">–yes</w:t>
-      </w:r>
-      <w:r>
-        <w:t xml:space="preserve">, and</w:t>
-      </w:r>
-      <w:r>
-        <w:t xml:space="preserve"> </w:t>
-      </w:r>
-      <w:r>
-        <w:rPr>
-          <w:rStyle w:val="VerbatimChar"/>
-        </w:rPr>
-        <w:t xml:space="preserve">–dry-run</w:t>
-      </w:r>
-      <w:r>
-        <w:t xml:space="preserve"> </w:t>
-      </w:r>
-      <w:r>
-        <w:t xml:space="preserve">flags. Removes opencode skills, .sty modules, HarmonyOS Sans font, /etc/LatexMk fix, and VS Code settings.</w:t>
-      </w:r>
-    </w:p>
-    <w:p>
-      <w:pPr>
-        <w:pStyle w:val="BodyText"/>
-      </w:pPr>
-      <w:r>
-        <w:t xml:space="preserve">Fixed</w:t>
-      </w:r>
-      <w:r>
-        <w:t xml:space="preserve"> </w:t>
-      </w:r>
-      <w:r>
-        <w:rPr>
-          <w:rStyle w:val="VerbatimChar"/>
-        </w:rPr>
-        <w:t xml:space="preserve">install.sh</w:t>
-      </w:r>
-      <w:r>
-        <w:t xml:space="preserve">: show apt-get output (was hidden), suppress fvextra build noise, fix font detection (</w:t>
-      </w:r>
-      <w:r>
-        <w:rPr>
-          <w:rStyle w:val="VerbatimChar"/>
-        </w:rPr>
-        <w:t xml:space="preserve">fc-list : family</w:t>
-      </w:r>
-      <w:r>
-        <w:t xml:space="preserve">), fix test compilation paths (</w:t>
-      </w:r>
-      <w:r>
-        <w:rPr>
-          <w:rStyle w:val="VerbatimChar"/>
-        </w:rPr>
-        <w:t xml:space="preserve">src/</w:t>
-      </w:r>
-      <w:r>
-        <w:t xml:space="preserve"> </w:t>
-      </w:r>
-      <w:r>
-        <w:t xml:space="preserve">subdirectory), fix LTeX extension success/failure reporting.</w:t>
-      </w:r>
-    </w:p>
-    <w:p>
-      <w:pPr>
-        <w:pStyle w:val="BodyText"/>
-      </w:pPr>
-      <w:r>
-        <w:t xml:space="preserve">Updated Chapter 7 with uninstall instructions.</w:t>
+        <w:t xml:space="preserve">Renamed Chapter 7 from</w:t>
+      </w:r>
+      <w:r>
+        <w:t xml:space="preserve"> </w:t>
+      </w:r>
+      <w:r>
+        <w:t xml:space="preserve">“</w:t>
+      </w:r>
+      <w:r>
+        <w:t xml:space="preserve">Clean Up</w:t>
+      </w:r>
+      <w:r>
+        <w:t xml:space="preserve">”</w:t>
+      </w:r>
+      <w:r>
+        <w:t xml:space="preserve"> </w:t>
+      </w:r>
+      <w:r>
+        <w:t xml:space="preserve">to</w:t>
+      </w:r>
+      <w:r>
+        <w:t xml:space="preserve"> </w:t>
+      </w:r>
+      <w:r>
+        <w:t xml:space="preserve">“</w:t>
+      </w:r>
+      <w:r>
+        <w:t xml:space="preserve">Operations and Maintenance</w:t>
+      </w:r>
+      <w:r>
+        <w:t xml:space="preserve">”</w:t>
+      </w:r>
+      <w:r>
+        <w:t xml:space="preserve">. Added subsections for updating and uninstalling both the MaaS Gateway and the document templates. Added cloud resource cleanup as an optional subsection.</w:t>
       </w:r>
     </w:p>
     <w:p>
@@ -15585,7 +15527,7 @@
         <w:rPr>
           <w:b/>
         </w:rPr>
-        <w:t xml:space="preserve">3.1.2</w:t>
+        <w:t xml:space="preserve">3.2.0</w:t>
       </w:r>
       <w:r>
         <w:tab/>
@@ -15594,7 +15536,7 @@
         <w:rPr>
           <w:i/>
         </w:rPr>
-        <w:t xml:space="preserve">2026-09-12</w:t>
+        <w:t xml:space="preserve">2026-09-13</w:t>
       </w:r>
     </w:p>
     <w:p>
@@ -15602,7 +15544,110 @@
         <w:pStyle w:val="BodyText"/>
       </w:pPr>
       <w:r>
-        <w:t xml:space="preserve">Added output format guide to README.md: comparison table of PDF, Markdown, DOCX, and HTML with purpose, copy-paste quality, and limitations. Recommends Markdown for copy-paste.</w:t>
+        <w:t xml:space="preserve">Added</w:t>
+      </w:r>
+      <w:r>
+        <w:t xml:space="preserve"> </w:t>
+      </w:r>
+      <w:r>
+        <w:rPr>
+          <w:rStyle w:val="VerbatimChar"/>
+        </w:rPr>
+        <w:t xml:space="preserve">uninstall.sh</w:t>
+      </w:r>
+      <w:r>
+        <w:t xml:space="preserve"> </w:t>
+      </w:r>
+      <w:r>
+        <w:t xml:space="preserve">script with interactive menu,</w:t>
+      </w:r>
+      <w:r>
+        <w:t xml:space="preserve"> </w:t>
+      </w:r>
+      <w:r>
+        <w:rPr>
+          <w:rStyle w:val="VerbatimChar"/>
+        </w:rPr>
+        <w:t xml:space="preserve">–all</w:t>
+      </w:r>
+      <w:r>
+        <w:t xml:space="preserve">,</w:t>
+      </w:r>
+      <w:r>
+        <w:t xml:space="preserve"> </w:t>
+      </w:r>
+      <w:r>
+        <w:rPr>
+          <w:rStyle w:val="VerbatimChar"/>
+        </w:rPr>
+        <w:t xml:space="preserve">–yes</w:t>
+      </w:r>
+      <w:r>
+        <w:t xml:space="preserve">, and</w:t>
+      </w:r>
+      <w:r>
+        <w:t xml:space="preserve"> </w:t>
+      </w:r>
+      <w:r>
+        <w:rPr>
+          <w:rStyle w:val="VerbatimChar"/>
+        </w:rPr>
+        <w:t xml:space="preserve">–dry-run</w:t>
+      </w:r>
+      <w:r>
+        <w:t xml:space="preserve"> </w:t>
+      </w:r>
+      <w:r>
+        <w:t xml:space="preserve">flags. Removes opencode skills, .sty modules, HarmonyOS Sans font, /etc/LatexMk fix, and VS Code settings.</w:t>
+      </w:r>
+    </w:p>
+    <w:p>
+      <w:pPr>
+        <w:pStyle w:val="BodyText"/>
+      </w:pPr>
+      <w:r>
+        <w:t xml:space="preserve">Fixed</w:t>
+      </w:r>
+      <w:r>
+        <w:t xml:space="preserve"> </w:t>
+      </w:r>
+      <w:r>
+        <w:rPr>
+          <w:rStyle w:val="VerbatimChar"/>
+        </w:rPr>
+        <w:t xml:space="preserve">install.sh</w:t>
+      </w:r>
+      <w:r>
+        <w:t xml:space="preserve">: show apt-get output (was hidden), suppress fvextra build noise, fix font detection (</w:t>
+      </w:r>
+      <w:r>
+        <w:rPr>
+          <w:rStyle w:val="VerbatimChar"/>
+        </w:rPr>
+        <w:t xml:space="preserve">fc-list : family</w:t>
+      </w:r>
+      <w:r>
+        <w:t xml:space="preserve">), fix test compilation paths (</w:t>
+      </w:r>
+      <w:r>
+        <w:rPr>
+          <w:rStyle w:val="VerbatimChar"/>
+        </w:rPr>
+        <w:t xml:space="preserve">src/</w:t>
+      </w:r>
+      <w:r>
+        <w:t xml:space="preserve"> </w:t>
+      </w:r>
+      <w:r>
+        <w:t xml:space="preserve">subdirectory), fix LTeX extension success/failure reporting.</w:t>
+      </w:r>
+    </w:p>
+    <w:p>
+      <w:pPr>
+        <w:pStyle w:val="BodyText"/>
+      </w:pPr>
+      <w:r>
+        <w:t xml:space="preserve">Updated Chapter 7 with uninstall instructions.</w:t>
       </w:r>
     </w:p>
     <w:p>
@@ -15615,7 +15660,7 @@
         <w:rPr>
           <w:b/>
         </w:rPr>
-        <w:t xml:space="preserve">3.1.1</w:t>
+        <w:t xml:space="preserve">3.1.2</w:t>
       </w:r>
       <w:r>
         <w:tab/>
@@ -15624,7 +15669,7 @@
         <w:rPr>
           <w:i/>
         </w:rPr>
-        <w:t xml:space="preserve">2026-09-12</w:t>
+        <w:t xml:space="preserve">2026-09-13</w:t>
       </w:r>
     </w:p>
     <w:p>
@@ -15632,62 +15677,7 @@
         <w:pStyle w:val="BodyText"/>
       </w:pPr>
       <w:r>
-        <w:t xml:space="preserve">Updated MaaS Gateway chapter to v1.10.9: non-interactive mode (</w:t>
-      </w:r>
-      <w:r>
-        <w:rPr>
-          <w:rStyle w:val="VerbatimChar"/>
-        </w:rPr>
-        <w:t xml:space="preserve">-y</w:t>
-      </w:r>
-      <w:r>
-        <w:t xml:space="preserve">) now suppresses all prompts (prerequisites, tool selection, skill install).</w:t>
-      </w:r>
-    </w:p>
-    <w:p>
-      <w:pPr>
-        <w:pStyle w:val="BodyText"/>
-      </w:pPr>
-      <w:r>
-        <w:t xml:space="preserve">Changed project clone path from</w:t>
-      </w:r>
-      <w:r>
-        <w:t xml:space="preserve"> </w:t>
-      </w:r>
-      <w:r>
-        <w:rPr>
-          <w:rStyle w:val="VerbatimChar"/>
-        </w:rPr>
-        <w:t xml:space="preserve">~</w:t>
-      </w:r>
-      <w:r>
-        <w:t xml:space="preserve"> </w:t>
-      </w:r>
-      <w:r>
-        <w:t xml:space="preserve">(root home) to</w:t>
-      </w:r>
-      <w:r>
-        <w:t xml:space="preserve"> </w:t>
-      </w:r>
-      <w:r>
-        <w:rPr>
-          <w:rStyle w:val="VerbatimChar"/>
-        </w:rPr>
-        <w:t xml:space="preserve">/home</w:t>
-      </w:r>
-      <w:r>
-        <w:t xml:space="preserve"> </w:t>
-      </w:r>
-      <w:r>
-        <w:t xml:space="preserve">as default working directory.</w:t>
-      </w:r>
-    </w:p>
-    <w:p>
-      <w:pPr>
-        <w:pStyle w:val="BodyText"/>
-      </w:pPr>
-      <w:r>
-        <w:t xml:space="preserve">Added project standards to AGENTS.md: workflow, end-to-end validation, code style, git conventions, when unsure.</w:t>
+        <w:t xml:space="preserve">Added output format guide to README.md: comparison table of PDF, Markdown, DOCX, and HTML with purpose, copy-paste quality, and limitations. Recommends Markdown for copy-paste.</w:t>
       </w:r>
     </w:p>
     <w:p>
@@ -15700,7 +15690,7 @@
         <w:rPr>
           <w:b/>
         </w:rPr>
-        <w:t xml:space="preserve">3.1.0</w:t>
+        <w:t xml:space="preserve">3.1.1</w:t>
       </w:r>
       <w:r>
         <w:tab/>
@@ -15709,7 +15699,7 @@
         <w:rPr>
           <w:i/>
         </w:rPr>
-        <w:t xml:space="preserve">2026-09-12</w:t>
+        <w:t xml:space="preserve">2026-09-13</w:t>
       </w:r>
     </w:p>
     <w:p>
@@ -15717,19 +15707,16 @@
         <w:pStyle w:val="BodyText"/>
       </w:pPr>
       <w:r>
-        <w:t xml:space="preserve">Switched from ECS to Flexus X instance (4 vCPU, 16 GB RAM via slider, flavor</w:t>
-      </w:r>
-      <w:r>
-        <w:t xml:space="preserve"> </w:t>
-      </w:r>
-      <w:r>
-        <w:rPr>
-          <w:rStyle w:val="VerbatimChar"/>
-        </w:rPr>
-        <w:t xml:space="preserve">x1.4u.16g</w:t>
-      </w:r>
-      <w:r>
-        <w:t xml:space="preserve">) — more cost-efficient and robust. Updated creation steps to match Flexus X console order: billing mode first, vCPU/RAM slider (no flavor dropdown), Cloud Eye monitoring (recommended), then instance name and key pair login. Replaced screenshots with Flexus X console images.</w:t>
+        <w:t xml:space="preserve">Updated MaaS Gateway chapter to v1.10.9: non-interactive mode (</w:t>
+      </w:r>
+      <w:r>
+        <w:rPr>
+          <w:rStyle w:val="VerbatimChar"/>
+        </w:rPr>
+        <w:t xml:space="preserve">-y</w:t>
+      </w:r>
+      <w:r>
+        <w:t xml:space="preserve">) now suppresses all prompts (prerequisites, tool selection, skill install).</w:t>
       </w:r>
     </w:p>
     <w:p>
@@ -15737,37 +15724,37 @@
         <w:pStyle w:val="BodyText"/>
       </w:pPr>
       <w:r>
-        <w:t xml:space="preserve">Rewrote Chapter 3: switched from</w:t>
-      </w:r>
-      <w:r>
-        <w:t xml:space="preserve"> </w:t>
-      </w:r>
-      <w:r>
-        <w:rPr>
-          <w:rStyle w:val="VerbatimChar"/>
-        </w:rPr>
-        <w:t xml:space="preserve">connect.exe</w:t>
-      </w:r>
-      <w:r>
-        <w:t xml:space="preserve"> </w:t>
-      </w:r>
-      <w:r>
-        <w:t xml:space="preserve">to</w:t>
-      </w:r>
-      <w:r>
-        <w:t xml:space="preserve"> </w:t>
-      </w:r>
-      <w:r>
-        <w:rPr>
-          <w:rStyle w:val="VerbatimChar"/>
-        </w:rPr>
-        <w:t xml:space="preserve">ncat</w:t>
-      </w:r>
-      <w:r>
-        <w:t xml:space="preserve"> </w:t>
-      </w:r>
-      <w:r>
-        <w:t xml:space="preserve">(from Nmap) as the SSH ProxyCommand. Added explanation of HTTP CONNECT method, why port 4444 works, why ncat is chosen, ncat installation with antivirus exclusions, flag reference table, and improved keepalive settings.</w:t>
+        <w:t xml:space="preserve">Changed project clone path from</w:t>
+      </w:r>
+      <w:r>
+        <w:t xml:space="preserve"> </w:t>
+      </w:r>
+      <w:r>
+        <w:rPr>
+          <w:rStyle w:val="VerbatimChar"/>
+        </w:rPr>
+        <w:t xml:space="preserve">~</w:t>
+      </w:r>
+      <w:r>
+        <w:t xml:space="preserve"> </w:t>
+      </w:r>
+      <w:r>
+        <w:t xml:space="preserve">(root home) to</w:t>
+      </w:r>
+      <w:r>
+        <w:t xml:space="preserve"> </w:t>
+      </w:r>
+      <w:r>
+        <w:rPr>
+          <w:rStyle w:val="VerbatimChar"/>
+        </w:rPr>
+        <w:t xml:space="preserve">/home</w:t>
+      </w:r>
+      <w:r>
+        <w:t xml:space="preserve"> </w:t>
+      </w:r>
+      <w:r>
+        <w:t xml:space="preserve">as default working directory.</w:t>
       </w:r>
     </w:p>
     <w:p>
@@ -15775,23 +15762,7 @@
         <w:pStyle w:val="BodyText"/>
       </w:pPr>
       <w:r>
-        <w:t xml:space="preserve">Restructured chapters: moved SSH config and VS Code connection to new Chapter 4 (Install VS Code and Connect via Remote-SSH). Chapters 5–7 renumbered.</w:t>
-      </w:r>
-    </w:p>
-    <w:p>
-      <w:pPr>
-        <w:pStyle w:val="BodyText"/>
-      </w:pPr>
-      <w:r>
-        <w:t xml:space="preserve">Added verification checklist tables to all 7 chapters.</w:t>
-      </w:r>
-    </w:p>
-    <w:p>
-      <w:pPr>
-        <w:pStyle w:val="BodyText"/>
-      </w:pPr>
-      <w:r>
-        <w:t xml:space="preserve">Added mandatory reboot warning in Chapter 2 (SSH port change). Added troubleshooting subsection in Chapter 4 with common SSH connection issues and ncat debugging commands.</w:t>
+        <w:t xml:space="preserve">Added project standards to AGENTS.md: workflow, end-to-end validation, code style, git conventions, when unsure.</w:t>
       </w:r>
     </w:p>
     <w:p>
@@ -15804,7 +15775,7 @@
         <w:rPr>
           <w:b/>
         </w:rPr>
-        <w:t xml:space="preserve">3.0.1</w:t>
+        <w:t xml:space="preserve">3.1.0</w:t>
       </w:r>
       <w:r>
         <w:tab/>
@@ -15813,7 +15784,7 @@
         <w:rPr>
           <w:i/>
         </w:rPr>
-        <w:t xml:space="preserve">2026-09-12</w:t>
+        <w:t xml:space="preserve">2026-09-13</w:t>
       </w:r>
     </w:p>
     <w:p>
@@ -15821,7 +15792,81 @@
         <w:pStyle w:val="BodyText"/>
       </w:pPr>
       <w:r>
-        <w:t xml:space="preserve">Minor fixes: test-filter.sh auto-discovery, build.sh help text, Makefile aggregate descriptions, 5-section comment correction, CHANGELOG version gap note, callout-in-code fix, CI font auto-discovery, dofile path comment, test-sync.sh header.</w:t>
+        <w:t xml:space="preserve">Switched from ECS to Flexus X instance (4 vCPU, 16 GB RAM via slider, flavor</w:t>
+      </w:r>
+      <w:r>
+        <w:t xml:space="preserve"> </w:t>
+      </w:r>
+      <w:r>
+        <w:rPr>
+          <w:rStyle w:val="VerbatimChar"/>
+        </w:rPr>
+        <w:t xml:space="preserve">x1.4u.16g</w:t>
+      </w:r>
+      <w:r>
+        <w:t xml:space="preserve">) — more cost-efficient and robust. Updated creation steps to match Flexus X console order: billing mode first, vCPU/RAM slider (no flavor dropdown), Cloud Eye monitoring (recommended), then instance name and key pair login. Replaced screenshots with Flexus X console images.</w:t>
+      </w:r>
+    </w:p>
+    <w:p>
+      <w:pPr>
+        <w:pStyle w:val="BodyText"/>
+      </w:pPr>
+      <w:r>
+        <w:t xml:space="preserve">Rewrote Chapter 3: switched from</w:t>
+      </w:r>
+      <w:r>
+        <w:t xml:space="preserve"> </w:t>
+      </w:r>
+      <w:r>
+        <w:rPr>
+          <w:rStyle w:val="VerbatimChar"/>
+        </w:rPr>
+        <w:t xml:space="preserve">connect.exe</w:t>
+      </w:r>
+      <w:r>
+        <w:t xml:space="preserve"> </w:t>
+      </w:r>
+      <w:r>
+        <w:t xml:space="preserve">to</w:t>
+      </w:r>
+      <w:r>
+        <w:t xml:space="preserve"> </w:t>
+      </w:r>
+      <w:r>
+        <w:rPr>
+          <w:rStyle w:val="VerbatimChar"/>
+        </w:rPr>
+        <w:t xml:space="preserve">ncat</w:t>
+      </w:r>
+      <w:r>
+        <w:t xml:space="preserve"> </w:t>
+      </w:r>
+      <w:r>
+        <w:t xml:space="preserve">(from Nmap) as the SSH ProxyCommand. Added explanation of HTTP CONNECT method, why port 4444 works, why ncat is chosen, ncat installation with antivirus exclusions, flag reference table, and improved keepalive settings.</w:t>
+      </w:r>
+    </w:p>
+    <w:p>
+      <w:pPr>
+        <w:pStyle w:val="BodyText"/>
+      </w:pPr>
+      <w:r>
+        <w:t xml:space="preserve">Restructured chapters: moved SSH config and VS Code connection to new Chapter 4 (Install VS Code and Connect via Remote-SSH). Chapters 5–7 renumbered.</w:t>
+      </w:r>
+    </w:p>
+    <w:p>
+      <w:pPr>
+        <w:pStyle w:val="BodyText"/>
+      </w:pPr>
+      <w:r>
+        <w:t xml:space="preserve">Added verification checklist tables to all 7 chapters.</w:t>
+      </w:r>
+    </w:p>
+    <w:p>
+      <w:pPr>
+        <w:pStyle w:val="BodyText"/>
+      </w:pPr>
+      <w:r>
+        <w:t xml:space="preserve">Added mandatory reboot warning in Chapter 2 (SSH port change). Added troubleshooting subsection in Chapter 4 with common SSH connection issues and ncat debugging commands.</w:t>
       </w:r>
     </w:p>
     <w:p>
@@ -15834,7 +15879,7 @@
         <w:rPr>
           <w:b/>
         </w:rPr>
-        <w:t xml:space="preserve">3.0.0</w:t>
+        <w:t xml:space="preserve">3.0.1</w:t>
       </w:r>
       <w:r>
         <w:tab/>
@@ -15843,7 +15888,7 @@
         <w:rPr>
           <w:i/>
         </w:rPr>
-        <w:t xml:space="preserve">2026-09-12</w:t>
+        <w:t xml:space="preserve">2026-09-13</w:t>
       </w:r>
     </w:p>
     <w:p>
@@ -15851,7 +15896,7 @@
         <w:pStyle w:val="BodyText"/>
       </w:pPr>
       <w:r>
-        <w:t xml:space="preserve">Modular pipeline refactoring: shared Lua filter factory, shared DOCX fix logic, build system auto-discovery, unified format pipeline, GitHub Actions CI.</w:t>
+        <w:t xml:space="preserve">Minor fixes: test-filter.sh auto-discovery, build.sh help text, Makefile aggregate descriptions, 5-section comment correction, CHANGELOG version gap note, callout-in-code fix, CI font auto-discovery, dofile path comment, test-sync.sh header.</w:t>
       </w:r>
     </w:p>
     <w:p>
@@ -15864,6 +15909,36 @@
         <w:rPr>
           <w:b/>
         </w:rPr>
+        <w:t xml:space="preserve">3.0.0</w:t>
+      </w:r>
+      <w:r>
+        <w:tab/>
+      </w:r>
+      <w:r>
+        <w:rPr>
+          <w:i/>
+        </w:rPr>
+        <w:t xml:space="preserve">2026-09-13</w:t>
+      </w:r>
+    </w:p>
+    <w:p>
+      <w:pPr>
+        <w:pStyle w:val="BodyText"/>
+      </w:pPr>
+      <w:r>
+        <w:t xml:space="preserve">Modular pipeline refactoring: shared Lua filter factory, shared DOCX fix logic, build system auto-discovery, unified format pipeline, GitHub Actions CI.</w:t>
+      </w:r>
+    </w:p>
+    <w:p>
+      <w:pPr>
+        <w:tabs>
+          <w:tab w:val="right" w:pos="9638"/>
+        </w:tabs>
+      </w:pPr>
+      <w:r>
+        <w:rPr>
+          <w:b/>
+        </w:rPr>
         <w:t xml:space="preserve">2.16.0</w:t>
       </w:r>
       <w:r>
@@ -15873,7 +15948,7 @@
         <w:rPr>
           <w:i/>
         </w:rPr>
-        <w:t xml:space="preserve">2026-09-12</w:t>
+        <w:t xml:space="preserve">2026-09-13</w:t>
       </w:r>
     </w:p>
     <w:p>

--- a/setup-guide/setup-guide.docx
+++ b/setup-guide/setup-guide.docx
@@ -70,7 +70,7 @@
         <w:pStyle w:val="CoverMeta"/>
       </w:pPr>
       <w:r>
-        <w:t xml:space="preserve">v4.3.0</w:t>
+        <w:t xml:space="preserve">v4.4.0</w:t>
       </w:r>
     </w:p>
     <w:p>
@@ -14645,6 +14645,36 @@
         </w:pBdr>
         <w:spacing w:after="120"/>
       </w:pPr>
+    </w:p>
+    <w:p>
+      <w:pPr>
+        <w:tabs>
+          <w:tab w:val="right" w:pos="9638"/>
+        </w:tabs>
+      </w:pPr>
+      <w:r>
+        <w:rPr>
+          <w:b/>
+        </w:rPr>
+        <w:t xml:space="preserve">4.4.0</w:t>
+      </w:r>
+      <w:r>
+        <w:tab/>
+      </w:r>
+      <w:r>
+        <w:rPr>
+          <w:i/>
+        </w:rPr>
+        <w:t xml:space="preserve">2026-09-13</w:t>
+      </w:r>
+    </w:p>
+    <w:p>
+      <w:pPr>
+        <w:pStyle w:val="BodyText"/>
+      </w:pPr>
+      <w:r>
+        <w:t xml:space="preserve">Code review fixes: removed dead labels, badge now uses Huawei brand colors (tipbg/tipfg, huaweired, warningbg/warningfg), Lua filter preserves formatting in DOCX/MD/HTML via parse_latex_blocks, testprocedure handler preserves non-step content (images, code, callouts).</w:t>
+      </w:r>
     </w:p>
     <w:p>
       <w:pPr>

--- a/setup-guide/setup-guide.docx
+++ b/setup-guide/setup-guide.docx
@@ -70,7 +70,7 @@
         <w:pStyle w:val="CoverMeta"/>
       </w:pPr>
       <w:r>
-        <w:t xml:space="preserve">v4.4.0</w:t>
+        <w:t xml:space="preserve">v4.5.0</w:t>
       </w:r>
     </w:p>
     <w:p>
@@ -14645,6 +14645,93 @@
         </w:pBdr>
         <w:spacing w:after="120"/>
       </w:pPr>
+    </w:p>
+    <w:p>
+      <w:pPr>
+        <w:tabs>
+          <w:tab w:val="right" w:pos="9638"/>
+        </w:tabs>
+      </w:pPr>
+      <w:r>
+        <w:rPr>
+          <w:b/>
+        </w:rPr>
+        <w:t xml:space="preserve">4.5.0</w:t>
+      </w:r>
+      <w:r>
+        <w:tab/>
+      </w:r>
+      <w:r>
+        <w:rPr>
+          <w:i/>
+        </w:rPr>
+        <w:t xml:space="preserve">2026-09-13</w:t>
+      </w:r>
+    </w:p>
+    <w:p>
+      <w:pPr>
+        <w:pStyle w:val="BodyText"/>
+      </w:pPr>
+      <w:r>
+        <w:t xml:space="preserve">Unified field APIs:</w:t>
+      </w:r>
+      <w:r>
+        <w:t xml:space="preserve"> </w:t>
+      </w:r>
+      <w:r>
+        <w:rPr>
+          <w:rStyle w:val="VerbatimChar"/>
+        </w:rPr>
+        <w:t xml:space="preserve">testprerequisites</w:t>
+      </w:r>
+      <w:r>
+        <w:t xml:space="preserve"> </w:t>
+      </w:r>
+      <w:r>
+        <w:t xml:space="preserve">and</w:t>
+      </w:r>
+      <w:r>
+        <w:t xml:space="preserve"> </w:t>
+      </w:r>
+      <w:r>
+        <w:rPr>
+          <w:rStyle w:val="VerbatimChar"/>
+        </w:rPr>
+        <w:t xml:space="preserve">testexpected</w:t>
+      </w:r>
+      <w:r>
+        <w:t xml:space="preserve"> </w:t>
+      </w:r>
+      <w:r>
+        <w:t xml:space="preserve">changed from commands to environments, matching</w:t>
+      </w:r>
+      <w:r>
+        <w:t xml:space="preserve"> </w:t>
+      </w:r>
+      <w:r>
+        <w:rPr>
+          <w:rStyle w:val="VerbatimChar"/>
+        </w:rPr>
+        <w:t xml:space="preserve">testprocedure</w:t>
+      </w:r>
+      <w:r>
+        <w:t xml:space="preserve">. All three now use</w:t>
+      </w:r>
+      <w:r>
+        <w:t xml:space="preserve"> </w:t>
+      </w:r>
+      <w:r>
+        <w:rPr>
+          <w:rStyle w:val="VerbatimChar"/>
+        </w:rPr>
+        <w:t xml:space="preserve">\teststep</w:t>
+      </w:r>
+      <w:r>
+        <w:t xml:space="preserve"> </w:t>
+      </w:r>
+      <w:r>
+        <w:t xml:space="preserve">for auto-numbered items with red bold numbers. Uniform code, same visual style.</w:t>
+      </w:r>
     </w:p>
     <w:p>
       <w:pPr>

--- a/setup-guide/setup-guide.docx
+++ b/setup-guide/setup-guide.docx
@@ -70,7 +70,7 @@
         <w:pStyle w:val="CoverMeta"/>
       </w:pPr>
       <w:r>
-        <w:t xml:space="preserve">v4.5.0</w:t>
+        <w:t xml:space="preserve">v4.6.0</w:t>
       </w:r>
     </w:p>
     <w:p>
@@ -14645,6 +14645,36 @@
         </w:pBdr>
         <w:spacing w:after="120"/>
       </w:pPr>
+    </w:p>
+    <w:p>
+      <w:pPr>
+        <w:tabs>
+          <w:tab w:val="right" w:pos="9638"/>
+        </w:tabs>
+      </w:pPr>
+      <w:r>
+        <w:rPr>
+          <w:b/>
+        </w:rPr>
+        <w:t xml:space="preserve">4.6.0</w:t>
+      </w:r>
+      <w:r>
+        <w:tab/>
+      </w:r>
+      <w:r>
+        <w:rPr>
+          <w:i/>
+        </w:rPr>
+        <w:t xml:space="preserve">2026-09-13</w:t>
+      </w:r>
+    </w:p>
+    <w:p>
+      <w:pPr>
+        <w:pStyle w:val="BodyText"/>
+      </w:pPr>
+      <w:r>
+        <w:t xml:space="preserve">Section restructure: Introduction, Test Cases (with category subsections), Conclusion. Testcases auto-numbered like figures/tables. Changed testcase from subsection to subsubsection.</w:t>
+      </w:r>
     </w:p>
     <w:p>
       <w:pPr>

--- a/setup-guide/setup-guide.docx
+++ b/setup-guide/setup-guide.docx
@@ -70,7 +70,7 @@
         <w:pStyle w:val="CoverMeta"/>
       </w:pPr>
       <w:r>
-        <w:t xml:space="preserve">v4.6.0</w:t>
+        <w:t xml:space="preserve">v4.7.0</w:t>
       </w:r>
     </w:p>
     <w:p>
@@ -14645,6 +14645,87 @@
         </w:pBdr>
         <w:spacing w:after="120"/>
       </w:pPr>
+    </w:p>
+    <w:p>
+      <w:pPr>
+        <w:tabs>
+          <w:tab w:val="right" w:pos="9638"/>
+        </w:tabs>
+      </w:pPr>
+      <w:r>
+        <w:rPr>
+          <w:b/>
+        </w:rPr>
+        <w:t xml:space="preserve">4.7.0</w:t>
+      </w:r>
+      <w:r>
+        <w:tab/>
+      </w:r>
+      <w:r>
+        <w:rPr>
+          <w:i/>
+        </w:rPr>
+        <w:t xml:space="preserve">2026-09-13</w:t>
+      </w:r>
+    </w:p>
+    <w:p>
+      <w:pPr>
+        <w:pStyle w:val="BodyText"/>
+      </w:pPr>
+      <w:r>
+        <w:t xml:space="preserve">Testcase headings now formatted as captions (like figures/tables): bold</w:t>
+      </w:r>
+      <w:r>
+        <w:t xml:space="preserve"> </w:t>
+      </w:r>
+      <w:r>
+        <w:t xml:space="preserve">“</w:t>
+      </w:r>
+      <w:r>
+        <w:t xml:space="preserve">Testcase N:</w:t>
+      </w:r>
+      <w:r>
+        <w:t xml:space="preserve">”</w:t>
+      </w:r>
+      <w:r>
+        <w:t xml:space="preserve"> </w:t>
+      </w:r>
+      <w:r>
+        <w:t xml:space="preserve">followed by description. Changed label from</w:t>
+      </w:r>
+      <w:r>
+        <w:t xml:space="preserve"> </w:t>
+      </w:r>
+      <w:r>
+        <w:t xml:space="preserve">“</w:t>
+      </w:r>
+      <w:r>
+        <w:t xml:space="preserve">Test Case</w:t>
+      </w:r>
+      <w:r>
+        <w:t xml:space="preserve">”</w:t>
+      </w:r>
+      <w:r>
+        <w:t xml:space="preserve"> </w:t>
+      </w:r>
+      <w:r>
+        <w:t xml:space="preserve">to</w:t>
+      </w:r>
+      <w:r>
+        <w:t xml:space="preserve"> </w:t>
+      </w:r>
+      <w:r>
+        <w:t xml:space="preserve">“</w:t>
+      </w:r>
+      <w:r>
+        <w:t xml:space="preserve">Testcase</w:t>
+      </w:r>
+      <w:r>
+        <w:t xml:space="preserve">”</w:t>
+      </w:r>
+      <w:r>
+        <w:t xml:space="preserve">.</w:t>
+      </w:r>
     </w:p>
     <w:p>
       <w:pPr>

--- a/setup-guide/setup-guide.docx
+++ b/setup-guide/setup-guide.docx
@@ -2,14 +2,6 @@
 <file path=word/document.xml><?xml version="1.0" encoding="utf-8"?>
 <w:document xmlns:w="http://schemas.openxmlformats.org/wordprocessingml/2006/main" xmlns:m="http://schemas.openxmlformats.org/officeDocument/2006/math" xmlns:r="http://schemas.openxmlformats.org/officeDocument/2006/relationships" xmlns:o="urn:schemas-microsoft-com:office:office" xmlns:v="urn:schemas-microsoft-com:vml" xmlns:w10="urn:schemas-microsoft-com:office:word" xmlns:a="http://schemas.openxmlformats.org/drawingml/2006/main" xmlns:pic="http://schemas.openxmlformats.org/drawingml/2006/picture" xmlns:wp="http://schemas.openxmlformats.org/drawingml/2006/wordprocessingDrawing">
   <w:body>
-    <w:p>
-      <w:pPr>
-        <w:pStyle w:val="Title"/>
-      </w:pPr>
-      <w:r>
-        <w:t xml:space="preserve">Guide: Environment Setup for Huawei Cloud Development</w:t>
-      </w:r>
-    </w:p>
     <w:p>
       <w:pPr>
         <w:pStyle w:val="CoverLogo"/>
@@ -70,7 +62,7 @@
         <w:pStyle w:val="CoverMeta"/>
       </w:pPr>
       <w:r>
-        <w:t xml:space="preserve">v4.7.0</w:t>
+        <w:t xml:space="preserve">v5.0.0</w:t>
       </w:r>
     </w:p>
     <w:p>
@@ -14645,6 +14637,101 @@
         </w:pBdr>
         <w:spacing w:after="120"/>
       </w:pPr>
+    </w:p>
+    <w:p>
+      <w:pPr>
+        <w:tabs>
+          <w:tab w:val="right" w:pos="9638"/>
+        </w:tabs>
+      </w:pPr>
+      <w:r>
+        <w:rPr>
+          <w:b/>
+        </w:rPr>
+        <w:t xml:space="preserve">5.0.0</w:t>
+      </w:r>
+      <w:r>
+        <w:tab/>
+      </w:r>
+      <w:r>
+        <w:rPr>
+          <w:i/>
+        </w:rPr>
+        <w:t xml:space="preserve">2026-09-13</w:t>
+      </w:r>
+    </w:p>
+    <w:p>
+      <w:pPr>
+        <w:pStyle w:val="BodyText"/>
+      </w:pPr>
+      <w:r>
+        <w:t xml:space="preserve">Major refactoring: extracted shared modules (huawei-titles, huawei-toc, huawei-cover), renamed</w:t>
+      </w:r>
+      <w:r>
+        <w:t xml:space="preserve"> </w:t>
+      </w:r>
+      <w:r>
+        <w:rPr>
+          <w:rStyle w:val="VerbatimChar"/>
+        </w:rPr>
+        <w:t xml:space="preserve">\lg@guidetitle</w:t>
+      </w:r>
+      <w:r>
+        <w:t xml:space="preserve"> </w:t>
+      </w:r>
+      <w:r>
+        <w:t xml:space="preserve">to</w:t>
+      </w:r>
+      <w:r>
+        <w:t xml:space="preserve"> </w:t>
+      </w:r>
+      <w:r>
+        <w:rPr>
+          <w:rStyle w:val="VerbatimChar"/>
+        </w:rPr>
+        <w:t xml:space="preserve">\lg@doctitle</w:t>
+      </w:r>
+      <w:r>
+        <w:t xml:space="preserve">, unified title API with</w:t>
+      </w:r>
+      <w:r>
+        <w:t xml:space="preserve"> </w:t>
+      </w:r>
+      <w:r>
+        <w:rPr>
+          <w:rStyle w:val="VerbatimChar"/>
+        </w:rPr>
+        <w:t xml:space="preserve">\setdoctitle</w:t>
+      </w:r>
+      <w:r>
+        <w:t xml:space="preserve">, decomposed</w:t>
+      </w:r>
+      <w:r>
+        <w:t xml:space="preserve"> </w:t>
+      </w:r>
+      <w:r>
+        <w:rPr>
+          <w:rStyle w:val="VerbatimChar"/>
+        </w:rPr>
+        <w:t xml:space="preserve">docx_fix.py</w:t>
+      </w:r>
+      <w:r>
+        <w:t xml:space="preserve"> </w:t>
+      </w:r>
+      <w:r>
+        <w:t xml:space="preserve">(680</w:t>
+      </w:r>
+      <m:oMath>
+        <m:r>
+          <m:rPr>
+            <m:sty m:val="p"/>
+          </m:rPr>
+          <m:t>→</m:t>
+        </m:r>
+      </m:oMath>
+      <w:r>
+        <w:t xml:space="preserve">84 lines), added testbook unit tests, fixed build system error handling.</w:t>
+      </w:r>
     </w:p>
     <w:p>
       <w:pPr>

--- a/setup-guide/setup-guide.docx
+++ b/setup-guide/setup-guide.docx
@@ -62,7 +62,7 @@
         <w:pStyle w:val="CoverMeta"/>
       </w:pPr>
       <w:r>
-        <w:t xml:space="preserve">v5.0.0</w:t>
+        <w:t xml:space="preserve">v5.0.1</w:t>
       </w:r>
     </w:p>
     <w:p>
@@ -14637,6 +14637,36 @@
         </w:pBdr>
         <w:spacing w:after="120"/>
       </w:pPr>
+    </w:p>
+    <w:p>
+      <w:pPr>
+        <w:tabs>
+          <w:tab w:val="right" w:pos="9638"/>
+        </w:tabs>
+      </w:pPr>
+      <w:r>
+        <w:rPr>
+          <w:b/>
+        </w:rPr>
+        <w:t xml:space="preserve">5.0.1</w:t>
+      </w:r>
+      <w:r>
+        <w:tab/>
+      </w:r>
+      <w:r>
+        <w:rPr>
+          <w:i/>
+        </w:rPr>
+        <w:t xml:space="preserve">2026-09-13</w:t>
+      </w:r>
+    </w:p>
+    <w:p>
+      <w:pPr>
+        <w:pStyle w:val="BodyText"/>
+      </w:pPr>
+      <w:r>
+        <w:t xml:space="preserve">Testcase caption centered above the block.</w:t>
+      </w:r>
     </w:p>
     <w:p>
       <w:pPr>

--- a/setup-guide/setup-guide.docx
+++ b/setup-guide/setup-guide.docx
@@ -62,7 +62,7 @@
         <w:pStyle w:val="CoverMeta"/>
       </w:pPr>
       <w:r>
-        <w:t xml:space="preserve">v5.0.1</w:t>
+        <w:t xml:space="preserve">v5.0.2</w:t>
       </w:r>
     </w:p>
     <w:p>
@@ -14648,7 +14648,7 @@
         <w:rPr>
           <w:b/>
         </w:rPr>
-        <w:t xml:space="preserve">5.0.1</w:t>
+        <w:t xml:space="preserve">5.0.2</w:t>
       </w:r>
       <w:r>
         <w:tab/>
@@ -14657,7 +14657,7 @@
         <w:rPr>
           <w:i/>
         </w:rPr>
-        <w:t xml:space="preserve">2026-09-13</w:t>
+        <w:t xml:space="preserve">2026-09-14</w:t>
       </w:r>
     </w:p>
     <w:p>
@@ -14665,7 +14665,7 @@
         <w:pStyle w:val="BodyText"/>
       </w:pPr>
       <w:r>
-        <w:t xml:space="preserve">Testcase caption centered above the block.</w:t>
+        <w:t xml:space="preserve">Long commands in test steps now render as code blocks instead of inline code.</w:t>
       </w:r>
     </w:p>
     <w:p>
@@ -14678,6 +14678,36 @@
         <w:rPr>
           <w:b/>
         </w:rPr>
+        <w:t xml:space="preserve">5.0.1</w:t>
+      </w:r>
+      <w:r>
+        <w:tab/>
+      </w:r>
+      <w:r>
+        <w:rPr>
+          <w:i/>
+        </w:rPr>
+        <w:t xml:space="preserve">2026-09-14</w:t>
+      </w:r>
+    </w:p>
+    <w:p>
+      <w:pPr>
+        <w:pStyle w:val="BodyText"/>
+      </w:pPr>
+      <w:r>
+        <w:t xml:space="preserve">Testcase caption centered above the block.</w:t>
+      </w:r>
+    </w:p>
+    <w:p>
+      <w:pPr>
+        <w:tabs>
+          <w:tab w:val="right" w:pos="9638"/>
+        </w:tabs>
+      </w:pPr>
+      <w:r>
+        <w:rPr>
+          <w:b/>
+        </w:rPr>
         <w:t xml:space="preserve">5.0.0</w:t>
       </w:r>
       <w:r>
@@ -14687,7 +14717,7 @@
         <w:rPr>
           <w:i/>
         </w:rPr>
-        <w:t xml:space="preserve">2026-09-13</w:t>
+        <w:t xml:space="preserve">2026-09-14</w:t>
       </w:r>
     </w:p>
     <w:p>
@@ -14782,7 +14812,7 @@
         <w:rPr>
           <w:i/>
         </w:rPr>
-        <w:t xml:space="preserve">2026-09-13</w:t>
+        <w:t xml:space="preserve">2026-09-14</w:t>
       </w:r>
     </w:p>
     <w:p>
@@ -14863,7 +14893,7 @@
         <w:rPr>
           <w:i/>
         </w:rPr>
-        <w:t xml:space="preserve">2026-09-13</w:t>
+        <w:t xml:space="preserve">2026-09-14</w:t>
       </w:r>
     </w:p>
     <w:p>
@@ -14893,7 +14923,7 @@
         <w:rPr>
           <w:i/>
         </w:rPr>
-        <w:t xml:space="preserve">2026-09-13</w:t>
+        <w:t xml:space="preserve">2026-09-14</w:t>
       </w:r>
     </w:p>
     <w:p>
@@ -14980,7 +15010,7 @@
         <w:rPr>
           <w:i/>
         </w:rPr>
-        <w:t xml:space="preserve">2026-09-13</w:t>
+        <w:t xml:space="preserve">2026-09-14</w:t>
       </w:r>
     </w:p>
     <w:p>
@@ -15010,7 +15040,7 @@
         <w:rPr>
           <w:i/>
         </w:rPr>
-        <w:t xml:space="preserve">2026-09-13</w:t>
+        <w:t xml:space="preserve">2026-09-14</w:t>
       </w:r>
     </w:p>
     <w:p>
@@ -15085,7 +15115,7 @@
         <w:rPr>
           <w:i/>
         </w:rPr>
-        <w:t xml:space="preserve">2026-09-13</w:t>
+        <w:t xml:space="preserve">2026-09-14</w:t>
       </w:r>
     </w:p>
     <w:p>
@@ -15157,7 +15187,7 @@
         <w:rPr>
           <w:i/>
         </w:rPr>
-        <w:t xml:space="preserve">2026-09-13</w:t>
+        <w:t xml:space="preserve">2026-09-14</w:t>
       </w:r>
     </w:p>
     <w:p>
@@ -15202,7 +15232,7 @@
         <w:rPr>
           <w:i/>
         </w:rPr>
-        <w:t xml:space="preserve">2026-09-13</w:t>
+        <w:t xml:space="preserve">2026-09-14</w:t>
       </w:r>
     </w:p>
     <w:p>
@@ -15262,7 +15292,7 @@
         <w:rPr>
           <w:i/>
         </w:rPr>
-        <w:t xml:space="preserve">2026-09-13</w:t>
+        <w:t xml:space="preserve">2026-09-14</w:t>
       </w:r>
     </w:p>
     <w:p>
@@ -15307,7 +15337,7 @@
         <w:rPr>
           <w:i/>
         </w:rPr>
-        <w:t xml:space="preserve">2026-09-13</w:t>
+        <w:t xml:space="preserve">2026-09-14</w:t>
       </w:r>
     </w:p>
     <w:p>
@@ -15337,7 +15367,7 @@
         <w:rPr>
           <w:i/>
         </w:rPr>
-        <w:t xml:space="preserve">2026-09-13</w:t>
+        <w:t xml:space="preserve">2026-09-14</w:t>
       </w:r>
     </w:p>
     <w:p>
@@ -15367,7 +15397,7 @@
         <w:rPr>
           <w:i/>
         </w:rPr>
-        <w:t xml:space="preserve">2026-09-13</w:t>
+        <w:t xml:space="preserve">2026-09-14</w:t>
       </w:r>
     </w:p>
     <w:p>
@@ -15442,7 +15472,7 @@
         <w:rPr>
           <w:i/>
         </w:rPr>
-        <w:t xml:space="preserve">2026-09-13</w:t>
+        <w:t xml:space="preserve">2026-09-14</w:t>
       </w:r>
     </w:p>
     <w:p>
@@ -15517,7 +15547,7 @@
         <w:rPr>
           <w:i/>
         </w:rPr>
-        <w:t xml:space="preserve">2026-09-13</w:t>
+        <w:t xml:space="preserve">2026-09-14</w:t>
       </w:r>
     </w:p>
     <w:p>
@@ -15613,7 +15643,7 @@
         <w:rPr>
           <w:i/>
         </w:rPr>
-        <w:t xml:space="preserve">2026-09-13</w:t>
+        <w:t xml:space="preserve">2026-09-14</w:t>
       </w:r>
     </w:p>
     <w:p>
@@ -15722,7 +15752,7 @@
         <w:rPr>
           <w:i/>
         </w:rPr>
-        <w:t xml:space="preserve">2026-09-13</w:t>
+        <w:t xml:space="preserve">2026-09-14</w:t>
       </w:r>
     </w:p>
     <w:p>
@@ -15818,7 +15848,7 @@
         <w:rPr>
           <w:i/>
         </w:rPr>
-        <w:t xml:space="preserve">2026-09-13</w:t>
+        <w:t xml:space="preserve">2026-09-14</w:t>
       </w:r>
     </w:p>
     <w:p>
@@ -15881,7 +15911,7 @@
         <w:rPr>
           <w:i/>
         </w:rPr>
-        <w:t xml:space="preserve">2026-09-13</w:t>
+        <w:t xml:space="preserve">2026-09-14</w:t>
       </w:r>
     </w:p>
     <w:p>
@@ -16014,7 +16044,7 @@
         <w:rPr>
           <w:i/>
         </w:rPr>
-        <w:t xml:space="preserve">2026-09-13</w:t>
+        <w:t xml:space="preserve">2026-09-14</w:t>
       </w:r>
     </w:p>
     <w:p>
@@ -16044,7 +16074,7 @@
         <w:rPr>
           <w:i/>
         </w:rPr>
-        <w:t xml:space="preserve">2026-09-13</w:t>
+        <w:t xml:space="preserve">2026-09-14</w:t>
       </w:r>
     </w:p>
     <w:p>
@@ -16129,7 +16159,7 @@
         <w:rPr>
           <w:i/>
         </w:rPr>
-        <w:t xml:space="preserve">2026-09-13</w:t>
+        <w:t xml:space="preserve">2026-09-14</w:t>
       </w:r>
     </w:p>
     <w:p>
@@ -16233,7 +16263,7 @@
         <w:rPr>
           <w:i/>
         </w:rPr>
-        <w:t xml:space="preserve">2026-09-13</w:t>
+        <w:t xml:space="preserve">2026-09-14</w:t>
       </w:r>
     </w:p>
     <w:p>
@@ -16263,7 +16293,7 @@
         <w:rPr>
           <w:i/>
         </w:rPr>
-        <w:t xml:space="preserve">2026-09-13</w:t>
+        <w:t xml:space="preserve">2026-09-14</w:t>
       </w:r>
     </w:p>
     <w:p>
@@ -16293,7 +16323,7 @@
         <w:rPr>
           <w:i/>
         </w:rPr>
-        <w:t xml:space="preserve">2026-09-13</w:t>
+        <w:t xml:space="preserve">2026-09-14</w:t>
       </w:r>
     </w:p>
     <w:p>

--- a/setup-guide/setup-guide.docx
+++ b/setup-guide/setup-guide.docx
@@ -62,7 +62,7 @@
         <w:pStyle w:val="CoverMeta"/>
       </w:pPr>
       <w:r>
-        <w:t xml:space="preserve">v5.0.2</w:t>
+        <w:t xml:space="preserve">v5.0.3</w:t>
       </w:r>
     </w:p>
     <w:p>
@@ -14637,6 +14637,51 @@
         </w:pBdr>
         <w:spacing w:after="120"/>
       </w:pPr>
+    </w:p>
+    <w:p>
+      <w:pPr>
+        <w:tabs>
+          <w:tab w:val="right" w:pos="9638"/>
+        </w:tabs>
+      </w:pPr>
+      <w:r>
+        <w:rPr>
+          <w:b/>
+        </w:rPr>
+        <w:t xml:space="preserve">5.0.3</w:t>
+      </w:r>
+      <w:r>
+        <w:tab/>
+      </w:r>
+      <w:r>
+        <w:rPr>
+          <w:i/>
+        </w:rPr>
+        <w:t xml:space="preserve">2026-09-14</w:t>
+      </w:r>
+    </w:p>
+    <w:p>
+      <w:pPr>
+        <w:pStyle w:val="BodyText"/>
+      </w:pPr>
+      <w:r>
+        <w:t xml:space="preserve">Removed non-standard</w:t>
+      </w:r>
+      <w:r>
+        <w:t xml:space="preserve"> </w:t>
+      </w:r>
+      <w:r>
+        <w:rPr>
+          <w:rStyle w:val="VerbatimChar"/>
+        </w:rPr>
+        <w:t xml:space="preserve">\badge</w:t>
+      </w:r>
+      <w:r>
+        <w:t xml:space="preserve"> </w:t>
+      </w:r>
+      <w:r>
+        <w:t xml:space="preserve">tags from testcases for consistency.</w:t>
+      </w:r>
     </w:p>
     <w:p>
       <w:pPr>
